--- a/downloads/student/ai-3-week-01.docx
+++ b/downloads/student/ai-3-week-01.docx
@@ -1959,6 +1959,16 @@
     <w:p>
       <w:r>
         <w:t>This example does not expose a real model’s architecture or prove that source-fed generation always stays grounded.</w:t>
+      </w:r>
+    </w:p>
+    <w:p>
+      <w:r>
+        <w:t>Read the labelled picture: Identify the first unsupported claim and explain what source would be needed before asserting it.</w:t>
+      </w:r>
+    </w:p>
+    <w:p>
+      <w:r>
+        <w:t>Change one thing: The classifier instead predicts history while N and the draft stay unchanged. Predict the result before checking the explanation. What remains the same?</w:t>
       </w:r>
     </w:p>
     <w:p>
@@ -3999,6 +4009,187 @@
     <w:p>
       <w:r>
         <w:t>Attempt the independent case before hints. Record whether you worked alone, used a hint or followed a model. After feedback, fix the first unsupported step and explain why it changed. A later check uses a changed case, not a copied answer.</w:t>
+      </w:r>
+    </w:p>
+    <w:p>
+      <w:pPr>
+        <w:pStyle w:val="Heading1"/>
+      </w:pPr>
+      <w:r>
+        <w:t>15. Your lesson route</w:t>
+      </w:r>
+    </w:p>
+    <w:p>
+      <w:r>
+        <w:t>Start with this question: A fictional learning tool first classifies a question, then drafts an answer from a supplied note.</w:t>
+      </w:r>
+    </w:p>
+    <w:tbl>
+      <w:tblPr>
+        <w:tblStyle w:val="LightShading-Accent1"/>
+        <w:tblW w:type="auto" w:w="0"/>
+        <w:tblLook w:firstColumn="1" w:firstRow="1" w:lastColumn="0" w:lastRow="0" w:noHBand="0" w:noVBand="1" w:val="04A0"/>
+      </w:tblPr>
+      <w:tblGrid>
+        <w:gridCol w:w="5112"/>
+        <w:gridCol w:w="5112"/>
+      </w:tblGrid>
+      <w:tr>
+        <w:trPr>
+          <w:tblHeader/>
+        </w:trPr>
+        <w:tc>
+          <w:tcPr>
+            <w:tcW w:type="dxa" w:w="5112"/>
+          </w:tcPr>
+          <w:p>
+            <w:r>
+              <w:t>By the end, I can</w:t>
+            </w:r>
+          </w:p>
+        </w:tc>
+        <w:tc>
+          <w:tcPr>
+            <w:tcW w:type="dxa" w:w="5112"/>
+          </w:tcPr>
+          <w:p>
+            <w:r>
+              <w:t>How I will show it</w:t>
+            </w:r>
+          </w:p>
+        </w:tc>
+      </w:tr>
+      <w:tr>
+        <w:tc>
+          <w:tcPr>
+            <w:tcW w:type="dxa" w:w="5112"/>
+          </w:tcPr>
+          <w:p>
+            <w:r>
+              <w:t>Distinguish discriminative prediction from generation by inspecting the requested output</w:t>
+            </w:r>
+          </w:p>
+        </w:tc>
+        <w:tc>
+          <w:tcPr>
+            <w:tcW w:type="dxa" w:w="5112"/>
+          </w:tcPr>
+          <w:p>
+            <w:r>
+              <w:t>Explain the deciding step, show a trace or test, and state one limit.</w:t>
+            </w:r>
+          </w:p>
+        </w:tc>
+      </w:tr>
+      <w:tr>
+        <w:tc>
+          <w:tcPr>
+            <w:tcW w:type="dxa" w:w="5112"/>
+          </w:tcPr>
+          <w:p>
+            <w:r>
+              <w:t>Calculate an empirical next-token distribution from counted continuations</w:t>
+            </w:r>
+          </w:p>
+        </w:tc>
+        <w:tc>
+          <w:tcPr>
+            <w:tcW w:type="dxa" w:w="5112"/>
+          </w:tcPr>
+          <w:p>
+            <w:r>
+              <w:t>Explain the deciding step, show a trace or test, and state one limit.</w:t>
+            </w:r>
+          </w:p>
+        </w:tc>
+      </w:tr>
+      <w:tr>
+        <w:tc>
+          <w:tcPr>
+            <w:tcW w:type="dxa" w:w="5112"/>
+          </w:tcPr>
+          <w:p>
+            <w:r>
+              <w:t>Separate next-token fit from factual support and downstream usefulness</w:t>
+            </w:r>
+          </w:p>
+        </w:tc>
+        <w:tc>
+          <w:tcPr>
+            <w:tcW w:type="dxa" w:w="5112"/>
+          </w:tcPr>
+          <w:p>
+            <w:r>
+              <w:t>Explain the deciding step, show a trace or test, and state one limit.</w:t>
+            </w:r>
+          </w:p>
+        </w:tc>
+      </w:tr>
+    </w:tbl>
+    <w:p>
+      <w:r>
+        <w:t>Remember → watch and explain → try with help → investigate → try independently → keep project evidence. Your teacher may spread this lesson across several classes.</w:t>
+      </w:r>
+    </w:p>
+    <w:p>
+      <w:r>
+        <w:t>Keep your first prediction. Compare it with what the evidence shows and explain any change.</w:t>
+      </w:r>
+    </w:p>
+    <w:p>
+      <w:pPr>
+        <w:pStyle w:val="Heading1"/>
+      </w:pPr>
+      <w:r>
+        <w:t>16. Finish and return</w:t>
+      </w:r>
+    </w:p>
+    <w:p>
+      <w:r>
+        <w:t>Close your notes. Explain this goal in your own words: Distinguish discriminative prediction from generation by inspecting the requested output</w:t>
+      </w:r>
+    </w:p>
+    <w:p>
+      <w:pPr>
+        <w:pStyle w:val="Heading3"/>
+      </w:pPr>
+      <w:r>
+        <w:t>My deciding step, evidence and one remaining question</w:t>
+      </w:r>
+    </w:p>
+    <w:p>
+      <w:r>
+        <w:t>________________________________________________________________</w:t>
+      </w:r>
+    </w:p>
+    <w:p>
+      <w:r>
+        <w:t>________________________________________________________________</w:t>
+      </w:r>
+    </w:p>
+    <w:p>
+      <w:r>
+        <w:t>________________________________________________________________</w:t>
+      </w:r>
+    </w:p>
+    <w:p>
+      <w:r>
+        <w:t>________________________________________________________________</w:t>
+      </w:r>
+    </w:p>
+    <w:p>
+      <w:r>
+        <w:t>________________________________________________________________</w:t>
+      </w:r>
+    </w:p>
+    <w:p>
+      <w:r>
+        <w:t>If you are unsure, return to the worked picture and explain one arrow. If you are ready, change an input or assumption and justify your prediction.</w:t>
+      </w:r>
+    </w:p>
+    <w:p>
+      <w:r>
+        <w:t>Save your workbook evidence. At the next review, try a different case before opening your old answer.</w:t>
       </w:r>
     </w:p>
     <w:sectPr>

--- a/downloads/student/ai-3-week-01.docx
+++ b/downloads/student/ai-3-week-01.docx
@@ -4190,6 +4190,197 @@
     <w:p>
       <w:r>
         <w:t>Save your workbook evidence. At the next review, try a different case before opening your old answer.</w:t>
+      </w:r>
+    </w:p>
+    <w:p>
+      <w:pPr>
+        <w:pStyle w:val="Heading1"/>
+      </w:pPr>
+      <w:r>
+        <w:t>17. Supported practice, repair and portfolio</w:t>
+      </w:r>
+    </w:p>
+    <w:p>
+      <w:r>
+        <w:t>Use this supported practice once, in the browser or on paper. Keep the reserved independent assessment for a separate first attempt before teacher feedback.</w:t>
+      </w:r>
+    </w:p>
+    <w:p>
+      <w:r>
+        <w:t>A fictional learning tool first classifies a question, then drafts an answer from a supplied note.</w:t>
+      </w:r>
+    </w:p>
+    <w:p>
+      <w:pPr>
+        <w:pStyle w:val="Heading3"/>
+      </w:pPr>
+      <w:r>
+        <w:t>Practice 1: explain the deciding evidence</w:t>
+      </w:r>
+    </w:p>
+    <w:p>
+      <w:r>
+        <w:t>Which labelled step matches this detail? Keep the supported change-of-state claim; remove or review the unsupported addition.</w:t>
+      </w:r>
+    </w:p>
+    <w:p>
+      <w:r>
+        <w:t>1. Predict category</w:t>
+      </w:r>
+    </w:p>
+    <w:p>
+      <w:r>
+        <w:t>2. Verify claims</w:t>
+      </w:r>
+    </w:p>
+    <w:p>
+      <w:r>
+        <w:t>3. Retrieve note</w:t>
+      </w:r>
+    </w:p>
+    <w:p>
+      <w:r>
+        <w:t>4. Generate draft</w:t>
+      </w:r>
+    </w:p>
+    <w:p>
+      <w:pPr>
+        <w:pStyle w:val="Heading3"/>
+      </w:pPr>
+      <w:r>
+        <w:t>My selected conclusion, deciding fact and explanation</w:t>
+      </w:r>
+    </w:p>
+    <w:p>
+      <w:r>
+        <w:t>________________________________________________________________</w:t>
+      </w:r>
+    </w:p>
+    <w:p>
+      <w:r>
+        <w:t>________________________________________________________________</w:t>
+      </w:r>
+    </w:p>
+    <w:p>
+      <w:r>
+        <w:t>________________________________________________________________</w:t>
+      </w:r>
+    </w:p>
+    <w:p>
+      <w:r>
+        <w:t>________________________________________________________________</w:t>
+      </w:r>
+    </w:p>
+    <w:p>
+      <w:r>
+        <w:t>________________________________________________________________</w:t>
+      </w:r>
+    </w:p>
+    <w:p>
+      <w:r>
+        <w:t>Hint if needed: Read the steps in the pictorial case. Match the supplied detail to the stage that performs or records it.</w:t>
+      </w:r>
+    </w:p>
+    <w:p>
+      <w:r>
+        <w:t>After your attempt, compare with the supported explanation: Verify claims Keep the supported change-of-state claim; remove or review the unsupported addition. Classification predicts a category under a trained mapping. Generation produces a sequence of words under a language objective. Supplying a note can support factual grounding, but the draft still requires claim-level checking. The category being correct does not prove every sentence in the answer is correct.</w:t>
+      </w:r>
+    </w:p>
+    <w:p>
+      <w:pPr>
+        <w:pStyle w:val="Heading3"/>
+      </w:pPr>
+      <w:r>
+        <w:t>Practice 2: explain the deciding evidence</w:t>
+      </w:r>
+    </w:p>
+    <w:p>
+      <w:r>
+        <w:t>Changed-case practice: The classifier instead predicts history while N and the draft stay unchanged. Which conclusion is supported by the supplied facts?</w:t>
+      </w:r>
+    </w:p>
+    <w:p>
+      <w:r>
+        <w:t>1. We can decide the result without examining the changed input or the procedure.</w:t>
+      </w:r>
+    </w:p>
+    <w:p>
+      <w:r>
+        <w:t>2. This one example guarantees correct results for every future input.</w:t>
+      </w:r>
+    </w:p>
+    <w:p>
+      <w:r>
+        <w:t>3. The category prediction changes, but the same unsupported draft claim still needs checking.</w:t>
+      </w:r>
+    </w:p>
+    <w:p>
+      <w:pPr>
+        <w:pStyle w:val="Heading3"/>
+      </w:pPr>
+      <w:r>
+        <w:t>My selected conclusion, deciding fact and explanation</w:t>
+      </w:r>
+    </w:p>
+    <w:p>
+      <w:r>
+        <w:t>________________________________________________________________</w:t>
+      </w:r>
+    </w:p>
+    <w:p>
+      <w:r>
+        <w:t>________________________________________________________________</w:t>
+      </w:r>
+    </w:p>
+    <w:p>
+      <w:r>
+        <w:t>________________________________________________________________</w:t>
+      </w:r>
+    </w:p>
+    <w:p>
+      <w:r>
+        <w:t>________________________________________________________________</w:t>
+      </w:r>
+    </w:p>
+    <w:p>
+      <w:r>
+        <w:t>________________________________________________________________</w:t>
+      </w:r>
+    </w:p>
+    <w:p>
+      <w:r>
+        <w:t>Hint if needed: Use the changed condition and the deciding step in the pictorial trace. The answer must say what follows from those facts.</w:t>
+      </w:r>
+    </w:p>
+    <w:p>
+      <w:r>
+        <w:t>After your attempt, compare with the supported explanation: The category prediction changes, but the same unsupported draft claim still needs checking. Stages can fail independently; one result does not validate another.</w:t>
+      </w:r>
+    </w:p>
+    <w:p>
+      <w:pPr>
+        <w:pStyle w:val="Heading3"/>
+      </w:pPr>
+      <w:r>
+        <w:t>Repair a missing building block</w:t>
+      </w:r>
+    </w:p>
+    <w:p>
+      <w:r>
+        <w:t>Review Capstone Expo (ai-2/36). Goal: Defend an application using reproducible evidence. Short practice: Give the original winning ID, its score, and counts of eligible, excluded and invalid rows.. Return to this week and explain what you changed.</w:t>
+      </w:r>
+    </w:p>
+    <w:p>
+      <w:pPr>
+        <w:pStyle w:val="Heading3"/>
+      </w:pPr>
+      <w:r>
+        <w:t>Keep your completed work</w:t>
+      </w:r>
+    </w:p>
+    <w:p>
+      <w:r>
+        <w:t>Use Download completed work in the hosted lesson to export your answers, reflections, practice feedback and code-run evidence. Open the HTML copy to read or print it. Drafts stay in this browser when storage is available; clear drafts on a shared device.</w:t>
       </w:r>
     </w:p>
     <w:sectPr>

--- a/downloads/student/ai-3-week-01.docx
+++ b/downloads/student/ai-3-week-01.docx
@@ -42,6 +42,11 @@
       </w:r>
     </w:p>
     <w:p>
+      <w:r>
+        <w:t>Start with the target: Distinguish discriminative prediction from generation by inspecting the requested output. Try the recall before opening notes.</w:t>
+      </w:r>
+    </w:p>
+    <w:p>
       <w:pPr>
         <w:pStyle w:val="Heading3"/>
       </w:pPr>
@@ -50,17 +55,59 @@
       </w:r>
     </w:p>
     <w:p>
-      <w:r>
-        <w:t>I can distinguish discriminative prediction from generation by inspecting the requested output.</w:t>
-      </w:r>
-    </w:p>
-    <w:p>
-      <w:r>
+      <w:pPr>
+        <w:spacing w:line="336" w:lineRule="auto" w:after="180"/>
+      </w:pPr>
+      <w:r>
+        <w:rPr>
+          <w:b w:val="0"/>
+        </w:rPr>
+        <w:t xml:space="preserve">I can distinguish discriminative </w:t>
+      </w:r>
+      <w:r>
+        <w:rPr>
+          <w:b/>
+        </w:rPr>
+        <w:t>prediction</w:t>
+      </w:r>
+      <w:r>
+        <w:rPr>
+          <w:b w:val="0"/>
+        </w:rPr>
+        <w:t xml:space="preserve"> from generation by inspecting the requested </w:t>
+      </w:r>
+      <w:r>
+        <w:rPr>
+          <w:b/>
+        </w:rPr>
+        <w:t>output</w:t>
+      </w:r>
+      <w:r>
+        <w:rPr>
+          <w:b w:val="0"/>
+        </w:rPr>
+        <w:t>.</w:t>
+      </w:r>
+    </w:p>
+    <w:p>
+      <w:pPr>
+        <w:spacing w:line="336" w:lineRule="auto" w:after="180"/>
+      </w:pPr>
+      <w:r>
+        <w:rPr>
+          <w:b w:val="0"/>
+        </w:rPr>
         <w:t>I can calculate an empirical next-token distribution from counted continuations.</w:t>
       </w:r>
     </w:p>
     <w:p>
-      <w:r>
+      <w:pPr>
+        <w:spacing w:line="336" w:lineRule="auto" w:after="180"/>
+      </w:pPr>
+      <w:r>
+        <w:rPr>
+          <w:b w:val="0"/>
+        </w:rPr>
         <w:t>I can separate next-token fit from factual support and downstream usefulness.</w:t>
       </w:r>
     </w:p>
@@ -73,28 +120,106 @@
       </w:r>
     </w:p>
     <w:p>
-      <w:r>
+      <w:pPr>
+        <w:spacing w:line="336" w:lineRule="auto" w:after="180"/>
+      </w:pPr>
+      <w:r>
+        <w:rPr>
+          <w:b w:val="0"/>
+        </w:rPr>
         <w:t>Close your notes first. A rough first answer helps us choose the right starting point; it is not a score for your ability.</w:t>
       </w:r>
     </w:p>
     <w:p>
-      <w:r>
+      <w:pPr>
+        <w:spacing w:line="336" w:lineRule="auto" w:after="180"/>
+      </w:pPr>
+      <w:r>
+        <w:rPr>
+          <w:b w:val="0"/>
+        </w:rPr>
         <w:t>Without opening the old lesson, explain one key idea from Capstone Expo. Give an example and a mistake that the idea helps you avoid.</w:t>
       </w:r>
     </w:p>
     <w:p>
-      <w:r>
-        <w:t>After trying, check the relevant lesson or ask your teacher. Change the part of your explanation that the evidence shows was wrong.</w:t>
-      </w:r>
-    </w:p>
-    <w:p>
-      <w:r>
-        <w:t>Week 1: Predictive and Generative AI</w:t>
-      </w:r>
-    </w:p>
-    <w:p>
-      <w:r>
-        <w:t>Prediction estimates a target; generation samples a new structured output.</w:t>
+      <w:pPr>
+        <w:spacing w:line="336" w:lineRule="auto" w:after="180"/>
+      </w:pPr>
+      <w:r>
+        <w:rPr>
+          <w:b w:val="0"/>
+        </w:rPr>
+        <w:t xml:space="preserve">After trying, check the relevant lesson or ask your teacher. Change the part of your explanation that the </w:t>
+      </w:r>
+      <w:r>
+        <w:rPr>
+          <w:b/>
+        </w:rPr>
+        <w:t>evidence</w:t>
+      </w:r>
+      <w:r>
+        <w:rPr>
+          <w:b w:val="0"/>
+        </w:rPr>
+        <w:t xml:space="preserve"> shows was wrong.</w:t>
+      </w:r>
+    </w:p>
+    <w:p>
+      <w:pPr>
+        <w:spacing w:line="336" w:lineRule="auto" w:after="180"/>
+      </w:pPr>
+      <w:r>
+        <w:rPr>
+          <w:b w:val="0"/>
+        </w:rPr>
+        <w:t xml:space="preserve">Week 1: Predictive and </w:t>
+      </w:r>
+      <w:r>
+        <w:rPr>
+          <w:b/>
+        </w:rPr>
+        <w:t>Generative AI</w:t>
+      </w:r>
+    </w:p>
+    <w:p>
+      <w:pPr>
+        <w:spacing w:line="336" w:lineRule="auto" w:after="180"/>
+      </w:pPr>
+      <w:r>
+        <w:rPr>
+          <w:b/>
+        </w:rPr>
+        <w:t>Prediction</w:t>
+      </w:r>
+      <w:r>
+        <w:rPr>
+          <w:b w:val="0"/>
+        </w:rPr>
+        <w:t xml:space="preserve"> estimates a </w:t>
+      </w:r>
+      <w:r>
+        <w:rPr>
+          <w:b/>
+        </w:rPr>
+        <w:t>target</w:t>
+      </w:r>
+      <w:r>
+        <w:rPr>
+          <w:b w:val="0"/>
+        </w:rPr>
+        <w:t xml:space="preserve">; generation samples a new structured </w:t>
+      </w:r>
+      <w:r>
+        <w:rPr>
+          <w:b/>
+        </w:rPr>
+        <w:t>output</w:t>
+      </w:r>
+      <w:r>
+        <w:rPr>
+          <w:b w:val="0"/>
+        </w:rPr>
+        <w:t>.</w:t>
       </w:r>
     </w:p>
     <w:p>
@@ -134,17 +259,47 @@
       </w:r>
     </w:p>
     <w:p>
-      <w:r>
+      <w:pPr>
+        <w:spacing w:line="336" w:lineRule="auto" w:after="180"/>
+      </w:pPr>
+      <w:r>
+        <w:rPr>
+          <w:b/>
+        </w:rPr>
         <w:t>CREATOR MISSION</w:t>
       </w:r>
     </w:p>
     <w:p>
-      <w:r>
-        <w:t>Classify systems and explain the output space for each.</w:t>
-      </w:r>
-    </w:p>
-    <w:p>
-      <w:r>
+      <w:pPr>
+        <w:spacing w:line="336" w:lineRule="auto" w:after="180"/>
+      </w:pPr>
+      <w:r>
+        <w:rPr>
+          <w:b w:val="0"/>
+        </w:rPr>
+        <w:t xml:space="preserve">Classify systems and explain the </w:t>
+      </w:r>
+      <w:r>
+        <w:rPr>
+          <w:b/>
+        </w:rPr>
+        <w:t>output space</w:t>
+      </w:r>
+      <w:r>
+        <w:rPr>
+          <w:b w:val="0"/>
+        </w:rPr>
+        <w:t xml:space="preserve"> for each.</w:t>
+      </w:r>
+    </w:p>
+    <w:p>
+      <w:pPr>
+        <w:spacing w:line="336" w:lineRule="auto" w:after="180"/>
+      </w:pPr>
+      <w:r>
+        <w:rPr>
+          <w:b w:val="0"/>
+        </w:rPr>
         <w:t>Creator name and date:</w:t>
       </w:r>
     </w:p>
@@ -190,8 +345,39 @@
       </w:r>
     </w:p>
     <w:p>
-      <w:r>
-        <w:t>What is the difference between a model prediction and evidence that a statement is true?</w:t>
+      <w:pPr>
+        <w:spacing w:line="336" w:lineRule="auto" w:after="180"/>
+        <w:shd w:fill="F5F1FB"/>
+      </w:pPr>
+      <w:r>
+        <w:rPr>
+          <w:b w:val="0"/>
+        </w:rPr>
+        <w:t xml:space="preserve">What is the difference between a model </w:t>
+      </w:r>
+      <w:r>
+        <w:rPr>
+          <w:b/>
+        </w:rPr>
+        <w:t>prediction</w:t>
+      </w:r>
+      <w:r>
+        <w:rPr>
+          <w:b w:val="0"/>
+        </w:rPr>
+        <w:t xml:space="preserve"> and </w:t>
+      </w:r>
+      <w:r>
+        <w:rPr>
+          <w:b/>
+        </w:rPr>
+        <w:t>evidence</w:t>
+      </w:r>
+      <w:r>
+        <w:rPr>
+          <w:b w:val="0"/>
+        </w:rPr>
+        <w:t xml:space="preserve"> that a statement is true?</w:t>
       </w:r>
     </w:p>
     <w:p>
@@ -203,8 +389,26 @@
       </w:r>
     </w:p>
     <w:p>
-      <w:r>
-        <w:t>By the end, I can identify generation and prediction objectives without confusing either with verified truth.</w:t>
+      <w:pPr>
+        <w:spacing w:line="336" w:lineRule="auto" w:after="180"/>
+      </w:pPr>
+      <w:r>
+        <w:rPr>
+          <w:b w:val="0"/>
+        </w:rPr>
+        <w:t xml:space="preserve">By the end, I can identify generation and </w:t>
+      </w:r>
+      <w:r>
+        <w:rPr>
+          <w:b/>
+        </w:rPr>
+        <w:t>prediction</w:t>
+      </w:r>
+      <w:r>
+        <w:rPr>
+          <w:b w:val="0"/>
+        </w:rPr>
+        <w:t xml:space="preserve"> objectives without confusing either with verified truth.</w:t>
       </w:r>
     </w:p>
     <w:p>
@@ -217,17 +421,52 @@
     </w:p>
     <w:p>
       <w:r>
+        <w:t>Investigate the supplied Predictive and Generative AI case. Separate observations, given facts and assumptions before choosing an explanation.</w:t>
+      </w:r>
+    </w:p>
+    <w:p>
+      <w:pPr>
+        <w:spacing w:line="336" w:lineRule="auto" w:after="180"/>
+      </w:pPr>
+      <w:r>
+        <w:rPr>
+          <w:b/>
+        </w:rPr>
         <w:t>PICTURE STORY</w:t>
       </w:r>
     </w:p>
     <w:p>
-      <w:r>
+      <w:pPr>
+        <w:spacing w:line="336" w:lineRule="auto" w:after="180"/>
+      </w:pPr>
+      <w:r>
+        <w:rPr>
+          <w:b w:val="0"/>
+        </w:rPr>
         <w:t>Notice → Predict → Explain</w:t>
       </w:r>
     </w:p>
     <w:p>
-      <w:r>
-        <w:t>Begin with visible evidence. Do not explain more than the picture and information support.</w:t>
+      <w:pPr>
+        <w:spacing w:line="336" w:lineRule="auto" w:after="180"/>
+      </w:pPr>
+      <w:r>
+        <w:rPr>
+          <w:b w:val="0"/>
+        </w:rPr>
+        <w:t xml:space="preserve">Begin with visible </w:t>
+      </w:r>
+      <w:r>
+        <w:rPr>
+          <w:b/>
+        </w:rPr>
+        <w:t>evidence</w:t>
+      </w:r>
+      <w:r>
+        <w:rPr>
+          <w:b w:val="0"/>
+        </w:rPr>
+        <w:t>. Do not explain more than the picture and information support.</w:t>
       </w:r>
     </w:p>
     <w:p>
@@ -267,18 +506,82 @@
       </w:r>
     </w:p>
     <w:p>
-      <w:r>
+      <w:pPr>
+        <w:pStyle w:val="Heading3"/>
+      </w:pPr>
+      <w:r>
+        <w:t>Start with this puzzle</w:t>
+      </w:r>
+    </w:p>
+    <w:p>
+      <w:pPr>
+        <w:spacing w:line="336" w:lineRule="auto" w:after="180"/>
+        <w:shd w:fill="F1F6FC"/>
+      </w:pPr>
+      <w:r>
+        <w:rPr>
+          <w:b w:val="0"/>
+        </w:rPr>
         <w:t>MYSTERY</w:t>
       </w:r>
     </w:p>
     <w:p>
-      <w:r>
-        <w:t>The learners must use predictive and generative ai to solve a problem. What information do they have? What decision or calculation do they make? What would count as evidence that it worked?</w:t>
-      </w:r>
-    </w:p>
-    <w:p>
-      <w:r>
-        <w:t>Three observations (what you can point to):</w:t>
+      <w:pPr>
+        <w:spacing w:line="336" w:lineRule="auto" w:after="180"/>
+        <w:shd w:fill="F5F1FB"/>
+      </w:pPr>
+      <w:r>
+        <w:rPr>
+          <w:b w:val="0"/>
+        </w:rPr>
+        <w:t xml:space="preserve">The learners must use predictive and </w:t>
+      </w:r>
+      <w:r>
+        <w:rPr>
+          <w:b/>
+        </w:rPr>
+        <w:t>generative ai</w:t>
+      </w:r>
+      <w:r>
+        <w:rPr>
+          <w:b w:val="0"/>
+        </w:rPr>
+        <w:t xml:space="preserve"> to solve a problem. What information do they have? What decision or calculation do they make? What would count as </w:t>
+      </w:r>
+      <w:r>
+        <w:rPr>
+          <w:b/>
+        </w:rPr>
+        <w:t>evidence</w:t>
+      </w:r>
+      <w:r>
+        <w:rPr>
+          <w:b w:val="0"/>
+        </w:rPr>
+        <w:t xml:space="preserve"> that it worked?</w:t>
+      </w:r>
+    </w:p>
+    <w:p>
+      <w:pPr>
+        <w:spacing w:line="336" w:lineRule="auto" w:after="180"/>
+      </w:pPr>
+      <w:r>
+        <w:rPr>
+          <w:b w:val="0"/>
+        </w:rPr>
+        <w:t xml:space="preserve">Three </w:t>
+      </w:r>
+      <w:r>
+        <w:rPr>
+          <w:b/>
+        </w:rPr>
+        <w:t>observation</w:t>
+      </w:r>
+      <w:r>
+        <w:rPr>
+          <w:b w:val="0"/>
+        </w:rPr>
+        <w:t>s (what you can point to):</w:t>
       </w:r>
     </w:p>
     <w:p>
@@ -315,8 +618,26 @@
       </w:r>
     </w:p>
     <w:p>
-      <w:r>
-        <w:t>My prediction and the clue supporting it:</w:t>
+      <w:pPr>
+        <w:spacing w:line="336" w:lineRule="auto" w:after="180"/>
+      </w:pPr>
+      <w:r>
+        <w:rPr>
+          <w:b w:val="0"/>
+        </w:rPr>
+        <w:t xml:space="preserve">My </w:t>
+      </w:r>
+      <w:r>
+        <w:rPr>
+          <w:b/>
+        </w:rPr>
+        <w:t>prediction</w:t>
+      </w:r>
+      <w:r>
+        <w:rPr>
+          <w:b w:val="0"/>
+        </w:rPr>
+        <w:t xml:space="preserve"> and the clue supporting it:</w:t>
       </w:r>
     </w:p>
     <w:p>
@@ -361,13 +682,130 @@
       </w:r>
     </w:p>
     <w:p>
-      <w:r>
-        <w:t>A classifier might map a message to the label request or report. A text generator instead produces a sequence, predicting a distribution over the next token given a prefix. Both make predictions, but the training targets and permitted outputs differ. One application can combine generation with a classifier, retrieval and human approval. Calling a whole product “generative” does not describe every component.</w:t>
-      </w:r>
-    </w:p>
-    <w:p>
-      <w:r>
-        <w:t>The objective defines what training attempts to fit. Next-token fit rewards matching observed continuations; it does not directly certify that an answer is true, well sourced or permitted. A fluent completion is still an output to evaluate against the task.</w:t>
+      <w:pPr>
+        <w:spacing w:line="336" w:lineRule="auto" w:after="180"/>
+      </w:pPr>
+      <w:r>
+        <w:rPr>
+          <w:b w:val="0"/>
+        </w:rPr>
+        <w:t>A classifier might map a message to the label request or report. A text generator instead produces a sequence, predicting a distribution over the next token given a prefix.</w:t>
+      </w:r>
+    </w:p>
+    <w:p>
+      <w:pPr>
+        <w:spacing w:line="336" w:lineRule="auto" w:after="180"/>
+      </w:pPr>
+      <w:r>
+        <w:rPr>
+          <w:b w:val="0"/>
+        </w:rPr>
+        <w:t xml:space="preserve">Both make </w:t>
+      </w:r>
+      <w:r>
+        <w:rPr>
+          <w:b/>
+        </w:rPr>
+        <w:t>prediction</w:t>
+      </w:r>
+      <w:r>
+        <w:rPr>
+          <w:b w:val="0"/>
+        </w:rPr>
+        <w:t xml:space="preserve">s, but the </w:t>
+      </w:r>
+      <w:r>
+        <w:rPr>
+          <w:b/>
+        </w:rPr>
+        <w:t>training</w:t>
+      </w:r>
+      <w:r>
+        <w:rPr>
+          <w:b w:val="0"/>
+        </w:rPr>
+        <w:t xml:space="preserve"> </w:t>
+      </w:r>
+      <w:r>
+        <w:rPr>
+          <w:b/>
+        </w:rPr>
+        <w:t>target</w:t>
+      </w:r>
+      <w:r>
+        <w:rPr>
+          <w:b w:val="0"/>
+        </w:rPr>
+        <w:t xml:space="preserve">s and permitted </w:t>
+      </w:r>
+      <w:r>
+        <w:rPr>
+          <w:b/>
+        </w:rPr>
+        <w:t>output</w:t>
+      </w:r>
+      <w:r>
+        <w:rPr>
+          <w:b w:val="0"/>
+        </w:rPr>
+        <w:t>s differ. One application can combine generation with a classifier, retrieval and human approval.</w:t>
+      </w:r>
+    </w:p>
+    <w:p>
+      <w:pPr>
+        <w:spacing w:line="336" w:lineRule="auto" w:after="180"/>
+      </w:pPr>
+      <w:r>
+        <w:rPr>
+          <w:b w:val="0"/>
+        </w:rPr>
+        <w:t>Calling a whole product “generative” does not describe every component.</w:t>
+      </w:r>
+    </w:p>
+    <w:p>
+      <w:pPr>
+        <w:spacing w:line="336" w:lineRule="auto" w:after="180"/>
+      </w:pPr>
+      <w:r>
+        <w:rPr>
+          <w:b w:val="0"/>
+        </w:rPr>
+        <w:t xml:space="preserve">The objective defines what </w:t>
+      </w:r>
+      <w:r>
+        <w:rPr>
+          <w:b/>
+        </w:rPr>
+        <w:t>training</w:t>
+      </w:r>
+      <w:r>
+        <w:rPr>
+          <w:b w:val="0"/>
+        </w:rPr>
+        <w:t xml:space="preserve"> attempts to fit. Next-token fit rewards matching observed continuations; it does not directly certify that an answer is true, well sourced or permitted.</w:t>
+      </w:r>
+    </w:p>
+    <w:p>
+      <w:pPr>
+        <w:spacing w:line="336" w:lineRule="auto" w:after="180"/>
+      </w:pPr>
+      <w:r>
+        <w:rPr>
+          <w:b w:val="0"/>
+        </w:rPr>
+        <w:t xml:space="preserve">A fluent completion is still an </w:t>
+      </w:r>
+      <w:r>
+        <w:rPr>
+          <w:b/>
+        </w:rPr>
+        <w:t>output</w:t>
+      </w:r>
+      <w:r>
+        <w:rPr>
+          <w:b w:val="0"/>
+        </w:rPr>
+        <w:t xml:space="preserve"> to evaluate against the task.</w:t>
       </w:r>
     </w:p>
     <w:p>
@@ -380,16 +818,69 @@
     </w:p>
     <w:p>
       <w:r>
-        <w:t>VISUAL MECHANISM</w:t>
-      </w:r>
-    </w:p>
-    <w:p>
-      <w:r>
-        <w:t>Input → Process → Output</w:t>
-      </w:r>
-    </w:p>
-    <w:p>
-      <w:r>
+        <w:t>Follow the mechanism for Predictive and Generative AI. Connect each labelled input, deciding step and result.</w:t>
+      </w:r>
+    </w:p>
+    <w:p>
+      <w:pPr>
+        <w:spacing w:line="336" w:lineRule="auto" w:after="180"/>
+      </w:pPr>
+      <w:r>
+        <w:rPr>
+          <w:b/>
+        </w:rPr>
+        <w:t xml:space="preserve">VISUAL </w:t>
+      </w:r>
+      <w:r>
+        <w:rPr>
+          <w:b/>
+        </w:rPr>
+        <w:t>MECHANISM</w:t>
+      </w:r>
+    </w:p>
+    <w:p>
+      <w:pPr>
+        <w:spacing w:line="336" w:lineRule="auto" w:after="180"/>
+      </w:pPr>
+      <w:r>
+        <w:rPr>
+          <w:b/>
+        </w:rPr>
+        <w:t>Input</w:t>
+      </w:r>
+      <w:r>
+        <w:rPr>
+          <w:b w:val="0"/>
+        </w:rPr>
+        <w:t xml:space="preserve"> → </w:t>
+      </w:r>
+      <w:r>
+        <w:rPr>
+          <w:b/>
+        </w:rPr>
+        <w:t>Process</w:t>
+      </w:r>
+      <w:r>
+        <w:rPr>
+          <w:b w:val="0"/>
+        </w:rPr>
+        <w:t xml:space="preserve"> → </w:t>
+      </w:r>
+      <w:r>
+        <w:rPr>
+          <w:b/>
+        </w:rPr>
+        <w:t>Output</w:t>
+      </w:r>
+    </w:p>
+    <w:p>
+      <w:pPr>
+        <w:spacing w:line="336" w:lineRule="auto" w:after="180"/>
+      </w:pPr>
+      <w:r>
+        <w:rPr>
+          <w:b w:val="0"/>
+        </w:rPr>
         <w:t>Trace the information. At each stage, ask what changed and how you could test it.</w:t>
       </w:r>
     </w:p>
@@ -430,7 +921,13 @@
       </w:r>
     </w:p>
     <w:p>
-      <w:r>
+      <w:pPr>
+        <w:spacing w:line="336" w:lineRule="auto" w:after="180"/>
+      </w:pPr>
+      <w:r>
+        <w:rPr>
+          <w:b w:val="0"/>
+        </w:rPr>
         <w:t>↓</w:t>
       </w:r>
     </w:p>
@@ -471,7 +968,13 @@
       </w:r>
     </w:p>
     <w:p>
-      <w:r>
+      <w:pPr>
+        <w:spacing w:line="336" w:lineRule="auto" w:after="180"/>
+      </w:pPr>
+      <w:r>
+        <w:rPr>
+          <w:b w:val="0"/>
+        </w:rPr>
         <w:t>↓</w:t>
       </w:r>
     </w:p>
@@ -512,7 +1015,13 @@
       </w:r>
     </w:p>
     <w:p>
-      <w:r>
+      <w:pPr>
+        <w:spacing w:line="336" w:lineRule="auto" w:after="180"/>
+      </w:pPr>
+      <w:r>
+        <w:rPr>
+          <w:b w:val="0"/>
+        </w:rPr>
         <w:t>Which stage could fail even when the other two are correct? Explain:</w:t>
       </w:r>
     </w:p>
@@ -701,8 +1210,25 @@
       </w:tr>
     </w:tbl>
     <w:p>
-      <w:r>
-        <w:t>There are ten observed continuations. The empirical probabilities are red 6/10 = 0.6, blue 3/10 = 0.3, green 1/10 = 0.1. They are nonnegative and sum to 1. A simple frequentist classroom model uses these relative counts as its next-token distribution. These probabilities describe the supplied corpus counts, not the current colour of any actual marker.</w:t>
+      <w:pPr>
+        <w:spacing w:line="336" w:lineRule="auto" w:after="180"/>
+      </w:pPr>
+      <w:r>
+        <w:rPr>
+          <w:b w:val="0"/>
+        </w:rPr>
+        <w:t>There are ten observed continuations. The empirical probabilities are red 6/10 = 0.6, blue 3/10 = 0.3, green 1/10 = 0.1. They are nonnegative and sum to 1.</w:t>
+      </w:r>
+    </w:p>
+    <w:p>
+      <w:pPr>
+        <w:spacing w:line="336" w:lineRule="auto" w:after="180"/>
+      </w:pPr>
+      <w:r>
+        <w:rPr>
+          <w:b w:val="0"/>
+        </w:rPr>
+        <w:t>A simple frequentist classroom model uses these relative counts as its next-token distribution. These probabilities describe the supplied corpus counts, not the current colour of any actual marker.</w:t>
       </w:r>
     </w:p>
     <w:p>
@@ -870,8 +1396,26 @@
       </w:r>
     </w:p>
     <w:p>
-      <w:r>
-        <w:t>Point to the input, the deciding step and the result in this week’s visual. Explain the same step in ordinary words. A picture helps when you can say what each part represents.</w:t>
+      <w:pPr>
+        <w:spacing w:line="336" w:lineRule="auto" w:after="180"/>
+      </w:pPr>
+      <w:r>
+        <w:rPr>
+          <w:b w:val="0"/>
+        </w:rPr>
+        <w:t xml:space="preserve">Point to the </w:t>
+      </w:r>
+      <w:r>
+        <w:rPr>
+          <w:b/>
+        </w:rPr>
+        <w:t>input</w:t>
+      </w:r>
+      <w:r>
+        <w:rPr>
+          <w:b w:val="0"/>
+        </w:rPr>
+        <w:t>, the deciding step and the result in this week’s visual. Explain the same step in ordinary words. A picture helps when you can say what each part represents.</w:t>
       </w:r>
     </w:p>
     <w:p>
@@ -884,16 +1428,54 @@
     </w:p>
     <w:p>
       <w:r>
+        <w:t>Compare the supplied cases for Predictive and Generative AI. Identify the detail that changes the conclusion.</w:t>
+      </w:r>
+    </w:p>
+    <w:p>
+      <w:pPr>
+        <w:pStyle w:val="Heading3"/>
+      </w:pPr>
+      <w:r>
+        <w:t>The case to investigate</w:t>
+      </w:r>
+    </w:p>
+    <w:p>
+      <w:pPr>
+        <w:spacing w:line="336" w:lineRule="auto" w:after="180"/>
+        <w:shd w:fill="F1F6FC"/>
+      </w:pPr>
+      <w:r>
+        <w:rPr>
+          <w:b w:val="0"/>
+        </w:rPr>
         <w:t>CASE GALLERY</w:t>
       </w:r>
     </w:p>
     <w:p>
-      <w:r>
-        <w:t>Four Tests, Four Kinds of Evidence</w:t>
-      </w:r>
-    </w:p>
-    <w:p>
-      <w:r>
+      <w:pPr>
+        <w:spacing w:line="336" w:lineRule="auto" w:after="180"/>
+      </w:pPr>
+      <w:r>
+        <w:rPr>
+          <w:b w:val="0"/>
+        </w:rPr>
+        <w:t xml:space="preserve">Four Tests, Four Kinds of </w:t>
+      </w:r>
+      <w:r>
+        <w:rPr>
+          <w:b/>
+        </w:rPr>
+        <w:t>Evidence</w:t>
+      </w:r>
+    </w:p>
+    <w:p>
+      <w:pPr>
+        <w:spacing w:line="336" w:lineRule="auto" w:after="180"/>
+      </w:pPr>
+      <w:r>
+        <w:rPr>
+          <w:b w:val="0"/>
+        </w:rPr>
         <w:t>A system is not understood until it survives more than one comfortable example.</w:t>
       </w:r>
     </w:p>
@@ -970,8 +1552,47 @@
       </w:r>
     </w:p>
     <w:p>
-      <w:r>
-        <w:t>NORMAL CASE: predict and name evidence.     BOUNDARY CASE: predict and name evidence.</w:t>
+      <w:pPr>
+        <w:pStyle w:val="Heading3"/>
+      </w:pPr>
+      <w:r>
+        <w:t>The normal case</w:t>
+      </w:r>
+    </w:p>
+    <w:p>
+      <w:pPr>
+        <w:spacing w:line="336" w:lineRule="auto" w:after="180"/>
+        <w:shd w:fill="F1F6FC"/>
+      </w:pPr>
+      <w:r>
+        <w:rPr>
+          <w:b w:val="0"/>
+        </w:rPr>
+        <w:t xml:space="preserve">NORMAL CASE: predict and name </w:t>
+      </w:r>
+      <w:r>
+        <w:rPr>
+          <w:b/>
+        </w:rPr>
+        <w:t>evidence</w:t>
+      </w:r>
+      <w:r>
+        <w:rPr>
+          <w:b w:val="0"/>
+        </w:rPr>
+        <w:t xml:space="preserve">.     BOUNDARY CASE: predict and name </w:t>
+      </w:r>
+      <w:r>
+        <w:rPr>
+          <w:b/>
+        </w:rPr>
+        <w:t>evidence</w:t>
+      </w:r>
+      <w:r>
+        <w:rPr>
+          <w:b w:val="0"/>
+        </w:rPr>
+        <w:t>.</w:t>
       </w:r>
     </w:p>
     <w:p>
@@ -1047,12 +1668,58 @@
       </w:r>
     </w:p>
     <w:p>
-      <w:r>
-        <w:t>MISSING INFORMATION: predict and name evidence.     TRANSFER CASE: predict and name evidence.</w:t>
-      </w:r>
-    </w:p>
-    <w:p>
-      <w:r>
+      <w:pPr>
+        <w:pStyle w:val="Heading3"/>
+      </w:pPr>
+      <w:r>
+        <w:t>Check missing information</w:t>
+      </w:r>
+    </w:p>
+    <w:p>
+      <w:pPr>
+        <w:spacing w:line="336" w:lineRule="auto" w:after="180"/>
+        <w:shd w:fill="FFF5E6"/>
+      </w:pPr>
+      <w:r>
+        <w:rPr>
+          <w:b w:val="0"/>
+        </w:rPr>
+        <w:t xml:space="preserve">MISSING INFORMATION: predict and name </w:t>
+      </w:r>
+      <w:r>
+        <w:rPr>
+          <w:b/>
+        </w:rPr>
+        <w:t>evidence</w:t>
+      </w:r>
+      <w:r>
+        <w:rPr>
+          <w:b w:val="0"/>
+        </w:rPr>
+        <w:t xml:space="preserve">.     TRANSFER CASE: predict and name </w:t>
+      </w:r>
+      <w:r>
+        <w:rPr>
+          <w:b/>
+        </w:rPr>
+        <w:t>evidence</w:t>
+      </w:r>
+      <w:r>
+        <w:rPr>
+          <w:b w:val="0"/>
+        </w:rPr>
+        <w:t>.</w:t>
+      </w:r>
+    </w:p>
+    <w:p>
+      <w:pPr>
+        <w:spacing w:line="336" w:lineRule="auto" w:after="180"/>
+        <w:shd w:fill="F5F1FB"/>
+      </w:pPr>
+      <w:r>
+        <w:rPr>
+          <w:b w:val="0"/>
+        </w:rPr>
         <w:t>Which case is most likely to reveal a hidden assumption? Why?</w:t>
       </w:r>
     </w:p>
@@ -1098,17 +1765,80 @@
       </w:r>
     </w:p>
     <w:p>
-      <w:r>
+      <w:pPr>
+        <w:pStyle w:val="Heading3"/>
+      </w:pPr>
+      <w:r>
+        <w:t>Change one thing</w:t>
+      </w:r>
+    </w:p>
+    <w:p>
+      <w:pPr>
+        <w:spacing w:line="336" w:lineRule="auto" w:after="180"/>
+        <w:shd w:fill="F5F1FB"/>
+      </w:pPr>
+      <w:r>
+        <w:rPr>
+          <w:b w:val="0"/>
+        </w:rPr>
         <w:t>Change: The classifier instead predicts history while N and the draft stay unchanged.</w:t>
       </w:r>
     </w:p>
     <w:p>
-      <w:r>
-        <w:t>Prediction: The category prediction changes, but the same unsupported draft claim still needs checking.</w:t>
-      </w:r>
-    </w:p>
-    <w:p>
-      <w:r>
+      <w:pPr>
+        <w:pStyle w:val="Heading3"/>
+      </w:pPr>
+      <w:r>
+        <w:t>Predicted result</w:t>
+      </w:r>
+    </w:p>
+    <w:p>
+      <w:pPr>
+        <w:spacing w:line="336" w:lineRule="auto" w:after="180"/>
+        <w:shd w:fill="F1F6FC"/>
+      </w:pPr>
+      <w:r>
+        <w:rPr>
+          <w:b/>
+        </w:rPr>
+        <w:t>Prediction</w:t>
+      </w:r>
+      <w:r>
+        <w:rPr>
+          <w:b w:val="0"/>
+        </w:rPr>
+        <w:t xml:space="preserve">: The category </w:t>
+      </w:r>
+      <w:r>
+        <w:rPr>
+          <w:b/>
+        </w:rPr>
+        <w:t>prediction</w:t>
+      </w:r>
+      <w:r>
+        <w:rPr>
+          <w:b w:val="0"/>
+        </w:rPr>
+        <w:t xml:space="preserve"> changes, but the same unsupported draft claim still needs checking.</w:t>
+      </w:r>
+    </w:p>
+    <w:p>
+      <w:pPr>
+        <w:pStyle w:val="Heading3"/>
+      </w:pPr>
+      <w:r>
+        <w:t>Why the result follows</w:t>
+      </w:r>
+    </w:p>
+    <w:p>
+      <w:pPr>
+        <w:spacing w:line="336" w:lineRule="auto" w:after="180"/>
+        <w:shd w:fill="F1F6FC"/>
+      </w:pPr>
+      <w:r>
+        <w:rPr>
+          <w:b w:val="0"/>
+        </w:rPr>
         <w:t>Reason: Stages can fail independently; one result does not validate another.</w:t>
       </w:r>
     </w:p>
@@ -1122,16 +1852,39 @@
     </w:p>
     <w:p>
       <w:r>
+        <w:t>Use the vocabulary of Predictive and Generative AI to explain a concrete decision, rather than only memorising definitions.</w:t>
+      </w:r>
+    </w:p>
+    <w:p>
+      <w:pPr>
+        <w:spacing w:line="336" w:lineRule="auto" w:after="180"/>
+      </w:pPr>
+      <w:r>
+        <w:rPr>
+          <w:b/>
+        </w:rPr>
         <w:t>VOCABULARY LAB</w:t>
       </w:r>
     </w:p>
     <w:p>
-      <w:r>
+      <w:pPr>
+        <w:spacing w:line="336" w:lineRule="auto" w:after="180"/>
+      </w:pPr>
+      <w:r>
+        <w:rPr>
+          <w:b w:val="0"/>
+        </w:rPr>
         <w:t>Words You Can Use to Reason</w:t>
       </w:r>
     </w:p>
     <w:p>
-      <w:r>
+      <w:pPr>
+        <w:spacing w:line="336" w:lineRule="auto" w:after="180"/>
+      </w:pPr>
+      <w:r>
+        <w:rPr>
+          <w:b w:val="0"/>
+        </w:rPr>
         <w:t>A definition matters when you can recognize the idea, use it, and contrast it with a near-miss.</w:t>
       </w:r>
     </w:p>
@@ -1588,17 +2341,58 @@
     </w:p>
     <w:p>
       <w:r>
-        <w:t>WORKED EVIDENCE</w:t>
-      </w:r>
-    </w:p>
-    <w:p>
-      <w:r>
+        <w:t>Follow the worked trace for Predictive and Generative AI, predict a step, then compare with its explanation.</w:t>
+      </w:r>
+    </w:p>
+    <w:p>
+      <w:pPr>
+        <w:spacing w:line="336" w:lineRule="auto" w:after="180"/>
+      </w:pPr>
+      <w:r>
+        <w:rPr>
+          <w:b/>
+        </w:rPr>
+        <w:t xml:space="preserve">WORKED </w:t>
+      </w:r>
+      <w:r>
+        <w:rPr>
+          <w:b/>
+        </w:rPr>
+        <w:t>EVIDENCE</w:t>
+      </w:r>
+    </w:p>
+    <w:p>
+      <w:pPr>
+        <w:spacing w:line="336" w:lineRule="auto" w:after="180"/>
+      </w:pPr>
+      <w:r>
+        <w:rPr>
+          <w:b w:val="0"/>
+        </w:rPr>
         <w:t>Reason Step by Step</w:t>
       </w:r>
     </w:p>
     <w:p>
-      <w:r>
-        <w:t>Predict first. Then check each step. A correct answer without visible reasoning is incomplete evidence.</w:t>
+      <w:pPr>
+        <w:spacing w:line="336" w:lineRule="auto" w:after="180"/>
+      </w:pPr>
+      <w:r>
+        <w:rPr>
+          <w:b w:val="0"/>
+        </w:rPr>
+        <w:t xml:space="preserve">Predict first. Then check each step. A correct answer without visible reasoning is incomplete </w:t>
+      </w:r>
+      <w:r>
+        <w:rPr>
+          <w:b/>
+        </w:rPr>
+        <w:t>evidence</w:t>
+      </w:r>
+      <w:r>
+        <w:rPr>
+          <w:b w:val="0"/>
+        </w:rPr>
+        <w:t>.</w:t>
       </w:r>
     </w:p>
     <w:p>
@@ -1638,27 +2432,73 @@
       </w:r>
     </w:p>
     <w:p>
-      <w:r>
+      <w:pPr>
+        <w:spacing w:line="336" w:lineRule="auto" w:after="180"/>
+        <w:shd w:fill="F4F9FC"/>
+      </w:pPr>
+      <w:r>
+        <w:rPr>
+          <w:b w:val="0"/>
+        </w:rPr>
         <w:t>1. Classifier: choose one label from cat, dog, or rabbit.</w:t>
       </w:r>
     </w:p>
     <w:p>
-      <w:r>
+      <w:pPr>
+        <w:spacing w:line="336" w:lineRule="auto" w:after="180"/>
+        <w:shd w:fill="F4F9FC"/>
+      </w:pPr>
+      <w:r>
+        <w:rPr>
+          <w:b w:val="0"/>
+        </w:rPr>
         <w:t>2. Regressor: estimate a numerical reading time.</w:t>
       </w:r>
     </w:p>
     <w:p>
-      <w:r>
+      <w:pPr>
+        <w:spacing w:line="336" w:lineRule="auto" w:after="180"/>
+        <w:shd w:fill="F4F9FC"/>
+      </w:pPr>
+      <w:r>
+        <w:rPr>
+          <w:b w:val="0"/>
+        </w:rPr>
         <w:t>3. Generator: construct a new explanation token by token.</w:t>
       </w:r>
     </w:p>
     <w:p>
-      <w:r>
-        <w:t>4. A product may combine mechanisms, so test each stage separately.</w:t>
-      </w:r>
-    </w:p>
-    <w:p>
-      <w:r>
+      <w:pPr>
+        <w:spacing w:line="336" w:lineRule="auto" w:after="180"/>
+        <w:shd w:fill="F4F9FC"/>
+      </w:pPr>
+      <w:r>
+        <w:rPr>
+          <w:b w:val="0"/>
+        </w:rPr>
+        <w:t xml:space="preserve">4. A product may combine </w:t>
+      </w:r>
+      <w:r>
+        <w:rPr>
+          <w:b/>
+        </w:rPr>
+        <w:t>mechanism</w:t>
+      </w:r>
+      <w:r>
+        <w:rPr>
+          <w:b w:val="0"/>
+        </w:rPr>
+        <w:t>s, so test each stage separately.</w:t>
+      </w:r>
+    </w:p>
+    <w:p>
+      <w:pPr>
+        <w:spacing w:line="336" w:lineRule="auto" w:after="180"/>
+      </w:pPr>
+      <w:r>
+        <w:rPr>
+          <w:b w:val="0"/>
+        </w:rPr>
         <w:t>Recalculate, retrace, or restate the reasoning in your own representation:</w:t>
       </w:r>
     </w:p>
@@ -1696,8 +2536,27 @@
       </w:r>
     </w:p>
     <w:p>
-      <w:r>
-        <w:t>CHECK  Did the evidence answer the exact question? Did the total, path, or source record stay consistent?</w:t>
+      <w:pPr>
+        <w:spacing w:line="336" w:lineRule="auto" w:after="180"/>
+        <w:shd w:fill="F5F1FB"/>
+      </w:pPr>
+      <w:r>
+        <w:rPr>
+          <w:b w:val="0"/>
+        </w:rPr>
+        <w:t xml:space="preserve">CHECK  Did the </w:t>
+      </w:r>
+      <w:r>
+        <w:rPr>
+          <w:b/>
+        </w:rPr>
+        <w:t>evidence</w:t>
+      </w:r>
+      <w:r>
+        <w:rPr>
+          <w:b w:val="0"/>
+        </w:rPr>
+        <w:t xml:space="preserve"> answer the exact question? Did the total, path, or source record stay consistent?</w:t>
       </w:r>
     </w:p>
     <w:p>
@@ -1709,25 +2568,109 @@
       </w:r>
     </w:p>
     <w:p>
-      <w:r>
-        <w:t>After producing red, the next step conditions on the expanded prefix “The marker is red”. A second table might give an end token probability 0.8 and the token today probability 0.2. A generated sequence can stop at the end token or continue. Do not reuse the first-step table unchanged after adding a token unless the model explicitly ignores the new prefix.</w:t>
-      </w:r>
-    </w:p>
-    <w:p>
-      <w:r>
-        <w:t>A separate classifier can return red as a label from an image; that is a different input and target from continuing text. A downstream evaluation asks whether the system correctly reports the current marker. It must include ground truth or sources and appropriate failure handling, not just count plausible phrases.</w:t>
-      </w:r>
-    </w:p>
-    <w:p>
       <w:pPr>
         <w:pStyle w:val="Heading3"/>
       </w:pPr>
       <w:r>
+        <w:t>Worked explanation · Predictive and Generative AI</w:t>
+      </w:r>
+    </w:p>
+    <w:p>
+      <w:pPr>
+        <w:spacing w:line="336" w:lineRule="auto" w:after="180"/>
+        <w:shd w:fill="F1F6FC"/>
+      </w:pPr>
+      <w:r>
+        <w:rPr>
+          <w:b w:val="0"/>
+        </w:rPr>
+        <w:t>After producing red, the next step conditions on the expanded prefix “The marker is red”. A second table might give an end token probability 0.8 and the token today probability 0.2.</w:t>
+      </w:r>
+    </w:p>
+    <w:p>
+      <w:pPr>
+        <w:spacing w:line="336" w:lineRule="auto" w:after="180"/>
+        <w:shd w:fill="F1F6FC"/>
+      </w:pPr>
+      <w:r>
+        <w:rPr>
+          <w:b w:val="0"/>
+        </w:rPr>
+        <w:t>A generated sequence can stop at the end token or continue. Do not reuse the first-step table unchanged after adding a token unless the model explicitly ignores the new prefix.</w:t>
+      </w:r>
+    </w:p>
+    <w:p>
+      <w:pPr>
+        <w:pStyle w:val="Heading3"/>
+      </w:pPr>
+      <w:r>
+        <w:t>Worked explanation · Predictive and Generative AI</w:t>
+      </w:r>
+    </w:p>
+    <w:p>
+      <w:pPr>
+        <w:spacing w:line="336" w:lineRule="auto" w:after="180"/>
+        <w:shd w:fill="F1F6FC"/>
+      </w:pPr>
+      <w:r>
+        <w:rPr>
+          <w:b w:val="0"/>
+        </w:rPr>
+        <w:t xml:space="preserve">A separate classifier can return red as a label from an image; that is a different </w:t>
+      </w:r>
+      <w:r>
+        <w:rPr>
+          <w:b/>
+        </w:rPr>
+        <w:t>input</w:t>
+      </w:r>
+      <w:r>
+        <w:rPr>
+          <w:b w:val="0"/>
+        </w:rPr>
+        <w:t xml:space="preserve"> and </w:t>
+      </w:r>
+      <w:r>
+        <w:rPr>
+          <w:b/>
+        </w:rPr>
+        <w:t>target</w:t>
+      </w:r>
+      <w:r>
+        <w:rPr>
+          <w:b w:val="0"/>
+        </w:rPr>
+        <w:t xml:space="preserve"> from continuing text. A downstream evaluation asks whether the system correctly reports the current marker.</w:t>
+      </w:r>
+    </w:p>
+    <w:p>
+      <w:pPr>
+        <w:spacing w:line="336" w:lineRule="auto" w:after="180"/>
+        <w:shd w:fill="F1F6FC"/>
+      </w:pPr>
+      <w:r>
+        <w:rPr>
+          <w:b w:val="0"/>
+        </w:rPr>
+        <w:t>It must include ground truth or sources and appropriate failure handling, not just count plausible phrases.</w:t>
+      </w:r>
+    </w:p>
+    <w:p>
+      <w:pPr>
+        <w:pStyle w:val="Heading3"/>
+      </w:pPr>
+      <w:r>
         <w:t>Learn from the worked case</w:t>
       </w:r>
     </w:p>
     <w:p>
-      <w:r>
+      <w:pPr>
+        <w:spacing w:line="336" w:lineRule="auto" w:after="180"/>
+      </w:pPr>
+      <w:r>
+        <w:rPr>
+          <w:b w:val="0"/>
+        </w:rPr>
         <w:t>Cover the result before checking it. Say what is given, choose the procedure, and follow one step at a time. Then uncover the result and explain your first mismatch. Ask why a step is allowed, not only what number it produces.</w:t>
       </w:r>
     </w:p>
@@ -1740,7 +2683,13 @@
       </w:r>
     </w:p>
     <w:p>
-      <w:r>
+      <w:pPr>
+        <w:spacing w:line="336" w:lineRule="auto" w:after="180"/>
+      </w:pPr>
+      <w:r>
+        <w:rPr>
+          <w:b w:val="0"/>
+        </w:rPr>
         <w:t>A fictional learning tool first classifies a question, then drafts an answer from a supplied note.</w:t>
       </w:r>
     </w:p>
@@ -1753,12 +2702,54 @@
       </w:r>
     </w:p>
     <w:p>
-      <w:r>
-        <w:t>A fitted classifier labels a question science; its training used labelled questions.</w:t>
-      </w:r>
-    </w:p>
-    <w:p>
-      <w:r>
+      <w:pPr>
+        <w:pStyle w:val="Heading3"/>
+      </w:pPr>
+      <w:r>
+        <w:t>Supplied facts</w:t>
+      </w:r>
+    </w:p>
+    <w:p>
+      <w:pPr>
+        <w:spacing w:line="336" w:lineRule="auto" w:after="180"/>
+        <w:shd w:fill="F1F6FC"/>
+      </w:pPr>
+      <w:r>
+        <w:rPr>
+          <w:b w:val="0"/>
+        </w:rPr>
+        <w:t xml:space="preserve">A fitted classifier labels a question science; its </w:t>
+      </w:r>
+      <w:r>
+        <w:rPr>
+          <w:b/>
+        </w:rPr>
+        <w:t>training</w:t>
+      </w:r>
+      <w:r>
+        <w:rPr>
+          <w:b w:val="0"/>
+        </w:rPr>
+        <w:t xml:space="preserve"> used labelled questions.</w:t>
+      </w:r>
+    </w:p>
+    <w:p>
+      <w:pPr>
+        <w:pStyle w:val="Heading3"/>
+      </w:pPr>
+      <w:r>
+        <w:t>Supplied facts</w:t>
+      </w:r>
+    </w:p>
+    <w:p>
+      <w:pPr>
+        <w:spacing w:line="336" w:lineRule="auto" w:after="180"/>
+        <w:shd w:fill="F1F6FC"/>
+      </w:pPr>
+      <w:r>
+        <w:rPr>
+          <w:b w:val="0"/>
+        </w:rPr>
         <w:t>Approved note N: evaporation changes liquid water into water vapour. A generator drafts: “Water evaporates into vapour and always disappears forever.”</w:t>
       </w:r>
     </w:p>
@@ -1944,30 +2935,102 @@
       </w:r>
     </w:p>
     <w:p>
-      <w:r>
-        <w:t>Classification predicts a category under a trained mapping. Generation produces a sequence of words under a language objective. Supplying a note can support factual grounding, but the draft still requires claim-level checking. The category being correct does not prove every sentence in the answer is correct.</w:t>
-      </w:r>
-    </w:p>
-    <w:p>
       <w:pPr>
         <w:pStyle w:val="Heading3"/>
       </w:pPr>
       <w:r>
+        <w:t>Why the result follows</w:t>
+      </w:r>
+    </w:p>
+    <w:p>
+      <w:pPr>
+        <w:spacing w:line="336" w:lineRule="auto" w:after="180"/>
+        <w:shd w:fill="F1F6FC"/>
+      </w:pPr>
+      <w:r>
+        <w:rPr>
+          <w:b w:val="0"/>
+        </w:rPr>
+        <w:t>Classification predicts a category under a trained mapping. Generation produces a sequence of words under a language objective. Supplying a note can support factual grounding, but the draft still requires claim-level checking.</w:t>
+      </w:r>
+    </w:p>
+    <w:p>
+      <w:pPr>
+        <w:spacing w:line="336" w:lineRule="auto" w:after="180"/>
+        <w:shd w:fill="F1F6FC"/>
+      </w:pPr>
+      <w:r>
+        <w:rPr>
+          <w:b w:val="0"/>
+        </w:rPr>
+        <w:t>The category being correct does not prove every sentence in the answer is correct.</w:t>
+      </w:r>
+    </w:p>
+    <w:p>
+      <w:pPr>
+        <w:pStyle w:val="Heading3"/>
+      </w:pPr>
+      <w:r>
         <w:t>What this example does not establish</w:t>
       </w:r>
     </w:p>
     <w:p>
-      <w:r>
+      <w:pPr>
+        <w:pStyle w:val="Heading3"/>
+      </w:pPr>
+      <w:r>
+        <w:t>Keep the stated limit</w:t>
+      </w:r>
+    </w:p>
+    <w:p>
+      <w:pPr>
+        <w:spacing w:line="336" w:lineRule="auto" w:after="180"/>
+        <w:shd w:fill="FFF5E6"/>
+      </w:pPr>
+      <w:r>
+        <w:rPr>
+          <w:b w:val="0"/>
+        </w:rPr>
         <w:t>This example does not expose a real model’s architecture or prove that source-fed generation always stays grounded.</w:t>
       </w:r>
     </w:p>
     <w:p>
-      <w:r>
+      <w:pPr>
+        <w:pStyle w:val="Heading3"/>
+      </w:pPr>
+      <w:r>
+        <w:t>Keep the stated limit</w:t>
+      </w:r>
+    </w:p>
+    <w:p>
+      <w:pPr>
+        <w:spacing w:line="336" w:lineRule="auto" w:after="180"/>
+        <w:shd w:fill="FFF5E6"/>
+      </w:pPr>
+      <w:r>
+        <w:rPr>
+          <w:b w:val="0"/>
+        </w:rPr>
         <w:t>Read the labelled picture: Identify the first unsupported claim and explain what source would be needed before asserting it.</w:t>
       </w:r>
     </w:p>
     <w:p>
-      <w:r>
+      <w:pPr>
+        <w:pStyle w:val="Heading3"/>
+      </w:pPr>
+      <w:r>
+        <w:t>Keep the stated limit</w:t>
+      </w:r>
+    </w:p>
+    <w:p>
+      <w:pPr>
+        <w:spacing w:line="336" w:lineRule="auto" w:after="180"/>
+        <w:shd w:fill="FFF5E6"/>
+      </w:pPr>
+      <w:r>
+        <w:rPr>
+          <w:b w:val="0"/>
+        </w:rPr>
         <w:t>Change one thing: The classifier instead predicts history while N and the draft stay unchanged. Predict the result before checking the explanation. What remains the same?</w:t>
       </w:r>
     </w:p>
@@ -1981,17 +3044,61 @@
     </w:p>
     <w:p>
       <w:r>
+        <w:t>Find the unsupported step in the Predictive and Generative AI claim and explain a repair using the supplied evidence.</w:t>
+      </w:r>
+    </w:p>
+    <w:p>
+      <w:pPr>
+        <w:pStyle w:val="Heading3"/>
+      </w:pPr>
+      <w:r>
+        <w:t>Find the first error</w:t>
+      </w:r>
+    </w:p>
+    <w:p>
+      <w:pPr>
+        <w:spacing w:line="336" w:lineRule="auto" w:after="180"/>
+        <w:shd w:fill="FFF5E6"/>
+      </w:pPr>
+      <w:r>
+        <w:rPr>
+          <w:b w:val="0"/>
+        </w:rPr>
         <w:t>ERROR DETECTIVE</w:t>
       </w:r>
     </w:p>
     <w:p>
-      <w:r>
+      <w:pPr>
+        <w:spacing w:line="336" w:lineRule="auto" w:after="180"/>
+      </w:pPr>
+      <w:r>
+        <w:rPr>
+          <w:b w:val="0"/>
+        </w:rPr>
         <w:t>Compare → Diagnose → Repair</w:t>
       </w:r>
     </w:p>
     <w:p>
-      <w:r>
-        <w:t>Do not patch the answer. Find the earliest unsupported assumption, wrong step, or weak evidence.</w:t>
+      <w:pPr>
+        <w:spacing w:line="336" w:lineRule="auto" w:after="180"/>
+      </w:pPr>
+      <w:r>
+        <w:rPr>
+          <w:b w:val="0"/>
+        </w:rPr>
+        <w:t xml:space="preserve">Do not patch the answer. Find the earliest unsupported assumption, wrong step, or weak </w:t>
+      </w:r>
+      <w:r>
+        <w:rPr>
+          <w:b/>
+        </w:rPr>
+        <w:t>evidence</w:t>
+      </w:r>
+      <w:r>
+        <w:rPr>
+          <w:b w:val="0"/>
+        </w:rPr>
+        <w:t>.</w:t>
       </w:r>
     </w:p>
     <w:p>
@@ -2241,7 +3348,14 @@
       </w:tr>
     </w:tbl>
     <w:p>
-      <w:r>
+      <w:pPr>
+        <w:spacing w:line="336" w:lineRule="auto" w:after="180"/>
+        <w:shd w:fill="F5F1FB"/>
+      </w:pPr>
+      <w:r>
+        <w:rPr>
+          <w:b w:val="0"/>
+        </w:rPr>
         <w:t>Repair one cause. Why is this repair better than changing several things?</w:t>
       </w:r>
     </w:p>
@@ -2287,15 +3401,66 @@
       </w:r>
     </w:p>
     <w:p>
-      <w:r>
-        <w:t>Keep three questions separate: did the model fit continuation data; did the output satisfy the requested format or task; and are factual claims supported? A system that drafts a fictional description has different criteria from one reporting a live measurement. Record the source and time when a claim refers to changing conditions. No AI account is needed to reason about these distinctions.</w:t>
-      </w:r>
-    </w:p>
-    <w:p>
       <w:pPr>
         <w:pStyle w:val="Heading3"/>
       </w:pPr>
       <w:r>
+        <w:t>Check the claim against the facts</w:t>
+      </w:r>
+    </w:p>
+    <w:p>
+      <w:pPr>
+        <w:spacing w:line="336" w:lineRule="auto" w:after="180"/>
+        <w:shd w:fill="FFF5E6"/>
+      </w:pPr>
+      <w:r>
+        <w:rPr>
+          <w:b w:val="0"/>
+        </w:rPr>
+        <w:t xml:space="preserve">Keep three questions separate: did the model fit continuation data; did the </w:t>
+      </w:r>
+      <w:r>
+        <w:rPr>
+          <w:b/>
+        </w:rPr>
+        <w:t>output</w:t>
+      </w:r>
+      <w:r>
+        <w:rPr>
+          <w:b w:val="0"/>
+        </w:rPr>
+        <w:t xml:space="preserve"> satisfy the requested format or task; and are factual claims supported?</w:t>
+      </w:r>
+    </w:p>
+    <w:p>
+      <w:pPr>
+        <w:spacing w:line="336" w:lineRule="auto" w:after="180"/>
+        <w:shd w:fill="FFF5E6"/>
+      </w:pPr>
+      <w:r>
+        <w:rPr>
+          <w:b w:val="0"/>
+        </w:rPr>
+        <w:t>A system that drafts a fictional description has different criteria from one reporting a live measurement. Record the source and time when a claim refers to changing conditions.</w:t>
+      </w:r>
+    </w:p>
+    <w:p>
+      <w:pPr>
+        <w:spacing w:line="336" w:lineRule="auto" w:after="180"/>
+        <w:shd w:fill="FFF5E6"/>
+      </w:pPr>
+      <w:r>
+        <w:rPr>
+          <w:b w:val="0"/>
+        </w:rPr>
+        <w:t>No AI account is needed to reason about these distinctions.</w:t>
+      </w:r>
+    </w:p>
+    <w:p>
+      <w:pPr>
+        <w:pStyle w:val="Heading3"/>
+      </w:pPr>
+      <w:r>
         <w:t>Exit: a team says “the highest-probability continuation proves the current fact”. Name the evidence they actually have and the evidence still needed.</w:t>
       </w:r>
     </w:p>
@@ -2334,16 +3499,39 @@
     </w:p>
     <w:p>
       <w:r>
+        <w:t>Practise Predictive and Generative AI with support, then explain the deciding step in your own words.</w:t>
+      </w:r>
+    </w:p>
+    <w:p>
+      <w:pPr>
+        <w:spacing w:line="336" w:lineRule="auto" w:after="180"/>
+      </w:pPr>
+      <w:r>
+        <w:rPr>
+          <w:b/>
+        </w:rPr>
         <w:t>LOGIC STUDIO</w:t>
       </w:r>
     </w:p>
     <w:p>
-      <w:r>
+      <w:pPr>
+        <w:spacing w:line="336" w:lineRule="auto" w:after="180"/>
+      </w:pPr>
+      <w:r>
+        <w:rPr>
+          <w:b w:val="0"/>
+        </w:rPr>
         <w:t>Specify Before You Run</w:t>
       </w:r>
     </w:p>
     <w:p>
-      <w:r>
+      <w:pPr>
+        <w:spacing w:line="336" w:lineRule="auto" w:after="180"/>
+      </w:pPr>
+      <w:r>
+        <w:rPr>
+          <w:b w:val="0"/>
+        </w:rPr>
         <w:t>Prompts, schemas, retrieval, tool calls, and code are inspectable parts of one AI product.</w:t>
       </w:r>
     </w:p>
@@ -2384,8 +3572,26 @@
       </w:r>
     </w:p>
     <w:p>
-      <w:r>
-        <w:t>SET task, audience, constraints, output_schema</w:t>
+      <w:pPr>
+        <w:spacing w:line="336" w:lineRule="auto" w:after="180"/>
+      </w:pPr>
+      <w:r>
+        <w:rPr>
+          <w:b w:val="0"/>
+        </w:rPr>
+        <w:t xml:space="preserve">SET task, audience, constraints, </w:t>
+      </w:r>
+      <w:r>
+        <w:rPr>
+          <w:b/>
+        </w:rPr>
+        <w:t>output</w:t>
+      </w:r>
+      <w:r>
+        <w:rPr>
+          <w:b w:val="0"/>
+        </w:rPr>
+        <w:t>_schema</w:t>
         <w:br/>
         <w:t>LOAD approved_context or retrieval_result</w:t>
         <w:br/>
@@ -2393,14 +3599,57 @@
         <w:br/>
         <w:t>VALIDATE fields, claims, citations, and safety</w:t>
         <w:br/>
-        <w:t>IF evidence missing: ask, retrieve, or abstain</w:t>
+        <w:t xml:space="preserve">IF </w:t>
+      </w:r>
+      <w:r>
+        <w:rPr>
+          <w:b/>
+        </w:rPr>
+        <w:t>evidence</w:t>
+      </w:r>
+      <w:r>
+        <w:rPr>
+          <w:b w:val="0"/>
+        </w:rPr>
+        <w:t xml:space="preserve"> missing: ask, retrieve, or abstain</w:t>
         <w:br/>
-        <w:t>RETURN useful output + source trail + limitations</w:t>
-      </w:r>
-    </w:p>
-    <w:p>
-      <w:r>
-        <w:t>Trace one input. Which line changes the state or chooses a path?</w:t>
+        <w:t xml:space="preserve">RETURN useful </w:t>
+      </w:r>
+      <w:r>
+        <w:rPr>
+          <w:b/>
+        </w:rPr>
+        <w:t>output</w:t>
+      </w:r>
+      <w:r>
+        <w:rPr>
+          <w:b w:val="0"/>
+        </w:rPr>
+        <w:t xml:space="preserve"> + source trail + limitations</w:t>
+      </w:r>
+    </w:p>
+    <w:p>
+      <w:pPr>
+        <w:spacing w:line="336" w:lineRule="auto" w:after="180"/>
+        <w:shd w:fill="F5F1FB"/>
+      </w:pPr>
+      <w:r>
+        <w:rPr>
+          <w:b w:val="0"/>
+        </w:rPr>
+        <w:t xml:space="preserve">Trace one </w:t>
+      </w:r>
+      <w:r>
+        <w:rPr>
+          <w:b/>
+        </w:rPr>
+        <w:t>input</w:t>
+      </w:r>
+      <w:r>
+        <w:rPr>
+          <w:b w:val="0"/>
+        </w:rPr>
+        <w:t>. Which line changes the state or chooses a path?</w:t>
       </w:r>
     </w:p>
     <w:p>
@@ -2445,8 +3694,37 @@
       </w:r>
     </w:p>
     <w:p>
-      <w:r>
-        <w:t>Supported case: the prefix “The door is” is followed in a tiny corpus by open four times and closed once. The empirical probabilities are 4/5 and 1/5. A current sensor reports closed. Selecting the most frequent continuation open would be plausible under the corpus model but inconsistent with the sensor observation.</w:t>
+      <w:pPr>
+        <w:spacing w:line="336" w:lineRule="auto" w:after="180"/>
+      </w:pPr>
+      <w:r>
+        <w:rPr>
+          <w:b w:val="0"/>
+        </w:rPr>
+        <w:t>Supported case: the prefix “The door is” is followed in a tiny corpus by open four times and closed once. The empirical probabilities are 4/5 and 1/5. A current sensor reports closed.</w:t>
+      </w:r>
+    </w:p>
+    <w:p>
+      <w:pPr>
+        <w:spacing w:line="336" w:lineRule="auto" w:after="180"/>
+      </w:pPr>
+      <w:r>
+        <w:rPr>
+          <w:b w:val="0"/>
+        </w:rPr>
+        <w:t xml:space="preserve">Selecting the most frequent continuation open would be plausible under the corpus model but inconsistent with the sensor </w:t>
+      </w:r>
+      <w:r>
+        <w:rPr>
+          <w:b/>
+        </w:rPr>
+        <w:t>observation</w:t>
+      </w:r>
+      <w:r>
+        <w:rPr>
+          <w:b w:val="0"/>
+        </w:rPr>
+        <w:t>.</w:t>
       </w:r>
     </w:p>
     <w:p>
@@ -2491,8 +3769,26 @@
       </w:r>
     </w:p>
     <w:p>
-      <w:r>
-        <w:t>Use workbook W2 for the connected example “Generative and predictive objectives”. First fill the input and rule boxes. Try the middle steps before asking for a hint. After a hint, try the next step yourself.</w:t>
+      <w:pPr>
+        <w:spacing w:line="336" w:lineRule="auto" w:after="180"/>
+      </w:pPr>
+      <w:r>
+        <w:rPr>
+          <w:b w:val="0"/>
+        </w:rPr>
+        <w:t xml:space="preserve">Use workbook W2 for the connected example “Generative and predictive objectives”. First fill the </w:t>
+      </w:r>
+      <w:r>
+        <w:rPr>
+          <w:b/>
+        </w:rPr>
+        <w:t>input</w:t>
+      </w:r>
+      <w:r>
+        <w:rPr>
+          <w:b w:val="0"/>
+        </w:rPr>
+        <w:t xml:space="preserve"> and rule boxes. Try the middle steps before asking for a hint. After a hint, try the next step yourself.</w:t>
       </w:r>
     </w:p>
     <w:tbl>
@@ -2575,7 +3871,13 @@
       </w:tr>
     </w:tbl>
     <w:p>
-      <w:r>
+      <w:pPr>
+        <w:spacing w:line="336" w:lineRule="auto" w:after="180"/>
+      </w:pPr>
+      <w:r>
+        <w:rPr>
+          <w:b w:val="0"/>
+        </w:rPr>
         <w:t>Explain your trace to a partner. Your partner points to one step to check. Swap roles on the next case. Each person writes their own explanation.</w:t>
       </w:r>
     </w:p>
@@ -2588,12 +3890,35 @@
       </w:r>
     </w:p>
     <w:p>
-      <w:r>
-        <w:t>Use the worked case for Generative and predictive objectives. Proposed explanation: “Generative models do not predict”. Decide whether this explanation is supported. Point to the step or supplied fact that decides; explain your repair if needed.</w:t>
-      </w:r>
-    </w:p>
-    <w:p>
-      <w:r>
+      <w:pPr>
+        <w:spacing w:line="336" w:lineRule="auto" w:after="180"/>
+      </w:pPr>
+      <w:r>
+        <w:rPr>
+          <w:b w:val="0"/>
+        </w:rPr>
+        <w:t>Use the worked case for Generative and predictive objectives. Proposed explanation: “Generative models do not predict”. Decide whether this explanation is supported.</w:t>
+      </w:r>
+    </w:p>
+    <w:p>
+      <w:pPr>
+        <w:spacing w:line="336" w:lineRule="auto" w:after="180"/>
+      </w:pPr>
+      <w:r>
+        <w:rPr>
+          <w:b w:val="0"/>
+        </w:rPr>
+        <w:t>Point to the step or supplied fact that decides; explain your repair if needed.</w:t>
+      </w:r>
+    </w:p>
+    <w:p>
+      <w:pPr>
+        <w:spacing w:line="336" w:lineRule="auto" w:after="180"/>
+      </w:pPr>
+      <w:r>
+        <w:rPr>
+          <w:b w:val="0"/>
+        </w:rPr>
         <w:t>Answer on your own before discussion. If you are unsure, say which step you need help with.</w:t>
       </w:r>
     </w:p>
@@ -2606,7 +3931,13 @@
       </w:r>
     </w:p>
     <w:p>
-      <w:r>
+      <w:pPr>
+        <w:spacing w:line="336" w:lineRule="auto" w:after="180"/>
+      </w:pPr>
+      <w:r>
+        <w:rPr>
+          <w:b w:val="0"/>
+        </w:rPr>
         <w:t>Identify the first unsupported claim and explain what source would be needed before asserting it.</w:t>
       </w:r>
     </w:p>
@@ -2639,7 +3970,13 @@
       </w:r>
     </w:p>
     <w:p>
-      <w:r>
+      <w:pPr>
+        <w:spacing w:line="336" w:lineRule="auto" w:after="180"/>
+      </w:pPr>
+      <w:r>
+        <w:rPr>
+          <w:b w:val="0"/>
+        </w:rPr>
         <w:t>This is supported practice. Keep the separately named independent case for an attempt before feedback.</w:t>
       </w:r>
     </w:p>
@@ -2653,16 +3990,45 @@
     </w:p>
     <w:p>
       <w:r>
-        <w:t>EVIDENCE LAB</w:t>
-      </w:r>
-    </w:p>
-    <w:p>
-      <w:r>
+        <w:t>Investigate Predictive and Generative AI. Record the prediction, actual observation or labelled paper trace, explanation and next test separately.</w:t>
+      </w:r>
+    </w:p>
+    <w:p>
+      <w:pPr>
+        <w:spacing w:line="336" w:lineRule="auto" w:after="180"/>
+      </w:pPr>
+      <w:r>
+        <w:rPr>
+          <w:b/>
+        </w:rPr>
+        <w:t>EVIDENCE</w:t>
+      </w:r>
+      <w:r>
+        <w:rPr>
+          <w:b/>
+        </w:rPr>
+        <w:t xml:space="preserve"> LAB</w:t>
+      </w:r>
+    </w:p>
+    <w:p>
+      <w:pPr>
+        <w:spacing w:line="336" w:lineRule="auto" w:after="180"/>
+      </w:pPr>
+      <w:r>
+        <w:rPr>
+          <w:b w:val="0"/>
+        </w:rPr>
         <w:t>Predict → Test → Record → Explain</w:t>
       </w:r>
     </w:p>
     <w:p>
-      <w:r>
+      <w:pPr>
+        <w:spacing w:line="336" w:lineRule="auto" w:after="180"/>
+      </w:pPr>
+      <w:r>
+        <w:rPr>
+          <w:b w:val="0"/>
+        </w:rPr>
         <w:t>Keep expected and actual results separate. Surprises are useful data when recorded honestly.</w:t>
       </w:r>
     </w:p>
@@ -2703,8 +4069,50 @@
       </w:r>
     </w:p>
     <w:p>
-      <w:r>
-        <w:t>Sort twelve systems by mechanism. For each, name its output space, evidence needed, and one possible failure.</w:t>
+      <w:pPr>
+        <w:spacing w:line="336" w:lineRule="auto" w:after="180"/>
+      </w:pPr>
+      <w:r>
+        <w:rPr>
+          <w:b w:val="0"/>
+        </w:rPr>
+        <w:t xml:space="preserve">Sort twelve systems by </w:t>
+      </w:r>
+      <w:r>
+        <w:rPr>
+          <w:b/>
+        </w:rPr>
+        <w:t>mechanism</w:t>
+      </w:r>
+      <w:r>
+        <w:rPr>
+          <w:b w:val="0"/>
+        </w:rPr>
+        <w:t xml:space="preserve">. For each, name its </w:t>
+      </w:r>
+      <w:r>
+        <w:rPr>
+          <w:b/>
+        </w:rPr>
+        <w:t>output space</w:t>
+      </w:r>
+      <w:r>
+        <w:rPr>
+          <w:b w:val="0"/>
+        </w:rPr>
+        <w:t xml:space="preserve">, </w:t>
+      </w:r>
+      <w:r>
+        <w:rPr>
+          <w:b/>
+        </w:rPr>
+        <w:t>evidence</w:t>
+      </w:r>
+      <w:r>
+        <w:rPr>
+          <w:b w:val="0"/>
+        </w:rPr>
+        <w:t xml:space="preserve"> needed, and one possible failure.</w:t>
       </w:r>
     </w:p>
     <w:tbl>
@@ -2953,7 +4361,14 @@
       </w:tr>
     </w:tbl>
     <w:p>
-      <w:r>
+      <w:pPr>
+        <w:spacing w:line="336" w:lineRule="auto" w:after="180"/>
+        <w:shd w:fill="F5F1FB"/>
+      </w:pPr>
+      <w:r>
+        <w:rPr>
+          <w:b w:val="0"/>
+        </w:rPr>
         <w:t>What did the hardest test teach you that the normal test did not?</w:t>
       </w:r>
     </w:p>
@@ -2999,7 +4414,13 @@
       </w:r>
     </w:p>
     <w:p>
-      <w:r>
+      <w:pPr>
+        <w:spacing w:line="336" w:lineRule="auto" w:after="180"/>
+      </w:pPr>
+      <w:r>
+        <w:rPr>
+          <w:b w:val="0"/>
+        </w:rPr>
         <w:t>Before trying: what do I expect, and why? While trying: which step could first go wrong? Afterwards: what did I actually observe, and what should change? Keep “not run” if you only traced the procedure.</w:t>
       </w:r>
     </w:p>
@@ -3013,17 +4434,52 @@
     </w:p>
     <w:p>
       <w:r>
+        <w:t>Move from recall to tracing, diagnosis and transfer in Predictive and Generative AI. Explain why each step is justified.</w:t>
+      </w:r>
+    </w:p>
+    <w:p>
+      <w:pPr>
+        <w:spacing w:line="336" w:lineRule="auto" w:after="180"/>
+      </w:pPr>
+      <w:r>
+        <w:rPr>
+          <w:b/>
+        </w:rPr>
         <w:t>MASTERY</w:t>
       </w:r>
     </w:p>
     <w:p>
-      <w:r>
+      <w:pPr>
+        <w:spacing w:line="336" w:lineRule="auto" w:after="180"/>
+      </w:pPr>
+      <w:r>
+        <w:rPr>
+          <w:b w:val="0"/>
+        </w:rPr>
         <w:t>From Knowing the Word to Owning the Idea</w:t>
       </w:r>
     </w:p>
     <w:p>
-      <w:r>
-        <w:t>Move upward only when you can produce evidence without copying the worked example.</w:t>
+      <w:pPr>
+        <w:spacing w:line="336" w:lineRule="auto" w:after="180"/>
+      </w:pPr>
+      <w:r>
+        <w:rPr>
+          <w:b w:val="0"/>
+        </w:rPr>
+        <w:t xml:space="preserve">Move upward only when you can produce </w:t>
+      </w:r>
+      <w:r>
+        <w:rPr>
+          <w:b/>
+        </w:rPr>
+        <w:t>evidence</w:t>
+      </w:r>
+      <w:r>
+        <w:rPr>
+          <w:b w:val="0"/>
+        </w:rPr>
+        <w:t xml:space="preserve"> without copying the worked example.</w:t>
       </w:r>
     </w:p>
     <w:p>
@@ -3063,33 +4519,93 @@
       </w:r>
     </w:p>
     <w:p>
-      <w:r>
+      <w:pPr>
+        <w:spacing w:line="336" w:lineRule="auto" w:after="180"/>
+      </w:pPr>
+      <w:r>
+        <w:rPr>
+          <w:b w:val="0"/>
+        </w:rPr>
         <w:t>1 • NAME: Define the concept without repeating the textbook.</w:t>
       </w:r>
     </w:p>
     <w:p>
-      <w:r>
-        <w:t>2 • TRACE: Show the information, state, branch, calculation, or evidence path.</w:t>
-      </w:r>
-    </w:p>
-    <w:p>
-      <w:r>
+      <w:pPr>
+        <w:spacing w:line="336" w:lineRule="auto" w:after="180"/>
+      </w:pPr>
+      <w:r>
+        <w:rPr>
+          <w:b w:val="0"/>
+        </w:rPr>
+        <w:t xml:space="preserve">2 • TRACE: Show the information, state, branch, calculation, or </w:t>
+      </w:r>
+      <w:r>
+        <w:rPr>
+          <w:b/>
+        </w:rPr>
+        <w:t>evidence</w:t>
+      </w:r>
+      <w:r>
+        <w:rPr>
+          <w:b w:val="0"/>
+        </w:rPr>
+        <w:t xml:space="preserve"> path.</w:t>
+      </w:r>
+    </w:p>
+    <w:p>
+      <w:pPr>
+        <w:spacing w:line="336" w:lineRule="auto" w:after="180"/>
+      </w:pPr>
+      <w:r>
+        <w:rPr>
+          <w:b w:val="0"/>
+        </w:rPr>
         <w:t>3 • APPLY: Solve a different example independently.</w:t>
       </w:r>
     </w:p>
     <w:p>
-      <w:r>
+      <w:pPr>
+        <w:spacing w:line="336" w:lineRule="auto" w:after="180"/>
+      </w:pPr>
+      <w:r>
+        <w:rPr>
+          <w:b w:val="0"/>
+        </w:rPr>
         <w:t>4 • CHALLENGE: Find a boundary case, counterexample, or unfair outcome.</w:t>
       </w:r>
     </w:p>
     <w:p>
-      <w:r>
+      <w:pPr>
+        <w:spacing w:line="336" w:lineRule="auto" w:after="180"/>
+      </w:pPr>
+      <w:r>
+        <w:rPr>
+          <w:b w:val="0"/>
+        </w:rPr>
         <w:t>5 • EXPLAIN LIMITS: Say when the result should not be trusted or used alone.</w:t>
       </w:r>
     </w:p>
     <w:p>
-      <w:r>
-        <w:t>My strongest evidence of independent understanding:</w:t>
+      <w:pPr>
+        <w:spacing w:line="336" w:lineRule="auto" w:after="180"/>
+      </w:pPr>
+      <w:r>
+        <w:rPr>
+          <w:b w:val="0"/>
+        </w:rPr>
+        <w:t xml:space="preserve">My strongest </w:t>
+      </w:r>
+      <w:r>
+        <w:rPr>
+          <w:b/>
+        </w:rPr>
+        <w:t>evidence</w:t>
+      </w:r>
+      <w:r>
+        <w:rPr>
+          <w:b w:val="0"/>
+        </w:rPr>
+        <w:t xml:space="preserve"> of independent understanding:</w:t>
       </w:r>
     </w:p>
     <w:p>
@@ -3135,16 +4651,39 @@
     </w:p>
     <w:p>
       <w:r>
+        <w:t>Apply this week’s idea to Verified Study Buddy. Keep an annotated decision and the evidence supporting it.</w:t>
+      </w:r>
+    </w:p>
+    <w:p>
+      <w:pPr>
+        <w:spacing w:line="336" w:lineRule="auto" w:after="180"/>
+      </w:pPr>
+      <w:r>
+        <w:rPr>
+          <w:b/>
+        </w:rPr>
         <w:t>CUMULATIVE PROJECT</w:t>
       </w:r>
     </w:p>
     <w:p>
-      <w:r>
+      <w:pPr>
+        <w:spacing w:line="336" w:lineRule="auto" w:after="180"/>
+      </w:pPr>
+      <w:r>
+        <w:rPr>
+          <w:b w:val="0"/>
+        </w:rPr>
         <w:t>Verified Study Buddy</w:t>
       </w:r>
     </w:p>
     <w:p>
-      <w:r>
+      <w:pPr>
+        <w:spacing w:line="336" w:lineRule="auto" w:after="180"/>
+      </w:pPr>
+      <w:r>
+        <w:rPr>
+          <w:b w:val="0"/>
+        </w:rPr>
         <w:t>Every week adds one inspectable piece. The system must show how it reached a result.</w:t>
       </w:r>
     </w:p>
@@ -3185,17 +4724,51 @@
       </w:r>
     </w:p>
     <w:p>
-      <w:r>
+      <w:pPr>
+        <w:spacing w:line="336" w:lineRule="auto" w:after="180"/>
+      </w:pPr>
+      <w:r>
+        <w:rPr>
+          <w:b w:val="0"/>
+        </w:rPr>
         <w:t>THIS WEEK’S CHECKPOINT  Separate Study Buddy tasks into classify, calculate, retrieve, and generate stages.</w:t>
       </w:r>
     </w:p>
     <w:p>
-      <w:r>
-        <w:t>SYSTEM MAP  Learner need → prompt/schema → approved sources/retrieval → model/tool → structured answer → verification → human decision</w:t>
-      </w:r>
-    </w:p>
-    <w:p>
-      <w:r>
+      <w:pPr>
+        <w:pStyle w:val="Heading3"/>
+      </w:pPr>
+      <w:r>
+        <w:t>Trace the system</w:t>
+      </w:r>
+    </w:p>
+    <w:p>
+      <w:pPr>
+        <w:spacing w:line="336" w:lineRule="auto" w:after="180"/>
+        <w:shd w:fill="EDF7F3"/>
+      </w:pPr>
+      <w:r>
+        <w:rPr>
+          <w:b w:val="0"/>
+        </w:rPr>
+        <w:t xml:space="preserve">SYSTEM MAP  Learner need → prompt/schema → approved sources/retrieval → model/tool → structured answer → verification → </w:t>
+      </w:r>
+      <w:r>
+        <w:rPr>
+          <w:b/>
+        </w:rPr>
+        <w:t>human decision</w:t>
+      </w:r>
+    </w:p>
+    <w:p>
+      <w:pPr>
+        <w:spacing w:line="336" w:lineRule="auto" w:after="180"/>
+        <w:shd w:fill="F5F1FB"/>
+      </w:pPr>
+      <w:r>
+        <w:rPr>
+          <w:b w:val="0"/>
+        </w:rPr>
         <w:t>What will you add, change, or verify in the project this week?</w:t>
       </w:r>
     </w:p>
@@ -3233,8 +4806,27 @@
       </w:r>
     </w:p>
     <w:p>
-      <w:r>
-        <w:t>What should remain under human control?</w:t>
+      <w:pPr>
+        <w:spacing w:line="336" w:lineRule="auto" w:after="180"/>
+        <w:shd w:fill="F5F1FB"/>
+      </w:pPr>
+      <w:r>
+        <w:rPr>
+          <w:b w:val="0"/>
+        </w:rPr>
+        <w:t xml:space="preserve">What should remain under </w:t>
+      </w:r>
+      <w:r>
+        <w:rPr>
+          <w:b/>
+        </w:rPr>
+        <w:t>human control</w:t>
+      </w:r>
+      <w:r>
+        <w:rPr>
+          <w:b w:val="0"/>
+        </w:rPr>
+        <w:t>?</w:t>
       </w:r>
     </w:p>
     <w:p>
@@ -3271,21 +4863,78 @@
       </w:r>
     </w:p>
     <w:p>
-      <w:r>
-        <w:t>RESPONSIBLE DESIGN  Collect only necessary information. Show uncertainty and limits. Never confuse fluent output with verified truth.</w:t>
-      </w:r>
-    </w:p>
-    <w:p>
       <w:pPr>
         <w:pStyle w:val="Heading3"/>
       </w:pPr>
       <w:r>
+        <w:t>Responsible design</w:t>
+      </w:r>
+    </w:p>
+    <w:p>
+      <w:pPr>
+        <w:spacing w:line="336" w:lineRule="auto" w:after="180"/>
+        <w:shd w:fill="FFF5E6"/>
+      </w:pPr>
+      <w:r>
+        <w:rPr>
+          <w:b w:val="0"/>
+        </w:rPr>
+        <w:t xml:space="preserve">RESPONSIBLE DESIGN  Collect only necessary information. Show uncertainty and limits. Never confuse fluent </w:t>
+      </w:r>
+      <w:r>
+        <w:rPr>
+          <w:b/>
+        </w:rPr>
+        <w:t>output</w:t>
+      </w:r>
+      <w:r>
+        <w:rPr>
+          <w:b w:val="0"/>
+        </w:rPr>
+        <w:t xml:space="preserve"> with verified truth.</w:t>
+      </w:r>
+    </w:p>
+    <w:p>
+      <w:pPr>
+        <w:pStyle w:val="Heading3"/>
+      </w:pPr>
+      <w:r>
         <w:t>Evidence for your project</w:t>
       </w:r>
     </w:p>
     <w:p>
-      <w:r>
-        <w:t>For the Verified Study Buddy, separate routing predictions, source retrieval and generated explanations in its evidence record.</w:t>
+      <w:pPr>
+        <w:spacing w:line="336" w:lineRule="auto" w:after="180"/>
+      </w:pPr>
+      <w:r>
+        <w:rPr>
+          <w:b w:val="0"/>
+        </w:rPr>
+        <w:t xml:space="preserve">For the Verified Study Buddy, separate routing </w:t>
+      </w:r>
+      <w:r>
+        <w:rPr>
+          <w:b/>
+        </w:rPr>
+        <w:t>prediction</w:t>
+      </w:r>
+      <w:r>
+        <w:rPr>
+          <w:b w:val="0"/>
+        </w:rPr>
+        <w:t xml:space="preserve">s, source retrieval and generated explanations in its </w:t>
+      </w:r>
+      <w:r>
+        <w:rPr>
+          <w:b/>
+        </w:rPr>
+        <w:t>evidence</w:t>
+      </w:r>
+      <w:r>
+        <w:rPr>
+          <w:b w:val="0"/>
+        </w:rPr>
+        <w:t xml:space="preserve"> record.</w:t>
       </w:r>
     </w:p>
     <w:p>
@@ -3298,16 +4947,48 @@
     </w:p>
     <w:p>
       <w:r>
+        <w:t>Use a genuinely new case for independent evidence. Previously discussed examples remain practice; use the separately named independent case before feedback.</w:t>
+      </w:r>
+    </w:p>
+    <w:p>
+      <w:pPr>
+        <w:pStyle w:val="Heading3"/>
+      </w:pPr>
+      <w:r>
+        <w:t>Independent evidence</w:t>
+      </w:r>
+    </w:p>
+    <w:p>
+      <w:pPr>
+        <w:spacing w:line="336" w:lineRule="auto" w:after="180"/>
+        <w:shd w:fill="FFF5E6"/>
+      </w:pPr>
+      <w:r>
+        <w:rPr>
+          <w:b w:val="0"/>
+        </w:rPr>
         <w:t>INDEPENDENT MASTERY PROOF</w:t>
       </w:r>
     </w:p>
     <w:p>
-      <w:r>
+      <w:pPr>
+        <w:spacing w:line="336" w:lineRule="auto" w:after="180"/>
+      </w:pPr>
+      <w:r>
+        <w:rPr>
+          <w:b w:val="0"/>
+        </w:rPr>
         <w:t>Explain • Transfer • Test • Defend</w:t>
       </w:r>
     </w:p>
     <w:p>
-      <w:r>
+      <w:pPr>
+        <w:spacing w:line="336" w:lineRule="auto" w:after="180"/>
+      </w:pPr>
+      <w:r>
+        <w:rPr>
+          <w:b w:val="0"/>
+        </w:rPr>
         <w:t>Complete this page without copying the worked example. Your reasoning matters more than decoration.</w:t>
       </w:r>
     </w:p>
@@ -3348,12 +5029,46 @@
       </w:r>
     </w:p>
     <w:p>
-      <w:r>
-        <w:t>CHALLENGE  Classify systems and explain the output space for each.</w:t>
-      </w:r>
-    </w:p>
-    <w:p>
-      <w:r>
+      <w:pPr>
+        <w:pStyle w:val="Heading3"/>
+      </w:pPr>
+      <w:r>
+        <w:t>Try a more demanding case</w:t>
+      </w:r>
+    </w:p>
+    <w:p>
+      <w:pPr>
+        <w:spacing w:line="336" w:lineRule="auto" w:after="180"/>
+        <w:shd w:fill="F5F1FB"/>
+      </w:pPr>
+      <w:r>
+        <w:rPr>
+          <w:b w:val="0"/>
+        </w:rPr>
+        <w:t xml:space="preserve">CHALLENGE  Classify systems and explain the </w:t>
+      </w:r>
+      <w:r>
+        <w:rPr>
+          <w:b/>
+        </w:rPr>
+        <w:t>output space</w:t>
+      </w:r>
+      <w:r>
+        <w:rPr>
+          <w:b w:val="0"/>
+        </w:rPr>
+        <w:t xml:space="preserve"> for each.</w:t>
+      </w:r>
+    </w:p>
+    <w:p>
+      <w:pPr>
+        <w:spacing w:line="336" w:lineRule="auto" w:after="180"/>
+        <w:shd w:fill="F4F9FC"/>
+      </w:pPr>
+      <w:r>
+        <w:rPr>
+          <w:b w:val="0"/>
+        </w:rPr>
         <w:t>1. My fresh example, trace, calculation, or design:</w:t>
       </w:r>
     </w:p>
@@ -3391,8 +5106,27 @@
       </w:r>
     </w:p>
     <w:p>
-      <w:r>
-        <w:t>2. My evidence that it works (include a boundary or missing-data case):</w:t>
+      <w:pPr>
+        <w:spacing w:line="336" w:lineRule="auto" w:after="180"/>
+        <w:shd w:fill="F4F9FC"/>
+      </w:pPr>
+      <w:r>
+        <w:rPr>
+          <w:b w:val="0"/>
+        </w:rPr>
+        <w:t xml:space="preserve">2. My </w:t>
+      </w:r>
+      <w:r>
+        <w:rPr>
+          <w:b/>
+        </w:rPr>
+        <w:t>evidence</w:t>
+      </w:r>
+      <w:r>
+        <w:rPr>
+          <w:b w:val="0"/>
+        </w:rPr>
+        <w:t xml:space="preserve"> that it works (include a boundary or missing-data case):</w:t>
       </w:r>
     </w:p>
     <w:p>
@@ -3429,7 +5163,14 @@
       </w:r>
     </w:p>
     <w:p>
-      <w:r>
+      <w:pPr>
+        <w:spacing w:line="336" w:lineRule="auto" w:after="180"/>
+        <w:shd w:fill="F4F9FC"/>
+      </w:pPr>
+      <w:r>
+        <w:rPr>
+          <w:b w:val="0"/>
+        </w:rPr>
         <w:t>3. One limitation, fairness concern, or situation needing human review:</w:t>
       </w:r>
     </w:p>
@@ -3467,8 +5208,47 @@
       </w:r>
     </w:p>
     <w:p>
-      <w:r>
-        <w:t>SELF-CHECK  □ I explained the mechanism  □ I used evidence  □ I tested a fresh case  □ I named a limitation  □ I can answer ‘why?’</w:t>
+      <w:pPr>
+        <w:pStyle w:val="Heading3"/>
+      </w:pPr>
+      <w:r>
+        <w:t>Check your explanation</w:t>
+      </w:r>
+    </w:p>
+    <w:p>
+      <w:pPr>
+        <w:spacing w:line="336" w:lineRule="auto" w:after="180"/>
+        <w:shd w:fill="F5F1FB"/>
+      </w:pPr>
+      <w:r>
+        <w:rPr>
+          <w:b w:val="0"/>
+        </w:rPr>
+        <w:t xml:space="preserve">SELF-CHECK  □ I explained the </w:t>
+      </w:r>
+      <w:r>
+        <w:rPr>
+          <w:b/>
+        </w:rPr>
+        <w:t>mechanism</w:t>
+      </w:r>
+      <w:r>
+        <w:rPr>
+          <w:b w:val="0"/>
+        </w:rPr>
+        <w:t xml:space="preserve">  □ I used </w:t>
+      </w:r>
+      <w:r>
+        <w:rPr>
+          <w:b/>
+        </w:rPr>
+        <w:t>evidence</w:t>
+      </w:r>
+      <w:r>
+        <w:rPr>
+          <w:b w:val="0"/>
+        </w:rPr>
+        <w:t xml:space="preserve">  □ I tested a fresh case  □ I named a limitation  □ I can answer ‘why?’</w:t>
       </w:r>
     </w:p>
     <w:p>
@@ -3480,6 +5260,11 @@
       </w:r>
     </w:p>
     <w:p>
+      <w:r>
+        <w:t>Revisit the complete Predictive and Generative AI case for supported practice. Repeated examples do not become fresh assessments.</w:t>
+      </w:r>
+    </w:p>
+    <w:p>
       <w:pPr>
         <w:pStyle w:val="Heading3"/>
       </w:pPr>
@@ -3488,7 +5273,13 @@
       </w:r>
     </w:p>
     <w:p>
-      <w:r>
+      <w:pPr>
+        <w:spacing w:line="336" w:lineRule="auto" w:after="180"/>
+      </w:pPr>
+      <w:r>
+        <w:rPr>
+          <w:b w:val="0"/>
+        </w:rPr>
         <w:t>Use the supplied details to practise the weekly concept before attempting the independent question. This case extends the illustrated lesson.</w:t>
       </w:r>
     </w:p>
@@ -3501,7 +5292,13 @@
       </w:r>
     </w:p>
     <w:p>
-      <w:r>
+      <w:pPr>
+        <w:spacing w:line="336" w:lineRule="auto" w:after="180"/>
+      </w:pPr>
+      <w:r>
+        <w:rPr>
+          <w:b w:val="0"/>
+        </w:rPr>
         <w:t>A tool labels a question biology, writes a new question and computes 7 times 8.</w:t>
       </w:r>
     </w:p>
@@ -3514,7 +5311,13 @@
       </w:r>
     </w:p>
     <w:p>
-      <w:r>
+      <w:pPr>
+        <w:spacing w:line="336" w:lineRule="auto" w:after="180"/>
+      </w:pPr>
+      <w:r>
+        <w:rPr>
+          <w:b w:val="0"/>
+        </w:rPr>
         <w:t>Identify each operation.</w:t>
       </w:r>
     </w:p>
@@ -3527,7 +5330,13 @@
       </w:r>
     </w:p>
     <w:p>
-      <w:r>
+      <w:pPr>
+        <w:spacing w:line="336" w:lineRule="auto" w:after="180"/>
+      </w:pPr>
+      <w:r>
+        <w:rPr>
+          <w:b w:val="0"/>
+        </w:rPr>
         <w:t>Labelling selects a category; generation creates text; calculation returns 56. Generated questions need factual and instructional checks.</w:t>
       </w:r>
     </w:p>
@@ -3540,7 +5349,14 @@
       </w:r>
     </w:p>
     <w:p>
-      <w:r>
+      <w:pPr>
+        <w:spacing w:line="336" w:lineRule="auto" w:after="180"/>
+        <w:shd w:fill="F5F1FB"/>
+      </w:pPr>
+      <w:r>
+        <w:rPr>
+          <w:b w:val="0"/>
+        </w:rPr>
         <w:t>Which detail supports the answer, and why does it matter?</w:t>
       </w:r>
     </w:p>
@@ -3696,17 +5512,35 @@
       </w:tr>
     </w:tbl>
     <w:p>
-      <w:r>
+      <w:pPr>
+        <w:spacing w:line="336" w:lineRule="auto" w:after="180"/>
+      </w:pPr>
+      <w:r>
+        <w:rPr>
+          <w:b w:val="0"/>
+        </w:rPr>
         <w:t>A tool labels a question biology, writes a new question and computes 7 times 8.</w:t>
       </w:r>
     </w:p>
     <w:p>
-      <w:r>
+      <w:pPr>
+        <w:spacing w:line="336" w:lineRule="auto" w:after="180"/>
+      </w:pPr>
+      <w:r>
+        <w:rPr>
+          <w:b w:val="0"/>
+        </w:rPr>
         <w:t>Identify each operation.</w:t>
       </w:r>
     </w:p>
     <w:p>
-      <w:r>
+      <w:pPr>
+        <w:spacing w:line="336" w:lineRule="auto" w:after="180"/>
+      </w:pPr>
+      <w:r>
+        <w:rPr>
+          <w:b w:val="0"/>
+        </w:rPr>
         <w:t>Labelling selects a category; generation creates text; calculation returns 56. Generated questions need factual and instructional checks.</w:t>
       </w:r>
     </w:p>
@@ -3719,6 +5553,11 @@
       </w:r>
     </w:p>
     <w:p>
+      <w:r>
+        <w:t>Attempt the reserved new case before feedback. Record support; the earlier examples below remain additional practice.</w:t>
+      </w:r>
+    </w:p>
+    <w:p>
       <w:pPr>
         <w:pStyle w:val="Heading3"/>
       </w:pPr>
@@ -3727,8 +5566,50 @@
       </w:r>
     </w:p>
     <w:p>
-      <w:r>
-        <w:t>A system retrieves an approved Moon note, uses a trained classifier to predict reading difficulty, then writes a poem. Identify each mechanism and the evidence needed to check its output.</w:t>
+      <w:pPr>
+        <w:spacing w:line="336" w:lineRule="auto" w:after="180"/>
+      </w:pPr>
+      <w:r>
+        <w:rPr>
+          <w:b w:val="0"/>
+        </w:rPr>
+        <w:t xml:space="preserve">A system retrieves an approved Moon note, uses a trained classifier to predict reading difficulty, then writes a poem. Identify each </w:t>
+      </w:r>
+      <w:r>
+        <w:rPr>
+          <w:b/>
+        </w:rPr>
+        <w:t>mechanism</w:t>
+      </w:r>
+      <w:r>
+        <w:rPr>
+          <w:b w:val="0"/>
+        </w:rPr>
+        <w:t xml:space="preserve"> and the </w:t>
+      </w:r>
+      <w:r>
+        <w:rPr>
+          <w:b/>
+        </w:rPr>
+        <w:t>evidence</w:t>
+      </w:r>
+      <w:r>
+        <w:rPr>
+          <w:b w:val="0"/>
+        </w:rPr>
+        <w:t xml:space="preserve"> needed to check its </w:t>
+      </w:r>
+      <w:r>
+        <w:rPr>
+          <w:b/>
+        </w:rPr>
+        <w:t>output</w:t>
+      </w:r>
+      <w:r>
+        <w:rPr>
+          <w:b w:val="0"/>
+        </w:rPr>
+        <w:t>.</w:t>
       </w:r>
     </w:p>
     <w:p>
@@ -3775,7 +5656,13 @@
       </w:r>
     </w:p>
     <w:p>
-      <w:r>
+      <w:pPr>
+        <w:spacing w:line="336" w:lineRule="auto" w:after="180"/>
+      </w:pPr>
+      <w:r>
+        <w:rPr>
+          <w:b w:val="0"/>
+        </w:rPr>
         <w:t>Attempt this case before feedback. Record any help. Earlier examples below are further practice; a case already practised with feedback cannot establish fresh transfer.</w:t>
       </w:r>
     </w:p>
@@ -3788,18 +5675,43 @@
       </w:r>
     </w:p>
     <w:p>
-      <w:r>
+      <w:pPr>
+        <w:spacing w:line="336" w:lineRule="auto" w:after="180"/>
+      </w:pPr>
+      <w:r>
+        <w:rPr>
+          <w:b w:val="0"/>
+        </w:rPr>
         <w:t>Close the worked explanation. Apply the idea to this different question without copying.</w:t>
       </w:r>
     </w:p>
     <w:p>
-      <w:r>
+      <w:pPr>
+        <w:spacing w:line="336" w:lineRule="auto" w:after="180"/>
+        <w:shd w:fill="F5F1FB"/>
+      </w:pPr>
+      <w:r>
+        <w:rPr>
+          <w:b w:val="0"/>
+        </w:rPr>
         <w:t>A system labels a message as spam. Another writes a new reply. Which task predicts a category and which generates content? Can the new reply contain a false fact?</w:t>
       </w:r>
     </w:p>
     <w:p>
-      <w:r>
-        <w:t>My answer, with a trace, calculation or supporting evidence</w:t>
+      <w:pPr>
+        <w:spacing w:line="336" w:lineRule="auto" w:after="180"/>
+      </w:pPr>
+      <w:r>
+        <w:rPr>
+          <w:b w:val="0"/>
+        </w:rPr>
+        <w:t xml:space="preserve">My answer, with a trace, calculation or supporting </w:t>
+      </w:r>
+      <w:r>
+        <w:rPr>
+          <w:b/>
+        </w:rPr>
+        <w:t>evidence</w:t>
       </w:r>
     </w:p>
     <w:p>
@@ -3844,13 +5756,37 @@
       </w:r>
     </w:p>
     <w:p>
-      <w:r>
+      <w:pPr>
+        <w:spacing w:line="336" w:lineRule="auto" w:after="180"/>
+      </w:pPr>
+      <w:r>
+        <w:rPr>
+          <w:b w:val="0"/>
+        </w:rPr>
         <w:t>Change one relevant detail. Predict the result before testing. Include a boundary or missing-information case when it helps reveal a limit.</w:t>
       </w:r>
     </w:p>
     <w:p>
-      <w:r>
-        <w:t>My changed input and expected result</w:t>
+      <w:pPr>
+        <w:spacing w:line="336" w:lineRule="auto" w:after="180"/>
+      </w:pPr>
+      <w:r>
+        <w:rPr>
+          <w:b w:val="0"/>
+        </w:rPr>
+        <w:t xml:space="preserve">My changed </w:t>
+      </w:r>
+      <w:r>
+        <w:rPr>
+          <w:b/>
+        </w:rPr>
+        <w:t>input</w:t>
+      </w:r>
+      <w:r>
+        <w:rPr>
+          <w:b w:val="0"/>
+        </w:rPr>
+        <w:t xml:space="preserve"> and expected result</w:t>
       </w:r>
     </w:p>
     <w:p>
@@ -3895,13 +5831,37 @@
       </w:r>
     </w:p>
     <w:p>
-      <w:r>
+      <w:pPr>
+        <w:spacing w:line="336" w:lineRule="auto" w:after="180"/>
+      </w:pPr>
+      <w:r>
+        <w:rPr>
+          <w:b w:val="0"/>
+        </w:rPr>
         <w:t>Separate Study Buddy tasks into classify, calculate, retrieve, and generate stages.</w:t>
       </w:r>
     </w:p>
     <w:p>
-      <w:r>
-        <w:t>The evidence I will keep</w:t>
+      <w:pPr>
+        <w:spacing w:line="336" w:lineRule="auto" w:after="180"/>
+      </w:pPr>
+      <w:r>
+        <w:rPr>
+          <w:b w:val="0"/>
+        </w:rPr>
+        <w:t xml:space="preserve">The </w:t>
+      </w:r>
+      <w:r>
+        <w:rPr>
+          <w:b/>
+        </w:rPr>
+        <w:t>evidence</w:t>
+      </w:r>
+      <w:r>
+        <w:rPr>
+          <w:b w:val="0"/>
+        </w:rPr>
+        <w:t xml:space="preserve"> I will keep</w:t>
       </w:r>
     </w:p>
     <w:p>
@@ -3938,8 +5898,26 @@
       </w:r>
     </w:p>
     <w:p>
-      <w:r>
-        <w:t>Your teacher has the independent answer and scoring criteria. Complete the matching workbook week to keep your practice evidence together.</w:t>
+      <w:pPr>
+        <w:spacing w:line="336" w:lineRule="auto" w:after="180"/>
+      </w:pPr>
+      <w:r>
+        <w:rPr>
+          <w:b w:val="0"/>
+        </w:rPr>
+        <w:t xml:space="preserve">Your teacher has the independent answer and scoring criteria. Complete the matching workbook week to keep your practice </w:t>
+      </w:r>
+      <w:r>
+        <w:rPr>
+          <w:b/>
+        </w:rPr>
+        <w:t>evidence</w:t>
+      </w:r>
+      <w:r>
+        <w:rPr>
+          <w:b w:val="0"/>
+        </w:rPr>
+        <w:t xml:space="preserve"> together.</w:t>
       </w:r>
     </w:p>
     <w:p>
@@ -3951,7 +5929,13 @@
       </w:r>
     </w:p>
     <w:p>
-      <w:r>
+      <w:pPr>
+        <w:spacing w:line="336" w:lineRule="auto" w:after="180"/>
+      </w:pPr>
+      <w:r>
+        <w:rPr>
+          <w:b w:val="0"/>
+        </w:rPr>
         <w:t>A study tool finds a paragraph, labels its difficulty and invents practice questions. Identify the three operations and one check for each.</w:t>
       </w:r>
     </w:p>
@@ -4007,8 +5991,25 @@
       </w:r>
     </w:p>
     <w:p>
-      <w:r>
-        <w:t>Attempt the independent case before hints. Record whether you worked alone, used a hint or followed a model. After feedback, fix the first unsupported step and explain why it changed. A later check uses a changed case, not a copied answer.</w:t>
+      <w:pPr>
+        <w:spacing w:line="336" w:lineRule="auto" w:after="180"/>
+      </w:pPr>
+      <w:r>
+        <w:rPr>
+          <w:b w:val="0"/>
+        </w:rPr>
+        <w:t>Attempt the independent case before hints. Record whether you worked alone, used a hint or followed a model. After feedback, fix the first unsupported step and explain why it changed.</w:t>
+      </w:r>
+    </w:p>
+    <w:p>
+      <w:pPr>
+        <w:spacing w:line="336" w:lineRule="auto" w:after="180"/>
+      </w:pPr>
+      <w:r>
+        <w:rPr>
+          <w:b w:val="0"/>
+        </w:rPr>
+        <w:t>A later check uses a changed case, not a copied answer.</w:t>
       </w:r>
     </w:p>
     <w:p>
@@ -4021,6 +6022,17 @@
     </w:p>
     <w:p>
       <w:r>
+        <w:t>Use this map to navigate Predictive and Generative AI, connect the goals to tasks and keep one evidence record for each attempt.</w:t>
+      </w:r>
+    </w:p>
+    <w:p>
+      <w:pPr>
+        <w:spacing w:line="336" w:lineRule="auto" w:after="180"/>
+      </w:pPr>
+      <w:r>
+        <w:rPr>
+          <w:b w:val="0"/>
+        </w:rPr>
         <w:t>Start with this question: A fictional learning tool first classifies a question, then drafts an answer from a supplied note.</w:t>
       </w:r>
     </w:p>
@@ -4127,13 +6139,61 @@
       </w:tr>
     </w:tbl>
     <w:p>
-      <w:r>
-        <w:t>Remember → watch and explain → try with help → investigate → try independently → keep project evidence. Your teacher may spread this lesson across several classes.</w:t>
-      </w:r>
-    </w:p>
-    <w:p>
-      <w:r>
-        <w:t>Keep your first prediction. Compare it with what the evidence shows and explain any change.</w:t>
+      <w:pPr>
+        <w:spacing w:line="336" w:lineRule="auto" w:after="180"/>
+      </w:pPr>
+      <w:r>
+        <w:rPr>
+          <w:b w:val="0"/>
+        </w:rPr>
+        <w:t xml:space="preserve">Remember → watch and explain → try with help → investigate → try independently → keep project </w:t>
+      </w:r>
+      <w:r>
+        <w:rPr>
+          <w:b/>
+        </w:rPr>
+        <w:t>evidence</w:t>
+      </w:r>
+      <w:r>
+        <w:rPr>
+          <w:b w:val="0"/>
+        </w:rPr>
+        <w:t>. Your teacher may spread this lesson across several classes.</w:t>
+      </w:r>
+    </w:p>
+    <w:p>
+      <w:pPr>
+        <w:spacing w:line="336" w:lineRule="auto" w:after="180"/>
+      </w:pPr>
+      <w:r>
+        <w:rPr>
+          <w:b w:val="0"/>
+        </w:rPr>
+        <w:t xml:space="preserve">Keep your first </w:t>
+      </w:r>
+      <w:r>
+        <w:rPr>
+          <w:b/>
+        </w:rPr>
+        <w:t>prediction</w:t>
+      </w:r>
+      <w:r>
+        <w:rPr>
+          <w:b w:val="0"/>
+        </w:rPr>
+        <w:t xml:space="preserve">. Compare it with what the </w:t>
+      </w:r>
+      <w:r>
+        <w:rPr>
+          <w:b/>
+        </w:rPr>
+        <w:t>evidence</w:t>
+      </w:r>
+      <w:r>
+        <w:rPr>
+          <w:b w:val="0"/>
+        </w:rPr>
+        <w:t xml:space="preserve"> shows and explain any change.</w:t>
       </w:r>
     </w:p>
     <w:p>
@@ -4146,7 +6206,36 @@
     </w:p>
     <w:p>
       <w:r>
-        <w:t>Close your notes. Explain this goal in your own words: Distinguish discriminative prediction from generation by inspecting the requested output</w:t>
+        <w:t>Explain Predictive and Generative AI without notes, identify a remaining question and plan a later check with a changed case.</w:t>
+      </w:r>
+    </w:p>
+    <w:p>
+      <w:pPr>
+        <w:spacing w:line="336" w:lineRule="auto" w:after="180"/>
+      </w:pPr>
+      <w:r>
+        <w:rPr>
+          <w:b w:val="0"/>
+        </w:rPr>
+        <w:t xml:space="preserve">Close your notes. Explain this goal in your own words: Distinguish discriminative </w:t>
+      </w:r>
+      <w:r>
+        <w:rPr>
+          <w:b/>
+        </w:rPr>
+        <w:t>prediction</w:t>
+      </w:r>
+      <w:r>
+        <w:rPr>
+          <w:b w:val="0"/>
+        </w:rPr>
+        <w:t xml:space="preserve"> from generation by inspecting the requested </w:t>
+      </w:r>
+      <w:r>
+        <w:rPr>
+          <w:b/>
+        </w:rPr>
+        <w:t>output</w:t>
       </w:r>
     </w:p>
     <w:p>
@@ -4183,13 +6272,61 @@
       </w:r>
     </w:p>
     <w:p>
-      <w:r>
-        <w:t>If you are unsure, return to the worked picture and explain one arrow. If you are ready, change an input or assumption and justify your prediction.</w:t>
-      </w:r>
-    </w:p>
-    <w:p>
-      <w:r>
-        <w:t>Save your workbook evidence. At the next review, try a different case before opening your old answer.</w:t>
+      <w:pPr>
+        <w:spacing w:line="336" w:lineRule="auto" w:after="180"/>
+      </w:pPr>
+      <w:r>
+        <w:rPr>
+          <w:b w:val="0"/>
+        </w:rPr>
+        <w:t xml:space="preserve">If you are unsure, return to the worked picture and explain one arrow. If you are ready, change an </w:t>
+      </w:r>
+      <w:r>
+        <w:rPr>
+          <w:b/>
+        </w:rPr>
+        <w:t>input</w:t>
+      </w:r>
+      <w:r>
+        <w:rPr>
+          <w:b w:val="0"/>
+        </w:rPr>
+        <w:t xml:space="preserve"> or assumption and justify your </w:t>
+      </w:r>
+      <w:r>
+        <w:rPr>
+          <w:b/>
+        </w:rPr>
+        <w:t>prediction</w:t>
+      </w:r>
+      <w:r>
+        <w:rPr>
+          <w:b w:val="0"/>
+        </w:rPr>
+        <w:t>.</w:t>
+      </w:r>
+    </w:p>
+    <w:p>
+      <w:pPr>
+        <w:spacing w:line="336" w:lineRule="auto" w:after="180"/>
+      </w:pPr>
+      <w:r>
+        <w:rPr>
+          <w:b w:val="0"/>
+        </w:rPr>
+        <w:t xml:space="preserve">Save your workbook </w:t>
+      </w:r>
+      <w:r>
+        <w:rPr>
+          <w:b/>
+        </w:rPr>
+        <w:t>evidence</w:t>
+      </w:r>
+      <w:r>
+        <w:rPr>
+          <w:b w:val="0"/>
+        </w:rPr>
+        <w:t>. At the next review, try a different case before opening your old answer.</w:t>
       </w:r>
     </w:p>
     <w:p>
@@ -4202,11 +6339,28 @@
     </w:p>
     <w:p>
       <w:r>
+        <w:t>Attempt supported questions before using hints or feedback. Review a missing building block, then keep the completed work.</w:t>
+      </w:r>
+    </w:p>
+    <w:p>
+      <w:pPr>
+        <w:spacing w:line="336" w:lineRule="auto" w:after="180"/>
+      </w:pPr>
+      <w:r>
+        <w:rPr>
+          <w:b w:val="0"/>
+        </w:rPr>
         <w:t>Use this supported practice once, in the browser or on paper. Keep the reserved independent assessment for a separate first attempt before teacher feedback.</w:t>
       </w:r>
     </w:p>
     <w:p>
-      <w:r>
+      <w:pPr>
+        <w:spacing w:line="336" w:lineRule="auto" w:after="180"/>
+      </w:pPr>
+      <w:r>
+        <w:rPr>
+          <w:b w:val="0"/>
+        </w:rPr>
         <w:t>A fictional learning tool first classifies a question, then drafts an answer from a supplied note.</w:t>
       </w:r>
     </w:p>
@@ -4219,27 +6373,61 @@
       </w:r>
     </w:p>
     <w:p>
-      <w:r>
+      <w:pPr>
+        <w:spacing w:line="336" w:lineRule="auto" w:after="180"/>
+      </w:pPr>
+      <w:r>
+        <w:rPr>
+          <w:b w:val="0"/>
+        </w:rPr>
         <w:t>Which labelled step matches this detail? Keep the supported change-of-state claim; remove or review the unsupported addition.</w:t>
       </w:r>
     </w:p>
     <w:p>
-      <w:r>
+      <w:pPr>
+        <w:spacing w:line="336" w:lineRule="auto" w:after="180"/>
+        <w:shd w:fill="F4F9FC"/>
+      </w:pPr>
+      <w:r>
+        <w:rPr>
+          <w:b w:val="0"/>
+        </w:rPr>
         <w:t>1. Predict category</w:t>
       </w:r>
     </w:p>
     <w:p>
-      <w:r>
+      <w:pPr>
+        <w:spacing w:line="336" w:lineRule="auto" w:after="180"/>
+        <w:shd w:fill="F4F9FC"/>
+      </w:pPr>
+      <w:r>
+        <w:rPr>
+          <w:b w:val="0"/>
+        </w:rPr>
         <w:t>2. Verify claims</w:t>
       </w:r>
     </w:p>
     <w:p>
-      <w:r>
+      <w:pPr>
+        <w:spacing w:line="336" w:lineRule="auto" w:after="180"/>
+        <w:shd w:fill="F4F9FC"/>
+      </w:pPr>
+      <w:r>
+        <w:rPr>
+          <w:b w:val="0"/>
+        </w:rPr>
         <w:t>3. Retrieve note</w:t>
       </w:r>
     </w:p>
     <w:p>
-      <w:r>
+      <w:pPr>
+        <w:spacing w:line="336" w:lineRule="auto" w:after="180"/>
+        <w:shd w:fill="F4F9FC"/>
+      </w:pPr>
+      <w:r>
+        <w:rPr>
+          <w:b w:val="0"/>
+        </w:rPr>
         <w:t>4. Generate draft</w:t>
       </w:r>
     </w:p>
@@ -4277,41 +6465,167 @@
       </w:r>
     </w:p>
     <w:p>
-      <w:r>
+      <w:pPr>
+        <w:pStyle w:val="Heading3"/>
+      </w:pPr>
+      <w:r>
+        <w:t>Hint · try first</w:t>
+      </w:r>
+    </w:p>
+    <w:p>
+      <w:pPr>
+        <w:spacing w:line="336" w:lineRule="auto" w:after="180"/>
+        <w:shd w:fill="F1F6F8"/>
+      </w:pPr>
+      <w:r>
+        <w:rPr>
+          <w:b w:val="0"/>
+        </w:rPr>
         <w:t>Hint if needed: Read the steps in the pictorial case. Match the supplied detail to the stage that performs or records it.</w:t>
       </w:r>
     </w:p>
     <w:p>
-      <w:r>
-        <w:t>After your attempt, compare with the supported explanation: Verify claims Keep the supported change-of-state claim; remove or review the unsupported addition. Classification predicts a category under a trained mapping. Generation produces a sequence of words under a language objective. Supplying a note can support factual grounding, but the draft still requires claim-level checking. The category being correct does not prove every sentence in the answer is correct.</w:t>
-      </w:r>
-    </w:p>
-    <w:p>
       <w:pPr>
         <w:pStyle w:val="Heading3"/>
       </w:pPr>
       <w:r>
+        <w:t>Feedback · compare after trying</w:t>
+      </w:r>
+    </w:p>
+    <w:p>
+      <w:pPr>
+        <w:spacing w:line="336" w:lineRule="auto" w:after="180"/>
+        <w:shd w:fill="F1F6FC"/>
+      </w:pPr>
+      <w:r>
+        <w:rPr>
+          <w:b w:val="0"/>
+        </w:rPr>
+        <w:t>After your attempt, compare with the supported explanation: Verify claims Keep the supported change-of-state claim; remove or review the unsupported addition. Classification predicts a category under a trained mapping.</w:t>
+      </w:r>
+    </w:p>
+    <w:p>
+      <w:pPr>
+        <w:spacing w:line="336" w:lineRule="auto" w:after="180"/>
+        <w:shd w:fill="F1F6FC"/>
+      </w:pPr>
+      <w:r>
+        <w:rPr>
+          <w:b w:val="0"/>
+        </w:rPr>
+        <w:t>Generation produces a sequence of words under a language objective. Supplying a note can support factual grounding, but the draft still requires claim-level checking.</w:t>
+      </w:r>
+    </w:p>
+    <w:p>
+      <w:pPr>
+        <w:spacing w:line="336" w:lineRule="auto" w:after="180"/>
+        <w:shd w:fill="F1F6FC"/>
+      </w:pPr>
+      <w:r>
+        <w:rPr>
+          <w:b w:val="0"/>
+        </w:rPr>
+        <w:t>The category being correct does not prove every sentence in the answer is correct.</w:t>
+      </w:r>
+    </w:p>
+    <w:p>
+      <w:pPr>
+        <w:pStyle w:val="Heading3"/>
+      </w:pPr>
+      <w:r>
         <w:t>Practice 2: explain the deciding evidence</w:t>
       </w:r>
     </w:p>
     <w:p>
-      <w:r>
+      <w:pPr>
+        <w:pStyle w:val="Heading3"/>
+      </w:pPr>
+      <w:r>
+        <w:t>Changed case · predict first</w:t>
+      </w:r>
+    </w:p>
+    <w:p>
+      <w:pPr>
+        <w:spacing w:line="336" w:lineRule="auto" w:after="180"/>
+        <w:shd w:fill="F5F1FB"/>
+      </w:pPr>
+      <w:r>
+        <w:rPr>
+          <w:b w:val="0"/>
+        </w:rPr>
         <w:t>Changed-case practice: The classifier instead predicts history while N and the draft stay unchanged. Which conclusion is supported by the supplied facts?</w:t>
       </w:r>
     </w:p>
     <w:p>
-      <w:r>
-        <w:t>1. We can decide the result without examining the changed input or the procedure.</w:t>
-      </w:r>
-    </w:p>
-    <w:p>
-      <w:r>
-        <w:t>2. This one example guarantees correct results for every future input.</w:t>
-      </w:r>
-    </w:p>
-    <w:p>
-      <w:r>
-        <w:t>3. The category prediction changes, but the same unsupported draft claim still needs checking.</w:t>
+      <w:pPr>
+        <w:spacing w:line="336" w:lineRule="auto" w:after="180"/>
+        <w:shd w:fill="F4F9FC"/>
+      </w:pPr>
+      <w:r>
+        <w:rPr>
+          <w:b w:val="0"/>
+        </w:rPr>
+        <w:t xml:space="preserve">1. We can decide the result without examining the changed </w:t>
+      </w:r>
+      <w:r>
+        <w:rPr>
+          <w:b/>
+        </w:rPr>
+        <w:t>input</w:t>
+      </w:r>
+      <w:r>
+        <w:rPr>
+          <w:b w:val="0"/>
+        </w:rPr>
+        <w:t xml:space="preserve"> or the procedure.</w:t>
+      </w:r>
+    </w:p>
+    <w:p>
+      <w:pPr>
+        <w:spacing w:line="336" w:lineRule="auto" w:after="180"/>
+        <w:shd w:fill="F4F9FC"/>
+      </w:pPr>
+      <w:r>
+        <w:rPr>
+          <w:b w:val="0"/>
+        </w:rPr>
+        <w:t xml:space="preserve">2. This one example guarantees correct results for every future </w:t>
+      </w:r>
+      <w:r>
+        <w:rPr>
+          <w:b/>
+        </w:rPr>
+        <w:t>input</w:t>
+      </w:r>
+      <w:r>
+        <w:rPr>
+          <w:b w:val="0"/>
+        </w:rPr>
+        <w:t>.</w:t>
+      </w:r>
+    </w:p>
+    <w:p>
+      <w:pPr>
+        <w:spacing w:line="336" w:lineRule="auto" w:after="180"/>
+        <w:shd w:fill="F4F9FC"/>
+      </w:pPr>
+      <w:r>
+        <w:rPr>
+          <w:b w:val="0"/>
+        </w:rPr>
+        <w:t xml:space="preserve">3. The category </w:t>
+      </w:r>
+      <w:r>
+        <w:rPr>
+          <w:b/>
+        </w:rPr>
+        <w:t>prediction</w:t>
+      </w:r>
+      <w:r>
+        <w:rPr>
+          <w:b w:val="0"/>
+        </w:rPr>
+        <w:t xml:space="preserve"> changes, but the same unsupported draft claim still needs checking.</w:t>
       </w:r>
     </w:p>
     <w:p>
@@ -4348,26 +6662,97 @@
       </w:r>
     </w:p>
     <w:p>
-      <w:r>
+      <w:pPr>
+        <w:pStyle w:val="Heading3"/>
+      </w:pPr>
+      <w:r>
+        <w:t>Hint · try first</w:t>
+      </w:r>
+    </w:p>
+    <w:p>
+      <w:pPr>
+        <w:spacing w:line="336" w:lineRule="auto" w:after="180"/>
+        <w:shd w:fill="F1F6F8"/>
+      </w:pPr>
+      <w:r>
+        <w:rPr>
+          <w:b w:val="0"/>
+        </w:rPr>
         <w:t>Hint if needed: Use the changed condition and the deciding step in the pictorial trace. The answer must say what follows from those facts.</w:t>
       </w:r>
     </w:p>
     <w:p>
-      <w:r>
-        <w:t>After your attempt, compare with the supported explanation: The category prediction changes, but the same unsupported draft claim still needs checking. Stages can fail independently; one result does not validate another.</w:t>
-      </w:r>
-    </w:p>
-    <w:p>
       <w:pPr>
         <w:pStyle w:val="Heading3"/>
       </w:pPr>
       <w:r>
+        <w:t>Feedback · compare after trying</w:t>
+      </w:r>
+    </w:p>
+    <w:p>
+      <w:pPr>
+        <w:spacing w:line="336" w:lineRule="auto" w:after="180"/>
+        <w:shd w:fill="F1F6FC"/>
+      </w:pPr>
+      <w:r>
+        <w:rPr>
+          <w:b w:val="0"/>
+        </w:rPr>
+        <w:t xml:space="preserve">After your attempt, compare with the supported explanation: The category </w:t>
+      </w:r>
+      <w:r>
+        <w:rPr>
+          <w:b/>
+        </w:rPr>
+        <w:t>prediction</w:t>
+      </w:r>
+      <w:r>
+        <w:rPr>
+          <w:b w:val="0"/>
+        </w:rPr>
+        <w:t xml:space="preserve"> changes, but the same unsupported draft claim still needs checking. Stages can fail independently; one result does not validate another.</w:t>
+      </w:r>
+    </w:p>
+    <w:p>
+      <w:pPr>
+        <w:pStyle w:val="Heading3"/>
+      </w:pPr>
+      <w:r>
         <w:t>Repair a missing building block</w:t>
       </w:r>
     </w:p>
     <w:p>
-      <w:r>
-        <w:t>Review Capstone Expo (ai-2/36). Goal: Defend an application using reproducible evidence. Short practice: Give the original winning ID, its score, and counts of eligible, excluded and invalid rows.. Return to this week and explain what you changed.</w:t>
+      <w:pPr>
+        <w:spacing w:line="336" w:lineRule="auto" w:after="180"/>
+      </w:pPr>
+      <w:r>
+        <w:rPr>
+          <w:b w:val="0"/>
+        </w:rPr>
+        <w:t xml:space="preserve">Review Capstone Expo (ai-2/36). Goal: Defend an application using reproducible </w:t>
+      </w:r>
+      <w:r>
+        <w:rPr>
+          <w:b/>
+        </w:rPr>
+        <w:t>evidence</w:t>
+      </w:r>
+      <w:r>
+        <w:rPr>
+          <w:b w:val="0"/>
+        </w:rPr>
+        <w:t>. Short practice: Give the original winning ID, its score, and counts of eligible, excluded and invalid rows..</w:t>
+      </w:r>
+    </w:p>
+    <w:p>
+      <w:pPr>
+        <w:spacing w:line="336" w:lineRule="auto" w:after="180"/>
+      </w:pPr>
+      <w:r>
+        <w:rPr>
+          <w:b w:val="0"/>
+        </w:rPr>
+        <w:t>Return to this week and explain what you changed.</w:t>
       </w:r>
     </w:p>
     <w:p>
@@ -4379,8 +6764,639 @@
       </w:r>
     </w:p>
     <w:p>
-      <w:r>
-        <w:t>Use Download completed work in the hosted lesson to export your answers, reflections, practice feedback and code-run evidence. Open the HTML copy to read or print it. Drafts stay in this browser when storage is available; clear drafts on a shared device.</w:t>
+      <w:pPr>
+        <w:spacing w:line="336" w:lineRule="auto" w:after="180"/>
+      </w:pPr>
+      <w:r>
+        <w:rPr>
+          <w:b w:val="0"/>
+        </w:rPr>
+        <w:t xml:space="preserve">Use Download completed work in the hosted lesson to export your answers, reflections, practice feedback and code-run </w:t>
+      </w:r>
+      <w:r>
+        <w:rPr>
+          <w:b/>
+        </w:rPr>
+        <w:t>evidence</w:t>
+      </w:r>
+      <w:r>
+        <w:rPr>
+          <w:b w:val="0"/>
+        </w:rPr>
+        <w:t>. Open the HTML copy to read or print it.</w:t>
+      </w:r>
+    </w:p>
+    <w:p>
+      <w:pPr>
+        <w:spacing w:line="336" w:lineRule="auto" w:after="180"/>
+      </w:pPr>
+      <w:r>
+        <w:rPr>
+          <w:b w:val="0"/>
+        </w:rPr>
+        <w:t>Drafts stay in this browser when storage is available; clear drafts on a shared device.</w:t>
+      </w:r>
+    </w:p>
+    <w:p>
+      <w:pPr>
+        <w:pStyle w:val="Heading1"/>
+      </w:pPr>
+      <w:r>
+        <w:t>18. Visual concept journey</w:t>
+      </w:r>
+    </w:p>
+    <w:p>
+      <w:r>
+        <w:t>Explain each Predictive and Generative AI graphic using its labels, deciding evidence and relevant limitation.</w:t>
+      </w:r>
+    </w:p>
+    <w:p>
+      <w:pPr>
+        <w:pStyle w:val="Heading3"/>
+      </w:pPr>
+      <w:r>
+        <w:t>01. Predictive and Generative AI: the case</w:t>
+      </w:r>
+    </w:p>
+    <w:p>
+      <w:r>
+        <w:drawing>
+          <wp:inline xmlns:a="http://schemas.openxmlformats.org/drawingml/2006/main" xmlns:pic="http://schemas.openxmlformats.org/drawingml/2006/picture">
+            <wp:extent cx="5486400" cy="3142488"/>
+            <wp:docPr id="22" name="Picture 22" descr="A fictional learning tool first classifies a question, then drafts an answer from a supplied note. Supplied facts: A fitted classifier labels a question science; its training used labelled questions. Approved note N: evaporation changes liquid water into water vapour. A generator drafts: “Water evaporates into vapour and always disappears forever.”"/>
+            <wp:cNvGraphicFramePr>
+              <a:graphicFrameLocks noChangeAspect="1"/>
+            </wp:cNvGraphicFramePr>
+            <a:graphic>
+              <a:graphicData uri="http://schemas.openxmlformats.org/drawingml/2006/picture">
+                <pic:pic>
+                  <pic:nvPicPr>
+                    <pic:cNvPr id="0" name="academy-story-ai-3-1-01.png"/>
+                    <pic:cNvPicPr/>
+                  </pic:nvPicPr>
+                  <pic:blipFill>
+                    <a:blip r:embed="rId29"/>
+                    <a:stretch>
+                      <a:fillRect/>
+                    </a:stretch>
+                  </pic:blipFill>
+                  <pic:spPr>
+                    <a:xfrm>
+                      <a:off x="0" y="0"/>
+                      <a:ext cx="5486400" cy="3142488"/>
+                    </a:xfrm>
+                    <a:prstGeom prst="rect"/>
+                  </pic:spPr>
+                </pic:pic>
+              </a:graphicData>
+            </a:graphic>
+          </wp:inline>
+        </w:drawing>
+      </w:r>
+    </w:p>
+    <w:p>
+      <w:pPr>
+        <w:spacing w:line="336" w:lineRule="auto" w:after="180"/>
+      </w:pPr>
+      <w:r>
+        <w:rPr>
+          <w:b w:val="0"/>
+        </w:rPr>
+        <w:t xml:space="preserve">A fictional learning tool first classifies a question, then drafts an answer from a supplied note. Supplied facts: A fitted classifier labels a question science; its </w:t>
+      </w:r>
+      <w:r>
+        <w:rPr>
+          <w:b/>
+        </w:rPr>
+        <w:t>training</w:t>
+      </w:r>
+      <w:r>
+        <w:rPr>
+          <w:b w:val="0"/>
+        </w:rPr>
+        <w:t xml:space="preserve"> used labelled questions.</w:t>
+      </w:r>
+    </w:p>
+    <w:p>
+      <w:pPr>
+        <w:spacing w:line="336" w:lineRule="auto" w:after="180"/>
+      </w:pPr>
+      <w:r>
+        <w:rPr>
+          <w:b w:val="0"/>
+        </w:rPr>
+        <w:t>Approved note N: evaporation changes liquid water into water vapour. A generator drafts: “Water evaporates into vapour and always disappears forever.”</w:t>
+      </w:r>
+    </w:p>
+    <w:p>
+      <w:pPr>
+        <w:spacing w:line="336" w:lineRule="auto" w:after="180"/>
+        <w:shd w:fill="F5F1FB"/>
+      </w:pPr>
+      <w:r>
+        <w:rPr>
+          <w:b w:val="0"/>
+        </w:rPr>
+        <w:t>Point to the given fact that matters most. Explain why it matters.</w:t>
+      </w:r>
+    </w:p>
+    <w:p>
+      <w:pPr>
+        <w:pStyle w:val="Heading3"/>
+      </w:pPr>
+      <w:r>
+        <w:t>02. Follow the deciding steps</w:t>
+      </w:r>
+    </w:p>
+    <w:p>
+      <w:r>
+        <w:drawing>
+          <wp:inline xmlns:a="http://schemas.openxmlformats.org/drawingml/2006/main" xmlns:pic="http://schemas.openxmlformats.org/drawingml/2006/picture">
+            <wp:extent cx="5486400" cy="4160520"/>
+            <wp:docPr id="23" name="Picture 23" descr="Predict category: The classifier predicts science from the new question. → Retrieve note: N supplies a specific statement about evaporation. → Generate draft: The draft adds “always disappears forever” beyond N. → Verify claims: Keep the supported change-of-state claim; remove or review the unsupported addition."/>
+            <wp:cNvGraphicFramePr>
+              <a:graphicFrameLocks noChangeAspect="1"/>
+            </wp:cNvGraphicFramePr>
+            <a:graphic>
+              <a:graphicData uri="http://schemas.openxmlformats.org/drawingml/2006/picture">
+                <pic:pic>
+                  <pic:nvPicPr>
+                    <pic:cNvPr id="0" name="academy-story-ai-3-1-02.png"/>
+                    <pic:cNvPicPr/>
+                  </pic:nvPicPr>
+                  <pic:blipFill>
+                    <a:blip r:embed="rId30"/>
+                    <a:stretch>
+                      <a:fillRect/>
+                    </a:stretch>
+                  </pic:blipFill>
+                  <pic:spPr>
+                    <a:xfrm>
+                      <a:off x="0" y="0"/>
+                      <a:ext cx="5486400" cy="4160520"/>
+                    </a:xfrm>
+                    <a:prstGeom prst="rect"/>
+                  </pic:spPr>
+                </pic:pic>
+              </a:graphicData>
+            </a:graphic>
+          </wp:inline>
+        </w:drawing>
+      </w:r>
+    </w:p>
+    <w:p>
+      <w:pPr>
+        <w:spacing w:line="336" w:lineRule="auto" w:after="180"/>
+      </w:pPr>
+      <w:r>
+        <w:rPr>
+          <w:b w:val="0"/>
+        </w:rPr>
+        <w:t>Predict category: The classifier predicts science from the new question. → Retrieve note: N supplies a specific statement about evaporation. → Generate draft: The draft adds “always disappears forever” beyond N. → Verify claims: Keep the supported change-of-state claim; remove or review the unsupported addition.</w:t>
+      </w:r>
+    </w:p>
+    <w:p>
+      <w:pPr>
+        <w:spacing w:line="336" w:lineRule="auto" w:after="180"/>
+        <w:shd w:fill="F5F1FB"/>
+      </w:pPr>
+      <w:r>
+        <w:rPr>
+          <w:b w:val="0"/>
+        </w:rPr>
+        <w:t xml:space="preserve">Point to each numbered stage and explain which recorded </w:t>
+      </w:r>
+      <w:r>
+        <w:rPr>
+          <w:b/>
+        </w:rPr>
+        <w:t>input</w:t>
+      </w:r>
+      <w:r>
+        <w:rPr>
+          <w:b w:val="0"/>
+        </w:rPr>
+        <w:t xml:space="preserve"> it uses.</w:t>
+      </w:r>
+    </w:p>
+    <w:p>
+      <w:pPr>
+        <w:pStyle w:val="Heading3"/>
+      </w:pPr>
+      <w:r>
+        <w:t>03. Keep the evidence roles separate</w:t>
+      </w:r>
+    </w:p>
+    <w:p>
+      <w:r>
+        <w:drawing>
+          <wp:inline xmlns:a="http://schemas.openxmlformats.org/drawingml/2006/main" xmlns:pic="http://schemas.openxmlformats.org/drawingml/2006/picture">
+            <wp:extent cx="5486400" cy="2834640"/>
+            <wp:docPr id="24" name="Picture 24" descr="Keep the evidence roles separate. Ten corpus continuations | Count red 6, blue 3, green 1 | Distribution 0.6, 0.3, 0.1. Prefix: The marker is | Select a next token | An output, not an observation. Current marker question | Check direct evidence | Colour claim needs support"/>
+            <wp:cNvGraphicFramePr>
+              <a:graphicFrameLocks noChangeAspect="1"/>
+            </wp:cNvGraphicFramePr>
+            <a:graphic>
+              <a:graphicData uri="http://schemas.openxmlformats.org/drawingml/2006/picture">
+                <pic:pic>
+                  <pic:nvPicPr>
+                    <pic:cNvPr id="0" name="academy-story-ai-3-1-03.png"/>
+                    <pic:cNvPicPr/>
+                  </pic:nvPicPr>
+                  <pic:blipFill>
+                    <a:blip r:embed="rId31"/>
+                    <a:stretch>
+                      <a:fillRect/>
+                    </a:stretch>
+                  </pic:blipFill>
+                  <pic:spPr>
+                    <a:xfrm>
+                      <a:off x="0" y="0"/>
+                      <a:ext cx="5486400" cy="2834640"/>
+                    </a:xfrm>
+                    <a:prstGeom prst="rect"/>
+                  </pic:spPr>
+                </pic:pic>
+              </a:graphicData>
+            </a:graphic>
+          </wp:inline>
+        </w:drawing>
+      </w:r>
+    </w:p>
+    <w:p>
+      <w:pPr>
+        <w:spacing w:line="336" w:lineRule="auto" w:after="180"/>
+      </w:pPr>
+      <w:r>
+        <w:rPr>
+          <w:b w:val="0"/>
+        </w:rPr>
+        <w:t xml:space="preserve">Keep the </w:t>
+      </w:r>
+      <w:r>
+        <w:rPr>
+          <w:b/>
+        </w:rPr>
+        <w:t>evidence</w:t>
+      </w:r>
+      <w:r>
+        <w:rPr>
+          <w:b w:val="0"/>
+        </w:rPr>
+        <w:t xml:space="preserve"> roles separate. Ten corpus continuations | Count red 6, blue 3, green 1 | Distribution 0.6, 0.3, 0.1. Prefix: The marker is | Select a next token | An </w:t>
+      </w:r>
+      <w:r>
+        <w:rPr>
+          <w:b/>
+        </w:rPr>
+        <w:t>output</w:t>
+      </w:r>
+      <w:r>
+        <w:rPr>
+          <w:b w:val="0"/>
+        </w:rPr>
+        <w:t xml:space="preserve">, not an </w:t>
+      </w:r>
+      <w:r>
+        <w:rPr>
+          <w:b/>
+        </w:rPr>
+        <w:t>observation</w:t>
+      </w:r>
+      <w:r>
+        <w:rPr>
+          <w:b w:val="0"/>
+        </w:rPr>
+        <w:t>.</w:t>
+      </w:r>
+    </w:p>
+    <w:p>
+      <w:pPr>
+        <w:spacing w:line="336" w:lineRule="auto" w:after="180"/>
+      </w:pPr>
+      <w:r>
+        <w:rPr>
+          <w:b w:val="0"/>
+        </w:rPr>
+        <w:t xml:space="preserve">Current marker question | Check direct </w:t>
+      </w:r>
+      <w:r>
+        <w:rPr>
+          <w:b/>
+        </w:rPr>
+        <w:t>evidence</w:t>
+      </w:r>
+      <w:r>
+        <w:rPr>
+          <w:b w:val="0"/>
+        </w:rPr>
+        <w:t xml:space="preserve"> | Colour claim needs support</w:t>
+      </w:r>
+    </w:p>
+    <w:p>
+      <w:pPr>
+        <w:spacing w:line="336" w:lineRule="auto" w:after="180"/>
+        <w:shd w:fill="F5F1FB"/>
+      </w:pPr>
+      <w:r>
+        <w:rPr>
+          <w:b w:val="0"/>
+        </w:rPr>
+        <w:t>Read the labels and values. Explain the relationship the model shows.</w:t>
+      </w:r>
+    </w:p>
+    <w:p>
+      <w:pPr>
+        <w:pStyle w:val="Heading3"/>
+      </w:pPr>
+      <w:r>
+        <w:t>04. Change one thing. Trace what follows.</w:t>
+      </w:r>
+    </w:p>
+    <w:p>
+      <w:r>
+        <w:drawing>
+          <wp:inline xmlns:a="http://schemas.openxmlformats.org/drawingml/2006/main" xmlns:pic="http://schemas.openxmlformats.org/drawingml/2006/picture">
+            <wp:extent cx="5486400" cy="3026664"/>
+            <wp:docPr id="25" name="Picture 25" descr="Original case: Keep the supported change-of-state claim; remove or review the unsupported addition. Changed condition: The classifier instead predicts history while N and the draft stay unchanged. Expected result: The category prediction changes, but the same unsupported draft claim still needs checking. Reason: Stages can fail independently; one result does not validate another."/>
+            <wp:cNvGraphicFramePr>
+              <a:graphicFrameLocks noChangeAspect="1"/>
+            </wp:cNvGraphicFramePr>
+            <a:graphic>
+              <a:graphicData uri="http://schemas.openxmlformats.org/drawingml/2006/picture">
+                <pic:pic>
+                  <pic:nvPicPr>
+                    <pic:cNvPr id="0" name="academy-story-ai-3-1-04.png"/>
+                    <pic:cNvPicPr/>
+                  </pic:nvPicPr>
+                  <pic:blipFill>
+                    <a:blip r:embed="rId32"/>
+                    <a:stretch>
+                      <a:fillRect/>
+                    </a:stretch>
+                  </pic:blipFill>
+                  <pic:spPr>
+                    <a:xfrm>
+                      <a:off x="0" y="0"/>
+                      <a:ext cx="5486400" cy="3026664"/>
+                    </a:xfrm>
+                    <a:prstGeom prst="rect"/>
+                  </pic:spPr>
+                </pic:pic>
+              </a:graphicData>
+            </a:graphic>
+          </wp:inline>
+        </w:drawing>
+      </w:r>
+    </w:p>
+    <w:p>
+      <w:pPr>
+        <w:spacing w:line="336" w:lineRule="auto" w:after="180"/>
+      </w:pPr>
+      <w:r>
+        <w:rPr>
+          <w:b w:val="0"/>
+        </w:rPr>
+        <w:t>Original case: Keep the supported change-of-state claim; remove or review the unsupported addition. Changed condition: The classifier instead predicts history while N and the draft stay unchanged.</w:t>
+      </w:r>
+    </w:p>
+    <w:p>
+      <w:pPr>
+        <w:spacing w:line="336" w:lineRule="auto" w:after="180"/>
+      </w:pPr>
+      <w:r>
+        <w:rPr>
+          <w:b w:val="0"/>
+        </w:rPr>
+        <w:t xml:space="preserve">Expected result: The category </w:t>
+      </w:r>
+      <w:r>
+        <w:rPr>
+          <w:b/>
+        </w:rPr>
+        <w:t>prediction</w:t>
+      </w:r>
+      <w:r>
+        <w:rPr>
+          <w:b w:val="0"/>
+        </w:rPr>
+        <w:t xml:space="preserve"> changes, but the same unsupported draft claim still needs checking. Reason: Stages can fail independently; one result does not validate another.</w:t>
+      </w:r>
+    </w:p>
+    <w:p>
+      <w:pPr>
+        <w:spacing w:line="336" w:lineRule="auto" w:after="180"/>
+        <w:shd w:fill="F5F1FB"/>
+      </w:pPr>
+      <w:r>
+        <w:rPr>
+          <w:b w:val="0"/>
+        </w:rPr>
+        <w:t>Predict before checking the worked changed-case result. Name what changed and what the supplied facts allow you to conclude.</w:t>
+      </w:r>
+    </w:p>
+    <w:p>
+      <w:pPr>
+        <w:pStyle w:val="Heading3"/>
+      </w:pPr>
+      <w:r>
+        <w:t>05. Connect the explanation to its limit</w:t>
+      </w:r>
+    </w:p>
+    <w:p>
+      <w:r>
+        <w:drawing>
+          <wp:inline xmlns:a="http://schemas.openxmlformats.org/drawingml/2006/main" xmlns:pic="http://schemas.openxmlformats.org/drawingml/2006/picture">
+            <wp:extent cx="5486400" cy="2834640"/>
+            <wp:docPr id="26" name="Picture 26" descr="Classification predicts a category under a trained mapping. Generation produces a sequence of words under a language objective. Supplying a note can support factual grounding, but the draft still requires claim-level checking. The category being correct does not prove every sentence in the answer is correct. Limit: This example does not expose a real model’s architecture or prove that source-fed generation always stays grounded."/>
+            <wp:cNvGraphicFramePr>
+              <a:graphicFrameLocks noChangeAspect="1"/>
+            </wp:cNvGraphicFramePr>
+            <a:graphic>
+              <a:graphicData uri="http://schemas.openxmlformats.org/drawingml/2006/picture">
+                <pic:pic>
+                  <pic:nvPicPr>
+                    <pic:cNvPr id="0" name="academy-story-ai-3-1-05.png"/>
+                    <pic:cNvPicPr/>
+                  </pic:nvPicPr>
+                  <pic:blipFill>
+                    <a:blip r:embed="rId33"/>
+                    <a:stretch>
+                      <a:fillRect/>
+                    </a:stretch>
+                  </pic:blipFill>
+                  <pic:spPr>
+                    <a:xfrm>
+                      <a:off x="0" y="0"/>
+                      <a:ext cx="5486400" cy="2834640"/>
+                    </a:xfrm>
+                    <a:prstGeom prst="rect"/>
+                  </pic:spPr>
+                </pic:pic>
+              </a:graphicData>
+            </a:graphic>
+          </wp:inline>
+        </w:drawing>
+      </w:r>
+    </w:p>
+    <w:p>
+      <w:pPr>
+        <w:spacing w:line="336" w:lineRule="auto" w:after="180"/>
+      </w:pPr>
+      <w:r>
+        <w:rPr>
+          <w:b w:val="0"/>
+        </w:rPr>
+        <w:t>Classification predicts a category under a trained mapping. Generation produces a sequence of words under a language objective. Supplying a note can support factual grounding, but the draft still requires claim-level checking.</w:t>
+      </w:r>
+    </w:p>
+    <w:p>
+      <w:pPr>
+        <w:spacing w:line="336" w:lineRule="auto" w:after="180"/>
+      </w:pPr>
+      <w:r>
+        <w:rPr>
+          <w:b w:val="0"/>
+        </w:rPr>
+        <w:t>The category being correct does not prove every sentence in the answer is correct. Limit: This example does not expose a real model’s architecture or prove that source-fed generation always stays grounded.</w:t>
+      </w:r>
+    </w:p>
+    <w:p>
+      <w:pPr>
+        <w:spacing w:line="336" w:lineRule="auto" w:after="180"/>
+        <w:shd w:fill="F5F1FB"/>
+      </w:pPr>
+      <w:r>
+        <w:rPr>
+          <w:b w:val="0"/>
+        </w:rPr>
+        <w:t>Explain the case, then point to a limit on the claim.</w:t>
+      </w:r>
+    </w:p>
+    <w:p>
+      <w:pPr>
+        <w:pStyle w:val="Heading3"/>
+      </w:pPr>
+      <w:r>
+        <w:t>06. Make the idea visible in your project</w:t>
+      </w:r>
+    </w:p>
+    <w:p>
+      <w:r>
+        <w:drawing>
+          <wp:inline xmlns:a="http://schemas.openxmlformats.org/drawingml/2006/main" xmlns:pic="http://schemas.openxmlformats.org/drawingml/2006/picture">
+            <wp:extent cx="5486400" cy="3380232"/>
+            <wp:docPr id="27" name="Picture 27" descr="For the Verified Study Buddy, separate routing predictions, source retrieval and generated explanations in its evidence record. Draw your input, deciding step, result and limit. Supported question: Identify the first unsupported claim and explain what source would be needed before asserting it."/>
+            <wp:cNvGraphicFramePr>
+              <a:graphicFrameLocks noChangeAspect="1"/>
+            </wp:cNvGraphicFramePr>
+            <a:graphic>
+              <a:graphicData uri="http://schemas.openxmlformats.org/drawingml/2006/picture">
+                <pic:pic>
+                  <pic:nvPicPr>
+                    <pic:cNvPr id="0" name="academy-story-ai-3-1-06.png"/>
+                    <pic:cNvPicPr/>
+                  </pic:nvPicPr>
+                  <pic:blipFill>
+                    <a:blip r:embed="rId34"/>
+                    <a:stretch>
+                      <a:fillRect/>
+                    </a:stretch>
+                  </pic:blipFill>
+                  <pic:spPr>
+                    <a:xfrm>
+                      <a:off x="0" y="0"/>
+                      <a:ext cx="5486400" cy="3380232"/>
+                    </a:xfrm>
+                    <a:prstGeom prst="rect"/>
+                  </pic:spPr>
+                </pic:pic>
+              </a:graphicData>
+            </a:graphic>
+          </wp:inline>
+        </w:drawing>
+      </w:r>
+    </w:p>
+    <w:p>
+      <w:pPr>
+        <w:spacing w:line="336" w:lineRule="auto" w:after="180"/>
+      </w:pPr>
+      <w:r>
+        <w:rPr>
+          <w:b w:val="0"/>
+        </w:rPr>
+        <w:t xml:space="preserve">For the Verified Study Buddy, separate routing </w:t>
+      </w:r>
+      <w:r>
+        <w:rPr>
+          <w:b/>
+        </w:rPr>
+        <w:t>prediction</w:t>
+      </w:r>
+      <w:r>
+        <w:rPr>
+          <w:b w:val="0"/>
+        </w:rPr>
+        <w:t xml:space="preserve">s, source retrieval and generated explanations in its </w:t>
+      </w:r>
+      <w:r>
+        <w:rPr>
+          <w:b/>
+        </w:rPr>
+        <w:t>evidence</w:t>
+      </w:r>
+      <w:r>
+        <w:rPr>
+          <w:b w:val="0"/>
+        </w:rPr>
+        <w:t xml:space="preserve"> record. Draw your </w:t>
+      </w:r>
+      <w:r>
+        <w:rPr>
+          <w:b/>
+        </w:rPr>
+        <w:t>input</w:t>
+      </w:r>
+      <w:r>
+        <w:rPr>
+          <w:b w:val="0"/>
+        </w:rPr>
+        <w:t>, deciding step, result and limit.</w:t>
+      </w:r>
+    </w:p>
+    <w:p>
+      <w:pPr>
+        <w:spacing w:line="336" w:lineRule="auto" w:after="180"/>
+      </w:pPr>
+      <w:r>
+        <w:rPr>
+          <w:b w:val="0"/>
+        </w:rPr>
+        <w:t>Supported question: Identify the first unsupported claim and explain what source would be needed before asserting it.</w:t>
+      </w:r>
+    </w:p>
+    <w:p>
+      <w:pPr>
+        <w:spacing w:line="336" w:lineRule="auto" w:after="180"/>
+        <w:shd w:fill="F5F1FB"/>
+      </w:pPr>
+      <w:r>
+        <w:rPr>
+          <w:b w:val="0"/>
+        </w:rPr>
+        <w:t xml:space="preserve">Draw your project trace and justify the deciding step using </w:t>
+      </w:r>
+      <w:r>
+        <w:rPr>
+          <w:b/>
+        </w:rPr>
+        <w:t>evidence</w:t>
+      </w:r>
+      <w:r>
+        <w:rPr>
+          <w:b w:val="0"/>
+        </w:rPr>
+        <w:t>.</w:t>
       </w:r>
     </w:p>
     <w:sectPr>

--- a/downloads/student/ai-3-week-01.docx
+++ b/downloads/student/ai-3-week-01.docx
@@ -25,12 +25,17 @@
         <w:pStyle w:val="Heading1"/>
       </w:pPr>
       <w:r>
-        <w:t>Before you start</w:t>
-      </w:r>
-    </w:p>
-    <w:p>
-      <w:r>
-        <w:t>AI-2 Week 27: identify retrieval, prediction and generation within one pipeline.</w:t>
+        <w:t>Name the target. Trace the stages. Check each claim.</w:t>
+      </w:r>
+    </w:p>
+    <w:p>
+      <w:r>
+        <w:t>Revisit prediction and generation in a source-grounded study workflow.</w:t>
+      </w:r>
+    </w:p>
+    <w:p>
+      <w:r>
+        <w:t>Component contract → corpus distribution → draft audit → evidence plan for a new workflow.</w:t>
       </w:r>
     </w:p>
     <w:p>
@@ -38,20 +43,20 @@
         <w:pStyle w:val="Heading1"/>
       </w:pPr>
       <w:r>
-        <w:t>01. Your mission</w:t>
-      </w:r>
-    </w:p>
-    <w:p>
-      <w:r>
-        <w:t>Start with the target: Distinguish discriminative prediction from generation by inspecting the requested output. Try the recall before opening notes.</w:t>
-      </w:r>
-    </w:p>
-    <w:p>
-      <w:pPr>
-        <w:pStyle w:val="Heading3"/>
-      </w:pPr>
-      <w:r>
-        <w:t>Your learning target</w:t>
+        <w:t>01. Which component produced this output, and what checks it?</w:t>
+      </w:r>
+    </w:p>
+    <w:p>
+      <w:r>
+        <w:t>Revisit prediction and generation through a source-grounded study tool.</w:t>
+      </w:r>
+    </w:p>
+    <w:p>
+      <w:pPr>
+        <w:pStyle w:val="Heading2"/>
+      </w:pPr>
+      <w:r>
+        <w:t>Your learning goals</w:t>
       </w:r>
     </w:p>
     <w:p>
@@ -113,10 +118,34 @@
     </w:p>
     <w:p>
       <w:pPr>
-        <w:pStyle w:val="Heading3"/>
-      </w:pPr>
-      <w:r>
-        <w:t>Remember before reading</w:t>
+        <w:pStyle w:val="Heading2"/>
+      </w:pPr>
+      <w:r>
+        <w:t>Recall the capstone evidence boundary</w:t>
+      </w:r>
+    </w:p>
+    <w:p>
+      <w:pPr>
+        <w:pStyle w:val="ListBullet"/>
+      </w:pPr>
+      <w:r>
+        <w:t>Close your notes first. A rough first answer helps us choose the right starting point; it is not a score for your ability.</w:t>
+      </w:r>
+    </w:p>
+    <w:p>
+      <w:pPr>
+        <w:pStyle w:val="ListBullet"/>
+      </w:pPr>
+      <w:r>
+        <w:t>What is the difference between a model prediction and evidence that a statement is true?</w:t>
+      </w:r>
+    </w:p>
+    <w:p>
+      <w:pPr>
+        <w:pStyle w:val="Heading2"/>
+      </w:pPr>
+      <w:r>
+        <w:t>Your end goal</w:t>
       </w:r>
     </w:p>
     <w:p>
@@ -127,7 +156,43 @@
         <w:rPr>
           <w:b w:val="0"/>
         </w:rPr>
-        <w:t>Close your notes first. A rough first answer helps us choose the right starting point; it is not a score for your ability.</w:t>
+        <w:t xml:space="preserve">By the end, I can identify generation and </w:t>
+      </w:r>
+      <w:r>
+        <w:rPr>
+          <w:b/>
+        </w:rPr>
+        <w:t>prediction</w:t>
+      </w:r>
+      <w:r>
+        <w:rPr>
+          <w:b w:val="0"/>
+        </w:rPr>
+        <w:t xml:space="preserve"> objectives without confusing either with verified truth.</w:t>
+      </w:r>
+    </w:p>
+    <w:p>
+      <w:pPr>
+        <w:pStyle w:val="Heading2"/>
+      </w:pPr>
+      <w:r>
+        <w:t>Earlier wording, alternatives and picture transcripts · reference / check after trying</w:t>
+      </w:r>
+    </w:p>
+    <w:p>
+      <w:pPr>
+        <w:pStyle w:val="Heading3"/>
+      </w:pPr>
+      <w:r>
+        <w:t>Your learning target</w:t>
+      </w:r>
+    </w:p>
+    <w:p>
+      <w:pPr>
+        <w:pStyle w:val="Heading3"/>
+      </w:pPr>
+      <w:r>
+        <w:t>Remember before reading</w:t>
       </w:r>
     </w:p>
     <w:p>
@@ -207,7 +272,7 @@
         <w:rPr>
           <w:b w:val="0"/>
         </w:rPr>
-        <w:t xml:space="preserve">; generation samples a new structured </w:t>
+        <w:t xml:space="preserve">; generation produces structured </w:t>
       </w:r>
       <w:r>
         <w:rPr>
@@ -219,7 +284,7 @@
         <w:rPr>
           <w:b w:val="0"/>
         </w:rPr>
-        <w:t>.</w:t>
+        <w:t>. Autoregressive generation predicts successive items and may choose them by sampling or a declared decoding rule.</w:t>
       </w:r>
     </w:p>
     <w:p>
@@ -264,7 +329,7 @@
       </w:pPr>
       <w:r>
         <w:rPr>
-          <w:b/>
+          <w:b w:val="0"/>
         </w:rPr>
         <w:t>CREATOR MISSION</w:t>
       </w:r>
@@ -346,14 +411,53 @@
     </w:p>
     <w:p>
       <w:pPr>
+        <w:pStyle w:val="Heading3"/>
+      </w:pPr>
+      <w:r>
+        <w:t>This week’s end goal</w:t>
+      </w:r>
+    </w:p>
+    <w:p>
+      <w:pPr>
+        <w:pStyle w:val="Heading1"/>
+      </w:pPr>
+      <w:r>
+        <w:t>02. Describe the task and permitted output of each component</w:t>
+      </w:r>
+    </w:p>
+    <w:p>
+      <w:r>
+        <w:t>Generation makes predictions too; whole products combine mechanisms.</w:t>
+      </w:r>
+    </w:p>
+    <w:p>
+      <w:pPr>
+        <w:pStyle w:val="Heading2"/>
+      </w:pPr>
+      <w:r>
+        <w:t>Targets and output spaces</w:t>
+      </w:r>
+    </w:p>
+    <w:p>
+      <w:pPr>
         <w:spacing w:line="336" w:lineRule="auto" w:after="180"/>
-        <w:shd w:fill="F5F1FB"/>
       </w:pPr>
       <w:r>
         <w:rPr>
           <w:b w:val="0"/>
         </w:rPr>
-        <w:t xml:space="preserve">What is the difference between a model </w:t>
+        <w:t>A classifier might map a message to the label request or report. A text generator instead produces a sequence, predicting a distribution over the next token given a prefix.</w:t>
+      </w:r>
+    </w:p>
+    <w:p>
+      <w:pPr>
+        <w:spacing w:line="336" w:lineRule="auto" w:after="180"/>
+      </w:pPr>
+      <w:r>
+        <w:rPr>
+          <w:b w:val="0"/>
+        </w:rPr>
+        <w:t xml:space="preserve">Both make </w:t>
       </w:r>
       <w:r>
         <w:rPr>
@@ -365,72 +469,125 @@
         <w:rPr>
           <w:b w:val="0"/>
         </w:rPr>
-        <w:t xml:space="preserve"> and </w:t>
+        <w:t xml:space="preserve">s, but the </w:t>
       </w:r>
       <w:r>
         <w:rPr>
           <w:b/>
         </w:rPr>
-        <w:t>evidence</w:t>
+        <w:t>training</w:t>
       </w:r>
       <w:r>
         <w:rPr>
           <w:b w:val="0"/>
         </w:rPr>
-        <w:t xml:space="preserve"> that a statement is true?</w:t>
-      </w:r>
-    </w:p>
-    <w:p>
-      <w:pPr>
-        <w:pStyle w:val="Heading3"/>
-      </w:pPr>
-      <w:r>
-        <w:t>This week’s end goal</w:t>
-      </w:r>
-    </w:p>
-    <w:p>
-      <w:pPr>
-        <w:spacing w:line="336" w:lineRule="auto" w:after="180"/>
-      </w:pPr>
+        <w:t xml:space="preserve"> </w:t>
+      </w:r>
+      <w:r>
+        <w:rPr>
+          <w:b/>
+        </w:rPr>
+        <w:t>target</w:t>
+      </w:r>
       <w:r>
         <w:rPr>
           <w:b w:val="0"/>
         </w:rPr>
-        <w:t xml:space="preserve">By the end, I can identify generation and </w:t>
+        <w:t xml:space="preserve">s and permitted </w:t>
       </w:r>
       <w:r>
         <w:rPr>
           <w:b/>
         </w:rPr>
-        <w:t>prediction</w:t>
+        <w:t>output</w:t>
       </w:r>
       <w:r>
         <w:rPr>
           <w:b w:val="0"/>
         </w:rPr>
-        <w:t xml:space="preserve"> objectives without confusing either with verified truth.</w:t>
-      </w:r>
-    </w:p>
-    <w:p>
-      <w:pPr>
-        <w:pStyle w:val="Heading1"/>
-      </w:pPr>
-      <w:r>
-        <w:t>02. Notice the evidence</w:t>
-      </w:r>
-    </w:p>
-    <w:p>
-      <w:r>
-        <w:t>Investigate the supplied Predictive and Generative AI case. Separate observations, given facts and assumptions before choosing an explanation.</w:t>
+        <w:t>s differ. One application can combine generation with a classifier, retrieval and human approval.</w:t>
       </w:r>
     </w:p>
     <w:p>
       <w:pPr>
         <w:spacing w:line="336" w:lineRule="auto" w:after="180"/>
       </w:pPr>
+      <w:r>
+        <w:rPr>
+          <w:b w:val="0"/>
+        </w:rPr>
+        <w:t>Calling a whole product “generative” does not describe every component.</w:t>
+      </w:r>
+    </w:p>
+    <w:p>
+      <w:pPr>
+        <w:pStyle w:val="Heading2"/>
+      </w:pPr>
+      <w:r>
+        <w:t>Next-token fit is not a factual certificate</w:t>
+      </w:r>
+    </w:p>
+    <w:p>
+      <w:pPr>
+        <w:spacing w:line="336" w:lineRule="auto" w:after="180"/>
+      </w:pPr>
+      <w:r>
+        <w:rPr>
+          <w:b w:val="0"/>
+        </w:rPr>
+        <w:t xml:space="preserve">The objective defines what </w:t>
+      </w:r>
       <w:r>
         <w:rPr>
           <w:b/>
+        </w:rPr>
+        <w:t>training</w:t>
+      </w:r>
+      <w:r>
+        <w:rPr>
+          <w:b w:val="0"/>
+        </w:rPr>
+        <w:t xml:space="preserve"> attempts to fit. Next-token fit rewards matching observed continuations; it does not directly certify that an answer is true, well sourced or permitted.</w:t>
+      </w:r>
+    </w:p>
+    <w:p>
+      <w:pPr>
+        <w:spacing w:line="336" w:lineRule="auto" w:after="180"/>
+      </w:pPr>
+      <w:r>
+        <w:rPr>
+          <w:b w:val="0"/>
+        </w:rPr>
+        <w:t xml:space="preserve">A fluent completion is still an </w:t>
+      </w:r>
+      <w:r>
+        <w:rPr>
+          <w:b/>
+        </w:rPr>
+        <w:t>output</w:t>
+      </w:r>
+      <w:r>
+        <w:rPr>
+          <w:b w:val="0"/>
+        </w:rPr>
+        <w:t xml:space="preserve"> to evaluate against the task.</w:t>
+      </w:r>
+    </w:p>
+    <w:p>
+      <w:pPr>
+        <w:pStyle w:val="Heading2"/>
+      </w:pPr>
+      <w:r>
+        <w:t>Earlier wording, alternatives and picture transcripts · reference / check after trying</w:t>
+      </w:r>
+    </w:p>
+    <w:p>
+      <w:pPr>
+        <w:spacing w:line="336" w:lineRule="auto" w:after="180"/>
+      </w:pPr>
+      <w:r>
+        <w:rPr>
+          <w:b w:val="0"/>
         </w:rPr>
         <w:t>PICTURE STORY</w:t>
       </w:r>
@@ -507,16 +664,7 @@
     </w:p>
     <w:p>
       <w:pPr>
-        <w:pStyle w:val="Heading3"/>
-      </w:pPr>
-      <w:r>
-        <w:t>Start with this puzzle</w:t>
-      </w:r>
-    </w:p>
-    <w:p>
-      <w:pPr>
         <w:spacing w:line="336" w:lineRule="auto" w:after="180"/>
-        <w:shd w:fill="F1F6FC"/>
       </w:pPr>
       <w:r>
         <w:rPr>
@@ -528,7 +676,6 @@
     <w:p>
       <w:pPr>
         <w:spacing w:line="336" w:lineRule="auto" w:after="180"/>
-        <w:shd w:fill="F5F1FB"/>
       </w:pPr>
       <w:r>
         <w:rPr>
@@ -683,387 +830,23 @@
     </w:p>
     <w:p>
       <w:pPr>
-        <w:spacing w:line="336" w:lineRule="auto" w:after="180"/>
-      </w:pPr>
-      <w:r>
-        <w:rPr>
-          <w:b w:val="0"/>
-        </w:rPr>
-        <w:t>A classifier might map a message to the label request or report. A text generator instead produces a sequence, predicting a distribution over the next token given a prefix.</w:t>
-      </w:r>
-    </w:p>
-    <w:p>
-      <w:pPr>
-        <w:spacing w:line="336" w:lineRule="auto" w:after="180"/>
-      </w:pPr>
-      <w:r>
-        <w:rPr>
-          <w:b w:val="0"/>
-        </w:rPr>
-        <w:t xml:space="preserve">Both make </w:t>
-      </w:r>
-      <w:r>
-        <w:rPr>
-          <w:b/>
-        </w:rPr>
-        <w:t>prediction</w:t>
-      </w:r>
-      <w:r>
-        <w:rPr>
-          <w:b w:val="0"/>
-        </w:rPr>
-        <w:t xml:space="preserve">s, but the </w:t>
-      </w:r>
-      <w:r>
-        <w:rPr>
-          <w:b/>
-        </w:rPr>
-        <w:t>training</w:t>
-      </w:r>
-      <w:r>
-        <w:rPr>
-          <w:b w:val="0"/>
-        </w:rPr>
-        <w:t xml:space="preserve"> </w:t>
-      </w:r>
-      <w:r>
-        <w:rPr>
-          <w:b/>
-        </w:rPr>
-        <w:t>target</w:t>
-      </w:r>
-      <w:r>
-        <w:rPr>
-          <w:b w:val="0"/>
-        </w:rPr>
-        <w:t xml:space="preserve">s and permitted </w:t>
-      </w:r>
-      <w:r>
-        <w:rPr>
-          <w:b/>
-        </w:rPr>
-        <w:t>output</w:t>
-      </w:r>
-      <w:r>
-        <w:rPr>
-          <w:b w:val="0"/>
-        </w:rPr>
-        <w:t>s differ. One application can combine generation with a classifier, retrieval and human approval.</w:t>
-      </w:r>
-    </w:p>
-    <w:p>
-      <w:pPr>
-        <w:spacing w:line="336" w:lineRule="auto" w:after="180"/>
-      </w:pPr>
-      <w:r>
-        <w:rPr>
-          <w:b w:val="0"/>
-        </w:rPr>
-        <w:t>Calling a whole product “generative” does not describe every component.</w:t>
-      </w:r>
-    </w:p>
-    <w:p>
-      <w:pPr>
-        <w:spacing w:line="336" w:lineRule="auto" w:after="180"/>
-      </w:pPr>
-      <w:r>
-        <w:rPr>
-          <w:b w:val="0"/>
-        </w:rPr>
-        <w:t xml:space="preserve">The objective defines what </w:t>
-      </w:r>
-      <w:r>
-        <w:rPr>
-          <w:b/>
-        </w:rPr>
-        <w:t>training</w:t>
-      </w:r>
-      <w:r>
-        <w:rPr>
-          <w:b w:val="0"/>
-        </w:rPr>
-        <w:t xml:space="preserve"> attempts to fit. Next-token fit rewards matching observed continuations; it does not directly certify that an answer is true, well sourced or permitted.</w:t>
-      </w:r>
-    </w:p>
-    <w:p>
-      <w:pPr>
-        <w:spacing w:line="336" w:lineRule="auto" w:after="180"/>
-      </w:pPr>
-      <w:r>
-        <w:rPr>
-          <w:b w:val="0"/>
-        </w:rPr>
-        <w:t xml:space="preserve">A fluent completion is still an </w:t>
-      </w:r>
-      <w:r>
-        <w:rPr>
-          <w:b/>
-        </w:rPr>
-        <w:t>output</w:t>
-      </w:r>
-      <w:r>
-        <w:rPr>
-          <w:b w:val="0"/>
-        </w:rPr>
-        <w:t xml:space="preserve"> to evaluate against the task.</w:t>
-      </w:r>
-    </w:p>
-    <w:p>
-      <w:pPr>
         <w:pStyle w:val="Heading1"/>
       </w:pPr>
       <w:r>
-        <w:t>03. See how it works</w:t>
-      </w:r>
-    </w:p>
-    <w:p>
-      <w:r>
-        <w:t>Follow the mechanism for Predictive and Generative AI. Connect each labelled input, deciding step and result.</w:t>
-      </w:r>
-    </w:p>
-    <w:p>
-      <w:pPr>
-        <w:spacing w:line="336" w:lineRule="auto" w:after="180"/>
-      </w:pPr>
-      <w:r>
-        <w:rPr>
-          <w:b/>
-        </w:rPr>
-        <w:t xml:space="preserve">VISUAL </w:t>
-      </w:r>
-      <w:r>
-        <w:rPr>
-          <w:b/>
-        </w:rPr>
-        <w:t>MECHANISM</w:t>
-      </w:r>
-    </w:p>
-    <w:p>
-      <w:pPr>
-        <w:spacing w:line="336" w:lineRule="auto" w:after="180"/>
-      </w:pPr>
-      <w:r>
-        <w:rPr>
-          <w:b/>
-        </w:rPr>
-        <w:t>Input</w:t>
-      </w:r>
-      <w:r>
-        <w:rPr>
-          <w:b w:val="0"/>
-        </w:rPr>
-        <w:t xml:space="preserve"> → </w:t>
-      </w:r>
-      <w:r>
-        <w:rPr>
-          <w:b/>
-        </w:rPr>
-        <w:t>Process</w:t>
-      </w:r>
-      <w:r>
-        <w:rPr>
-          <w:b w:val="0"/>
-        </w:rPr>
-        <w:t xml:space="preserve"> → </w:t>
-      </w:r>
-      <w:r>
-        <w:rPr>
-          <w:b/>
-        </w:rPr>
-        <w:t>Output</w:t>
-      </w:r>
-    </w:p>
-    <w:p>
-      <w:pPr>
-        <w:spacing w:line="336" w:lineRule="auto" w:after="180"/>
-      </w:pPr>
-      <w:r>
-        <w:rPr>
-          <w:b w:val="0"/>
-        </w:rPr>
-        <w:t>Trace the information. At each stage, ask what changed and how you could test it.</w:t>
-      </w:r>
-    </w:p>
-    <w:p>
-      <w:r>
-        <w:drawing>
-          <wp:inline xmlns:a="http://schemas.openxmlformats.org/drawingml/2006/main" xmlns:pic="http://schemas.openxmlformats.org/drawingml/2006/picture">
-            <wp:extent cx="5486400" cy="3145536"/>
-            <wp:docPr id="3" name="Picture 3" descr="INPUT stage for Predictive and Generative AI"/>
-            <wp:cNvGraphicFramePr>
-              <a:graphicFrameLocks noChangeAspect="1"/>
-            </wp:cNvGraphicFramePr>
-            <a:graphic>
-              <a:graphicData uri="http://schemas.openxmlformats.org/drawingml/2006/picture">
-                <pic:pic>
-                  <pic:nvPicPr>
-                    <pic:cNvPr id="0" name="8c92e460d11bb094357d9315fa028d2b4f16d37e82a744834f7d6b7818dd167d.png"/>
-                    <pic:cNvPicPr/>
-                  </pic:nvPicPr>
-                  <pic:blipFill>
-                    <a:blip r:embed="rId10"/>
-                    <a:stretch>
-                      <a:fillRect/>
-                    </a:stretch>
-                  </pic:blipFill>
-                  <pic:spPr>
-                    <a:xfrm>
-                      <a:off x="0" y="0"/>
-                      <a:ext cx="5486400" cy="3145536"/>
-                    </a:xfrm>
-                    <a:prstGeom prst="rect"/>
-                  </pic:spPr>
-                </pic:pic>
-              </a:graphicData>
-            </a:graphic>
-          </wp:inline>
-        </w:drawing>
-      </w:r>
-    </w:p>
-    <w:p>
-      <w:pPr>
-        <w:spacing w:line="336" w:lineRule="auto" w:after="180"/>
-      </w:pPr>
-      <w:r>
-        <w:rPr>
-          <w:b w:val="0"/>
-        </w:rPr>
-        <w:t>↓</w:t>
-      </w:r>
-    </w:p>
-    <w:p>
-      <w:r>
-        <w:drawing>
-          <wp:inline xmlns:a="http://schemas.openxmlformats.org/drawingml/2006/main" xmlns:pic="http://schemas.openxmlformats.org/drawingml/2006/picture">
-            <wp:extent cx="5486400" cy="3145536"/>
-            <wp:docPr id="4" name="Picture 4" descr="PROCESS stage for Predictive and Generative AI"/>
-            <wp:cNvGraphicFramePr>
-              <a:graphicFrameLocks noChangeAspect="1"/>
-            </wp:cNvGraphicFramePr>
-            <a:graphic>
-              <a:graphicData uri="http://schemas.openxmlformats.org/drawingml/2006/picture">
-                <pic:pic>
-                  <pic:nvPicPr>
-                    <pic:cNvPr id="0" name="171a950bccd7c540ec15898befdb977bfff38e63a7a34d3842b33c50af4b1152.png"/>
-                    <pic:cNvPicPr/>
-                  </pic:nvPicPr>
-                  <pic:blipFill>
-                    <a:blip r:embed="rId11"/>
-                    <a:stretch>
-                      <a:fillRect/>
-                    </a:stretch>
-                  </pic:blipFill>
-                  <pic:spPr>
-                    <a:xfrm>
-                      <a:off x="0" y="0"/>
-                      <a:ext cx="5486400" cy="3145536"/>
-                    </a:xfrm>
-                    <a:prstGeom prst="rect"/>
-                  </pic:spPr>
-                </pic:pic>
-              </a:graphicData>
-            </a:graphic>
-          </wp:inline>
-        </w:drawing>
-      </w:r>
-    </w:p>
-    <w:p>
-      <w:pPr>
-        <w:spacing w:line="336" w:lineRule="auto" w:after="180"/>
-      </w:pPr>
-      <w:r>
-        <w:rPr>
-          <w:b w:val="0"/>
-        </w:rPr>
-        <w:t>↓</w:t>
-      </w:r>
-    </w:p>
-    <w:p>
-      <w:r>
-        <w:drawing>
-          <wp:inline xmlns:a="http://schemas.openxmlformats.org/drawingml/2006/main" xmlns:pic="http://schemas.openxmlformats.org/drawingml/2006/picture">
-            <wp:extent cx="5486400" cy="3145536"/>
-            <wp:docPr id="5" name="Picture 5" descr="OUTPUT stage for Predictive and Generative AI"/>
-            <wp:cNvGraphicFramePr>
-              <a:graphicFrameLocks noChangeAspect="1"/>
-            </wp:cNvGraphicFramePr>
-            <a:graphic>
-              <a:graphicData uri="http://schemas.openxmlformats.org/drawingml/2006/picture">
-                <pic:pic>
-                  <pic:nvPicPr>
-                    <pic:cNvPr id="0" name="f4f417f87b89e5361f0cde623a4267f8b4c6dcc111e3df97dd1263264628fe25.png"/>
-                    <pic:cNvPicPr/>
-                  </pic:nvPicPr>
-                  <pic:blipFill>
-                    <a:blip r:embed="rId12"/>
-                    <a:stretch>
-                      <a:fillRect/>
-                    </a:stretch>
-                  </pic:blipFill>
-                  <pic:spPr>
-                    <a:xfrm>
-                      <a:off x="0" y="0"/>
-                      <a:ext cx="5486400" cy="3145536"/>
-                    </a:xfrm>
-                    <a:prstGeom prst="rect"/>
-                  </pic:spPr>
-                </pic:pic>
-              </a:graphicData>
-            </a:graphic>
-          </wp:inline>
-        </w:drawing>
-      </w:r>
-    </w:p>
-    <w:p>
-      <w:pPr>
-        <w:spacing w:line="336" w:lineRule="auto" w:after="180"/>
-      </w:pPr>
-      <w:r>
-        <w:rPr>
-          <w:b w:val="0"/>
-        </w:rPr>
-        <w:t>Which stage could fail even when the other two are correct? Explain:</w:t>
-      </w:r>
-    </w:p>
-    <w:p>
-      <w:pPr>
-        <w:pStyle w:val="Heading3"/>
-      </w:pPr>
-      <w:r>
-        <w:t>Write or draw your reasoning and evidence.</w:t>
-      </w:r>
-    </w:p>
-    <w:p>
-      <w:r>
-        <w:t>________________________________________________________________</w:t>
-      </w:r>
-    </w:p>
-    <w:p>
-      <w:r>
-        <w:t>________________________________________________________________</w:t>
-      </w:r>
-    </w:p>
-    <w:p>
-      <w:r>
-        <w:t>________________________________________________________________</w:t>
-      </w:r>
-    </w:p>
-    <w:p>
-      <w:r>
-        <w:t>________________________________________________________________</w:t>
-      </w:r>
-    </w:p>
-    <w:p>
-      <w:r>
-        <w:t>________________________________________________________________</w:t>
-      </w:r>
-    </w:p>
-    <w:p>
-      <w:pPr>
-        <w:pStyle w:val="Heading3"/>
-      </w:pPr>
-      <w:r>
-        <w:t>A closer explanation</w:t>
+        <w:t>03. Compute what the supplied corpus says</w:t>
+      </w:r>
+    </w:p>
+    <w:p>
+      <w:r>
+        <w:t>A conditional distribution is not an observation of the current marker.</w:t>
+      </w:r>
+    </w:p>
+    <w:p>
+      <w:pPr>
+        <w:pStyle w:val="Heading2"/>
+      </w:pPr>
+      <w:r>
+        <w:t>Read the complete marker count table</w:t>
       </w:r>
     </w:p>
     <w:tbl>
@@ -1211,6 +994,14 @@
     </w:tbl>
     <w:p>
       <w:pPr>
+        <w:pStyle w:val="Heading2"/>
+      </w:pPr>
+      <w:r>
+        <w:t>Compute probabilities and preserve their meaning</w:t>
+      </w:r>
+    </w:p>
+    <w:p>
+      <w:pPr>
         <w:spacing w:line="336" w:lineRule="auto" w:after="180"/>
       </w:pPr>
       <w:r>
@@ -1229,6 +1020,14 @@
           <w:b w:val="0"/>
         </w:rPr>
         <w:t>A simple frequentist classroom model uses these relative counts as its next-token distribution. These probabilities describe the supplied corpus counts, not the current colour of any actual marker.</w:t>
+      </w:r>
+    </w:p>
+    <w:p>
+      <w:pPr>
+        <w:pStyle w:val="Heading2"/>
+      </w:pPr>
+      <w:r>
+        <w:t>Trace corpus versus current evidence</w:t>
       </w:r>
     </w:p>
     <w:p>
@@ -1389,10 +1188,26 @@
     </w:p>
     <w:p>
       <w:pPr>
-        <w:pStyle w:val="Heading3"/>
-      </w:pPr>
-      <w:r>
-        <w:t>Connect the picture and the explanation</w:t>
+        <w:pStyle w:val="Heading2"/>
+      </w:pPr>
+      <w:r>
+        <w:t>Explain the deciding step</w:t>
+      </w:r>
+    </w:p>
+    <w:p>
+      <w:pPr>
+        <w:pStyle w:val="ListBullet"/>
+      </w:pPr>
+      <w:r>
+        <w:t>Point to the input, the deciding step and the result in this week’s visual. Explain the same step in ordinary words. A picture helps when you can say what each part represents.</w:t>
+      </w:r>
+    </w:p>
+    <w:p>
+      <w:pPr>
+        <w:pStyle w:val="Heading2"/>
+      </w:pPr>
+      <w:r>
+        <w:t>Earlier wording, alternatives and picture transcripts · reference / check after trying</w:t>
       </w:r>
     </w:p>
     <w:p>
@@ -1403,52 +1218,48 @@
         <w:rPr>
           <w:b w:val="0"/>
         </w:rPr>
-        <w:t xml:space="preserve">Point to the </w:t>
+        <w:t xml:space="preserve">VISUAL </w:t>
       </w:r>
       <w:r>
         <w:rPr>
           <w:b/>
         </w:rPr>
-        <w:t>input</w:t>
+        <w:t>MECHANISM</w:t>
+      </w:r>
+    </w:p>
+    <w:p>
+      <w:pPr>
+        <w:spacing w:line="336" w:lineRule="auto" w:after="180"/>
+      </w:pPr>
+      <w:r>
+        <w:rPr>
+          <w:b/>
+        </w:rPr>
+        <w:t>Input</w:t>
       </w:r>
       <w:r>
         <w:rPr>
           <w:b w:val="0"/>
         </w:rPr>
-        <w:t>, the deciding step and the result in this week’s visual. Explain the same step in ordinary words. A picture helps when you can say what each part represents.</w:t>
-      </w:r>
-    </w:p>
-    <w:p>
-      <w:pPr>
-        <w:pStyle w:val="Heading1"/>
-      </w:pPr>
-      <w:r>
-        <w:t>04. Compare the cases</w:t>
-      </w:r>
-    </w:p>
-    <w:p>
-      <w:r>
-        <w:t>Compare the supplied cases for Predictive and Generative AI. Identify the detail that changes the conclusion.</w:t>
-      </w:r>
-    </w:p>
-    <w:p>
-      <w:pPr>
-        <w:pStyle w:val="Heading3"/>
-      </w:pPr>
-      <w:r>
-        <w:t>The case to investigate</w:t>
-      </w:r>
-    </w:p>
-    <w:p>
-      <w:pPr>
-        <w:spacing w:line="336" w:lineRule="auto" w:after="180"/>
-        <w:shd w:fill="F1F6FC"/>
-      </w:pPr>
+        <w:t xml:space="preserve"> → </w:t>
+      </w:r>
+      <w:r>
+        <w:rPr>
+          <w:b/>
+        </w:rPr>
+        <w:t>Process</w:t>
+      </w:r>
       <w:r>
         <w:rPr>
           <w:b w:val="0"/>
         </w:rPr>
-        <w:t>CASE GALLERY</w:t>
+        <w:t xml:space="preserve"> → </w:t>
+      </w:r>
+      <w:r>
+        <w:rPr>
+          <w:b/>
+        </w:rPr>
+        <w:t>Output</w:t>
       </w:r>
     </w:p>
     <w:p>
@@ -1459,13 +1270,43 @@
         <w:rPr>
           <w:b w:val="0"/>
         </w:rPr>
-        <w:t xml:space="preserve">Four Tests, Four Kinds of </w:t>
-      </w:r>
-      <w:r>
-        <w:rPr>
-          <w:b/>
-        </w:rPr>
-        <w:t>Evidence</w:t>
+        <w:t>Trace the information. At each stage, ask what changed and how you could test it.</w:t>
+      </w:r>
+    </w:p>
+    <w:p>
+      <w:r>
+        <w:drawing>
+          <wp:inline xmlns:a="http://schemas.openxmlformats.org/drawingml/2006/main" xmlns:pic="http://schemas.openxmlformats.org/drawingml/2006/picture">
+            <wp:extent cx="5486400" cy="3145536"/>
+            <wp:docPr id="3" name="Picture 3" descr="INPUT stage for Predictive and Generative AI"/>
+            <wp:cNvGraphicFramePr>
+              <a:graphicFrameLocks noChangeAspect="1"/>
+            </wp:cNvGraphicFramePr>
+            <a:graphic>
+              <a:graphicData uri="http://schemas.openxmlformats.org/drawingml/2006/picture">
+                <pic:pic>
+                  <pic:nvPicPr>
+                    <pic:cNvPr id="0" name="8c92e460d11bb094357d9315fa028d2b4f16d37e82a744834f7d6b7818dd167d.png"/>
+                    <pic:cNvPicPr/>
+                  </pic:nvPicPr>
+                  <pic:blipFill>
+                    <a:blip r:embed="rId10"/>
+                    <a:stretch>
+                      <a:fillRect/>
+                    </a:stretch>
+                  </pic:blipFill>
+                  <pic:spPr>
+                    <a:xfrm>
+                      <a:off x="0" y="0"/>
+                      <a:ext cx="5486400" cy="3145536"/>
+                    </a:xfrm>
+                    <a:prstGeom prst="rect"/>
+                  </pic:spPr>
+                </pic:pic>
+              </a:graphicData>
+            </a:graphic>
+          </wp:inline>
+        </w:drawing>
       </w:r>
     </w:p>
     <w:p>
@@ -1476,7 +1317,171 @@
         <w:rPr>
           <w:b w:val="0"/>
         </w:rPr>
-        <w:t>A system is not understood until it survives more than one comfortable example.</w:t>
+        <w:t>↓</w:t>
+      </w:r>
+    </w:p>
+    <w:p>
+      <w:r>
+        <w:drawing>
+          <wp:inline xmlns:a="http://schemas.openxmlformats.org/drawingml/2006/main" xmlns:pic="http://schemas.openxmlformats.org/drawingml/2006/picture">
+            <wp:extent cx="5486400" cy="3145536"/>
+            <wp:docPr id="4" name="Picture 4" descr="PROCESS stage for Predictive and Generative AI"/>
+            <wp:cNvGraphicFramePr>
+              <a:graphicFrameLocks noChangeAspect="1"/>
+            </wp:cNvGraphicFramePr>
+            <a:graphic>
+              <a:graphicData uri="http://schemas.openxmlformats.org/drawingml/2006/picture">
+                <pic:pic>
+                  <pic:nvPicPr>
+                    <pic:cNvPr id="0" name="171a950bccd7c540ec15898befdb977bfff38e63a7a34d3842b33c50af4b1152.png"/>
+                    <pic:cNvPicPr/>
+                  </pic:nvPicPr>
+                  <pic:blipFill>
+                    <a:blip r:embed="rId11"/>
+                    <a:stretch>
+                      <a:fillRect/>
+                    </a:stretch>
+                  </pic:blipFill>
+                  <pic:spPr>
+                    <a:xfrm>
+                      <a:off x="0" y="0"/>
+                      <a:ext cx="5486400" cy="3145536"/>
+                    </a:xfrm>
+                    <a:prstGeom prst="rect"/>
+                  </pic:spPr>
+                </pic:pic>
+              </a:graphicData>
+            </a:graphic>
+          </wp:inline>
+        </w:drawing>
+      </w:r>
+    </w:p>
+    <w:p>
+      <w:pPr>
+        <w:spacing w:line="336" w:lineRule="auto" w:after="180"/>
+      </w:pPr>
+      <w:r>
+        <w:rPr>
+          <w:b w:val="0"/>
+        </w:rPr>
+        <w:t>↓</w:t>
+      </w:r>
+    </w:p>
+    <w:p>
+      <w:r>
+        <w:drawing>
+          <wp:inline xmlns:a="http://schemas.openxmlformats.org/drawingml/2006/main" xmlns:pic="http://schemas.openxmlformats.org/drawingml/2006/picture">
+            <wp:extent cx="5486400" cy="3145536"/>
+            <wp:docPr id="5" name="Picture 5" descr="OUTPUT stage for Predictive and Generative AI"/>
+            <wp:cNvGraphicFramePr>
+              <a:graphicFrameLocks noChangeAspect="1"/>
+            </wp:cNvGraphicFramePr>
+            <a:graphic>
+              <a:graphicData uri="http://schemas.openxmlformats.org/drawingml/2006/picture">
+                <pic:pic>
+                  <pic:nvPicPr>
+                    <pic:cNvPr id="0" name="f4f417f87b89e5361f0cde623a4267f8b4c6dcc111e3df97dd1263264628fe25.png"/>
+                    <pic:cNvPicPr/>
+                  </pic:nvPicPr>
+                  <pic:blipFill>
+                    <a:blip r:embed="rId12"/>
+                    <a:stretch>
+                      <a:fillRect/>
+                    </a:stretch>
+                  </pic:blipFill>
+                  <pic:spPr>
+                    <a:xfrm>
+                      <a:off x="0" y="0"/>
+                      <a:ext cx="5486400" cy="3145536"/>
+                    </a:xfrm>
+                    <a:prstGeom prst="rect"/>
+                  </pic:spPr>
+                </pic:pic>
+              </a:graphicData>
+            </a:graphic>
+          </wp:inline>
+        </w:drawing>
+      </w:r>
+    </w:p>
+    <w:p>
+      <w:pPr>
+        <w:spacing w:line="336" w:lineRule="auto" w:after="180"/>
+      </w:pPr>
+      <w:r>
+        <w:rPr>
+          <w:b w:val="0"/>
+        </w:rPr>
+        <w:t>Which stage could fail even when the other two are correct? Explain:</w:t>
+      </w:r>
+    </w:p>
+    <w:p>
+      <w:pPr>
+        <w:pStyle w:val="Heading3"/>
+      </w:pPr>
+      <w:r>
+        <w:t>Write or draw your reasoning and evidence.</w:t>
+      </w:r>
+    </w:p>
+    <w:p>
+      <w:r>
+        <w:t>________________________________________________________________</w:t>
+      </w:r>
+    </w:p>
+    <w:p>
+      <w:r>
+        <w:t>________________________________________________________________</w:t>
+      </w:r>
+    </w:p>
+    <w:p>
+      <w:r>
+        <w:t>________________________________________________________________</w:t>
+      </w:r>
+    </w:p>
+    <w:p>
+      <w:r>
+        <w:t>________________________________________________________________</w:t>
+      </w:r>
+    </w:p>
+    <w:p>
+      <w:r>
+        <w:t>________________________________________________________________</w:t>
+      </w:r>
+    </w:p>
+    <w:p>
+      <w:pPr>
+        <w:pStyle w:val="Heading3"/>
+      </w:pPr>
+      <w:r>
+        <w:t>A closer explanation</w:t>
+      </w:r>
+    </w:p>
+    <w:p>
+      <w:pPr>
+        <w:pStyle w:val="Heading3"/>
+      </w:pPr>
+      <w:r>
+        <w:t>Connect the picture and the explanation</w:t>
+      </w:r>
+    </w:p>
+    <w:p>
+      <w:pPr>
+        <w:pStyle w:val="Heading1"/>
+      </w:pPr>
+      <w:r>
+        <w:t>04. Compare mechanisms and evidence requirements</w:t>
+      </w:r>
+    </w:p>
+    <w:p>
+      <w:r>
+        <w:t>A correct category does not validate a generated answer.</w:t>
+      </w:r>
+    </w:p>
+    <w:p>
+      <w:pPr>
+        <w:pStyle w:val="Heading2"/>
+      </w:pPr>
+      <w:r>
+        <w:t>Four pictures with a purpose</w:t>
       </w:r>
     </w:p>
     <w:p>
@@ -1517,6 +1522,11 @@
     </w:p>
     <w:p>
       <w:r>
+        <w:t>Normal case: predict the result and deciding evidence.</w:t>
+      </w:r>
+    </w:p>
+    <w:p>
+      <w:r>
         <w:drawing>
           <wp:inline xmlns:a="http://schemas.openxmlformats.org/drawingml/2006/main" xmlns:pic="http://schemas.openxmlformats.org/drawingml/2006/picture">
             <wp:extent cx="5486400" cy="3200400"/>
@@ -1552,47 +1562,8 @@
       </w:r>
     </w:p>
     <w:p>
-      <w:pPr>
-        <w:pStyle w:val="Heading3"/>
-      </w:pPr>
-      <w:r>
-        <w:t>The normal case</w:t>
-      </w:r>
-    </w:p>
-    <w:p>
-      <w:pPr>
-        <w:spacing w:line="336" w:lineRule="auto" w:after="180"/>
-        <w:shd w:fill="F1F6FC"/>
-      </w:pPr>
-      <w:r>
-        <w:rPr>
-          <w:b w:val="0"/>
-        </w:rPr>
-        <w:t xml:space="preserve">NORMAL CASE: predict and name </w:t>
-      </w:r>
-      <w:r>
-        <w:rPr>
-          <w:b/>
-        </w:rPr>
-        <w:t>evidence</w:t>
-      </w:r>
-      <w:r>
-        <w:rPr>
-          <w:b w:val="0"/>
-        </w:rPr>
-        <w:t xml:space="preserve">.     BOUNDARY CASE: predict and name </w:t>
-      </w:r>
-      <w:r>
-        <w:rPr>
-          <w:b/>
-        </w:rPr>
-        <w:t>evidence</w:t>
-      </w:r>
-      <w:r>
-        <w:rPr>
-          <w:b w:val="0"/>
-        </w:rPr>
-        <w:t>.</w:t>
+      <w:r>
+        <w:t>Boundary case: identify the exact limit.</w:t>
       </w:r>
     </w:p>
     <w:p>
@@ -1633,6 +1604,11 @@
     </w:p>
     <w:p>
       <w:r>
+        <w:t>Missing information: name what must be clarified.</w:t>
+      </w:r>
+    </w:p>
+    <w:p>
+      <w:r>
         <w:drawing>
           <wp:inline xmlns:a="http://schemas.openxmlformats.org/drawingml/2006/main" xmlns:pic="http://schemas.openxmlformats.org/drawingml/2006/picture">
             <wp:extent cx="5486400" cy="3200400"/>
@@ -1668,134 +1644,86 @@
       </w:r>
     </w:p>
     <w:p>
+      <w:r>
+        <w:t>Transfer case: explain which procedure still applies.</w:t>
+      </w:r>
+    </w:p>
+    <w:p>
+      <w:pPr>
+        <w:pStyle w:val="Heading2"/>
+      </w:pPr>
+      <w:r>
+        <w:t>Choose a revealing case</w:t>
+      </w:r>
+    </w:p>
+    <w:p>
+      <w:pPr>
+        <w:pStyle w:val="ListBullet"/>
+      </w:pPr>
+      <w:r>
+        <w:t>Which case is most likely to reveal a hidden assumption? Why?</w:t>
+      </w:r>
+    </w:p>
+    <w:p>
       <w:pPr>
         <w:pStyle w:val="Heading3"/>
       </w:pPr>
       <w:r>
-        <w:t>Check missing information</w:t>
+        <w:t>Write or draw your reasoning and evidence.</w:t>
+      </w:r>
+    </w:p>
+    <w:p>
+      <w:r>
+        <w:t>________________________________________________________________</w:t>
+      </w:r>
+    </w:p>
+    <w:p>
+      <w:r>
+        <w:t>________________________________________________________________</w:t>
+      </w:r>
+    </w:p>
+    <w:p>
+      <w:r>
+        <w:t>________________________________________________________________</w:t>
+      </w:r>
+    </w:p>
+    <w:p>
+      <w:r>
+        <w:t>________________________________________________________________</w:t>
+      </w:r>
+    </w:p>
+    <w:p>
+      <w:r>
+        <w:t>________________________________________________________________</w:t>
+      </w:r>
+    </w:p>
+    <w:p>
+      <w:pPr>
+        <w:pStyle w:val="Heading2"/>
+      </w:pPr>
+      <w:r>
+        <w:t>Predict the supplied changed case</w:t>
+      </w:r>
+    </w:p>
+    <w:p>
+      <w:pPr>
+        <w:pStyle w:val="ListBullet"/>
+      </w:pPr>
+      <w:r>
+        <w:t>Change: The classifier instead predicts history while N and the draft stay unchanged.</w:t>
+      </w:r>
+    </w:p>
+    <w:p>
+      <w:pPr>
+        <w:pStyle w:val="Heading2"/>
+      </w:pPr>
+      <w:r>
+        <w:t>Check after predicting · reference / check after trying</w:t>
       </w:r>
     </w:p>
     <w:p>
       <w:pPr>
         <w:spacing w:line="336" w:lineRule="auto" w:after="180"/>
-        <w:shd w:fill="FFF5E6"/>
-      </w:pPr>
-      <w:r>
-        <w:rPr>
-          <w:b w:val="0"/>
-        </w:rPr>
-        <w:t xml:space="preserve">MISSING INFORMATION: predict and name </w:t>
-      </w:r>
-      <w:r>
-        <w:rPr>
-          <w:b/>
-        </w:rPr>
-        <w:t>evidence</w:t>
-      </w:r>
-      <w:r>
-        <w:rPr>
-          <w:b w:val="0"/>
-        </w:rPr>
-        <w:t xml:space="preserve">.     TRANSFER CASE: predict and name </w:t>
-      </w:r>
-      <w:r>
-        <w:rPr>
-          <w:b/>
-        </w:rPr>
-        <w:t>evidence</w:t>
-      </w:r>
-      <w:r>
-        <w:rPr>
-          <w:b w:val="0"/>
-        </w:rPr>
-        <w:t>.</w:t>
-      </w:r>
-    </w:p>
-    <w:p>
-      <w:pPr>
-        <w:spacing w:line="336" w:lineRule="auto" w:after="180"/>
-        <w:shd w:fill="F5F1FB"/>
-      </w:pPr>
-      <w:r>
-        <w:rPr>
-          <w:b w:val="0"/>
-        </w:rPr>
-        <w:t>Which case is most likely to reveal a hidden assumption? Why?</w:t>
-      </w:r>
-    </w:p>
-    <w:p>
-      <w:pPr>
-        <w:pStyle w:val="Heading3"/>
-      </w:pPr>
-      <w:r>
-        <w:t>Write or draw your reasoning and evidence.</w:t>
-      </w:r>
-    </w:p>
-    <w:p>
-      <w:r>
-        <w:t>________________________________________________________________</w:t>
-      </w:r>
-    </w:p>
-    <w:p>
-      <w:r>
-        <w:t>________________________________________________________________</w:t>
-      </w:r>
-    </w:p>
-    <w:p>
-      <w:r>
-        <w:t>________________________________________________________________</w:t>
-      </w:r>
-    </w:p>
-    <w:p>
-      <w:r>
-        <w:t>________________________________________________________________</w:t>
-      </w:r>
-    </w:p>
-    <w:p>
-      <w:r>
-        <w:t>________________________________________________________________</w:t>
-      </w:r>
-    </w:p>
-    <w:p>
-      <w:pPr>
-        <w:pStyle w:val="Heading3"/>
-      </w:pPr>
-      <w:r>
-        <w:t>Change one thing in the pictured case</w:t>
-      </w:r>
-    </w:p>
-    <w:p>
-      <w:pPr>
-        <w:pStyle w:val="Heading3"/>
-      </w:pPr>
-      <w:r>
-        <w:t>Change one thing</w:t>
-      </w:r>
-    </w:p>
-    <w:p>
-      <w:pPr>
-        <w:spacing w:line="336" w:lineRule="auto" w:after="180"/>
-        <w:shd w:fill="F5F1FB"/>
-      </w:pPr>
-      <w:r>
-        <w:rPr>
-          <w:b w:val="0"/>
-        </w:rPr>
-        <w:t>Change: The classifier instead predicts history while N and the draft stay unchanged.</w:t>
-      </w:r>
-    </w:p>
-    <w:p>
-      <w:pPr>
-        <w:pStyle w:val="Heading3"/>
-      </w:pPr>
-      <w:r>
-        <w:t>Predicted result</w:t>
-      </w:r>
-    </w:p>
-    <w:p>
-      <w:pPr>
-        <w:spacing w:line="336" w:lineRule="auto" w:after="180"/>
-        <w:shd w:fill="F1F6FC"/>
       </w:pPr>
       <w:r>
         <w:rPr>
@@ -1824,16 +1752,7 @@
     </w:p>
     <w:p>
       <w:pPr>
-        <w:pStyle w:val="Heading3"/>
-      </w:pPr>
-      <w:r>
-        <w:t>Why the result follows</w:t>
-      </w:r>
-    </w:p>
-    <w:p>
-      <w:pPr>
         <w:spacing w:line="336" w:lineRule="auto" w:after="180"/>
-        <w:shd w:fill="F1F6FC"/>
       </w:pPr>
       <w:r>
         <w:rPr>
@@ -1844,26 +1763,38 @@
     </w:p>
     <w:p>
       <w:pPr>
-        <w:pStyle w:val="Heading1"/>
-      </w:pPr>
-      <w:r>
-        <w:t>05. Words that unlock the idea</w:t>
-      </w:r>
-    </w:p>
-    <w:p>
-      <w:r>
-        <w:t>Use the vocabulary of Predictive and Generative AI to explain a concrete decision, rather than only memorising definitions.</w:t>
+        <w:pStyle w:val="Heading2"/>
+      </w:pPr>
+      <w:r>
+        <w:t>Earlier wording, alternatives and picture transcripts · reference / check after trying</w:t>
       </w:r>
     </w:p>
     <w:p>
       <w:pPr>
         <w:spacing w:line="336" w:lineRule="auto" w:after="180"/>
       </w:pPr>
+      <w:r>
+        <w:rPr>
+          <w:b w:val="0"/>
+        </w:rPr>
+        <w:t>CASE GALLERY</w:t>
+      </w:r>
+    </w:p>
+    <w:p>
+      <w:pPr>
+        <w:spacing w:line="336" w:lineRule="auto" w:after="180"/>
+      </w:pPr>
+      <w:r>
+        <w:rPr>
+          <w:b w:val="0"/>
+        </w:rPr>
+        <w:t xml:space="preserve">Four Tests, Four Kinds of </w:t>
+      </w:r>
       <w:r>
         <w:rPr>
           <w:b/>
         </w:rPr>
-        <w:t>VOCABULARY LAB</w:t>
+        <w:t>Evidence</w:t>
       </w:r>
     </w:p>
     <w:p>
@@ -1874,18 +1805,7 @@
         <w:rPr>
           <w:b w:val="0"/>
         </w:rPr>
-        <w:t>Words You Can Use to Reason</w:t>
-      </w:r>
-    </w:p>
-    <w:p>
-      <w:pPr>
-        <w:spacing w:line="336" w:lineRule="auto" w:after="180"/>
-      </w:pPr>
-      <w:r>
-        <w:rPr>
-          <w:b w:val="0"/>
-        </w:rPr>
-        <w:t>A definition matters when you can recognize the idea, use it, and contrast it with a near-miss.</w:t>
+        <w:t>A system is not understood until it survives more than one comfortable example.</w:t>
       </w:r>
     </w:p>
     <w:p>
@@ -1893,7 +1813,7 @@
         <w:drawing>
           <wp:inline xmlns:a="http://schemas.openxmlformats.org/drawingml/2006/main" xmlns:pic="http://schemas.openxmlformats.org/drawingml/2006/picture">
             <wp:extent cx="5486400" cy="3200400"/>
-            <wp:docPr id="10" name="Picture 10" descr="Vocabulary badge: predictive AI"/>
+            <wp:docPr id="10" name="Picture 10" descr="NORMAL CASE illustration"/>
             <wp:cNvGraphicFramePr>
               <a:graphicFrameLocks noChangeAspect="1"/>
             </wp:cNvGraphicFramePr>
@@ -1901,11 +1821,11 @@
               <a:graphicData uri="http://schemas.openxmlformats.org/drawingml/2006/picture">
                 <pic:pic>
                   <pic:nvPicPr>
-                    <pic:cNvPr id="0" name="a64e05ed513e10076a1b0d9ea34d8655b81e224276368792fee1bdb0c085628c.png"/>
+                    <pic:cNvPr id="0" name="baa081bb74d63b3556ecfd5951cdc8779d64ec1813de34614621c4e969a973f1.png"/>
                     <pic:cNvPicPr/>
                   </pic:nvPicPr>
                   <pic:blipFill>
-                    <a:blip r:embed="rId17"/>
+                    <a:blip r:embed="rId13"/>
                     <a:stretch>
                       <a:fillRect/>
                     </a:stretch>
@@ -1929,7 +1849,7 @@
         <w:drawing>
           <wp:inline xmlns:a="http://schemas.openxmlformats.org/drawingml/2006/main" xmlns:pic="http://schemas.openxmlformats.org/drawingml/2006/picture">
             <wp:extent cx="5486400" cy="3200400"/>
-            <wp:docPr id="11" name="Picture 11" descr="Vocabulary badge: generative AI"/>
+            <wp:docPr id="11" name="Picture 11" descr="BOUNDARY CASE illustration"/>
             <wp:cNvGraphicFramePr>
               <a:graphicFrameLocks noChangeAspect="1"/>
             </wp:cNvGraphicFramePr>
@@ -1937,11 +1857,11 @@
               <a:graphicData uri="http://schemas.openxmlformats.org/drawingml/2006/picture">
                 <pic:pic>
                   <pic:nvPicPr>
-                    <pic:cNvPr id="0" name="318fcec18af78848a237411962671aa8b2b8d0152633990c079fca3343f29366.png"/>
+                    <pic:cNvPr id="0" name="5e6557194a1470352d07b6a509da5d673d81767981996dd1b685f799a5582b76.png"/>
                     <pic:cNvPicPr/>
                   </pic:nvPicPr>
                   <pic:blipFill>
-                    <a:blip r:embed="rId18"/>
+                    <a:blip r:embed="rId14"/>
                     <a:stretch>
                       <a:fillRect/>
                     </a:stretch>
@@ -1961,11 +1881,46 @@
       </w:r>
     </w:p>
     <w:p>
+      <w:pPr>
+        <w:spacing w:line="336" w:lineRule="auto" w:after="180"/>
+      </w:pPr>
+      <w:r>
+        <w:rPr>
+          <w:b w:val="0"/>
+        </w:rPr>
+        <w:t xml:space="preserve">NORMAL CASE: predict and name </w:t>
+      </w:r>
+      <w:r>
+        <w:rPr>
+          <w:b/>
+        </w:rPr>
+        <w:t>evidence</w:t>
+      </w:r>
+      <w:r>
+        <w:rPr>
+          <w:b w:val="0"/>
+        </w:rPr>
+        <w:t xml:space="preserve">.     BOUNDARY CASE: predict and name </w:t>
+      </w:r>
+      <w:r>
+        <w:rPr>
+          <w:b/>
+        </w:rPr>
+        <w:t>evidence</w:t>
+      </w:r>
+      <w:r>
+        <w:rPr>
+          <w:b w:val="0"/>
+        </w:rPr>
+        <w:t>.</w:t>
+      </w:r>
+    </w:p>
+    <w:p>
       <w:r>
         <w:drawing>
           <wp:inline xmlns:a="http://schemas.openxmlformats.org/drawingml/2006/main" xmlns:pic="http://schemas.openxmlformats.org/drawingml/2006/picture">
             <wp:extent cx="5486400" cy="3200400"/>
-            <wp:docPr id="12" name="Picture 12" descr="Vocabulary badge: target"/>
+            <wp:docPr id="12" name="Picture 12" descr="MISSING INFORMATION illustration"/>
             <wp:cNvGraphicFramePr>
               <a:graphicFrameLocks noChangeAspect="1"/>
             </wp:cNvGraphicFramePr>
@@ -1973,11 +1928,11 @@
               <a:graphicData uri="http://schemas.openxmlformats.org/drawingml/2006/picture">
                 <pic:pic>
                   <pic:nvPicPr>
-                    <pic:cNvPr id="0" name="3c5f2873093280c10fd3091b89f3de075b4d417b4f75c01627e10d146963d99c.png"/>
+                    <pic:cNvPr id="0" name="8e1f2e3affdd81449df265675243cda4511c1e88dd8cd9583d4ea42f6083c297.png"/>
                     <pic:cNvPicPr/>
                   </pic:nvPicPr>
                   <pic:blipFill>
-                    <a:blip r:embed="rId19"/>
+                    <a:blip r:embed="rId15"/>
                     <a:stretch>
                       <a:fillRect/>
                     </a:stretch>
@@ -2001,7 +1956,7 @@
         <w:drawing>
           <wp:inline xmlns:a="http://schemas.openxmlformats.org/drawingml/2006/main" xmlns:pic="http://schemas.openxmlformats.org/drawingml/2006/picture">
             <wp:extent cx="5486400" cy="3200400"/>
-            <wp:docPr id="13" name="Picture 13" descr="Vocabulary badge: output space"/>
+            <wp:docPr id="13" name="Picture 13" descr="TRANSFER CASE illustration"/>
             <wp:cNvGraphicFramePr>
               <a:graphicFrameLocks noChangeAspect="1"/>
             </wp:cNvGraphicFramePr>
@@ -2009,11 +1964,11 @@
               <a:graphicData uri="http://schemas.openxmlformats.org/drawingml/2006/picture">
                 <pic:pic>
                   <pic:nvPicPr>
-                    <pic:cNvPr id="0" name="93b14dd4594146c02511d12a6ef183035feb7cafd2a30c7451fa694ae4294be3.png"/>
+                    <pic:cNvPr id="0" name="a54f0c40e48e47ca92a4c36ebbc98f08b4a78c72cd385d85b0a5a7f07f558757.png"/>
                     <pic:cNvPicPr/>
                   </pic:nvPicPr>
                   <pic:blipFill>
-                    <a:blip r:embed="rId20"/>
+                    <a:blip r:embed="rId16"/>
                     <a:stretch>
                       <a:fillRect/>
                     </a:stretch>
@@ -2032,335 +1987,6 @@
         </w:drawing>
       </w:r>
     </w:p>
-    <w:tbl>
-      <w:tblPr>
-        <w:tblStyle w:val="LightShading-Accent1"/>
-        <w:tblW w:type="auto" w:w="0"/>
-        <w:tblLook w:firstColumn="1" w:firstRow="1" w:lastColumn="0" w:lastRow="0" w:noHBand="0" w:noVBand="1" w:val="04A0"/>
-      </w:tblPr>
-      <w:tblGrid>
-        <w:gridCol w:w="3408"/>
-        <w:gridCol w:w="3408"/>
-        <w:gridCol w:w="3408"/>
-      </w:tblGrid>
-      <w:tr>
-        <w:trPr>
-          <w:tblHeader/>
-        </w:trPr>
-        <w:tc>
-          <w:tcPr>
-            <w:tcW w:type="dxa" w:w="3408"/>
-          </w:tcPr>
-          <w:p>
-            <w:r>
-              <w:t>Word</w:t>
-            </w:r>
-          </w:p>
-        </w:tc>
-        <w:tc>
-          <w:tcPr>
-            <w:tcW w:type="dxa" w:w="3408"/>
-          </w:tcPr>
-          <w:p>
-            <w:r>
-              <w:t>My own example</w:t>
-            </w:r>
-          </w:p>
-        </w:tc>
-        <w:tc>
-          <w:tcPr>
-            <w:tcW w:type="dxa" w:w="3408"/>
-          </w:tcPr>
-          <w:p>
-            <w:r>
-              <w:t>Not this / boundary</w:t>
-            </w:r>
-          </w:p>
-        </w:tc>
-      </w:tr>
-      <w:tr>
-        <w:tc>
-          <w:tcPr>
-            <w:tcW w:type="dxa" w:w="3408"/>
-          </w:tcPr>
-          <w:p>
-            <w:r>
-              <w:t>predictive AI</w:t>
-            </w:r>
-          </w:p>
-        </w:tc>
-        <w:tc>
-          <w:tcPr>
-            <w:tcW w:type="dxa" w:w="3408"/>
-          </w:tcPr>
-          <w:p>
-            <w:r>
-              <w:t>AI used to estimate a target such as a category, number or future outcome from inputs.</w:t>
-            </w:r>
-          </w:p>
-        </w:tc>
-        <w:tc>
-          <w:tcPr>
-            <w:tcW w:type="dxa" w:w="3408"/>
-          </w:tcPr>
-          <w:p>
-            <w:r/>
-          </w:p>
-        </w:tc>
-      </w:tr>
-      <w:tr>
-        <w:tc>
-          <w:tcPr>
-            <w:tcW w:type="dxa" w:w="3408"/>
-          </w:tcPr>
-          <w:p>
-            <w:r>
-              <w:t>generative AI</w:t>
-            </w:r>
-          </w:p>
-        </w:tc>
-        <w:tc>
-          <w:tcPr>
-            <w:tcW w:type="dxa" w:w="3408"/>
-          </w:tcPr>
-          <w:p>
-            <w:r>
-              <w:t>AI that produces new content such as text, images or audio rather than only selecting a category.</w:t>
-            </w:r>
-          </w:p>
-        </w:tc>
-        <w:tc>
-          <w:tcPr>
-            <w:tcW w:type="dxa" w:w="3408"/>
-          </w:tcPr>
-          <w:p>
-            <w:r/>
-          </w:p>
-        </w:tc>
-      </w:tr>
-      <w:tr>
-        <w:tc>
-          <w:tcPr>
-            <w:tcW w:type="dxa" w:w="3408"/>
-          </w:tcPr>
-          <w:p>
-            <w:r>
-              <w:t>target</w:t>
-            </w:r>
-          </w:p>
-        </w:tc>
-        <w:tc>
-          <w:tcPr>
-            <w:tcW w:type="dxa" w:w="3408"/>
-          </w:tcPr>
-          <w:p>
-            <w:r>
-              <w:t>The category, value or outcome a prediction task is intended to estimate.</w:t>
-            </w:r>
-          </w:p>
-        </w:tc>
-        <w:tc>
-          <w:tcPr>
-            <w:tcW w:type="dxa" w:w="3408"/>
-          </w:tcPr>
-          <w:p>
-            <w:r/>
-          </w:p>
-        </w:tc>
-      </w:tr>
-      <w:tr>
-        <w:tc>
-          <w:tcPr>
-            <w:tcW w:type="dxa" w:w="3408"/>
-          </w:tcPr>
-          <w:p>
-            <w:r>
-              <w:t>output space</w:t>
-            </w:r>
-          </w:p>
-        </w:tc>
-        <w:tc>
-          <w:tcPr>
-            <w:tcW w:type="dxa" w:w="3408"/>
-          </w:tcPr>
-          <w:p>
-            <w:r>
-              <w:t>The set or range of outputs a system can produce for a task.</w:t>
-            </w:r>
-          </w:p>
-        </w:tc>
-        <w:tc>
-          <w:tcPr>
-            <w:tcW w:type="dxa" w:w="3408"/>
-          </w:tcPr>
-          <w:p>
-            <w:r/>
-          </w:p>
-        </w:tc>
-      </w:tr>
-    </w:tbl>
-    <w:p>
-      <w:pPr>
-        <w:pStyle w:val="Heading3"/>
-      </w:pPr>
-      <w:r>
-        <w:t>Words used in the closer explanation</w:t>
-      </w:r>
-    </w:p>
-    <w:tbl>
-      <w:tblPr>
-        <w:tblStyle w:val="LightShading-Accent1"/>
-        <w:tblW w:type="auto" w:w="0"/>
-        <w:tblLook w:firstColumn="1" w:firstRow="1" w:lastColumn="0" w:lastRow="0" w:noHBand="0" w:noVBand="1" w:val="04A0"/>
-      </w:tblPr>
-      <w:tblGrid>
-        <w:gridCol w:w="5112"/>
-        <w:gridCol w:w="5112"/>
-      </w:tblGrid>
-      <w:tr>
-        <w:trPr>
-          <w:tblHeader/>
-        </w:trPr>
-        <w:tc>
-          <w:tcPr>
-            <w:tcW w:type="dxa" w:w="5112"/>
-          </w:tcPr>
-          <w:p>
-            <w:r>
-              <w:t>Word</w:t>
-            </w:r>
-          </w:p>
-        </w:tc>
-        <w:tc>
-          <w:tcPr>
-            <w:tcW w:type="dxa" w:w="5112"/>
-          </w:tcPr>
-          <w:p>
-            <w:r>
-              <w:t>Meaning</w:t>
-            </w:r>
-          </w:p>
-        </w:tc>
-      </w:tr>
-      <w:tr>
-        <w:tc>
-          <w:tcPr>
-            <w:tcW w:type="dxa" w:w="5112"/>
-          </w:tcPr>
-          <w:p>
-            <w:r>
-              <w:t>Generative objective</w:t>
-            </w:r>
-          </w:p>
-        </w:tc>
-        <w:tc>
-          <w:tcPr>
-            <w:tcW w:type="dxa" w:w="5112"/>
-          </w:tcPr>
-          <w:p>
-            <w:r>
-              <w:t>A training aim concerned with producing or modelling possible outputs</w:t>
-            </w:r>
-          </w:p>
-        </w:tc>
-      </w:tr>
-      <w:tr>
-        <w:tc>
-          <w:tcPr>
-            <w:tcW w:type="dxa" w:w="5112"/>
-          </w:tcPr>
-          <w:p>
-            <w:r>
-              <w:t>Discriminative objective</w:t>
-            </w:r>
-          </w:p>
-        </w:tc>
-        <w:tc>
-          <w:tcPr>
-            <w:tcW w:type="dxa" w:w="5112"/>
-          </w:tcPr>
-          <w:p>
-            <w:r>
-              <w:t>A training aim mapping inputs to a specified target such as a label</w:t>
-            </w:r>
-          </w:p>
-        </w:tc>
-      </w:tr>
-      <w:tr>
-        <w:tc>
-          <w:tcPr>
-            <w:tcW w:type="dxa" w:w="5112"/>
-          </w:tcPr>
-          <w:p>
-            <w:r>
-              <w:t>Conditional distribution</w:t>
-            </w:r>
-          </w:p>
-        </w:tc>
-        <w:tc>
-          <w:tcPr>
-            <w:tcW w:type="dxa" w:w="5112"/>
-          </w:tcPr>
-          <w:p>
-            <w:r>
-              <w:t>Probabilities for alternatives given stated information</w:t>
-            </w:r>
-          </w:p>
-        </w:tc>
-      </w:tr>
-      <w:tr>
-        <w:tc>
-          <w:tcPr>
-            <w:tcW w:type="dxa" w:w="5112"/>
-          </w:tcPr>
-          <w:p>
-            <w:r>
-              <w:t>Autoregressive generation</w:t>
-            </w:r>
-          </w:p>
-        </w:tc>
-        <w:tc>
-          <w:tcPr>
-            <w:tcW w:type="dxa" w:w="5112"/>
-          </w:tcPr>
-          <w:p>
-            <w:r>
-              <w:t>Producing a sequence one next item at a time using preceding items</w:t>
-            </w:r>
-          </w:p>
-        </w:tc>
-      </w:tr>
-    </w:tbl>
-    <w:p>
-      <w:pPr>
-        <w:pStyle w:val="Heading1"/>
-      </w:pPr>
-      <w:r>
-        <w:t>06. Follow a worked example</w:t>
-      </w:r>
-    </w:p>
-    <w:p>
-      <w:r>
-        <w:t>Follow the worked trace for Predictive and Generative AI, predict a step, then compare with its explanation.</w:t>
-      </w:r>
-    </w:p>
-    <w:p>
-      <w:pPr>
-        <w:spacing w:line="336" w:lineRule="auto" w:after="180"/>
-      </w:pPr>
-      <w:r>
-        <w:rPr>
-          <w:b/>
-        </w:rPr>
-        <w:t xml:space="preserve">WORKED </w:t>
-      </w:r>
-      <w:r>
-        <w:rPr>
-          <w:b/>
-        </w:rPr>
-        <w:t>EVIDENCE</w:t>
-      </w:r>
-    </w:p>
     <w:p>
       <w:pPr>
         <w:spacing w:line="336" w:lineRule="auto" w:after="180"/>
@@ -2369,18 +1995,7 @@
         <w:rPr>
           <w:b w:val="0"/>
         </w:rPr>
-        <w:t>Reason Step by Step</w:t>
-      </w:r>
-    </w:p>
-    <w:p>
-      <w:pPr>
-        <w:spacing w:line="336" w:lineRule="auto" w:after="180"/>
-      </w:pPr>
-      <w:r>
-        <w:rPr>
-          <w:b w:val="0"/>
-        </w:rPr>
-        <w:t xml:space="preserve">Predict first. Then check each step. A correct answer without visible reasoning is incomplete </w:t>
+        <w:t xml:space="preserve">MISSING INFORMATION: predict and name </w:t>
       </w:r>
       <w:r>
         <w:rPr>
@@ -2392,15 +2007,193 @@
         <w:rPr>
           <w:b w:val="0"/>
         </w:rPr>
+        <w:t xml:space="preserve">.     TRANSFER CASE: predict and name </w:t>
+      </w:r>
+      <w:r>
+        <w:rPr>
+          <w:b/>
+        </w:rPr>
+        <w:t>evidence</w:t>
+      </w:r>
+      <w:r>
+        <w:rPr>
+          <w:b w:val="0"/>
+        </w:rPr>
         <w:t>.</w:t>
+      </w:r>
+    </w:p>
+    <w:p>
+      <w:pPr>
+        <w:pStyle w:val="Heading3"/>
+      </w:pPr>
+      <w:r>
+        <w:t>Change one thing in the pictured case</w:t>
+      </w:r>
+    </w:p>
+    <w:p>
+      <w:pPr>
+        <w:pStyle w:val="Heading1"/>
+      </w:pPr>
+      <w:r>
+        <w:t>06. Expand the prefix, then audit a separate evaporation answer</w:t>
+      </w:r>
+    </w:p>
+    <w:p>
+      <w:r>
+        <w:t>Do not confuse the next conditional table with the previous alternatives.</w:t>
+      </w:r>
+    </w:p>
+    <w:p>
+      <w:pPr>
+        <w:pStyle w:val="Heading2"/>
+      </w:pPr>
+      <w:r>
+        <w:t>Trace the expanded-prefix distribution</w:t>
+      </w:r>
+    </w:p>
+    <w:p>
+      <w:pPr>
+        <w:spacing w:line="336" w:lineRule="auto" w:after="180"/>
+      </w:pPr>
+      <w:r>
+        <w:rPr>
+          <w:b w:val="0"/>
+        </w:rPr>
+        <w:t>After producing red, the next step conditions on the expanded prefix “The marker is red”. A second table might give an end token probability 0.8 and the token today probability 0.2.</w:t>
+      </w:r>
+    </w:p>
+    <w:p>
+      <w:pPr>
+        <w:spacing w:line="336" w:lineRule="auto" w:after="180"/>
+      </w:pPr>
+      <w:r>
+        <w:rPr>
+          <w:b w:val="0"/>
+        </w:rPr>
+        <w:t>A generated sequence can stop at the end token or continue. Do not reuse the first-step table unchanged after adding a token unless the model explicitly ignores the new prefix.</w:t>
+      </w:r>
+    </w:p>
+    <w:p>
+      <w:pPr>
+        <w:pStyle w:val="Heading2"/>
+      </w:pPr>
+      <w:r>
+        <w:t>Separate text continuation from an image label</w:t>
+      </w:r>
+    </w:p>
+    <w:p>
+      <w:pPr>
+        <w:spacing w:line="336" w:lineRule="auto" w:after="180"/>
+      </w:pPr>
+      <w:r>
+        <w:rPr>
+          <w:b w:val="0"/>
+        </w:rPr>
+        <w:t xml:space="preserve">A separate classifier can return red as a label from an image; that is a different </w:t>
+      </w:r>
+      <w:r>
+        <w:rPr>
+          <w:b/>
+        </w:rPr>
+        <w:t>input</w:t>
+      </w:r>
+      <w:r>
+        <w:rPr>
+          <w:b w:val="0"/>
+        </w:rPr>
+        <w:t xml:space="preserve"> and </w:t>
+      </w:r>
+      <w:r>
+        <w:rPr>
+          <w:b/>
+        </w:rPr>
+        <w:t>target</w:t>
+      </w:r>
+      <w:r>
+        <w:rPr>
+          <w:b w:val="0"/>
+        </w:rPr>
+        <w:t xml:space="preserve"> from continuing text. A downstream evaluation asks whether the system correctly reports the current marker.</w:t>
+      </w:r>
+    </w:p>
+    <w:p>
+      <w:pPr>
+        <w:spacing w:line="336" w:lineRule="auto" w:after="180"/>
+      </w:pPr>
+      <w:r>
+        <w:rPr>
+          <w:b w:val="0"/>
+        </w:rPr>
+        <w:t>It must include ground truth or sources and appropriate failure handling, not just count plausible phrases.</w:t>
+      </w:r>
+    </w:p>
+    <w:p>
+      <w:pPr>
+        <w:pStyle w:val="Heading2"/>
+      </w:pPr>
+      <w:r>
+        <w:t>Read the study-tool stages and approved note</w:t>
+      </w:r>
+    </w:p>
+    <w:p>
+      <w:pPr>
+        <w:spacing w:line="336" w:lineRule="auto" w:after="180"/>
+      </w:pPr>
+      <w:r>
+        <w:rPr>
+          <w:b w:val="0"/>
+        </w:rPr>
+        <w:t>A fictional learning tool first classifies a question, then drafts an answer from a supplied note.</w:t>
+      </w:r>
+    </w:p>
+    <w:p>
+      <w:pPr>
+        <w:spacing w:line="336" w:lineRule="auto" w:after="180"/>
+      </w:pPr>
+      <w:r>
+        <w:rPr>
+          <w:b w:val="0"/>
+        </w:rPr>
+        <w:t xml:space="preserve">A fitted classifier labels a question science; its </w:t>
+      </w:r>
+      <w:r>
+        <w:rPr>
+          <w:b/>
+        </w:rPr>
+        <w:t>training</w:t>
+      </w:r>
+      <w:r>
+        <w:rPr>
+          <w:b w:val="0"/>
+        </w:rPr>
+        <w:t xml:space="preserve"> used labelled questions.</w:t>
+      </w:r>
+    </w:p>
+    <w:p>
+      <w:pPr>
+        <w:spacing w:line="336" w:lineRule="auto" w:after="180"/>
+      </w:pPr>
+      <w:r>
+        <w:rPr>
+          <w:b w:val="0"/>
+        </w:rPr>
+        <w:t>Approved note N: evaporation changes liquid water into water vapour. A generator drafts: “Water evaporates into vapour and always disappears forever.”</w:t>
+      </w:r>
+    </w:p>
+    <w:p>
+      <w:pPr>
+        <w:pStyle w:val="Heading2"/>
+      </w:pPr>
+      <w:r>
+        <w:t>Trace the unsupported addition</w:t>
       </w:r>
     </w:p>
     <w:p>
       <w:r>
         <w:drawing>
           <wp:inline xmlns:a="http://schemas.openxmlformats.org/drawingml/2006/main" xmlns:pic="http://schemas.openxmlformats.org/drawingml/2006/picture">
-            <wp:extent cx="5486400" cy="2377440"/>
-            <wp:docPr id="14" name="Picture 14" descr="Worked evidence for Predictive and Generative AI"/>
+            <wp:extent cx="5486400" cy="4160520"/>
+            <wp:docPr id="14" name="Picture 14" descr="Predict category: The classifier predicts science from the new question. → Retrieve note: N supplies a specific statement about evaporation. → Generate draft: The draft adds “always disappears forever” beyond N. → Verify claims: Keep the supported change-of-state claim; remove or review the unsupported addition."/>
             <wp:cNvGraphicFramePr>
               <a:graphicFrameLocks noChangeAspect="1"/>
             </wp:cNvGraphicFramePr>
@@ -2408,11 +2201,11 @@
               <a:graphicData uri="http://schemas.openxmlformats.org/drawingml/2006/picture">
                 <pic:pic>
                   <pic:nvPicPr>
-                    <pic:cNvPr id="0" name="26fe9a3b6ff7b1feed5944963b68aaba71f9bb42ee2ebafedc6780e1d792035f.png"/>
+                    <pic:cNvPr id="0" name="academy-story-ai-3-1-02.png"/>
                     <pic:cNvPicPr/>
                   </pic:nvPicPr>
                   <pic:blipFill>
-                    <a:blip r:embed="rId21"/>
+                    <a:blip r:embed="rId17"/>
                     <a:stretch>
                       <a:fillRect/>
                     </a:stretch>
@@ -2420,365 +2213,7 @@
                   <pic:spPr>
                     <a:xfrm>
                       <a:off x="0" y="0"/>
-                      <a:ext cx="5486400" cy="2377440"/>
-                    </a:xfrm>
-                    <a:prstGeom prst="rect"/>
-                  </pic:spPr>
-                </pic:pic>
-              </a:graphicData>
-            </a:graphic>
-          </wp:inline>
-        </w:drawing>
-      </w:r>
-    </w:p>
-    <w:p>
-      <w:pPr>
-        <w:spacing w:line="336" w:lineRule="auto" w:after="180"/>
-        <w:shd w:fill="F4F9FC"/>
-      </w:pPr>
-      <w:r>
-        <w:rPr>
-          <w:b w:val="0"/>
-        </w:rPr>
-        <w:t>1. Classifier: choose one label from cat, dog, or rabbit.</w:t>
-      </w:r>
-    </w:p>
-    <w:p>
-      <w:pPr>
-        <w:spacing w:line="336" w:lineRule="auto" w:after="180"/>
-        <w:shd w:fill="F4F9FC"/>
-      </w:pPr>
-      <w:r>
-        <w:rPr>
-          <w:b w:val="0"/>
-        </w:rPr>
-        <w:t>2. Regressor: estimate a numerical reading time.</w:t>
-      </w:r>
-    </w:p>
-    <w:p>
-      <w:pPr>
-        <w:spacing w:line="336" w:lineRule="auto" w:after="180"/>
-        <w:shd w:fill="F4F9FC"/>
-      </w:pPr>
-      <w:r>
-        <w:rPr>
-          <w:b w:val="0"/>
-        </w:rPr>
-        <w:t>3. Generator: construct a new explanation token by token.</w:t>
-      </w:r>
-    </w:p>
-    <w:p>
-      <w:pPr>
-        <w:spacing w:line="336" w:lineRule="auto" w:after="180"/>
-        <w:shd w:fill="F4F9FC"/>
-      </w:pPr>
-      <w:r>
-        <w:rPr>
-          <w:b w:val="0"/>
-        </w:rPr>
-        <w:t xml:space="preserve">4. A product may combine </w:t>
-      </w:r>
-      <w:r>
-        <w:rPr>
-          <w:b/>
-        </w:rPr>
-        <w:t>mechanism</w:t>
-      </w:r>
-      <w:r>
-        <w:rPr>
-          <w:b w:val="0"/>
-        </w:rPr>
-        <w:t>s, so test each stage separately.</w:t>
-      </w:r>
-    </w:p>
-    <w:p>
-      <w:pPr>
-        <w:spacing w:line="336" w:lineRule="auto" w:after="180"/>
-      </w:pPr>
-      <w:r>
-        <w:rPr>
-          <w:b w:val="0"/>
-        </w:rPr>
-        <w:t>Recalculate, retrace, or restate the reasoning in your own representation:</w:t>
-      </w:r>
-    </w:p>
-    <w:p>
-      <w:pPr>
-        <w:pStyle w:val="Heading3"/>
-      </w:pPr>
-      <w:r>
-        <w:t>Write or draw your reasoning and evidence.</w:t>
-      </w:r>
-    </w:p>
-    <w:p>
-      <w:r>
-        <w:t>________________________________________________________________</w:t>
-      </w:r>
-    </w:p>
-    <w:p>
-      <w:r>
-        <w:t>________________________________________________________________</w:t>
-      </w:r>
-    </w:p>
-    <w:p>
-      <w:r>
-        <w:t>________________________________________________________________</w:t>
-      </w:r>
-    </w:p>
-    <w:p>
-      <w:r>
-        <w:t>________________________________________________________________</w:t>
-      </w:r>
-    </w:p>
-    <w:p>
-      <w:r>
-        <w:t>________________________________________________________________</w:t>
-      </w:r>
-    </w:p>
-    <w:p>
-      <w:pPr>
-        <w:spacing w:line="336" w:lineRule="auto" w:after="180"/>
-        <w:shd w:fill="F5F1FB"/>
-      </w:pPr>
-      <w:r>
-        <w:rPr>
-          <w:b w:val="0"/>
-        </w:rPr>
-        <w:t xml:space="preserve">CHECK  Did the </w:t>
-      </w:r>
-      <w:r>
-        <w:rPr>
-          <w:b/>
-        </w:rPr>
-        <w:t>evidence</w:t>
-      </w:r>
-      <w:r>
-        <w:rPr>
-          <w:b w:val="0"/>
-        </w:rPr>
-        <w:t xml:space="preserve"> answer the exact question? Did the total, path, or source record stay consistent?</w:t>
-      </w:r>
-    </w:p>
-    <w:p>
-      <w:pPr>
-        <w:pStyle w:val="Heading3"/>
-      </w:pPr>
-      <w:r>
-        <w:t>A closer explanation</w:t>
-      </w:r>
-    </w:p>
-    <w:p>
-      <w:pPr>
-        <w:pStyle w:val="Heading3"/>
-      </w:pPr>
-      <w:r>
-        <w:t>Worked explanation · Predictive and Generative AI</w:t>
-      </w:r>
-    </w:p>
-    <w:p>
-      <w:pPr>
-        <w:spacing w:line="336" w:lineRule="auto" w:after="180"/>
-        <w:shd w:fill="F1F6FC"/>
-      </w:pPr>
-      <w:r>
-        <w:rPr>
-          <w:b w:val="0"/>
-        </w:rPr>
-        <w:t>After producing red, the next step conditions on the expanded prefix “The marker is red”. A second table might give an end token probability 0.8 and the token today probability 0.2.</w:t>
-      </w:r>
-    </w:p>
-    <w:p>
-      <w:pPr>
-        <w:spacing w:line="336" w:lineRule="auto" w:after="180"/>
-        <w:shd w:fill="F1F6FC"/>
-      </w:pPr>
-      <w:r>
-        <w:rPr>
-          <w:b w:val="0"/>
-        </w:rPr>
-        <w:t>A generated sequence can stop at the end token or continue. Do not reuse the first-step table unchanged after adding a token unless the model explicitly ignores the new prefix.</w:t>
-      </w:r>
-    </w:p>
-    <w:p>
-      <w:pPr>
-        <w:pStyle w:val="Heading3"/>
-      </w:pPr>
-      <w:r>
-        <w:t>Worked explanation · Predictive and Generative AI</w:t>
-      </w:r>
-    </w:p>
-    <w:p>
-      <w:pPr>
-        <w:spacing w:line="336" w:lineRule="auto" w:after="180"/>
-        <w:shd w:fill="F1F6FC"/>
-      </w:pPr>
-      <w:r>
-        <w:rPr>
-          <w:b w:val="0"/>
-        </w:rPr>
-        <w:t xml:space="preserve">A separate classifier can return red as a label from an image; that is a different </w:t>
-      </w:r>
-      <w:r>
-        <w:rPr>
-          <w:b/>
-        </w:rPr>
-        <w:t>input</w:t>
-      </w:r>
-      <w:r>
-        <w:rPr>
-          <w:b w:val="0"/>
-        </w:rPr>
-        <w:t xml:space="preserve"> and </w:t>
-      </w:r>
-      <w:r>
-        <w:rPr>
-          <w:b/>
-        </w:rPr>
-        <w:t>target</w:t>
-      </w:r>
-      <w:r>
-        <w:rPr>
-          <w:b w:val="0"/>
-        </w:rPr>
-        <w:t xml:space="preserve"> from continuing text. A downstream evaluation asks whether the system correctly reports the current marker.</w:t>
-      </w:r>
-    </w:p>
-    <w:p>
-      <w:pPr>
-        <w:spacing w:line="336" w:lineRule="auto" w:after="180"/>
-        <w:shd w:fill="F1F6FC"/>
-      </w:pPr>
-      <w:r>
-        <w:rPr>
-          <w:b w:val="0"/>
-        </w:rPr>
-        <w:t>It must include ground truth or sources and appropriate failure handling, not just count plausible phrases.</w:t>
-      </w:r>
-    </w:p>
-    <w:p>
-      <w:pPr>
-        <w:pStyle w:val="Heading3"/>
-      </w:pPr>
-      <w:r>
-        <w:t>Learn from the worked case</w:t>
-      </w:r>
-    </w:p>
-    <w:p>
-      <w:pPr>
-        <w:spacing w:line="336" w:lineRule="auto" w:after="180"/>
-      </w:pPr>
-      <w:r>
-        <w:rPr>
-          <w:b w:val="0"/>
-        </w:rPr>
-        <w:t>Cover the result before checking it. Say what is given, choose the procedure, and follow one step at a time. Then uncover the result and explain your first mismatch. Ask why a step is allowed, not only what number it produces.</w:t>
-      </w:r>
-    </w:p>
-    <w:p>
-      <w:pPr>
-        <w:pStyle w:val="Heading3"/>
-      </w:pPr>
-      <w:r>
-        <w:t>A pictorial worked case: Predictive and Generative AI</w:t>
-      </w:r>
-    </w:p>
-    <w:p>
-      <w:pPr>
-        <w:spacing w:line="336" w:lineRule="auto" w:after="180"/>
-      </w:pPr>
-      <w:r>
-        <w:rPr>
-          <w:b w:val="0"/>
-        </w:rPr>
-        <w:t>A fictional learning tool first classifies a question, then drafts an answer from a supplied note.</w:t>
-      </w:r>
-    </w:p>
-    <w:p>
-      <w:pPr>
-        <w:pStyle w:val="Heading3"/>
-      </w:pPr>
-      <w:r>
-        <w:t>The facts we will use</w:t>
-      </w:r>
-    </w:p>
-    <w:p>
-      <w:pPr>
-        <w:pStyle w:val="Heading3"/>
-      </w:pPr>
-      <w:r>
-        <w:t>Supplied facts</w:t>
-      </w:r>
-    </w:p>
-    <w:p>
-      <w:pPr>
-        <w:spacing w:line="336" w:lineRule="auto" w:after="180"/>
-        <w:shd w:fill="F1F6FC"/>
-      </w:pPr>
-      <w:r>
-        <w:rPr>
-          <w:b w:val="0"/>
-        </w:rPr>
-        <w:t xml:space="preserve">A fitted classifier labels a question science; its </w:t>
-      </w:r>
-      <w:r>
-        <w:rPr>
-          <w:b/>
-        </w:rPr>
-        <w:t>training</w:t>
-      </w:r>
-      <w:r>
-        <w:rPr>
-          <w:b w:val="0"/>
-        </w:rPr>
-        <w:t xml:space="preserve"> used labelled questions.</w:t>
-      </w:r>
-    </w:p>
-    <w:p>
-      <w:pPr>
-        <w:pStyle w:val="Heading3"/>
-      </w:pPr>
-      <w:r>
-        <w:t>Supplied facts</w:t>
-      </w:r>
-    </w:p>
-    <w:p>
-      <w:pPr>
-        <w:spacing w:line="336" w:lineRule="auto" w:after="180"/>
-        <w:shd w:fill="F1F6FC"/>
-      </w:pPr>
-      <w:r>
-        <w:rPr>
-          <w:b w:val="0"/>
-        </w:rPr>
-        <w:t>Approved note N: evaporation changes liquid water into water vapour. A generator drafts: “Water evaporates into vapour and always disappears forever.”</w:t>
-      </w:r>
-    </w:p>
-    <w:p>
-      <w:r>
-        <w:drawing>
-          <wp:inline xmlns:a="http://schemas.openxmlformats.org/drawingml/2006/main" xmlns:pic="http://schemas.openxmlformats.org/drawingml/2006/picture">
-            <wp:extent cx="5346057" cy="5943599"/>
-            <wp:docPr id="15" name="Picture 15" descr="Predictive and Generative AI. Predict category: The classifier predicts science from the new question.. Retrieve note: N supplies a specific statement about evaporation.. Generate draft: The draft adds “always disappears forever” beyond N.. Verify claims: Keep the supported change-of-state claim; remove or review the unsupported addition."/>
-            <wp:cNvGraphicFramePr>
-              <a:graphicFrameLocks noChangeAspect="1"/>
-            </wp:cNvGraphicFramePr>
-            <a:graphic>
-              <a:graphicData uri="http://schemas.openxmlformats.org/drawingml/2006/picture">
-                <pic:pic>
-                  <pic:nvPicPr>
-                    <pic:cNvPr id="0" name="academy-visual-ai-3-1.png"/>
-                    <pic:cNvPicPr/>
-                  </pic:nvPicPr>
-                  <pic:blipFill>
-                    <a:blip r:embed="rId22"/>
-                    <a:stretch>
-                      <a:fillRect/>
-                    </a:stretch>
-                  </pic:blipFill>
-                  <pic:spPr>
-                    <a:xfrm>
-                      <a:off x="0" y="0"/>
-                      <a:ext cx="5346057" cy="5943599"/>
+                      <a:ext cx="5486400" cy="4160520"/>
                     </a:xfrm>
                     <a:prstGeom prst="rect"/>
                   </pic:spPr>
@@ -2928,24 +2363,7 @@
     </w:p>
     <w:p>
       <w:pPr>
-        <w:pStyle w:val="Heading3"/>
-      </w:pPr>
-      <w:r>
-        <w:t>Why this result follows</w:t>
-      </w:r>
-    </w:p>
-    <w:p>
-      <w:pPr>
-        <w:pStyle w:val="Heading3"/>
-      </w:pPr>
-      <w:r>
-        <w:t>Why the result follows</w:t>
-      </w:r>
-    </w:p>
-    <w:p>
-      <w:pPr>
         <w:spacing w:line="336" w:lineRule="auto" w:after="180"/>
-        <w:shd w:fill="F1F6FC"/>
       </w:pPr>
       <w:r>
         <w:rPr>
@@ -2957,7 +2375,6 @@
     <w:p>
       <w:pPr>
         <w:spacing w:line="336" w:lineRule="auto" w:after="180"/>
-        <w:shd w:fill="F1F6FC"/>
       </w:pPr>
       <w:r>
         <w:rPr>
@@ -2968,70 +2385,399 @@
     </w:p>
     <w:p>
       <w:pPr>
-        <w:pStyle w:val="Heading3"/>
-      </w:pPr>
-      <w:r>
-        <w:t>What this example does not establish</w:t>
-      </w:r>
-    </w:p>
-    <w:p>
-      <w:pPr>
-        <w:pStyle w:val="Heading3"/>
-      </w:pPr>
-      <w:r>
-        <w:t>Keep the stated limit</w:t>
+        <w:pStyle w:val="Heading2"/>
+      </w:pPr>
+      <w:r>
+        <w:t>Predict changing only the classifier label</w:t>
+      </w:r>
+    </w:p>
+    <w:p>
+      <w:pPr>
+        <w:pStyle w:val="ListBullet"/>
+      </w:pPr>
+      <w:r>
+        <w:t>Change one thing: The classifier instead predicts history while N and the draft stay unchanged. Predict the result before checking the explanation. What remains the same?</w:t>
+      </w:r>
+    </w:p>
+    <w:p>
+      <w:pPr>
+        <w:pStyle w:val="Heading2"/>
+      </w:pPr>
+      <w:r>
+        <w:t>Check after predicting · reference / check after trying</w:t>
+      </w:r>
+    </w:p>
+    <w:p>
+      <w:r>
+        <w:drawing>
+          <wp:inline xmlns:a="http://schemas.openxmlformats.org/drawingml/2006/main" xmlns:pic="http://schemas.openxmlformats.org/drawingml/2006/picture">
+            <wp:extent cx="5486400" cy="3026664"/>
+            <wp:docPr id="15" name="Picture 15" descr="Original case: Keep the supported change-of-state claim; remove or review the unsupported addition. Changed condition: The classifier instead predicts history while N and the draft stay unchanged. Expected result: The category prediction changes, but the same unsupported draft claim still needs checking. Reason: Stages can fail independently; one result does not validate another."/>
+            <wp:cNvGraphicFramePr>
+              <a:graphicFrameLocks noChangeAspect="1"/>
+            </wp:cNvGraphicFramePr>
+            <a:graphic>
+              <a:graphicData uri="http://schemas.openxmlformats.org/drawingml/2006/picture">
+                <pic:pic>
+                  <pic:nvPicPr>
+                    <pic:cNvPr id="0" name="academy-story-ai-3-1-04.png"/>
+                    <pic:cNvPicPr/>
+                  </pic:nvPicPr>
+                  <pic:blipFill>
+                    <a:blip r:embed="rId18"/>
+                    <a:stretch>
+                      <a:fillRect/>
+                    </a:stretch>
+                  </pic:blipFill>
+                  <pic:spPr>
+                    <a:xfrm>
+                      <a:off x="0" y="0"/>
+                      <a:ext cx="5486400" cy="3026664"/>
+                    </a:xfrm>
+                    <a:prstGeom prst="rect"/>
+                  </pic:spPr>
+                </pic:pic>
+              </a:graphicData>
+            </a:graphic>
+          </wp:inline>
+        </w:drawing>
+      </w:r>
+    </w:p>
+    <w:p>
+      <w:pPr>
+        <w:pStyle w:val="Heading2"/>
+      </w:pPr>
+      <w:r>
+        <w:t>Explain the evidence limit</w:t>
+      </w:r>
+    </w:p>
+    <w:p>
+      <w:pPr>
+        <w:pStyle w:val="ListBullet"/>
+      </w:pPr>
+      <w:r>
+        <w:t>This example does not expose a real model’s architecture or prove that source-fed generation always stays grounded.</w:t>
+      </w:r>
+    </w:p>
+    <w:p>
+      <w:pPr>
+        <w:pStyle w:val="ListBullet"/>
+      </w:pPr>
+      <w:r>
+        <w:t>Read the labelled picture: Identify the first unsupported claim and explain what source would be needed before asserting it.</w:t>
+      </w:r>
+    </w:p>
+    <w:p>
+      <w:pPr>
+        <w:pStyle w:val="Heading2"/>
+      </w:pPr>
+      <w:r>
+        <w:t>Earlier wording, alternatives and picture transcripts · reference / check after trying</w:t>
       </w:r>
     </w:p>
     <w:p>
       <w:pPr>
         <w:spacing w:line="336" w:lineRule="auto" w:after="180"/>
-        <w:shd w:fill="FFF5E6"/>
       </w:pPr>
       <w:r>
         <w:rPr>
           <w:b w:val="0"/>
         </w:rPr>
-        <w:t>This example does not expose a real model’s architecture or prove that source-fed generation always stays grounded.</w:t>
-      </w:r>
-    </w:p>
-    <w:p>
-      <w:pPr>
-        <w:pStyle w:val="Heading3"/>
-      </w:pPr>
-      <w:r>
-        <w:t>Keep the stated limit</w:t>
+        <w:t xml:space="preserve">WORKED </w:t>
+      </w:r>
+      <w:r>
+        <w:rPr>
+          <w:b/>
+        </w:rPr>
+        <w:t>EVIDENCE</w:t>
       </w:r>
     </w:p>
     <w:p>
       <w:pPr>
         <w:spacing w:line="336" w:lineRule="auto" w:after="180"/>
-        <w:shd w:fill="FFF5E6"/>
       </w:pPr>
       <w:r>
         <w:rPr>
           <w:b w:val="0"/>
         </w:rPr>
-        <w:t>Read the labelled picture: Identify the first unsupported claim and explain what source would be needed before asserting it.</w:t>
-      </w:r>
-    </w:p>
-    <w:p>
-      <w:pPr>
-        <w:pStyle w:val="Heading3"/>
-      </w:pPr>
-      <w:r>
-        <w:t>Keep the stated limit</w:t>
+        <w:t>Reason Step by Step</w:t>
       </w:r>
     </w:p>
     <w:p>
       <w:pPr>
         <w:spacing w:line="336" w:lineRule="auto" w:after="180"/>
-        <w:shd w:fill="FFF5E6"/>
       </w:pPr>
       <w:r>
         <w:rPr>
           <w:b w:val="0"/>
         </w:rPr>
-        <w:t>Change one thing: The classifier instead predicts history while N and the draft stay unchanged. Predict the result before checking the explanation. What remains the same?</w:t>
+        <w:t xml:space="preserve">Predict first. Then check each step. A correct answer without visible reasoning is incomplete </w:t>
+      </w:r>
+      <w:r>
+        <w:rPr>
+          <w:b/>
+        </w:rPr>
+        <w:t>evidence</w:t>
+      </w:r>
+      <w:r>
+        <w:rPr>
+          <w:b w:val="0"/>
+        </w:rPr>
+        <w:t>.</w:t>
+      </w:r>
+    </w:p>
+    <w:p>
+      <w:r>
+        <w:drawing>
+          <wp:inline xmlns:a="http://schemas.openxmlformats.org/drawingml/2006/main" xmlns:pic="http://schemas.openxmlformats.org/drawingml/2006/picture">
+            <wp:extent cx="5486400" cy="2377440"/>
+            <wp:docPr id="16" name="Picture 16" descr="Worked evidence for Predictive and Generative AI"/>
+            <wp:cNvGraphicFramePr>
+              <a:graphicFrameLocks noChangeAspect="1"/>
+            </wp:cNvGraphicFramePr>
+            <a:graphic>
+              <a:graphicData uri="http://schemas.openxmlformats.org/drawingml/2006/picture">
+                <pic:pic>
+                  <pic:nvPicPr>
+                    <pic:cNvPr id="0" name="26fe9a3b6ff7b1feed5944963b68aaba71f9bb42ee2ebafedc6780e1d792035f.png"/>
+                    <pic:cNvPicPr/>
+                  </pic:nvPicPr>
+                  <pic:blipFill>
+                    <a:blip r:embed="rId19"/>
+                    <a:stretch>
+                      <a:fillRect/>
+                    </a:stretch>
+                  </pic:blipFill>
+                  <pic:spPr>
+                    <a:xfrm>
+                      <a:off x="0" y="0"/>
+                      <a:ext cx="5486400" cy="2377440"/>
+                    </a:xfrm>
+                    <a:prstGeom prst="rect"/>
+                  </pic:spPr>
+                </pic:pic>
+              </a:graphicData>
+            </a:graphic>
+          </wp:inline>
+        </w:drawing>
+      </w:r>
+    </w:p>
+    <w:p>
+      <w:pPr>
+        <w:spacing w:line="336" w:lineRule="auto" w:after="180"/>
+      </w:pPr>
+      <w:r>
+        <w:rPr>
+          <w:b w:val="0"/>
+        </w:rPr>
+        <w:t>1. Classifier: choose one label from cat, dog, or rabbit.</w:t>
+      </w:r>
+    </w:p>
+    <w:p>
+      <w:pPr>
+        <w:spacing w:line="336" w:lineRule="auto" w:after="180"/>
+      </w:pPr>
+      <w:r>
+        <w:rPr>
+          <w:b w:val="0"/>
+        </w:rPr>
+        <w:t>2. Regressor: estimate a numerical reading time.</w:t>
+      </w:r>
+    </w:p>
+    <w:p>
+      <w:pPr>
+        <w:spacing w:line="336" w:lineRule="auto" w:after="180"/>
+      </w:pPr>
+      <w:r>
+        <w:rPr>
+          <w:b w:val="0"/>
+        </w:rPr>
+        <w:t>3. Generator: construct a new explanation token by token.</w:t>
+      </w:r>
+    </w:p>
+    <w:p>
+      <w:pPr>
+        <w:spacing w:line="336" w:lineRule="auto" w:after="180"/>
+      </w:pPr>
+      <w:r>
+        <w:rPr>
+          <w:b w:val="0"/>
+        </w:rPr>
+        <w:t xml:space="preserve">4. A product may combine </w:t>
+      </w:r>
+      <w:r>
+        <w:rPr>
+          <w:b/>
+        </w:rPr>
+        <w:t>mechanism</w:t>
+      </w:r>
+      <w:r>
+        <w:rPr>
+          <w:b w:val="0"/>
+        </w:rPr>
+        <w:t>s, so test each stage separately.</w:t>
+      </w:r>
+    </w:p>
+    <w:p>
+      <w:pPr>
+        <w:spacing w:line="336" w:lineRule="auto" w:after="180"/>
+      </w:pPr>
+      <w:r>
+        <w:rPr>
+          <w:b w:val="0"/>
+        </w:rPr>
+        <w:t>Recalculate, retrace, or restate the reasoning in your own representation:</w:t>
+      </w:r>
+    </w:p>
+    <w:p>
+      <w:pPr>
+        <w:pStyle w:val="Heading3"/>
+      </w:pPr>
+      <w:r>
+        <w:t>Write or draw your reasoning and evidence.</w:t>
+      </w:r>
+    </w:p>
+    <w:p>
+      <w:r>
+        <w:t>________________________________________________________________</w:t>
+      </w:r>
+    </w:p>
+    <w:p>
+      <w:r>
+        <w:t>________________________________________________________________</w:t>
+      </w:r>
+    </w:p>
+    <w:p>
+      <w:r>
+        <w:t>________________________________________________________________</w:t>
+      </w:r>
+    </w:p>
+    <w:p>
+      <w:r>
+        <w:t>________________________________________________________________</w:t>
+      </w:r>
+    </w:p>
+    <w:p>
+      <w:r>
+        <w:t>________________________________________________________________</w:t>
+      </w:r>
+    </w:p>
+    <w:p>
+      <w:pPr>
+        <w:spacing w:line="336" w:lineRule="auto" w:after="180"/>
+      </w:pPr>
+      <w:r>
+        <w:rPr>
+          <w:b w:val="0"/>
+        </w:rPr>
+        <w:t xml:space="preserve">CHECK  Did the </w:t>
+      </w:r>
+      <w:r>
+        <w:rPr>
+          <w:b/>
+        </w:rPr>
+        <w:t>evidence</w:t>
+      </w:r>
+      <w:r>
+        <w:rPr>
+          <w:b w:val="0"/>
+        </w:rPr>
+        <w:t xml:space="preserve"> answer the exact question? Did the total, path, or source record stay consistent?</w:t>
+      </w:r>
+    </w:p>
+    <w:p>
+      <w:pPr>
+        <w:pStyle w:val="Heading3"/>
+      </w:pPr>
+      <w:r>
+        <w:t>A closer explanation</w:t>
+      </w:r>
+    </w:p>
+    <w:p>
+      <w:pPr>
+        <w:pStyle w:val="Heading3"/>
+      </w:pPr>
+      <w:r>
+        <w:t>Learn from the worked case</w:t>
+      </w:r>
+    </w:p>
+    <w:p>
+      <w:pPr>
+        <w:spacing w:line="336" w:lineRule="auto" w:after="180"/>
+      </w:pPr>
+      <w:r>
+        <w:rPr>
+          <w:b w:val="0"/>
+        </w:rPr>
+        <w:t>Cover the result before checking it. Say what is given, choose the procedure, and follow one step at a time. Then uncover the result and explain your first mismatch. Ask why a step is allowed, not only what number it produces.</w:t>
+      </w:r>
+    </w:p>
+    <w:p>
+      <w:pPr>
+        <w:pStyle w:val="Heading3"/>
+      </w:pPr>
+      <w:r>
+        <w:t>A pictorial worked case: Predictive and Generative AI</w:t>
+      </w:r>
+    </w:p>
+    <w:p>
+      <w:pPr>
+        <w:pStyle w:val="Heading3"/>
+      </w:pPr>
+      <w:r>
+        <w:t>The facts we will use</w:t>
+      </w:r>
+    </w:p>
+    <w:p>
+      <w:r>
+        <w:drawing>
+          <wp:inline xmlns:a="http://schemas.openxmlformats.org/drawingml/2006/main" xmlns:pic="http://schemas.openxmlformats.org/drawingml/2006/picture">
+            <wp:extent cx="5346057" cy="5943599"/>
+            <wp:docPr id="17" name="Picture 17" descr="Predictive and Generative AI. Predict category: The classifier predicts science from the new question.. Retrieve note: N supplies a specific statement about evaporation.. Generate draft: The draft adds “always disappears forever” beyond N.. Verify claims: Keep the supported change-of-state claim; remove or review the unsupported addition."/>
+            <wp:cNvGraphicFramePr>
+              <a:graphicFrameLocks noChangeAspect="1"/>
+            </wp:cNvGraphicFramePr>
+            <a:graphic>
+              <a:graphicData uri="http://schemas.openxmlformats.org/drawingml/2006/picture">
+                <pic:pic>
+                  <pic:nvPicPr>
+                    <pic:cNvPr id="0" name="academy-visual-ai-3-1.png"/>
+                    <pic:cNvPicPr/>
+                  </pic:nvPicPr>
+                  <pic:blipFill>
+                    <a:blip r:embed="rId20"/>
+                    <a:stretch>
+                      <a:fillRect/>
+                    </a:stretch>
+                  </pic:blipFill>
+                  <pic:spPr>
+                    <a:xfrm>
+                      <a:off x="0" y="0"/>
+                      <a:ext cx="5346057" cy="5943599"/>
+                    </a:xfrm>
+                    <a:prstGeom prst="rect"/>
+                  </pic:spPr>
+                </pic:pic>
+              </a:graphicData>
+            </a:graphic>
+          </wp:inline>
+        </w:drawing>
+      </w:r>
+    </w:p>
+    <w:p>
+      <w:pPr>
+        <w:pStyle w:val="Heading3"/>
+      </w:pPr>
+      <w:r>
+        <w:t>Why this result follows</w:t>
+      </w:r>
+    </w:p>
+    <w:p>
+      <w:pPr>
+        <w:pStyle w:val="Heading3"/>
+      </w:pPr>
+      <w:r>
+        <w:t>What this example does not establish</w:t>
       </w:r>
     </w:p>
     <w:p>
@@ -3039,12 +2785,50 @@
         <w:pStyle w:val="Heading1"/>
       </w:pPr>
       <w:r>
-        <w:t>07. Find and repair a mistake</w:t>
-      </w:r>
-    </w:p>
-    <w:p>
-      <w:r>
-        <w:t>Find the unsupported step in the Predictive and Generative AI claim and explain a repair using the supplied evidence.</w:t>
+        <w:t>07. Locate the first unsupported claim</w:t>
+      </w:r>
+    </w:p>
+    <w:p>
+      <w:r>
+        <w:t>Check each stage using the evidence appropriate to that stage.</w:t>
+      </w:r>
+    </w:p>
+    <w:p>
+      <w:pPr>
+        <w:pStyle w:val="Heading2"/>
+      </w:pPr>
+      <w:r>
+        <w:t>Repair the category-to-truth argument</w:t>
+      </w:r>
+    </w:p>
+    <w:p>
+      <w:pPr>
+        <w:spacing w:line="336" w:lineRule="auto" w:after="180"/>
+      </w:pPr>
+      <w:r>
+        <w:rPr>
+          <w:b w:val="0"/>
+        </w:rPr>
+        <w:t>Claim to repair: The question was classified science, so the whole generated answer is correct. The label is one output from one stage. Approved note N supports liquid water changing into water vapour; it does not support “always disappears forever”. Remove or review that addition rather than using a correct category or fluent wording as evidence.</w:t>
+      </w:r>
+    </w:p>
+    <w:p>
+      <w:pPr>
+        <w:spacing w:line="336" w:lineRule="auto" w:after="180"/>
+      </w:pPr>
+      <w:r>
+        <w:rPr>
+          <w:b w:val="0"/>
+        </w:rPr>
+        <w:t>A history label would change the category prediction without repairing the same unsupported draft.</w:t>
+      </w:r>
+    </w:p>
+    <w:p>
+      <w:pPr>
+        <w:pStyle w:val="Heading2"/>
+      </w:pPr>
+      <w:r>
+        <w:t>Design a revealing stage-specific check</w:t>
       </w:r>
     </w:p>
     <w:p>
@@ -3052,13 +2836,45 @@
         <w:pStyle w:val="Heading3"/>
       </w:pPr>
       <w:r>
-        <w:t>Find the first error</w:t>
+        <w:t>Exit: a team says “the highest-probability continuation proves the current fact”. Name the evidence they actually have and the evidence still needed.</w:t>
+      </w:r>
+    </w:p>
+    <w:p>
+      <w:r>
+        <w:t>________________________________________________________________</w:t>
+      </w:r>
+    </w:p>
+    <w:p>
+      <w:r>
+        <w:t>________________________________________________________________</w:t>
+      </w:r>
+    </w:p>
+    <w:p>
+      <w:r>
+        <w:t>________________________________________________________________</w:t>
+      </w:r>
+    </w:p>
+    <w:p>
+      <w:r>
+        <w:t>________________________________________________________________</w:t>
+      </w:r>
+    </w:p>
+    <w:p>
+      <w:r>
+        <w:t>________________________________________________________________</w:t>
+      </w:r>
+    </w:p>
+    <w:p>
+      <w:pPr>
+        <w:pStyle w:val="Heading2"/>
+      </w:pPr>
+      <w:r>
+        <w:t>Earlier wording, alternatives and picture transcripts · reference / check after trying</w:t>
       </w:r>
     </w:p>
     <w:p>
       <w:pPr>
         <w:spacing w:line="336" w:lineRule="auto" w:after="180"/>
-        <w:shd w:fill="FFF5E6"/>
       </w:pPr>
       <w:r>
         <w:rPr>
@@ -3106,7 +2922,7 @@
         <w:drawing>
           <wp:inline xmlns:a="http://schemas.openxmlformats.org/drawingml/2006/main" xmlns:pic="http://schemas.openxmlformats.org/drawingml/2006/picture">
             <wp:extent cx="5486400" cy="1901952"/>
-            <wp:docPr id="16" name="Picture 16" descr="Misconception diagnosis for Predictive and Generative AI"/>
+            <wp:docPr id="18" name="Picture 18" descr="Misconception diagnosis for Predictive and Generative AI"/>
             <wp:cNvGraphicFramePr>
               <a:graphicFrameLocks noChangeAspect="1"/>
             </wp:cNvGraphicFramePr>
@@ -3118,7 +2934,7 @@
                     <pic:cNvPicPr/>
                   </pic:nvPicPr>
                   <pic:blipFill>
-                    <a:blip r:embed="rId23"/>
+                    <a:blip r:embed="rId21"/>
                     <a:stretch>
                       <a:fillRect/>
                     </a:stretch>
@@ -3350,7 +3166,6 @@
     <w:p>
       <w:pPr>
         <w:spacing w:line="336" w:lineRule="auto" w:after="180"/>
-        <w:shd w:fill="F5F1FB"/>
       </w:pPr>
       <w:r>
         <w:rPr>
@@ -3402,16 +3217,7 @@
     </w:p>
     <w:p>
       <w:pPr>
-        <w:pStyle w:val="Heading3"/>
-      </w:pPr>
-      <w:r>
-        <w:t>Check the claim against the facts</w:t>
-      </w:r>
-    </w:p>
-    <w:p>
-      <w:pPr>
         <w:spacing w:line="336" w:lineRule="auto" w:after="180"/>
-        <w:shd w:fill="FFF5E6"/>
       </w:pPr>
       <w:r>
         <w:rPr>
@@ -3435,7 +3241,6 @@
     <w:p>
       <w:pPr>
         <w:spacing w:line="336" w:lineRule="auto" w:after="180"/>
-        <w:shd w:fill="FFF5E6"/>
       </w:pPr>
       <w:r>
         <w:rPr>
@@ -3447,7 +3252,6 @@
     <w:p>
       <w:pPr>
         <w:spacing w:line="336" w:lineRule="auto" w:after="180"/>
-        <w:shd w:fill="FFF5E6"/>
       </w:pPr>
       <w:r>
         <w:rPr>
@@ -3458,239 +3262,23 @@
     </w:p>
     <w:p>
       <w:pPr>
-        <w:pStyle w:val="Heading3"/>
-      </w:pPr>
-      <w:r>
-        <w:t>Exit: a team says “the highest-probability continuation proves the current fact”. Name the evidence they actually have and the evidence still needed.</w:t>
-      </w:r>
-    </w:p>
-    <w:p>
-      <w:r>
-        <w:t>________________________________________________________________</w:t>
-      </w:r>
-    </w:p>
-    <w:p>
-      <w:r>
-        <w:t>________________________________________________________________</w:t>
-      </w:r>
-    </w:p>
-    <w:p>
-      <w:r>
-        <w:t>________________________________________________________________</w:t>
-      </w:r>
-    </w:p>
-    <w:p>
-      <w:r>
-        <w:t>________________________________________________________________</w:t>
-      </w:r>
-    </w:p>
-    <w:p>
-      <w:r>
-        <w:t>________________________________________________________________</w:t>
-      </w:r>
-    </w:p>
-    <w:p>
-      <w:pPr>
         <w:pStyle w:val="Heading1"/>
       </w:pPr>
       <w:r>
-        <w:t>08. Practise together</w:t>
-      </w:r>
-    </w:p>
-    <w:p>
-      <w:r>
-        <w:t>Practise Predictive and Generative AI with support, then explain the deciding step in your own words.</w:t>
-      </w:r>
-    </w:p>
-    <w:p>
-      <w:pPr>
-        <w:spacing w:line="336" w:lineRule="auto" w:after="180"/>
-      </w:pPr>
-      <w:r>
-        <w:rPr>
-          <w:b/>
-        </w:rPr>
-        <w:t>LOGIC STUDIO</w:t>
-      </w:r>
-    </w:p>
-    <w:p>
-      <w:pPr>
-        <w:spacing w:line="336" w:lineRule="auto" w:after="180"/>
-      </w:pPr>
-      <w:r>
-        <w:rPr>
-          <w:b w:val="0"/>
-        </w:rPr>
-        <w:t>Specify Before You Run</w:t>
-      </w:r>
-    </w:p>
-    <w:p>
-      <w:pPr>
-        <w:spacing w:line="336" w:lineRule="auto" w:after="180"/>
-      </w:pPr>
-      <w:r>
-        <w:rPr>
-          <w:b w:val="0"/>
-        </w:rPr>
-        <w:t>Prompts, schemas, retrieval, tool calls, and code are inspectable parts of one AI product.</w:t>
-      </w:r>
-    </w:p>
-    <w:p>
-      <w:r>
-        <w:drawing>
-          <wp:inline xmlns:a="http://schemas.openxmlformats.org/drawingml/2006/main" xmlns:pic="http://schemas.openxmlformats.org/drawingml/2006/picture">
-            <wp:extent cx="5486400" cy="1901952"/>
-            <wp:docPr id="17" name="Picture 17" descr="Logic tracing graphic for Predictive and Generative AI"/>
-            <wp:cNvGraphicFramePr>
-              <a:graphicFrameLocks noChangeAspect="1"/>
-            </wp:cNvGraphicFramePr>
-            <a:graphic>
-              <a:graphicData uri="http://schemas.openxmlformats.org/drawingml/2006/picture">
-                <pic:pic>
-                  <pic:nvPicPr>
-                    <pic:cNvPr id="0" name="112c89216380e7327670e715cf532346aeed10eee4e4400b610a219e3e4bc9f9.png"/>
-                    <pic:cNvPicPr/>
-                  </pic:nvPicPr>
-                  <pic:blipFill>
-                    <a:blip r:embed="rId24"/>
-                    <a:stretch>
-                      <a:fillRect/>
-                    </a:stretch>
-                  </pic:blipFill>
-                  <pic:spPr>
-                    <a:xfrm>
-                      <a:off x="0" y="0"/>
-                      <a:ext cx="5486400" cy="1901952"/>
-                    </a:xfrm>
-                    <a:prstGeom prst="rect"/>
-                  </pic:spPr>
-                </pic:pic>
-              </a:graphicData>
-            </a:graphic>
-          </wp:inline>
-        </w:drawing>
-      </w:r>
-    </w:p>
-    <w:p>
-      <w:pPr>
-        <w:spacing w:line="336" w:lineRule="auto" w:after="180"/>
-      </w:pPr>
-      <w:r>
-        <w:rPr>
-          <w:b w:val="0"/>
-        </w:rPr>
-        <w:t xml:space="preserve">SET task, audience, constraints, </w:t>
-      </w:r>
-      <w:r>
-        <w:rPr>
-          <w:b/>
-        </w:rPr>
-        <w:t>output</w:t>
-      </w:r>
-      <w:r>
-        <w:rPr>
-          <w:b w:val="0"/>
-        </w:rPr>
-        <w:t>_schema</w:t>
-        <w:br/>
-        <w:t>LOAD approved_context or retrieval_result</w:t>
-        <w:br/>
-        <w:t>CALL model or allowed_tool</w:t>
-        <w:br/>
-        <w:t>VALIDATE fields, claims, citations, and safety</w:t>
-        <w:br/>
-        <w:t xml:space="preserve">IF </w:t>
-      </w:r>
-      <w:r>
-        <w:rPr>
-          <w:b/>
-        </w:rPr>
-        <w:t>evidence</w:t>
-      </w:r>
-      <w:r>
-        <w:rPr>
-          <w:b w:val="0"/>
-        </w:rPr>
-        <w:t xml:space="preserve"> missing: ask, retrieve, or abstain</w:t>
-        <w:br/>
-        <w:t xml:space="preserve">RETURN useful </w:t>
-      </w:r>
-      <w:r>
-        <w:rPr>
-          <w:b/>
-        </w:rPr>
-        <w:t>output</w:t>
-      </w:r>
-      <w:r>
-        <w:rPr>
-          <w:b w:val="0"/>
-        </w:rPr>
-        <w:t xml:space="preserve"> + source trail + limitations</w:t>
-      </w:r>
-    </w:p>
-    <w:p>
-      <w:pPr>
-        <w:spacing w:line="336" w:lineRule="auto" w:after="180"/>
-        <w:shd w:fill="F5F1FB"/>
-      </w:pPr>
-      <w:r>
-        <w:rPr>
-          <w:b w:val="0"/>
-        </w:rPr>
-        <w:t xml:space="preserve">Trace one </w:t>
-      </w:r>
-      <w:r>
-        <w:rPr>
-          <w:b/>
-        </w:rPr>
-        <w:t>input</w:t>
-      </w:r>
-      <w:r>
-        <w:rPr>
-          <w:b w:val="0"/>
-        </w:rPr>
-        <w:t>. Which line changes the state or chooses a path?</w:t>
-      </w:r>
-    </w:p>
-    <w:p>
-      <w:pPr>
-        <w:pStyle w:val="Heading3"/>
-      </w:pPr>
-      <w:r>
-        <w:t>Write or draw your reasoning and evidence.</w:t>
-      </w:r>
-    </w:p>
-    <w:p>
-      <w:r>
-        <w:t>________________________________________________________________</w:t>
-      </w:r>
-    </w:p>
-    <w:p>
-      <w:r>
-        <w:t>________________________________________________________________</w:t>
-      </w:r>
-    </w:p>
-    <w:p>
-      <w:r>
-        <w:t>________________________________________________________________</w:t>
-      </w:r>
-    </w:p>
-    <w:p>
-      <w:r>
-        <w:t>________________________________________________________________</w:t>
-      </w:r>
-    </w:p>
-    <w:p>
-      <w:r>
-        <w:t>________________________________________________________________</w:t>
-      </w:r>
-    </w:p>
-    <w:p>
-      <w:pPr>
-        <w:pStyle w:val="Heading3"/>
-      </w:pPr>
-      <w:r>
-        <w:t>A closer explanation</w:t>
+        <w:t>08. Practise a separate door distribution with less help</w:t>
+      </w:r>
+    </w:p>
+    <w:p>
+      <w:r>
+        <w:t>Keep corpus frequency and current measurement as different evidence.</w:t>
+      </w:r>
+    </w:p>
+    <w:p>
+      <w:pPr>
+        <w:pStyle w:val="Heading2"/>
+      </w:pPr>
+      <w:r>
+        <w:t>Read the supplied door counts and observation</w:t>
       </w:r>
     </w:p>
     <w:p>
@@ -3729,6 +3317,14 @@
     </w:p>
     <w:p>
       <w:pPr>
+        <w:pStyle w:val="Heading2"/>
+      </w:pPr>
+      <w:r>
+        <w:t>Calculate and explain the limit</w:t>
+      </w:r>
+    </w:p>
+    <w:p>
+      <w:pPr>
         <w:pStyle w:val="Heading3"/>
       </w:pPr>
       <w:r>
@@ -3758,6 +3354,14 @@
     <w:p>
       <w:r>
         <w:t>________________________________________________________________</w:t>
+      </w:r>
+    </w:p>
+    <w:p>
+      <w:pPr>
+        <w:pStyle w:val="Heading2"/>
+      </w:pPr>
+      <w:r>
+        <w:t>Complete marker-table W2</w:t>
       </w:r>
     </w:p>
     <w:p>
@@ -3872,13 +3476,10 @@
     </w:tbl>
     <w:p>
       <w:pPr>
-        <w:spacing w:line="336" w:lineRule="auto" w:after="180"/>
-      </w:pPr>
-      <w:r>
-        <w:rPr>
-          <w:b w:val="0"/>
-        </w:rPr>
-        <w:t>Explain your trace to a partner. Your partner points to one step to check. Swap roles on the next case. Each person writes their own explanation.</w:t>
+        <w:pStyle w:val="Heading2"/>
+      </w:pPr>
+      <w:r>
+        <w:t>Repair generative models do not predict</w:t>
       </w:r>
     </w:p>
     <w:p>
@@ -3891,39 +3492,30 @@
     </w:p>
     <w:p>
       <w:pPr>
-        <w:spacing w:line="336" w:lineRule="auto" w:after="180"/>
-      </w:pPr>
-      <w:r>
-        <w:rPr>
-          <w:b w:val="0"/>
-        </w:rPr>
-        <w:t>Use the worked case for Generative and predictive objectives. Proposed explanation: “Generative models do not predict”. Decide whether this explanation is supported.</w:t>
-      </w:r>
-    </w:p>
-    <w:p>
-      <w:pPr>
-        <w:spacing w:line="336" w:lineRule="auto" w:after="180"/>
-      </w:pPr>
-      <w:r>
-        <w:rPr>
-          <w:b w:val="0"/>
-        </w:rPr>
-        <w:t>Point to the step or supplied fact that decides; explain your repair if needed.</w:t>
-      </w:r>
-    </w:p>
-    <w:p>
-      <w:pPr>
-        <w:spacing w:line="336" w:lineRule="auto" w:after="180"/>
-      </w:pPr>
-      <w:r>
-        <w:rPr>
-          <w:b w:val="0"/>
-        </w:rPr>
+        <w:pStyle w:val="ListBullet"/>
+      </w:pPr>
+      <w:r>
+        <w:t>Use the worked case for Generative and predictive objectives. Proposed explanation: “Generative models do not predict”. Decide whether this explanation is supported. Point to the step or supplied fact that decides; explain your repair if needed.</w:t>
+      </w:r>
+    </w:p>
+    <w:p>
+      <w:pPr>
+        <w:pStyle w:val="ListBullet"/>
+      </w:pPr>
+      <w:r>
         <w:t>Answer on your own before discussion. If you are unsure, say which step you need help with.</w:t>
       </w:r>
     </w:p>
     <w:p>
       <w:pPr>
+        <w:pStyle w:val="Heading2"/>
+      </w:pPr>
+      <w:r>
+        <w:t>Explain the separate evaporation picture</w:t>
+      </w:r>
+    </w:p>
+    <w:p>
+      <w:pPr>
         <w:pStyle w:val="Heading3"/>
       </w:pPr>
       <w:r>
@@ -3932,12 +3524,9 @@
     </w:p>
     <w:p>
       <w:pPr>
-        <w:spacing w:line="336" w:lineRule="auto" w:after="180"/>
-      </w:pPr>
-      <w:r>
-        <w:rPr>
-          <w:b w:val="0"/>
-        </w:rPr>
+        <w:pStyle w:val="ListBullet"/>
+      </w:pPr>
+      <w:r>
         <w:t>Identify the first unsupported claim and explain what source would be needed before asserting it.</w:t>
       </w:r>
     </w:p>
@@ -3967,6 +3556,14 @@
     <w:p>
       <w:r>
         <w:t>________________________________________________________________</w:t>
+      </w:r>
+    </w:p>
+    <w:p>
+      <w:pPr>
+        <w:pStyle w:val="Heading2"/>
+      </w:pPr>
+      <w:r>
+        <w:t>Keep independent work separate</w:t>
       </w:r>
     </w:p>
     <w:p>
@@ -3982,32 +3579,10 @@
     </w:p>
     <w:p>
       <w:pPr>
-        <w:pStyle w:val="Heading1"/>
-      </w:pPr>
-      <w:r>
-        <w:t>09. Run the investigation</w:t>
-      </w:r>
-    </w:p>
-    <w:p>
-      <w:r>
-        <w:t>Investigate Predictive and Generative AI. Record the prediction, actual observation or labelled paper trace, explanation and next test separately.</w:t>
-      </w:r>
-    </w:p>
-    <w:p>
-      <w:pPr>
-        <w:spacing w:line="336" w:lineRule="auto" w:after="180"/>
-      </w:pPr>
-      <w:r>
-        <w:rPr>
-          <w:b/>
-        </w:rPr>
-        <w:t>EVIDENCE</w:t>
-      </w:r>
-      <w:r>
-        <w:rPr>
-          <w:b/>
-        </w:rPr>
-        <w:t xml:space="preserve"> LAB</w:t>
+        <w:pStyle w:val="Heading2"/>
+      </w:pPr>
+      <w:r>
+        <w:t>Earlier wording, alternatives and picture transcripts · reference / check after trying</w:t>
       </w:r>
     </w:p>
     <w:p>
@@ -4018,7 +3593,7 @@
         <w:rPr>
           <w:b w:val="0"/>
         </w:rPr>
-        <w:t>Predict → Test → Record → Explain</w:t>
+        <w:t>LOGIC STUDIO</w:t>
       </w:r>
     </w:p>
     <w:p>
@@ -4029,7 +3604,18 @@
         <w:rPr>
           <w:b w:val="0"/>
         </w:rPr>
-        <w:t>Keep expected and actual results separate. Surprises are useful data when recorded honestly.</w:t>
+        <w:t>Specify Before You Run</w:t>
+      </w:r>
+    </w:p>
+    <w:p>
+      <w:pPr>
+        <w:spacing w:line="336" w:lineRule="auto" w:after="180"/>
+      </w:pPr>
+      <w:r>
+        <w:rPr>
+          <w:b w:val="0"/>
+        </w:rPr>
+        <w:t>Prompts, schemas, retrieval, tool calls, and code are inspectable parts of one AI product.</w:t>
       </w:r>
     </w:p>
     <w:p>
@@ -4037,7 +3623,7 @@
         <w:drawing>
           <wp:inline xmlns:a="http://schemas.openxmlformats.org/drawingml/2006/main" xmlns:pic="http://schemas.openxmlformats.org/drawingml/2006/picture">
             <wp:extent cx="5486400" cy="1901952"/>
-            <wp:docPr id="18" name="Picture 18" descr="Evidence lab graphic for Predictive and Generative AI"/>
+            <wp:docPr id="19" name="Picture 19" descr="Logic tracing graphic for Predictive and Generative AI"/>
             <wp:cNvGraphicFramePr>
               <a:graphicFrameLocks noChangeAspect="1"/>
             </wp:cNvGraphicFramePr>
@@ -4045,11 +3631,11 @@
               <a:graphicData uri="http://schemas.openxmlformats.org/drawingml/2006/picture">
                 <pic:pic>
                   <pic:nvPicPr>
-                    <pic:cNvPr id="0" name="f1361f0283f3495c67bbd2ba6d379382b5d93f734402ce5d2760bfcfdb2a7cc8.png"/>
+                    <pic:cNvPr id="0" name="112c89216380e7327670e715cf532346aeed10eee4e4400b610a219e3e4bc9f9.png"/>
                     <pic:cNvPicPr/>
                   </pic:nvPicPr>
                   <pic:blipFill>
-                    <a:blip r:embed="rId25"/>
+                    <a:blip r:embed="rId22"/>
                     <a:stretch>
                       <a:fillRect/>
                     </a:stretch>
@@ -4076,31 +3662,27 @@
         <w:rPr>
           <w:b w:val="0"/>
         </w:rPr>
-        <w:t xml:space="preserve">Sort twelve systems by </w:t>
+        <w:t xml:space="preserve">SET task, audience, constraints, </w:t>
       </w:r>
       <w:r>
         <w:rPr>
           <w:b/>
         </w:rPr>
-        <w:t>mechanism</w:t>
+        <w:t>output</w:t>
       </w:r>
       <w:r>
         <w:rPr>
           <w:b w:val="0"/>
         </w:rPr>
-        <w:t xml:space="preserve">. For each, name its </w:t>
-      </w:r>
-      <w:r>
-        <w:rPr>
-          <w:b/>
-        </w:rPr>
-        <w:t>output space</w:t>
-      </w:r>
-      <w:r>
-        <w:rPr>
-          <w:b w:val="0"/>
-        </w:rPr>
-        <w:t xml:space="preserve">, </w:t>
+        <w:t>_schema</w:t>
+        <w:br/>
+        <w:t>LOAD approved_context or retrieval_result</w:t>
+        <w:br/>
+        <w:t>CALL model or allowed_tool</w:t>
+        <w:br/>
+        <w:t>VALIDATE fields, claims, citations, and safety</w:t>
+        <w:br/>
+        <w:t xml:space="preserve">IF </w:t>
       </w:r>
       <w:r>
         <w:rPr>
@@ -4112,7 +3694,588 @@
         <w:rPr>
           <w:b w:val="0"/>
         </w:rPr>
-        <w:t xml:space="preserve"> needed, and one possible failure.</w:t>
+        <w:t xml:space="preserve"> missing: ask, retrieve, or abstain</w:t>
+        <w:br/>
+        <w:t xml:space="preserve">RETURN useful </w:t>
+      </w:r>
+      <w:r>
+        <w:rPr>
+          <w:b/>
+        </w:rPr>
+        <w:t>output</w:t>
+      </w:r>
+      <w:r>
+        <w:rPr>
+          <w:b w:val="0"/>
+        </w:rPr>
+        <w:t xml:space="preserve"> + source trail + limitations</w:t>
+      </w:r>
+    </w:p>
+    <w:p>
+      <w:pPr>
+        <w:spacing w:line="336" w:lineRule="auto" w:after="180"/>
+      </w:pPr>
+      <w:r>
+        <w:rPr>
+          <w:b w:val="0"/>
+        </w:rPr>
+        <w:t xml:space="preserve">Trace one </w:t>
+      </w:r>
+      <w:r>
+        <w:rPr>
+          <w:b/>
+        </w:rPr>
+        <w:t>input</w:t>
+      </w:r>
+      <w:r>
+        <w:rPr>
+          <w:b w:val="0"/>
+        </w:rPr>
+        <w:t>. Which line changes the state or chooses a path?</w:t>
+      </w:r>
+    </w:p>
+    <w:p>
+      <w:pPr>
+        <w:pStyle w:val="Heading3"/>
+      </w:pPr>
+      <w:r>
+        <w:t>Write or draw your reasoning and evidence.</w:t>
+      </w:r>
+    </w:p>
+    <w:p>
+      <w:r>
+        <w:t>________________________________________________________________</w:t>
+      </w:r>
+    </w:p>
+    <w:p>
+      <w:r>
+        <w:t>________________________________________________________________</w:t>
+      </w:r>
+    </w:p>
+    <w:p>
+      <w:r>
+        <w:t>________________________________________________________________</w:t>
+      </w:r>
+    </w:p>
+    <w:p>
+      <w:r>
+        <w:t>________________________________________________________________</w:t>
+      </w:r>
+    </w:p>
+    <w:p>
+      <w:r>
+        <w:t>________________________________________________________________</w:t>
+      </w:r>
+    </w:p>
+    <w:p>
+      <w:pPr>
+        <w:pStyle w:val="Heading3"/>
+      </w:pPr>
+      <w:r>
+        <w:t>A closer explanation</w:t>
+      </w:r>
+    </w:p>
+    <w:p>
+      <w:pPr>
+        <w:spacing w:line="336" w:lineRule="auto" w:after="180"/>
+      </w:pPr>
+      <w:r>
+        <w:rPr>
+          <w:b w:val="0"/>
+        </w:rPr>
+        <w:t>Explain your trace to a partner. Your partner points to one step to check. Swap roles on the next case. Each person writes their own explanation.</w:t>
+      </w:r>
+    </w:p>
+    <w:p>
+      <w:pPr>
+        <w:pStyle w:val="Heading1"/>
+      </w:pPr>
+      <w:r>
+        <w:t>09. Audit twelve complete component contracts</w:t>
+      </w:r>
+    </w:p>
+    <w:p>
+      <w:r>
+        <w:t>Sort by task and evidence without assuming one category describes a whole app.</w:t>
+      </w:r>
+    </w:p>
+    <w:p>
+      <w:pPr>
+        <w:pStyle w:val="Heading2"/>
+      </w:pPr>
+      <w:r>
+        <w:t>The twelve supplied cards</w:t>
+      </w:r>
+    </w:p>
+    <w:tbl>
+      <w:tblPr>
+        <w:tblStyle w:val="LightShading-Accent1"/>
+        <w:tblW w:type="auto" w:w="0"/>
+        <w:tblLook w:firstColumn="1" w:firstRow="1" w:lastColumn="0" w:lastRow="0" w:noHBand="0" w:noVBand="1" w:val="04A0"/>
+      </w:tblPr>
+      <w:tblGrid>
+        <w:gridCol w:w="3408"/>
+        <w:gridCol w:w="3408"/>
+        <w:gridCol w:w="3408"/>
+      </w:tblGrid>
+      <w:tr>
+        <w:trPr>
+          <w:tblHeader/>
+        </w:trPr>
+        <w:tc>
+          <w:tcPr>
+            <w:tcW w:type="dxa" w:w="3408"/>
+          </w:tcPr>
+          <w:p>
+            <w:r>
+              <w:t>Card</w:t>
+            </w:r>
+          </w:p>
+        </w:tc>
+        <w:tc>
+          <w:tcPr>
+            <w:tcW w:type="dxa" w:w="3408"/>
+          </w:tcPr>
+          <w:p>
+            <w:r>
+              <w:t>Supplied task contract</w:t>
+            </w:r>
+          </w:p>
+        </w:tc>
+        <w:tc>
+          <w:tcPr>
+            <w:tcW w:type="dxa" w:w="3408"/>
+          </w:tcPr>
+          <w:p>
+            <w:r>
+              <w:t>Mechanism and evaluation cue</w:t>
+            </w:r>
+          </w:p>
+        </w:tc>
+      </w:tr>
+      <w:tr>
+        <w:tc>
+          <w:tcPr>
+            <w:tcW w:type="dxa" w:w="3408"/>
+          </w:tcPr>
+          <w:p>
+            <w:r>
+              <w:t>1</w:t>
+            </w:r>
+          </w:p>
+        </w:tc>
+        <w:tc>
+          <w:tcPr>
+            <w:tcW w:type="dxa" w:w="3408"/>
+          </w:tcPr>
+          <w:p>
+            <w:r>
+              <w:t>Written rule adds7and8</w:t>
+            </w:r>
+          </w:p>
+        </w:tc>
+        <w:tc>
+          <w:tcPr>
+            <w:tcW w:type="dxa" w:w="3408"/>
+          </w:tcPr>
+          <w:p>
+            <w:r>
+              <w:t>Calculation: expected56 from supplied integers</w:t>
+            </w:r>
+          </w:p>
+        </w:tc>
+      </w:tr>
+      <w:tr>
+        <w:tc>
+          <w:tcPr>
+            <w:tcW w:type="dxa" w:w="3408"/>
+          </w:tcPr>
+          <w:p>
+            <w:r>
+              <w:t>2</w:t>
+            </w:r>
+          </w:p>
+        </w:tc>
+        <w:tc>
+          <w:tcPr>
+            <w:tcW w:type="dxa" w:w="3408"/>
+          </w:tcPr>
+          <w:p>
+            <w:r>
+              <w:t>Lookup retrieves supplied note byID</w:t>
+            </w:r>
+          </w:p>
+        </w:tc>
+        <w:tc>
+          <w:tcPr>
+            <w:tcW w:type="dxa" w:w="3408"/>
+          </w:tcPr>
+          <w:p>
+            <w:r>
+              <w:t>Retrieval: exact ID, version and relevant passage</w:t>
+            </w:r>
+          </w:p>
+        </w:tc>
+      </w:tr>
+      <w:tr>
+        <w:tc>
+          <w:tcPr>
+            <w:tcW w:type="dxa" w:w="3408"/>
+          </w:tcPr>
+          <w:p>
+            <w:r>
+              <w:t>3</w:t>
+            </w:r>
+          </w:p>
+        </w:tc>
+        <w:tc>
+          <w:tcPr>
+            <w:tcW w:type="dxa" w:w="3408"/>
+          </w:tcPr>
+          <w:p>
+            <w:r>
+              <w:t>Learned message model outputs request/report</w:t>
+            </w:r>
+          </w:p>
+        </w:tc>
+        <w:tc>
+          <w:tcPr>
+            <w:tcW w:type="dxa" w:w="3408"/>
+          </w:tcPr>
+          <w:p>
+            <w:r>
+              <w:t>Classification: reviewed reference labels on separate cases</w:t>
+            </w:r>
+          </w:p>
+        </w:tc>
+      </w:tr>
+      <w:tr>
+        <w:tc>
+          <w:tcPr>
+            <w:tcW w:type="dxa" w:w="3408"/>
+          </w:tcPr>
+          <w:p>
+            <w:r>
+              <w:t>4</w:t>
+            </w:r>
+          </w:p>
+        </w:tc>
+        <w:tc>
+          <w:tcPr>
+            <w:tcW w:type="dxa" w:w="3408"/>
+          </w:tcPr>
+          <w:p>
+            <w:r>
+              <w:t>Learned model predicts numeric reading minutes</w:t>
+            </w:r>
+          </w:p>
+        </w:tc>
+        <w:tc>
+          <w:tcPr>
+            <w:tcW w:type="dxa" w:w="3408"/>
+          </w:tcPr>
+          <w:p>
+            <w:r>
+              <w:t>Numeric prediction: units and errors against separate references</w:t>
+            </w:r>
+          </w:p>
+        </w:tc>
+      </w:tr>
+      <w:tr>
+        <w:tc>
+          <w:tcPr>
+            <w:tcW w:type="dxa" w:w="3408"/>
+          </w:tcPr>
+          <w:p>
+            <w:r>
+              <w:t>5</w:t>
+            </w:r>
+          </w:p>
+        </w:tc>
+        <w:tc>
+          <w:tcPr>
+            <w:tcW w:type="dxa" w:w="3408"/>
+          </w:tcPr>
+          <w:p>
+            <w:r>
+              <w:t>Toy marker prefix model outputs a colour token</w:t>
+            </w:r>
+          </w:p>
+        </w:tc>
+        <w:tc>
+          <w:tcPr>
+            <w:tcW w:type="dxa" w:w="3408"/>
+          </w:tcPr>
+          <w:p>
+            <w:r>
+              <w:t>Generation: supplied conditional counts; not current marker truth</w:t>
+            </w:r>
+          </w:p>
+        </w:tc>
+      </w:tr>
+      <w:tr>
+        <w:tc>
+          <w:tcPr>
+            <w:tcW w:type="dxa" w:w="3408"/>
+          </w:tcPr>
+          <w:p>
+            <w:r>
+              <w:t>6</w:t>
+            </w:r>
+          </w:p>
+        </w:tc>
+        <w:tc>
+          <w:tcPr>
+            <w:tcW w:type="dxa" w:w="3408"/>
+          </w:tcPr>
+          <w:p>
+            <w:r>
+              <w:t>Generator drafts an evaporation explanation using N</w:t>
+            </w:r>
+          </w:p>
+        </w:tc>
+        <w:tc>
+          <w:tcPr>
+            <w:tcW w:type="dxa" w:w="3408"/>
+          </w:tcPr>
+          <w:p>
+            <w:r>
+              <w:t>Generation plus source check: every factual claim supported</w:t>
+            </w:r>
+          </w:p>
+        </w:tc>
+      </w:tr>
+      <w:tr>
+        <w:tc>
+          <w:tcPr>
+            <w:tcW w:type="dxa" w:w="3408"/>
+          </w:tcPr>
+          <w:p>
+            <w:r>
+              <w:t>7</w:t>
+            </w:r>
+          </w:p>
+        </w:tc>
+        <w:tc>
+          <w:tcPr>
+            <w:tcW w:type="dxa" w:w="3408"/>
+          </w:tcPr>
+          <w:p>
+            <w:r>
+              <w:t>Generator writes an acrostic from a supplied word</w:t>
+            </w:r>
+          </w:p>
+        </w:tc>
+        <w:tc>
+          <w:tcPr>
+            <w:tcW w:type="dxa" w:w="3408"/>
+          </w:tcPr>
+          <w:p>
+            <w:r>
+              <w:t>Generation: line initials and requested form; factual claims if present</w:t>
+            </w:r>
+          </w:p>
+        </w:tc>
+      </w:tr>
+      <w:tr>
+        <w:tc>
+          <w:tcPr>
+            <w:tcW w:type="dxa" w:w="3408"/>
+          </w:tcPr>
+          <w:p>
+            <w:r>
+              <w:t>8</w:t>
+            </w:r>
+          </w:p>
+        </w:tc>
+        <w:tc>
+          <w:tcPr>
+            <w:tcW w:type="dxa" w:w="3408"/>
+          </w:tcPr>
+          <w:p>
+            <w:r>
+              <w:t>Sequence transcriber outputs words from audio</w:t>
+            </w:r>
+          </w:p>
+        </w:tc>
+        <w:tc>
+          <w:tcPr>
+            <w:tcW w:type="dxa" w:w="3408"/>
+          </w:tcPr>
+          <w:p>
+            <w:r>
+              <w:t>Constrained sequence output: reference audio/transcript</w:t>
+            </w:r>
+          </w:p>
+        </w:tc>
+      </w:tr>
+      <w:tr>
+        <w:tc>
+          <w:tcPr>
+            <w:tcW w:type="dxa" w:w="3408"/>
+          </w:tcPr>
+          <w:p>
+            <w:r>
+              <w:t>9</w:t>
+            </w:r>
+          </w:p>
+        </w:tc>
+        <w:tc>
+          <w:tcPr>
+            <w:tcW w:type="dxa" w:w="3408"/>
+          </w:tcPr>
+          <w:p>
+            <w:r>
+              <w:t>Fixed rule ranks approved study activities</w:t>
+            </w:r>
+          </w:p>
+        </w:tc>
+        <w:tc>
+          <w:tcPr>
+            <w:tcW w:type="dxa" w:w="3408"/>
+          </w:tcPr>
+          <w:p>
+            <w:r>
+              <w:t>Rule-based ranking: eligibility, weights and tie policy</w:t>
+            </w:r>
+          </w:p>
+        </w:tc>
+      </w:tr>
+      <w:tr>
+        <w:tc>
+          <w:tcPr>
+            <w:tcW w:type="dxa" w:w="3408"/>
+          </w:tcPr>
+          <w:p>
+            <w:r>
+              <w:t>10</w:t>
+            </w:r>
+          </w:p>
+        </w:tc>
+        <w:tc>
+          <w:tcPr>
+            <w:tcW w:type="dxa" w:w="3408"/>
+          </w:tcPr>
+          <w:p>
+            <w:r>
+              <w:t>Classifier routes, lookup retrieves, generator drafts</w:t>
+            </w:r>
+          </w:p>
+        </w:tc>
+        <w:tc>
+          <w:tcPr>
+            <w:tcW w:type="dxa" w:w="3408"/>
+          </w:tcPr>
+          <w:p>
+            <w:r>
+              <w:t>Combined application: evaluate the stages separately</w:t>
+            </w:r>
+          </w:p>
+        </w:tc>
+      </w:tr>
+      <w:tr>
+        <w:tc>
+          <w:tcPr>
+            <w:tcW w:type="dxa" w:w="3408"/>
+          </w:tcPr>
+          <w:p>
+            <w:r>
+              <w:t>11</w:t>
+            </w:r>
+          </w:p>
+        </w:tc>
+        <w:tc>
+          <w:tcPr>
+            <w:tcW w:type="dxa" w:w="3408"/>
+          </w:tcPr>
+          <w:p>
+            <w:r>
+              <w:t>Search matches a query to a stored passage</w:t>
+            </w:r>
+          </w:p>
+        </w:tc>
+        <w:tc>
+          <w:tcPr>
+            <w:tcW w:type="dxa" w:w="3408"/>
+          </w:tcPr>
+          <w:p>
+            <w:r>
+              <w:t>Retrieval: relevance and source identity, not learned-generation proof</w:t>
+            </w:r>
+          </w:p>
+        </w:tc>
+      </w:tr>
+      <w:tr>
+        <w:tc>
+          <w:tcPr>
+            <w:tcW w:type="dxa" w:w="3408"/>
+          </w:tcPr>
+          <w:p>
+            <w:r>
+              <w:t>12</w:t>
+            </w:r>
+          </w:p>
+        </w:tc>
+        <w:tc>
+          <w:tcPr>
+            <w:tcW w:type="dxa" w:w="3408"/>
+          </w:tcPr>
+          <w:p>
+            <w:r>
+              <w:t>A person reviews a draft before publication</w:t>
+            </w:r>
+          </w:p>
+        </w:tc>
+        <w:tc>
+          <w:tcPr>
+            <w:tcW w:type="dxa" w:w="3408"/>
+          </w:tcPr>
+          <w:p>
+            <w:r>
+              <w:t>Human decision: review scope, content and intended destination</w:t>
+            </w:r>
+          </w:p>
+        </w:tc>
+      </w:tr>
+    </w:tbl>
+    <w:p>
+      <w:pPr>
+        <w:pStyle w:val="Heading2"/>
+      </w:pPr>
+      <w:r>
+        <w:t>Identify targets, failures and checks</w:t>
+      </w:r>
+    </w:p>
+    <w:p>
+      <w:pPr>
+        <w:pStyle w:val="ListNumber"/>
+      </w:pPr>
+      <w:r>
+        <w:t>The twelve cards supply the missing investigation materials. For each identify input, output space, stated mechanism and a possible failure. The mechanism column is a supported cue: cover it for a first classification attempt, then compare your explanation. Do not infer a real architecture or performance score from the short task description.</w:t>
+      </w:r>
+    </w:p>
+    <w:p>
+      <w:pPr>
+        <w:pStyle w:val="Heading2"/>
+      </w:pPr>
+      <w:r>
+        <w:t>Trace the source-grounded example and preserve scope</w:t>
+      </w:r>
+    </w:p>
+    <w:p>
+      <w:pPr>
+        <w:pStyle w:val="ListNumber"/>
+      </w:pPr>
+      <w:r>
+        <w:t>Trace the complete pictured note-and-draft example: keep the supported evaporation statement, flag the unsupported addition and explain why changing only the category label cannot fix it. Separately calculate the marker and door distributions from their own counts. These are supplied classroom contracts and paper traces; no model is trained or called. Reserve the Moon-note/difficulty/poem task for independent work before feedback.</w:t>
+      </w:r>
+    </w:p>
+    <w:p>
+      <w:pPr>
+        <w:pStyle w:val="Heading2"/>
+      </w:pPr>
+      <w:r>
+        <w:t>Keep the evidence record</w:t>
       </w:r>
     </w:p>
     <w:tbl>
@@ -4363,7 +4526,6 @@
     <w:p>
       <w:pPr>
         <w:spacing w:line="336" w:lineRule="auto" w:after="180"/>
-        <w:shd w:fill="F5F1FB"/>
       </w:pPr>
       <w:r>
         <w:rPr>
@@ -4407,14 +4569,6 @@
     </w:p>
     <w:p>
       <w:pPr>
-        <w:pStyle w:val="Heading3"/>
-      </w:pPr>
-      <w:r>
-        <w:t>Plan → try → check</w:t>
-      </w:r>
-    </w:p>
-    <w:p>
-      <w:pPr>
         <w:spacing w:line="336" w:lineRule="auto" w:after="180"/>
       </w:pPr>
       <w:r>
@@ -4426,15 +4580,10 @@
     </w:p>
     <w:p>
       <w:pPr>
-        <w:pStyle w:val="Heading1"/>
-      </w:pPr>
-      <w:r>
-        <w:t>10. Build your understanding</w:t>
-      </w:r>
-    </w:p>
-    <w:p>
-      <w:r>
-        <w:t>Move from recall to tracing, diagnosis and transfer in Predictive and Generative AI. Explain why each step is justified.</w:t>
+        <w:pStyle w:val="Heading2"/>
+      </w:pPr>
+      <w:r>
+        <w:t>Earlier wording, alternatives and picture transcripts · reference / check after trying</w:t>
       </w:r>
     </w:p>
     <w:p>
@@ -4444,6 +4593,1739 @@
       <w:r>
         <w:rPr>
           <w:b/>
+        </w:rPr>
+        <w:t>EVIDENCE</w:t>
+      </w:r>
+      <w:r>
+        <w:rPr>
+          <w:b w:val="0"/>
+        </w:rPr>
+        <w:t xml:space="preserve"> LAB</w:t>
+      </w:r>
+    </w:p>
+    <w:p>
+      <w:pPr>
+        <w:spacing w:line="336" w:lineRule="auto" w:after="180"/>
+      </w:pPr>
+      <w:r>
+        <w:rPr>
+          <w:b w:val="0"/>
+        </w:rPr>
+        <w:t>Predict → Test → Record → Explain</w:t>
+      </w:r>
+    </w:p>
+    <w:p>
+      <w:pPr>
+        <w:spacing w:line="336" w:lineRule="auto" w:after="180"/>
+      </w:pPr>
+      <w:r>
+        <w:rPr>
+          <w:b w:val="0"/>
+        </w:rPr>
+        <w:t>Keep expected and actual results separate. Surprises are useful data when recorded honestly.</w:t>
+      </w:r>
+    </w:p>
+    <w:p>
+      <w:r>
+        <w:drawing>
+          <wp:inline xmlns:a="http://schemas.openxmlformats.org/drawingml/2006/main" xmlns:pic="http://schemas.openxmlformats.org/drawingml/2006/picture">
+            <wp:extent cx="5486400" cy="1901952"/>
+            <wp:docPr id="20" name="Picture 20" descr="Evidence lab graphic for Predictive and Generative AI"/>
+            <wp:cNvGraphicFramePr>
+              <a:graphicFrameLocks noChangeAspect="1"/>
+            </wp:cNvGraphicFramePr>
+            <a:graphic>
+              <a:graphicData uri="http://schemas.openxmlformats.org/drawingml/2006/picture">
+                <pic:pic>
+                  <pic:nvPicPr>
+                    <pic:cNvPr id="0" name="f1361f0283f3495c67bbd2ba6d379382b5d93f734402ce5d2760bfcfdb2a7cc8.png"/>
+                    <pic:cNvPicPr/>
+                  </pic:nvPicPr>
+                  <pic:blipFill>
+                    <a:blip r:embed="rId23"/>
+                    <a:stretch>
+                      <a:fillRect/>
+                    </a:stretch>
+                  </pic:blipFill>
+                  <pic:spPr>
+                    <a:xfrm>
+                      <a:off x="0" y="0"/>
+                      <a:ext cx="5486400" cy="1901952"/>
+                    </a:xfrm>
+                    <a:prstGeom prst="rect"/>
+                  </pic:spPr>
+                </pic:pic>
+              </a:graphicData>
+            </a:graphic>
+          </wp:inline>
+        </w:drawing>
+      </w:r>
+    </w:p>
+    <w:p>
+      <w:pPr>
+        <w:spacing w:line="336" w:lineRule="auto" w:after="180"/>
+      </w:pPr>
+      <w:r>
+        <w:rPr>
+          <w:b w:val="0"/>
+        </w:rPr>
+        <w:t>Use the twelve supplied component cards. Identify input/</w:t>
+      </w:r>
+      <w:r>
+        <w:rPr>
+          <w:b/>
+        </w:rPr>
+        <w:t>output</w:t>
+      </w:r>
+      <w:r>
+        <w:rPr>
+          <w:b w:val="0"/>
+        </w:rPr>
+        <w:t xml:space="preserve"> contracts, stated </w:t>
+      </w:r>
+      <w:r>
+        <w:rPr>
+          <w:b/>
+        </w:rPr>
+        <w:t>mechanism</w:t>
+      </w:r>
+      <w:r>
+        <w:rPr>
+          <w:b w:val="0"/>
+        </w:rPr>
+        <w:t xml:space="preserve">s, possible failures and appropriate </w:t>
+      </w:r>
+      <w:r>
+        <w:rPr>
+          <w:b/>
+        </w:rPr>
+        <w:t>evidence</w:t>
+      </w:r>
+      <w:r>
+        <w:rPr>
+          <w:b w:val="0"/>
+        </w:rPr>
+        <w:t xml:space="preserve">. Cover the supported cue column for a first attempt. No real model </w:t>
+      </w:r>
+      <w:r>
+        <w:rPr>
+          <w:b/>
+        </w:rPr>
+        <w:t>output</w:t>
+      </w:r>
+      <w:r>
+        <w:rPr>
+          <w:b w:val="0"/>
+        </w:rPr>
+        <w:t xml:space="preserve"> or performance measurement is supplied.</w:t>
+      </w:r>
+    </w:p>
+    <w:p>
+      <w:pPr>
+        <w:pStyle w:val="Heading3"/>
+      </w:pPr>
+      <w:r>
+        <w:t>Plan → try → check</w:t>
+      </w:r>
+    </w:p>
+    <w:p>
+      <w:pPr>
+        <w:pStyle w:val="Heading1"/>
+      </w:pPr>
+      <w:r>
+        <w:t>14. Try alone: audit the Moon-note, difficulty and poem workflow</w:t>
+      </w:r>
+    </w:p>
+    <w:p>
+      <w:r>
+        <w:t>Name each component’s target and the evidence its output would need.</w:t>
+      </w:r>
+    </w:p>
+    <w:p>
+      <w:pPr>
+        <w:pStyle w:val="Heading2"/>
+      </w:pPr>
+      <w:r>
+        <w:t>Independent workflow and scope</w:t>
+      </w:r>
+    </w:p>
+    <w:p>
+      <w:pPr>
+        <w:spacing w:line="336" w:lineRule="auto" w:after="180"/>
+      </w:pPr>
+      <w:r>
+        <w:rPr>
+          <w:b w:val="0"/>
+        </w:rPr>
+        <w:t xml:space="preserve">A system retrieves an approved Moon note, uses a trained classifier to predict reading difficulty, then writes a poem. Identify each </w:t>
+      </w:r>
+      <w:r>
+        <w:rPr>
+          <w:b/>
+        </w:rPr>
+        <w:t>mechanism</w:t>
+      </w:r>
+      <w:r>
+        <w:rPr>
+          <w:b w:val="0"/>
+        </w:rPr>
+        <w:t xml:space="preserve"> and the </w:t>
+      </w:r>
+      <w:r>
+        <w:rPr>
+          <w:b/>
+        </w:rPr>
+        <w:t>evidence</w:t>
+      </w:r>
+      <w:r>
+        <w:rPr>
+          <w:b w:val="0"/>
+        </w:rPr>
+        <w:t xml:space="preserve"> needed to check its </w:t>
+      </w:r>
+      <w:r>
+        <w:rPr>
+          <w:b/>
+        </w:rPr>
+        <w:t>output</w:t>
+      </w:r>
+      <w:r>
+        <w:rPr>
+          <w:b w:val="0"/>
+        </w:rPr>
+        <w:t>.</w:t>
+      </w:r>
+    </w:p>
+    <w:p>
+      <w:pPr>
+        <w:spacing w:line="336" w:lineRule="auto" w:after="180"/>
+      </w:pPr>
+      <w:r>
+        <w:rPr>
+          <w:b w:val="0"/>
+        </w:rPr>
+        <w:t>Identify the three mechanisms and specify how you would check each. No actual Moon passage, classifier output, poem or reference difficulty labels are supplied for this planning question. Do not invent those results or claim measured correctness. The earlier signal-count exercise remains additional quantitative practice, not this selected assessment.</w:t>
+      </w:r>
+    </w:p>
+    <w:p>
+      <w:pPr>
+        <w:pStyle w:val="Heading2"/>
+      </w:pPr>
+      <w:r>
+        <w:t>Your first attempt and help record</w:t>
+      </w:r>
+    </w:p>
+    <w:p>
+      <w:pPr>
+        <w:pStyle w:val="Heading3"/>
+      </w:pPr>
+      <w:r>
+        <w:t>My independent explanation, trace and limits</w:t>
+      </w:r>
+    </w:p>
+    <w:p>
+      <w:r>
+        <w:t>________________________________________________________________</w:t>
+      </w:r>
+    </w:p>
+    <w:p>
+      <w:r>
+        <w:t>________________________________________________________________</w:t>
+      </w:r>
+    </w:p>
+    <w:p>
+      <w:r>
+        <w:t>________________________________________________________________</w:t>
+      </w:r>
+    </w:p>
+    <w:p>
+      <w:r>
+        <w:t>________________________________________________________________</w:t>
+      </w:r>
+    </w:p>
+    <w:p>
+      <w:r>
+        <w:t>________________________________________________________________</w:t>
+      </w:r>
+    </w:p>
+    <w:p>
+      <w:r>
+        <w:t>________________________________________________________________</w:t>
+      </w:r>
+    </w:p>
+    <w:p>
+      <w:r>
+        <w:t>________________________________________________________________</w:t>
+      </w:r>
+    </w:p>
+    <w:p>
+      <w:pPr>
+        <w:spacing w:line="336" w:lineRule="auto" w:after="180"/>
+      </w:pPr>
+      <w:r>
+        <w:rPr>
+          <w:b w:val="0"/>
+        </w:rPr>
+        <w:t>Attempt this case before feedback. Record any help. Earlier examples below are further practice; a case already practised with feedback cannot establish fresh transfer.</w:t>
+      </w:r>
+    </w:p>
+    <w:p>
+      <w:pPr>
+        <w:spacing w:line="336" w:lineRule="auto" w:after="180"/>
+      </w:pPr>
+      <w:r>
+        <w:rPr>
+          <w:b w:val="0"/>
+        </w:rPr>
+        <w:t xml:space="preserve">Your teacher has the independent answer and scoring criteria. Complete the matching workbook week to keep your practice </w:t>
+      </w:r>
+      <w:r>
+        <w:rPr>
+          <w:b/>
+        </w:rPr>
+        <w:t>evidence</w:t>
+      </w:r>
+      <w:r>
+        <w:rPr>
+          <w:b w:val="0"/>
+        </w:rPr>
+        <w:t xml:space="preserve"> together.</w:t>
+      </w:r>
+    </w:p>
+    <w:p>
+      <w:pPr>
+        <w:pStyle w:val="Heading2"/>
+      </w:pPr>
+      <w:r>
+        <w:t>Use feedback afterwards</w:t>
+      </w:r>
+    </w:p>
+    <w:p>
+      <w:pPr>
+        <w:spacing w:line="336" w:lineRule="auto" w:after="180"/>
+      </w:pPr>
+      <w:r>
+        <w:rPr>
+          <w:b w:val="0"/>
+        </w:rPr>
+        <w:t>Attempt the independent case before hints. Record whether you worked alone, used a hint or followed a model. After feedback, fix the first unsupported step and explain why it changed.</w:t>
+      </w:r>
+    </w:p>
+    <w:p>
+      <w:pPr>
+        <w:spacing w:line="336" w:lineRule="auto" w:after="180"/>
+      </w:pPr>
+      <w:r>
+        <w:rPr>
+          <w:b w:val="0"/>
+        </w:rPr>
+        <w:t>A later check uses a changed case, not a copied answer.</w:t>
+      </w:r>
+    </w:p>
+    <w:p>
+      <w:pPr>
+        <w:pStyle w:val="Heading2"/>
+      </w:pPr>
+      <w:r>
+        <w:t>Earlier wording, alternatives and picture transcripts · reference / check after trying</w:t>
+      </w:r>
+    </w:p>
+    <w:p>
+      <w:pPr>
+        <w:pStyle w:val="Heading3"/>
+      </w:pPr>
+      <w:r>
+        <w:t>Independent case: Changed independent case</w:t>
+      </w:r>
+    </w:p>
+    <w:p>
+      <w:pPr>
+        <w:pStyle w:val="Heading3"/>
+      </w:pPr>
+      <w:r>
+        <w:t>Week 1 Independent application</w:t>
+      </w:r>
+    </w:p>
+    <w:p>
+      <w:pPr>
+        <w:spacing w:line="336" w:lineRule="auto" w:after="180"/>
+      </w:pPr>
+      <w:r>
+        <w:rPr>
+          <w:b w:val="0"/>
+        </w:rPr>
+        <w:t>Close the worked explanation. Apply the idea to this different question without copying.</w:t>
+      </w:r>
+    </w:p>
+    <w:p>
+      <w:pPr>
+        <w:spacing w:line="336" w:lineRule="auto" w:after="180"/>
+      </w:pPr>
+      <w:r>
+        <w:rPr>
+          <w:b w:val="0"/>
+        </w:rPr>
+        <w:t>A system labels a message as spam. Another writes a new reply. Which task predicts a category and which generates content? Can the new reply contain a false fact?</w:t>
+      </w:r>
+    </w:p>
+    <w:p>
+      <w:pPr>
+        <w:spacing w:line="336" w:lineRule="auto" w:after="180"/>
+      </w:pPr>
+      <w:r>
+        <w:rPr>
+          <w:b w:val="0"/>
+        </w:rPr>
+        <w:t xml:space="preserve">My answer, with a trace, calculation or supporting </w:t>
+      </w:r>
+      <w:r>
+        <w:rPr>
+          <w:b/>
+        </w:rPr>
+        <w:t>evidence</w:t>
+      </w:r>
+    </w:p>
+    <w:p>
+      <w:pPr>
+        <w:pStyle w:val="Heading3"/>
+      </w:pPr>
+      <w:r>
+        <w:t>Write or draw your reasoning and evidence.</w:t>
+      </w:r>
+    </w:p>
+    <w:p>
+      <w:r>
+        <w:t>________________________________________________________________</w:t>
+      </w:r>
+    </w:p>
+    <w:p>
+      <w:r>
+        <w:t>________________________________________________________________</w:t>
+      </w:r>
+    </w:p>
+    <w:p>
+      <w:r>
+        <w:t>________________________________________________________________</w:t>
+      </w:r>
+    </w:p>
+    <w:p>
+      <w:r>
+        <w:t>________________________________________________________________</w:t>
+      </w:r>
+    </w:p>
+    <w:p>
+      <w:r>
+        <w:t>________________________________________________________________</w:t>
+      </w:r>
+    </w:p>
+    <w:p>
+      <w:pPr>
+        <w:pStyle w:val="Heading3"/>
+      </w:pPr>
+      <w:r>
+        <w:t>Create and test</w:t>
+      </w:r>
+    </w:p>
+    <w:p>
+      <w:pPr>
+        <w:spacing w:line="336" w:lineRule="auto" w:after="180"/>
+      </w:pPr>
+      <w:r>
+        <w:rPr>
+          <w:b w:val="0"/>
+        </w:rPr>
+        <w:t>Change one relevant detail. Predict the result before testing. Include a boundary or missing-information case when it helps reveal a limit.</w:t>
+      </w:r>
+    </w:p>
+    <w:p>
+      <w:pPr>
+        <w:spacing w:line="336" w:lineRule="auto" w:after="180"/>
+      </w:pPr>
+      <w:r>
+        <w:rPr>
+          <w:b w:val="0"/>
+        </w:rPr>
+        <w:t xml:space="preserve">My changed </w:t>
+      </w:r>
+      <w:r>
+        <w:rPr>
+          <w:b/>
+        </w:rPr>
+        <w:t>input</w:t>
+      </w:r>
+      <w:r>
+        <w:rPr>
+          <w:b w:val="0"/>
+        </w:rPr>
+        <w:t xml:space="preserve"> and expected result</w:t>
+      </w:r>
+    </w:p>
+    <w:p>
+      <w:pPr>
+        <w:pStyle w:val="Heading3"/>
+      </w:pPr>
+      <w:r>
+        <w:t>Write or draw your reasoning and evidence.</w:t>
+      </w:r>
+    </w:p>
+    <w:p>
+      <w:r>
+        <w:t>________________________________________________________________</w:t>
+      </w:r>
+    </w:p>
+    <w:p>
+      <w:r>
+        <w:t>________________________________________________________________</w:t>
+      </w:r>
+    </w:p>
+    <w:p>
+      <w:r>
+        <w:t>________________________________________________________________</w:t>
+      </w:r>
+    </w:p>
+    <w:p>
+      <w:r>
+        <w:t>________________________________________________________________</w:t>
+      </w:r>
+    </w:p>
+    <w:p>
+      <w:r>
+        <w:t>________________________________________________________________</w:t>
+      </w:r>
+    </w:p>
+    <w:p>
+      <w:pPr>
+        <w:pStyle w:val="Heading3"/>
+      </w:pPr>
+      <w:r>
+        <w:t>Connect to your project</w:t>
+      </w:r>
+    </w:p>
+    <w:p>
+      <w:pPr>
+        <w:spacing w:line="336" w:lineRule="auto" w:after="180"/>
+      </w:pPr>
+      <w:r>
+        <w:rPr>
+          <w:b w:val="0"/>
+        </w:rPr>
+        <w:t>Separate Study Buddy tasks into classify, calculate, retrieve, and generate stages.</w:t>
+      </w:r>
+    </w:p>
+    <w:p>
+      <w:pPr>
+        <w:spacing w:line="336" w:lineRule="auto" w:after="180"/>
+      </w:pPr>
+      <w:r>
+        <w:rPr>
+          <w:b w:val="0"/>
+        </w:rPr>
+        <w:t xml:space="preserve">The </w:t>
+      </w:r>
+      <w:r>
+        <w:rPr>
+          <w:b/>
+        </w:rPr>
+        <w:t>evidence</w:t>
+      </w:r>
+      <w:r>
+        <w:rPr>
+          <w:b w:val="0"/>
+        </w:rPr>
+        <w:t xml:space="preserve"> I will keep</w:t>
+      </w:r>
+    </w:p>
+    <w:p>
+      <w:pPr>
+        <w:pStyle w:val="Heading3"/>
+      </w:pPr>
+      <w:r>
+        <w:t>Write or draw your reasoning and evidence.</w:t>
+      </w:r>
+    </w:p>
+    <w:p>
+      <w:r>
+        <w:t>________________________________________________________________</w:t>
+      </w:r>
+    </w:p>
+    <w:p>
+      <w:r>
+        <w:t>________________________________________________________________</w:t>
+      </w:r>
+    </w:p>
+    <w:p>
+      <w:r>
+        <w:t>________________________________________________________________</w:t>
+      </w:r>
+    </w:p>
+    <w:p>
+      <w:r>
+        <w:t>________________________________________________________________</w:t>
+      </w:r>
+    </w:p>
+    <w:p>
+      <w:r>
+        <w:t>________________________________________________________________</w:t>
+      </w:r>
+    </w:p>
+    <w:p>
+      <w:pPr>
+        <w:pStyle w:val="Heading3"/>
+      </w:pPr>
+      <w:r>
+        <w:t>Transfer practice from the original programme</w:t>
+      </w:r>
+    </w:p>
+    <w:p>
+      <w:pPr>
+        <w:spacing w:line="336" w:lineRule="auto" w:after="180"/>
+      </w:pPr>
+      <w:r>
+        <w:rPr>
+          <w:b w:val="0"/>
+        </w:rPr>
+        <w:t>A study tool finds a paragraph, labels its difficulty and invents practice questions. Identify the three operations and one check for each.</w:t>
+      </w:r>
+    </w:p>
+    <w:p>
+      <w:pPr>
+        <w:pStyle w:val="Heading3"/>
+      </w:pPr>
+      <w:r>
+        <w:t>Explain the mechanism, evidence and one limit.</w:t>
+      </w:r>
+    </w:p>
+    <w:p>
+      <w:r>
+        <w:t>________________________________________________________________</w:t>
+      </w:r>
+    </w:p>
+    <w:p>
+      <w:r>
+        <w:t>________________________________________________________________</w:t>
+      </w:r>
+    </w:p>
+    <w:p>
+      <w:r>
+        <w:t>________________________________________________________________</w:t>
+      </w:r>
+    </w:p>
+    <w:p>
+      <w:r>
+        <w:t>________________________________________________________________</w:t>
+      </w:r>
+    </w:p>
+    <w:p>
+      <w:r>
+        <w:t>________________________________________________________________</w:t>
+      </w:r>
+    </w:p>
+    <w:p>
+      <w:r>
+        <w:t>________________________________________________________________</w:t>
+      </w:r>
+    </w:p>
+    <w:p>
+      <w:r>
+        <w:t>________________________________________________________________</w:t>
+      </w:r>
+    </w:p>
+    <w:p>
+      <w:pPr>
+        <w:pStyle w:val="Heading3"/>
+      </w:pPr>
+      <w:r>
+        <w:t>Use feedback to improve</w:t>
+      </w:r>
+    </w:p>
+    <w:p>
+      <w:pPr>
+        <w:pStyle w:val="Heading1"/>
+      </w:pPr>
+      <w:r>
+        <w:t>11. Start a study buddy whose stages can be checked</w:t>
+      </w:r>
+    </w:p>
+    <w:p>
+      <w:r>
+        <w:t>Carry the prior level’s evidence and permission boundaries into the new project.</w:t>
+      </w:r>
+    </w:p>
+    <w:p>
+      <w:pPr>
+        <w:pStyle w:val="Heading2"/>
+      </w:pPr>
+      <w:r>
+        <w:t>This week’s concrete contribution</w:t>
+      </w:r>
+    </w:p>
+    <w:p>
+      <w:pPr>
+        <w:spacing w:line="336" w:lineRule="auto" w:after="180"/>
+      </w:pPr>
+      <w:r>
+        <w:rPr>
+          <w:b w:val="0"/>
+        </w:rPr>
+        <w:t>For the Verified Study Buddy, draw routing/classification, source retrieval, calculation if needed, generation and claim checking as separate stages. Keep source IDs and exact passages alongside factual claims. A source supplied to a generator does not guarantee faithful output, and a correct route label does not establish the answer’s truth.</w:t>
+      </w:r>
+    </w:p>
+    <w:p>
+      <w:pPr>
+        <w:spacing w:line="336" w:lineRule="auto" w:after="180"/>
+      </w:pPr>
+      <w:r>
+        <w:rPr>
+          <w:b w:val="0"/>
+        </w:rPr>
+        <w:t>Restrict the project to approved classroom material and preserve human review where required.</w:t>
+      </w:r>
+    </w:p>
+    <w:p>
+      <w:pPr>
+        <w:spacing w:line="336" w:lineRule="auto" w:after="180"/>
+      </w:pPr>
+      <w:r>
+        <w:rPr>
+          <w:b w:val="0"/>
+        </w:rPr>
+        <w:t xml:space="preserve">For the Verified Study Buddy, separate routing </w:t>
+      </w:r>
+      <w:r>
+        <w:rPr>
+          <w:b/>
+        </w:rPr>
+        <w:t>prediction</w:t>
+      </w:r>
+      <w:r>
+        <w:rPr>
+          <w:b w:val="0"/>
+        </w:rPr>
+        <w:t xml:space="preserve">s, source retrieval and generated explanations in its </w:t>
+      </w:r>
+      <w:r>
+        <w:rPr>
+          <w:b/>
+        </w:rPr>
+        <w:t>evidence</w:t>
+      </w:r>
+      <w:r>
+        <w:rPr>
+          <w:b w:val="0"/>
+        </w:rPr>
+        <w:t xml:space="preserve"> record.</w:t>
+      </w:r>
+    </w:p>
+    <w:p>
+      <w:pPr>
+        <w:pStyle w:val="Heading2"/>
+      </w:pPr>
+      <w:r>
+        <w:t>Keep the checkpoint and human choice</w:t>
+      </w:r>
+    </w:p>
+    <w:p>
+      <w:pPr>
+        <w:spacing w:line="336" w:lineRule="auto" w:after="180"/>
+      </w:pPr>
+      <w:r>
+        <w:rPr>
+          <w:b w:val="0"/>
+        </w:rPr>
+        <w:t>THIS WEEK’S CHECKPOINT  Separate Study Buddy tasks into classify, calculate, retrieve, and generate stages.</w:t>
+      </w:r>
+    </w:p>
+    <w:p>
+      <w:pPr>
+        <w:spacing w:line="336" w:lineRule="auto" w:after="180"/>
+      </w:pPr>
+      <w:r>
+        <w:rPr>
+          <w:b w:val="0"/>
+        </w:rPr>
+        <w:t xml:space="preserve">SYSTEM MAP  Learner need → prompt/schema → approved sources/retrieval → model/tool → structured answer → verification → </w:t>
+      </w:r>
+      <w:r>
+        <w:rPr>
+          <w:b/>
+        </w:rPr>
+        <w:t>human decision</w:t>
+      </w:r>
+    </w:p>
+    <w:p>
+      <w:pPr>
+        <w:spacing w:line="336" w:lineRule="auto" w:after="180"/>
+      </w:pPr>
+      <w:r>
+        <w:rPr>
+          <w:b w:val="0"/>
+        </w:rPr>
+        <w:t>What will you add, change, or verify in the project this week?</w:t>
+      </w:r>
+    </w:p>
+    <w:p>
+      <w:pPr>
+        <w:pStyle w:val="Heading3"/>
+      </w:pPr>
+      <w:r>
+        <w:t>Write or draw your reasoning and evidence.</w:t>
+      </w:r>
+    </w:p>
+    <w:p>
+      <w:r>
+        <w:t>________________________________________________________________</w:t>
+      </w:r>
+    </w:p>
+    <w:p>
+      <w:r>
+        <w:t>________________________________________________________________</w:t>
+      </w:r>
+    </w:p>
+    <w:p>
+      <w:r>
+        <w:t>________________________________________________________________</w:t>
+      </w:r>
+    </w:p>
+    <w:p>
+      <w:r>
+        <w:t>________________________________________________________________</w:t>
+      </w:r>
+    </w:p>
+    <w:p>
+      <w:r>
+        <w:t>________________________________________________________________</w:t>
+      </w:r>
+    </w:p>
+    <w:p>
+      <w:pPr>
+        <w:spacing w:line="336" w:lineRule="auto" w:after="180"/>
+      </w:pPr>
+      <w:r>
+        <w:rPr>
+          <w:b w:val="0"/>
+        </w:rPr>
+        <w:t xml:space="preserve">What should remain under </w:t>
+      </w:r>
+      <w:r>
+        <w:rPr>
+          <w:b/>
+        </w:rPr>
+        <w:t>human control</w:t>
+      </w:r>
+      <w:r>
+        <w:rPr>
+          <w:b w:val="0"/>
+        </w:rPr>
+        <w:t>?</w:t>
+      </w:r>
+    </w:p>
+    <w:p>
+      <w:pPr>
+        <w:pStyle w:val="Heading3"/>
+      </w:pPr>
+      <w:r>
+        <w:t>Write or draw your reasoning and evidence.</w:t>
+      </w:r>
+    </w:p>
+    <w:p>
+      <w:r>
+        <w:t>________________________________________________________________</w:t>
+      </w:r>
+    </w:p>
+    <w:p>
+      <w:r>
+        <w:t>________________________________________________________________</w:t>
+      </w:r>
+    </w:p>
+    <w:p>
+      <w:r>
+        <w:t>________________________________________________________________</w:t>
+      </w:r>
+    </w:p>
+    <w:p>
+      <w:r>
+        <w:t>________________________________________________________________</w:t>
+      </w:r>
+    </w:p>
+    <w:p>
+      <w:r>
+        <w:t>________________________________________________________________</w:t>
+      </w:r>
+    </w:p>
+    <w:p>
+      <w:pPr>
+        <w:spacing w:line="336" w:lineRule="auto" w:after="180"/>
+      </w:pPr>
+      <w:r>
+        <w:rPr>
+          <w:b w:val="0"/>
+        </w:rPr>
+        <w:t xml:space="preserve">RESPONSIBLE DESIGN  Collect only necessary information. Show uncertainty and limits. Never confuse fluent </w:t>
+      </w:r>
+      <w:r>
+        <w:rPr>
+          <w:b/>
+        </w:rPr>
+        <w:t>output</w:t>
+      </w:r>
+      <w:r>
+        <w:rPr>
+          <w:b w:val="0"/>
+        </w:rPr>
+        <w:t xml:space="preserve"> with verified truth.</w:t>
+      </w:r>
+    </w:p>
+    <w:p>
+      <w:pPr>
+        <w:pStyle w:val="Heading2"/>
+      </w:pPr>
+      <w:r>
+        <w:t>Earlier wording, alternatives and picture transcripts · reference / check after trying</w:t>
+      </w:r>
+    </w:p>
+    <w:p>
+      <w:pPr>
+        <w:spacing w:line="336" w:lineRule="auto" w:after="180"/>
+      </w:pPr>
+      <w:r>
+        <w:rPr>
+          <w:b w:val="0"/>
+        </w:rPr>
+        <w:t>CUMULATIVE PROJECT</w:t>
+      </w:r>
+    </w:p>
+    <w:p>
+      <w:pPr>
+        <w:spacing w:line="336" w:lineRule="auto" w:after="180"/>
+      </w:pPr>
+      <w:r>
+        <w:rPr>
+          <w:b w:val="0"/>
+        </w:rPr>
+        <w:t>Verified Study Buddy</w:t>
+      </w:r>
+    </w:p>
+    <w:p>
+      <w:pPr>
+        <w:spacing w:line="336" w:lineRule="auto" w:after="180"/>
+      </w:pPr>
+      <w:r>
+        <w:rPr>
+          <w:b w:val="0"/>
+        </w:rPr>
+        <w:t>Every week adds one inspectable piece. The system must show how it reached a result.</w:t>
+      </w:r>
+    </w:p>
+    <w:p>
+      <w:r>
+        <w:drawing>
+          <wp:inline xmlns:a="http://schemas.openxmlformats.org/drawingml/2006/main" xmlns:pic="http://schemas.openxmlformats.org/drawingml/2006/picture">
+            <wp:extent cx="5486400" cy="1901952"/>
+            <wp:docPr id="21" name="Picture 21" descr="Book recommender connection for Predictive and Generative AI"/>
+            <wp:cNvGraphicFramePr>
+              <a:graphicFrameLocks noChangeAspect="1"/>
+            </wp:cNvGraphicFramePr>
+            <a:graphic>
+              <a:graphicData uri="http://schemas.openxmlformats.org/drawingml/2006/picture">
+                <pic:pic>
+                  <pic:nvPicPr>
+                    <pic:cNvPr id="0" name="5ce3d2331dc579ec603c0fb0b7792b2fc7578d6bbd9c9d0ec641fde6e2c83ee3.png"/>
+                    <pic:cNvPicPr/>
+                  </pic:nvPicPr>
+                  <pic:blipFill>
+                    <a:blip r:embed="rId24"/>
+                    <a:stretch>
+                      <a:fillRect/>
+                    </a:stretch>
+                  </pic:blipFill>
+                  <pic:spPr>
+                    <a:xfrm>
+                      <a:off x="0" y="0"/>
+                      <a:ext cx="5486400" cy="1901952"/>
+                    </a:xfrm>
+                    <a:prstGeom prst="rect"/>
+                  </pic:spPr>
+                </pic:pic>
+              </a:graphicData>
+            </a:graphic>
+          </wp:inline>
+        </w:drawing>
+      </w:r>
+    </w:p>
+    <w:p>
+      <w:pPr>
+        <w:pStyle w:val="Heading3"/>
+      </w:pPr>
+      <w:r>
+        <w:t>Evidence for your project</w:t>
+      </w:r>
+    </w:p>
+    <w:p>
+      <w:pPr>
+        <w:pStyle w:val="Heading1"/>
+      </w:pPr>
+      <w:r>
+        <w:t>16. Finish: name the objective, output and evidence</w:t>
+      </w:r>
+    </w:p>
+    <w:p>
+      <w:r>
+        <w:t>Plausibility and correctness need different checks.</w:t>
+      </w:r>
+    </w:p>
+    <w:p>
+      <w:pPr>
+        <w:pStyle w:val="Heading2"/>
+      </w:pPr>
+      <w:r>
+        <w:t>Explain without notes</w:t>
+      </w:r>
+    </w:p>
+    <w:p>
+      <w:pPr>
+        <w:pStyle w:val="ListBullet"/>
+      </w:pPr>
+      <w:r>
+        <w:t>Close your notes. Explain this goal in your own words: Distinguish discriminative prediction from generation by inspecting the requested output</w:t>
+      </w:r>
+    </w:p>
+    <w:p>
+      <w:pPr>
+        <w:pStyle w:val="Heading3"/>
+      </w:pPr>
+      <w:r>
+        <w:t>My deciding step, evidence and one remaining question</w:t>
+      </w:r>
+    </w:p>
+    <w:p>
+      <w:r>
+        <w:t>________________________________________________________________</w:t>
+      </w:r>
+    </w:p>
+    <w:p>
+      <w:r>
+        <w:t>________________________________________________________________</w:t>
+      </w:r>
+    </w:p>
+    <w:p>
+      <w:r>
+        <w:t>________________________________________________________________</w:t>
+      </w:r>
+    </w:p>
+    <w:p>
+      <w:r>
+        <w:t>________________________________________________________________</w:t>
+      </w:r>
+    </w:p>
+    <w:p>
+      <w:r>
+        <w:t>________________________________________________________________</w:t>
+      </w:r>
+    </w:p>
+    <w:p>
+      <w:pPr>
+        <w:pStyle w:val="Heading2"/>
+      </w:pPr>
+      <w:r>
+        <w:t>Plan a changed-case return</w:t>
+      </w:r>
+    </w:p>
+    <w:p>
+      <w:pPr>
+        <w:spacing w:line="336" w:lineRule="auto" w:after="180"/>
+      </w:pPr>
+      <w:r>
+        <w:rPr>
+          <w:b w:val="0"/>
+        </w:rPr>
+        <w:t xml:space="preserve">If you are unsure, return to the worked picture and explain one arrow. If you are ready, change an </w:t>
+      </w:r>
+      <w:r>
+        <w:rPr>
+          <w:b/>
+        </w:rPr>
+        <w:t>input</w:t>
+      </w:r>
+      <w:r>
+        <w:rPr>
+          <w:b w:val="0"/>
+        </w:rPr>
+        <w:t xml:space="preserve"> or assumption and justify your </w:t>
+      </w:r>
+      <w:r>
+        <w:rPr>
+          <w:b/>
+        </w:rPr>
+        <w:t>prediction</w:t>
+      </w:r>
+      <w:r>
+        <w:rPr>
+          <w:b w:val="0"/>
+        </w:rPr>
+        <w:t>.</w:t>
+      </w:r>
+    </w:p>
+    <w:p>
+      <w:pPr>
+        <w:spacing w:line="336" w:lineRule="auto" w:after="180"/>
+      </w:pPr>
+      <w:r>
+        <w:rPr>
+          <w:b w:val="0"/>
+        </w:rPr>
+        <w:t xml:space="preserve">Save your workbook </w:t>
+      </w:r>
+      <w:r>
+        <w:rPr>
+          <w:b/>
+        </w:rPr>
+        <w:t>evidence</w:t>
+      </w:r>
+      <w:r>
+        <w:rPr>
+          <w:b w:val="0"/>
+        </w:rPr>
+        <w:t>. At the next review, try a different case before opening your old answer.</w:t>
+      </w:r>
+    </w:p>
+    <w:p>
+      <w:pPr>
+        <w:pStyle w:val="Heading1"/>
+      </w:pPr>
+      <w:r>
+        <w:t>Reference bank and extra practice</w:t>
+      </w:r>
+    </w:p>
+    <w:p>
+      <w:pPr>
+        <w:pStyle w:val="Heading1"/>
+      </w:pPr>
+      <w:r>
+        <w:t>05. Your quick word guide</w:t>
+      </w:r>
+    </w:p>
+    <w:p>
+      <w:r>
+        <w:t>Use the words to explain a particular step, record or limit.</w:t>
+      </w:r>
+    </w:p>
+    <w:p>
+      <w:pPr>
+        <w:pStyle w:val="Heading2"/>
+      </w:pPr>
+      <w:r>
+        <w:t>Core vocabulary</w:t>
+      </w:r>
+    </w:p>
+    <w:tbl>
+      <w:tblPr>
+        <w:tblStyle w:val="LightShading-Accent1"/>
+        <w:tblW w:type="auto" w:w="0"/>
+        <w:tblLook w:firstColumn="1" w:firstRow="1" w:lastColumn="0" w:lastRow="0" w:noHBand="0" w:noVBand="1" w:val="04A0"/>
+      </w:tblPr>
+      <w:tblGrid>
+        <w:gridCol w:w="3408"/>
+        <w:gridCol w:w="3408"/>
+        <w:gridCol w:w="3408"/>
+      </w:tblGrid>
+      <w:tr>
+        <w:trPr>
+          <w:tblHeader/>
+        </w:trPr>
+        <w:tc>
+          <w:tcPr>
+            <w:tcW w:type="dxa" w:w="3408"/>
+          </w:tcPr>
+          <w:p>
+            <w:r>
+              <w:t>Word</w:t>
+            </w:r>
+          </w:p>
+        </w:tc>
+        <w:tc>
+          <w:tcPr>
+            <w:tcW w:type="dxa" w:w="3408"/>
+          </w:tcPr>
+          <w:p>
+            <w:r>
+              <w:t>My own example</w:t>
+            </w:r>
+          </w:p>
+        </w:tc>
+        <w:tc>
+          <w:tcPr>
+            <w:tcW w:type="dxa" w:w="3408"/>
+          </w:tcPr>
+          <w:p>
+            <w:r>
+              <w:t>Not this / boundary</w:t>
+            </w:r>
+          </w:p>
+        </w:tc>
+      </w:tr>
+      <w:tr>
+        <w:tc>
+          <w:tcPr>
+            <w:tcW w:type="dxa" w:w="3408"/>
+          </w:tcPr>
+          <w:p>
+            <w:r>
+              <w:t>predictive AI</w:t>
+            </w:r>
+          </w:p>
+        </w:tc>
+        <w:tc>
+          <w:tcPr>
+            <w:tcW w:type="dxa" w:w="3408"/>
+          </w:tcPr>
+          <w:p>
+            <w:r>
+              <w:t>AI used to estimate a target such as a category, number or future outcome from inputs.</w:t>
+            </w:r>
+          </w:p>
+        </w:tc>
+        <w:tc>
+          <w:tcPr>
+            <w:tcW w:type="dxa" w:w="3408"/>
+          </w:tcPr>
+          <w:p>
+            <w:r/>
+          </w:p>
+        </w:tc>
+      </w:tr>
+      <w:tr>
+        <w:tc>
+          <w:tcPr>
+            <w:tcW w:type="dxa" w:w="3408"/>
+          </w:tcPr>
+          <w:p>
+            <w:r>
+              <w:t>generative AI</w:t>
+            </w:r>
+          </w:p>
+        </w:tc>
+        <w:tc>
+          <w:tcPr>
+            <w:tcW w:type="dxa" w:w="3408"/>
+          </w:tcPr>
+          <w:p>
+            <w:r>
+              <w:t>AI that produces new content such as text, images or audio rather than only selecting a category.</w:t>
+            </w:r>
+          </w:p>
+        </w:tc>
+        <w:tc>
+          <w:tcPr>
+            <w:tcW w:type="dxa" w:w="3408"/>
+          </w:tcPr>
+          <w:p>
+            <w:r/>
+          </w:p>
+        </w:tc>
+      </w:tr>
+      <w:tr>
+        <w:tc>
+          <w:tcPr>
+            <w:tcW w:type="dxa" w:w="3408"/>
+          </w:tcPr>
+          <w:p>
+            <w:r>
+              <w:t>target</w:t>
+            </w:r>
+          </w:p>
+        </w:tc>
+        <w:tc>
+          <w:tcPr>
+            <w:tcW w:type="dxa" w:w="3408"/>
+          </w:tcPr>
+          <w:p>
+            <w:r>
+              <w:t>The category, value or outcome a prediction task is intended to estimate.</w:t>
+            </w:r>
+          </w:p>
+        </w:tc>
+        <w:tc>
+          <w:tcPr>
+            <w:tcW w:type="dxa" w:w="3408"/>
+          </w:tcPr>
+          <w:p>
+            <w:r/>
+          </w:p>
+        </w:tc>
+      </w:tr>
+      <w:tr>
+        <w:tc>
+          <w:tcPr>
+            <w:tcW w:type="dxa" w:w="3408"/>
+          </w:tcPr>
+          <w:p>
+            <w:r>
+              <w:t>output space</w:t>
+            </w:r>
+          </w:p>
+        </w:tc>
+        <w:tc>
+          <w:tcPr>
+            <w:tcW w:type="dxa" w:w="3408"/>
+          </w:tcPr>
+          <w:p>
+            <w:r>
+              <w:t>The set or range of outputs a system can produce for a task.</w:t>
+            </w:r>
+          </w:p>
+        </w:tc>
+        <w:tc>
+          <w:tcPr>
+            <w:tcW w:type="dxa" w:w="3408"/>
+          </w:tcPr>
+          <w:p>
+            <w:r/>
+          </w:p>
+        </w:tc>
+      </w:tr>
+    </w:tbl>
+    <w:p>
+      <w:pPr>
+        <w:pStyle w:val="Heading2"/>
+      </w:pPr>
+      <w:r>
+        <w:t>Terms for the connected explanation</w:t>
+      </w:r>
+    </w:p>
+    <w:tbl>
+      <w:tblPr>
+        <w:tblStyle w:val="LightShading-Accent1"/>
+        <w:tblW w:type="auto" w:w="0"/>
+        <w:tblLook w:firstColumn="1" w:firstRow="1" w:lastColumn="0" w:lastRow="0" w:noHBand="0" w:noVBand="1" w:val="04A0"/>
+      </w:tblPr>
+      <w:tblGrid>
+        <w:gridCol w:w="5112"/>
+        <w:gridCol w:w="5112"/>
+      </w:tblGrid>
+      <w:tr>
+        <w:trPr>
+          <w:tblHeader/>
+        </w:trPr>
+        <w:tc>
+          <w:tcPr>
+            <w:tcW w:type="dxa" w:w="5112"/>
+          </w:tcPr>
+          <w:p>
+            <w:r>
+              <w:t>Word</w:t>
+            </w:r>
+          </w:p>
+        </w:tc>
+        <w:tc>
+          <w:tcPr>
+            <w:tcW w:type="dxa" w:w="5112"/>
+          </w:tcPr>
+          <w:p>
+            <w:r>
+              <w:t>Meaning</w:t>
+            </w:r>
+          </w:p>
+        </w:tc>
+      </w:tr>
+      <w:tr>
+        <w:tc>
+          <w:tcPr>
+            <w:tcW w:type="dxa" w:w="5112"/>
+          </w:tcPr>
+          <w:p>
+            <w:r>
+              <w:t>Generative objective</w:t>
+            </w:r>
+          </w:p>
+        </w:tc>
+        <w:tc>
+          <w:tcPr>
+            <w:tcW w:type="dxa" w:w="5112"/>
+          </w:tcPr>
+          <w:p>
+            <w:r>
+              <w:t>A training aim concerned with producing or modelling possible outputs</w:t>
+            </w:r>
+          </w:p>
+        </w:tc>
+      </w:tr>
+      <w:tr>
+        <w:tc>
+          <w:tcPr>
+            <w:tcW w:type="dxa" w:w="5112"/>
+          </w:tcPr>
+          <w:p>
+            <w:r>
+              <w:t>Discriminative objective</w:t>
+            </w:r>
+          </w:p>
+        </w:tc>
+        <w:tc>
+          <w:tcPr>
+            <w:tcW w:type="dxa" w:w="5112"/>
+          </w:tcPr>
+          <w:p>
+            <w:r>
+              <w:t>A training aim mapping inputs to a specified target such as a label</w:t>
+            </w:r>
+          </w:p>
+        </w:tc>
+      </w:tr>
+      <w:tr>
+        <w:tc>
+          <w:tcPr>
+            <w:tcW w:type="dxa" w:w="5112"/>
+          </w:tcPr>
+          <w:p>
+            <w:r>
+              <w:t>Conditional distribution</w:t>
+            </w:r>
+          </w:p>
+        </w:tc>
+        <w:tc>
+          <w:tcPr>
+            <w:tcW w:type="dxa" w:w="5112"/>
+          </w:tcPr>
+          <w:p>
+            <w:r>
+              <w:t>Probabilities for alternatives given stated information</w:t>
+            </w:r>
+          </w:p>
+        </w:tc>
+      </w:tr>
+      <w:tr>
+        <w:tc>
+          <w:tcPr>
+            <w:tcW w:type="dxa" w:w="5112"/>
+          </w:tcPr>
+          <w:p>
+            <w:r>
+              <w:t>Autoregressive generation</w:t>
+            </w:r>
+          </w:p>
+        </w:tc>
+        <w:tc>
+          <w:tcPr>
+            <w:tcW w:type="dxa" w:w="5112"/>
+          </w:tcPr>
+          <w:p>
+            <w:r>
+              <w:t>Producing a sequence one next item at a time using preceding items</w:t>
+            </w:r>
+          </w:p>
+        </w:tc>
+      </w:tr>
+    </w:tbl>
+    <w:p>
+      <w:pPr>
+        <w:pStyle w:val="Heading2"/>
+      </w:pPr>
+      <w:r>
+        <w:t>Earlier wording, alternatives and picture transcripts · reference / check after trying</w:t>
+      </w:r>
+    </w:p>
+    <w:p>
+      <w:pPr>
+        <w:spacing w:line="336" w:lineRule="auto" w:after="180"/>
+      </w:pPr>
+      <w:r>
+        <w:rPr>
+          <w:b w:val="0"/>
+        </w:rPr>
+        <w:t>VOCABULARY LAB</w:t>
+      </w:r>
+    </w:p>
+    <w:p>
+      <w:pPr>
+        <w:spacing w:line="336" w:lineRule="auto" w:after="180"/>
+      </w:pPr>
+      <w:r>
+        <w:rPr>
+          <w:b w:val="0"/>
+        </w:rPr>
+        <w:t>Words You Can Use to Reason</w:t>
+      </w:r>
+    </w:p>
+    <w:p>
+      <w:pPr>
+        <w:spacing w:line="336" w:lineRule="auto" w:after="180"/>
+      </w:pPr>
+      <w:r>
+        <w:rPr>
+          <w:b w:val="0"/>
+        </w:rPr>
+        <w:t>A definition matters when you can recognize the idea, use it, and contrast it with a near-miss.</w:t>
+      </w:r>
+    </w:p>
+    <w:p>
+      <w:r>
+        <w:drawing>
+          <wp:inline xmlns:a="http://schemas.openxmlformats.org/drawingml/2006/main" xmlns:pic="http://schemas.openxmlformats.org/drawingml/2006/picture">
+            <wp:extent cx="5486400" cy="3200400"/>
+            <wp:docPr id="22" name="Picture 22" descr="Vocabulary badge: predictive AI"/>
+            <wp:cNvGraphicFramePr>
+              <a:graphicFrameLocks noChangeAspect="1"/>
+            </wp:cNvGraphicFramePr>
+            <a:graphic>
+              <a:graphicData uri="http://schemas.openxmlformats.org/drawingml/2006/picture">
+                <pic:pic>
+                  <pic:nvPicPr>
+                    <pic:cNvPr id="0" name="a64e05ed513e10076a1b0d9ea34d8655b81e224276368792fee1bdb0c085628c.png"/>
+                    <pic:cNvPicPr/>
+                  </pic:nvPicPr>
+                  <pic:blipFill>
+                    <a:blip r:embed="rId25"/>
+                    <a:stretch>
+                      <a:fillRect/>
+                    </a:stretch>
+                  </pic:blipFill>
+                  <pic:spPr>
+                    <a:xfrm>
+                      <a:off x="0" y="0"/>
+                      <a:ext cx="5486400" cy="3200400"/>
+                    </a:xfrm>
+                    <a:prstGeom prst="rect"/>
+                  </pic:spPr>
+                </pic:pic>
+              </a:graphicData>
+            </a:graphic>
+          </wp:inline>
+        </w:drawing>
+      </w:r>
+    </w:p>
+    <w:p>
+      <w:r>
+        <w:drawing>
+          <wp:inline xmlns:a="http://schemas.openxmlformats.org/drawingml/2006/main" xmlns:pic="http://schemas.openxmlformats.org/drawingml/2006/picture">
+            <wp:extent cx="5486400" cy="3200400"/>
+            <wp:docPr id="23" name="Picture 23" descr="Vocabulary badge: generative AI"/>
+            <wp:cNvGraphicFramePr>
+              <a:graphicFrameLocks noChangeAspect="1"/>
+            </wp:cNvGraphicFramePr>
+            <a:graphic>
+              <a:graphicData uri="http://schemas.openxmlformats.org/drawingml/2006/picture">
+                <pic:pic>
+                  <pic:nvPicPr>
+                    <pic:cNvPr id="0" name="318fcec18af78848a237411962671aa8b2b8d0152633990c079fca3343f29366.png"/>
+                    <pic:cNvPicPr/>
+                  </pic:nvPicPr>
+                  <pic:blipFill>
+                    <a:blip r:embed="rId26"/>
+                    <a:stretch>
+                      <a:fillRect/>
+                    </a:stretch>
+                  </pic:blipFill>
+                  <pic:spPr>
+                    <a:xfrm>
+                      <a:off x="0" y="0"/>
+                      <a:ext cx="5486400" cy="3200400"/>
+                    </a:xfrm>
+                    <a:prstGeom prst="rect"/>
+                  </pic:spPr>
+                </pic:pic>
+              </a:graphicData>
+            </a:graphic>
+          </wp:inline>
+        </w:drawing>
+      </w:r>
+    </w:p>
+    <w:p>
+      <w:r>
+        <w:drawing>
+          <wp:inline xmlns:a="http://schemas.openxmlformats.org/drawingml/2006/main" xmlns:pic="http://schemas.openxmlformats.org/drawingml/2006/picture">
+            <wp:extent cx="5486400" cy="3200400"/>
+            <wp:docPr id="24" name="Picture 24" descr="Vocabulary badge: target"/>
+            <wp:cNvGraphicFramePr>
+              <a:graphicFrameLocks noChangeAspect="1"/>
+            </wp:cNvGraphicFramePr>
+            <a:graphic>
+              <a:graphicData uri="http://schemas.openxmlformats.org/drawingml/2006/picture">
+                <pic:pic>
+                  <pic:nvPicPr>
+                    <pic:cNvPr id="0" name="3c5f2873093280c10fd3091b89f3de075b4d417b4f75c01627e10d146963d99c.png"/>
+                    <pic:cNvPicPr/>
+                  </pic:nvPicPr>
+                  <pic:blipFill>
+                    <a:blip r:embed="rId27"/>
+                    <a:stretch>
+                      <a:fillRect/>
+                    </a:stretch>
+                  </pic:blipFill>
+                  <pic:spPr>
+                    <a:xfrm>
+                      <a:off x="0" y="0"/>
+                      <a:ext cx="5486400" cy="3200400"/>
+                    </a:xfrm>
+                    <a:prstGeom prst="rect"/>
+                  </pic:spPr>
+                </pic:pic>
+              </a:graphicData>
+            </a:graphic>
+          </wp:inline>
+        </w:drawing>
+      </w:r>
+    </w:p>
+    <w:p>
+      <w:r>
+        <w:drawing>
+          <wp:inline xmlns:a="http://schemas.openxmlformats.org/drawingml/2006/main" xmlns:pic="http://schemas.openxmlformats.org/drawingml/2006/picture">
+            <wp:extent cx="5486400" cy="3200400"/>
+            <wp:docPr id="25" name="Picture 25" descr="Vocabulary badge: output space"/>
+            <wp:cNvGraphicFramePr>
+              <a:graphicFrameLocks noChangeAspect="1"/>
+            </wp:cNvGraphicFramePr>
+            <a:graphic>
+              <a:graphicData uri="http://schemas.openxmlformats.org/drawingml/2006/picture">
+                <pic:pic>
+                  <pic:nvPicPr>
+                    <pic:cNvPr id="0" name="93b14dd4594146c02511d12a6ef183035feb7cafd2a30c7451fa694ae4294be3.png"/>
+                    <pic:cNvPicPr/>
+                  </pic:nvPicPr>
+                  <pic:blipFill>
+                    <a:blip r:embed="rId28"/>
+                    <a:stretch>
+                      <a:fillRect/>
+                    </a:stretch>
+                  </pic:blipFill>
+                  <pic:spPr>
+                    <a:xfrm>
+                      <a:off x="0" y="0"/>
+                      <a:ext cx="5486400" cy="3200400"/>
+                    </a:xfrm>
+                    <a:prstGeom prst="rect"/>
+                  </pic:spPr>
+                </pic:pic>
+              </a:graphicData>
+            </a:graphic>
+          </wp:inline>
+        </w:drawing>
+      </w:r>
+    </w:p>
+    <w:p>
+      <w:pPr>
+        <w:pStyle w:val="Heading3"/>
+      </w:pPr>
+      <w:r>
+        <w:t>Words used in the closer explanation</w:t>
+      </w:r>
+    </w:p>
+    <w:p>
+      <w:pPr>
+        <w:pStyle w:val="Heading1"/>
+      </w:pPr>
+      <w:r>
+        <w:t>10. Choose a stronger thinking challenge</w:t>
+      </w:r>
+    </w:p>
+    <w:p>
+      <w:r>
+        <w:t>Choose the next useful challenge rather than treating the whole ladder as compulsory.</w:t>
+      </w:r>
+    </w:p>
+    <w:p>
+      <w:pPr>
+        <w:pStyle w:val="Heading2"/>
+      </w:pPr>
+      <w:r>
+        <w:t>Pick your next step</w:t>
+      </w:r>
+    </w:p>
+    <w:p>
+      <w:pPr>
+        <w:pStyle w:val="ListBullet"/>
+      </w:pPr>
+      <w:r>
+        <w:t>1 • NAME: Define the concept without repeating the textbook.</w:t>
+      </w:r>
+    </w:p>
+    <w:p>
+      <w:pPr>
+        <w:pStyle w:val="ListBullet"/>
+      </w:pPr>
+      <w:r>
+        <w:t>2 • TRACE: Show the information, state, branch, calculation, or evidence path.</w:t>
+      </w:r>
+    </w:p>
+    <w:p>
+      <w:pPr>
+        <w:pStyle w:val="ListBullet"/>
+      </w:pPr>
+      <w:r>
+        <w:t>3 • APPLY: Solve a different example independently.</w:t>
+      </w:r>
+    </w:p>
+    <w:p>
+      <w:pPr>
+        <w:pStyle w:val="ListBullet"/>
+      </w:pPr>
+      <w:r>
+        <w:t>4 • CHALLENGE: Find a boundary case, counterexample, or unfair outcome.</w:t>
+      </w:r>
+    </w:p>
+    <w:p>
+      <w:pPr>
+        <w:pStyle w:val="ListBullet"/>
+      </w:pPr>
+      <w:r>
+        <w:t>5 • EXPLAIN LIMITS: Say when the result should not be trusted or used alone.</w:t>
+      </w:r>
+    </w:p>
+    <w:p>
+      <w:pPr>
+        <w:pStyle w:val="ListBullet"/>
+      </w:pPr>
+      <w:r>
+        <w:t>My strongest evidence of independent understanding:</w:t>
+      </w:r>
+    </w:p>
+    <w:p>
+      <w:pPr>
+        <w:pStyle w:val="Heading3"/>
+      </w:pPr>
+      <w:r>
+        <w:t>Write or draw your reasoning and evidence.</w:t>
+      </w:r>
+    </w:p>
+    <w:p>
+      <w:r>
+        <w:t>________________________________________________________________</w:t>
+      </w:r>
+    </w:p>
+    <w:p>
+      <w:r>
+        <w:t>________________________________________________________________</w:t>
+      </w:r>
+    </w:p>
+    <w:p>
+      <w:r>
+        <w:t>________________________________________________________________</w:t>
+      </w:r>
+    </w:p>
+    <w:p>
+      <w:r>
+        <w:t>________________________________________________________________</w:t>
+      </w:r>
+    </w:p>
+    <w:p>
+      <w:r>
+        <w:t>________________________________________________________________</w:t>
+      </w:r>
+    </w:p>
+    <w:p>
+      <w:pPr>
+        <w:pStyle w:val="Heading2"/>
+      </w:pPr>
+      <w:r>
+        <w:t>Earlier wording, alternatives and picture transcripts · reference / check after trying</w:t>
+      </w:r>
+    </w:p>
+    <w:p>
+      <w:pPr>
+        <w:spacing w:line="336" w:lineRule="auto" w:after="180"/>
+      </w:pPr>
+      <w:r>
+        <w:rPr>
+          <w:b w:val="0"/>
         </w:rPr>
         <w:t>MASTERY</w:t>
       </w:r>
@@ -4487,7 +6369,7 @@
         <w:drawing>
           <wp:inline xmlns:a="http://schemas.openxmlformats.org/drawingml/2006/main" xmlns:pic="http://schemas.openxmlformats.org/drawingml/2006/picture">
             <wp:extent cx="5486400" cy="1719072"/>
-            <wp:docPr id="19" name="Picture 19" descr="Mastery ladder for Predictive and Generative AI"/>
+            <wp:docPr id="26" name="Picture 26" descr="Mastery ladder for Predictive and Generative AI"/>
             <wp:cNvGraphicFramePr>
               <a:graphicFrameLocks noChangeAspect="1"/>
             </wp:cNvGraphicFramePr>
@@ -4499,7 +6381,7 @@
                     <pic:cNvPicPr/>
                   </pic:nvPicPr>
                   <pic:blipFill>
-                    <a:blip r:embed="rId26"/>
+                    <a:blip r:embed="rId29"/>
                     <a:stretch>
                       <a:fillRect/>
                     </a:stretch>
@@ -4520,24 +6402,144 @@
     </w:p>
     <w:p>
       <w:pPr>
+        <w:pStyle w:val="Heading1"/>
+      </w:pPr>
+      <w:r>
+        <w:t>12. Reference: check your explanation</w:t>
+      </w:r>
+    </w:p>
+    <w:p>
+      <w:r>
+        <w:t>Use after practice. Audit a new study workflow independently is the selected independent case.</w:t>
+      </w:r>
+    </w:p>
+    <w:p>
+      <w:pPr>
+        <w:pStyle w:val="Heading2"/>
+      </w:pPr>
+      <w:r>
+        <w:t>Check the evidence and its limit</w:t>
+      </w:r>
+    </w:p>
+    <w:p>
+      <w:pPr>
+        <w:pStyle w:val="ListBullet"/>
+      </w:pPr>
+      <w:r>
+        <w:t>1. My fresh example, trace, calculation, or design:</w:t>
+      </w:r>
+    </w:p>
+    <w:p>
+      <w:pPr>
+        <w:pStyle w:val="Heading3"/>
+      </w:pPr>
+      <w:r>
+        <w:t>Write or draw your reasoning and evidence.</w:t>
+      </w:r>
+    </w:p>
+    <w:p>
+      <w:r>
+        <w:t>________________________________________________________________</w:t>
+      </w:r>
+    </w:p>
+    <w:p>
+      <w:r>
+        <w:t>________________________________________________________________</w:t>
+      </w:r>
+    </w:p>
+    <w:p>
+      <w:r>
+        <w:t>________________________________________________________________</w:t>
+      </w:r>
+    </w:p>
+    <w:p>
+      <w:r>
+        <w:t>________________________________________________________________</w:t>
+      </w:r>
+    </w:p>
+    <w:p>
+      <w:r>
+        <w:t>________________________________________________________________</w:t>
+      </w:r>
+    </w:p>
+    <w:p>
+      <w:pPr>
+        <w:pStyle w:val="ListBullet"/>
+      </w:pPr>
+      <w:r>
+        <w:t>2. My evidence that it works (include a boundary or missing-data case):</w:t>
+      </w:r>
+    </w:p>
+    <w:p>
+      <w:pPr>
+        <w:pStyle w:val="Heading3"/>
+      </w:pPr>
+      <w:r>
+        <w:t>Write or draw your reasoning and evidence.</w:t>
+      </w:r>
+    </w:p>
+    <w:p>
+      <w:r>
+        <w:t>________________________________________________________________</w:t>
+      </w:r>
+    </w:p>
+    <w:p>
+      <w:r>
+        <w:t>________________________________________________________________</w:t>
+      </w:r>
+    </w:p>
+    <w:p>
+      <w:r>
+        <w:t>________________________________________________________________</w:t>
+      </w:r>
+    </w:p>
+    <w:p>
+      <w:r>
+        <w:t>________________________________________________________________</w:t>
+      </w:r>
+    </w:p>
+    <w:p>
+      <w:r>
+        <w:t>________________________________________________________________</w:t>
+      </w:r>
+    </w:p>
+    <w:p>
+      <w:pPr>
+        <w:pStyle w:val="ListBullet"/>
+      </w:pPr>
+      <w:r>
+        <w:t>3. One limitation, fairness concern, or situation needing human review:</w:t>
+      </w:r>
+    </w:p>
+    <w:p>
+      <w:pPr>
+        <w:pStyle w:val="Heading2"/>
+      </w:pPr>
+      <w:r>
+        <w:t>Self-check and record</w:t>
+      </w:r>
+    </w:p>
+    <w:p>
+      <w:pPr>
         <w:spacing w:line="336" w:lineRule="auto" w:after="180"/>
       </w:pPr>
       <w:r>
         <w:rPr>
           <w:b w:val="0"/>
         </w:rPr>
-        <w:t>1 • NAME: Define the concept without repeating the textbook.</w:t>
-      </w:r>
-    </w:p>
-    <w:p>
-      <w:pPr>
-        <w:spacing w:line="336" w:lineRule="auto" w:after="180"/>
-      </w:pPr>
+        <w:t xml:space="preserve">SELF-CHECK  □ I explained the </w:t>
+      </w:r>
+      <w:r>
+        <w:rPr>
+          <w:b/>
+        </w:rPr>
+        <w:t>mechanism</w:t>
+      </w:r>
       <w:r>
         <w:rPr>
           <w:b w:val="0"/>
         </w:rPr>
-        <w:t xml:space="preserve">2 • TRACE: Show the information, state, branch, calculation, or </w:t>
+        <w:t xml:space="preserve">  □ I used </w:t>
       </w:r>
       <w:r>
         <w:rPr>
@@ -4549,7 +6551,15 @@
         <w:rPr>
           <w:b w:val="0"/>
         </w:rPr>
-        <w:t xml:space="preserve"> path.</w:t>
+        <w:t xml:space="preserve">  □ I tested a fresh case  □ I named a limitation  □ I can answer ‘why?’</w:t>
+      </w:r>
+    </w:p>
+    <w:p>
+      <w:pPr>
+        <w:pStyle w:val="Heading2"/>
+      </w:pPr>
+      <w:r>
+        <w:t>Earlier wording, alternatives and picture transcripts · reference / check after trying</w:t>
       </w:r>
     </w:p>
     <w:p>
@@ -4560,7 +6570,7 @@
         <w:rPr>
           <w:b w:val="0"/>
         </w:rPr>
-        <w:t>3 • APPLY: Solve a different example independently.</w:t>
+        <w:t>INDEPENDENT MASTERY PROOF</w:t>
       </w:r>
     </w:p>
     <w:p>
@@ -4571,7 +6581,7 @@
         <w:rPr>
           <w:b w:val="0"/>
         </w:rPr>
-        <w:t>4 • CHALLENGE: Find a boundary case, counterexample, or unfair outcome.</w:t>
+        <w:t>Checklist for explaining this week’s idea</w:t>
       </w:r>
     </w:p>
     <w:p>
@@ -4582,109 +6592,7 @@
         <w:rPr>
           <w:b w:val="0"/>
         </w:rPr>
-        <w:t>5 • EXPLAIN LIMITS: Say when the result should not be trusted or used alone.</w:t>
-      </w:r>
-    </w:p>
-    <w:p>
-      <w:pPr>
-        <w:spacing w:line="336" w:lineRule="auto" w:after="180"/>
-      </w:pPr>
-      <w:r>
-        <w:rPr>
-          <w:b w:val="0"/>
-        </w:rPr>
-        <w:t xml:space="preserve">My strongest </w:t>
-      </w:r>
-      <w:r>
-        <w:rPr>
-          <w:b/>
-        </w:rPr>
-        <w:t>evidence</w:t>
-      </w:r>
-      <w:r>
-        <w:rPr>
-          <w:b w:val="0"/>
-        </w:rPr>
-        <w:t xml:space="preserve"> of independent understanding:</w:t>
-      </w:r>
-    </w:p>
-    <w:p>
-      <w:pPr>
-        <w:pStyle w:val="Heading3"/>
-      </w:pPr>
-      <w:r>
-        <w:t>Write or draw your reasoning and evidence.</w:t>
-      </w:r>
-    </w:p>
-    <w:p>
-      <w:r>
-        <w:t>________________________________________________________________</w:t>
-      </w:r>
-    </w:p>
-    <w:p>
-      <w:r>
-        <w:t>________________________________________________________________</w:t>
-      </w:r>
-    </w:p>
-    <w:p>
-      <w:r>
-        <w:t>________________________________________________________________</w:t>
-      </w:r>
-    </w:p>
-    <w:p>
-      <w:r>
-        <w:t>________________________________________________________________</w:t>
-      </w:r>
-    </w:p>
-    <w:p>
-      <w:r>
-        <w:t>________________________________________________________________</w:t>
-      </w:r>
-    </w:p>
-    <w:p>
-      <w:pPr>
-        <w:pStyle w:val="Heading1"/>
-      </w:pPr>
-      <w:r>
-        <w:t>11. Connect your project</w:t>
-      </w:r>
-    </w:p>
-    <w:p>
-      <w:r>
-        <w:t>Apply this week’s idea to Verified Study Buddy. Keep an annotated decision and the evidence supporting it.</w:t>
-      </w:r>
-    </w:p>
-    <w:p>
-      <w:pPr>
-        <w:spacing w:line="336" w:lineRule="auto" w:after="180"/>
-      </w:pPr>
-      <w:r>
-        <w:rPr>
-          <w:b/>
-        </w:rPr>
-        <w:t>CUMULATIVE PROJECT</w:t>
-      </w:r>
-    </w:p>
-    <w:p>
-      <w:pPr>
-        <w:spacing w:line="336" w:lineRule="auto" w:after="180"/>
-      </w:pPr>
-      <w:r>
-        <w:rPr>
-          <w:b w:val="0"/>
-        </w:rPr>
-        <w:t>Verified Study Buddy</w:t>
-      </w:r>
-    </w:p>
-    <w:p>
-      <w:pPr>
-        <w:spacing w:line="336" w:lineRule="auto" w:after="180"/>
-      </w:pPr>
-      <w:r>
-        <w:rPr>
-          <w:b w:val="0"/>
-        </w:rPr>
-        <w:t>Every week adds one inspectable piece. The system must show how it reached a result.</w:t>
+        <w:t>Use after practice. Audit a new study workflow independently is the selected independent case.</w:t>
       </w:r>
     </w:p>
     <w:p>
@@ -4692,7 +6600,7 @@
         <w:drawing>
           <wp:inline xmlns:a="http://schemas.openxmlformats.org/drawingml/2006/main" xmlns:pic="http://schemas.openxmlformats.org/drawingml/2006/picture">
             <wp:extent cx="5486400" cy="1901952"/>
-            <wp:docPr id="20" name="Picture 20" descr="Book recommender connection for Predictive and Generative AI"/>
+            <wp:docPr id="27" name="Picture 27" descr="Independent proof graphic for Predictive and Generative AI"/>
             <wp:cNvGraphicFramePr>
               <a:graphicFrameLocks noChangeAspect="1"/>
             </wp:cNvGraphicFramePr>
@@ -4700,11 +6608,11 @@
               <a:graphicData uri="http://schemas.openxmlformats.org/drawingml/2006/picture">
                 <pic:pic>
                   <pic:nvPicPr>
-                    <pic:cNvPr id="0" name="5ce3d2331dc579ec603c0fb0b7792b2fc7578d6bbd9c9d0ec641fde6e2c83ee3.png"/>
+                    <pic:cNvPr id="0" name="1b7d7864e22e621dbf6ccea0868901147d7505ae9025b493a088e84cfd630fc4.png"/>
                     <pic:cNvPicPr/>
                   </pic:nvPicPr>
                   <pic:blipFill>
-                    <a:blip r:embed="rId27"/>
+                    <a:blip r:embed="rId30"/>
                     <a:stretch>
                       <a:fillRect/>
                     </a:stretch>
@@ -4731,155 +6639,7 @@
         <w:rPr>
           <w:b w:val="0"/>
         </w:rPr>
-        <w:t>THIS WEEK’S CHECKPOINT  Separate Study Buddy tasks into classify, calculate, retrieve, and generate stages.</w:t>
-      </w:r>
-    </w:p>
-    <w:p>
-      <w:pPr>
-        <w:pStyle w:val="Heading3"/>
-      </w:pPr>
-      <w:r>
-        <w:t>Trace the system</w:t>
-      </w:r>
-    </w:p>
-    <w:p>
-      <w:pPr>
-        <w:spacing w:line="336" w:lineRule="auto" w:after="180"/>
-        <w:shd w:fill="EDF7F3"/>
-      </w:pPr>
-      <w:r>
-        <w:rPr>
-          <w:b w:val="0"/>
-        </w:rPr>
-        <w:t xml:space="preserve">SYSTEM MAP  Learner need → prompt/schema → approved sources/retrieval → model/tool → structured answer → verification → </w:t>
-      </w:r>
-      <w:r>
-        <w:rPr>
-          <w:b/>
-        </w:rPr>
-        <w:t>human decision</w:t>
-      </w:r>
-    </w:p>
-    <w:p>
-      <w:pPr>
-        <w:spacing w:line="336" w:lineRule="auto" w:after="180"/>
-        <w:shd w:fill="F5F1FB"/>
-      </w:pPr>
-      <w:r>
-        <w:rPr>
-          <w:b w:val="0"/>
-        </w:rPr>
-        <w:t>What will you add, change, or verify in the project this week?</w:t>
-      </w:r>
-    </w:p>
-    <w:p>
-      <w:pPr>
-        <w:pStyle w:val="Heading3"/>
-      </w:pPr>
-      <w:r>
-        <w:t>Write or draw your reasoning and evidence.</w:t>
-      </w:r>
-    </w:p>
-    <w:p>
-      <w:r>
-        <w:t>________________________________________________________________</w:t>
-      </w:r>
-    </w:p>
-    <w:p>
-      <w:r>
-        <w:t>________________________________________________________________</w:t>
-      </w:r>
-    </w:p>
-    <w:p>
-      <w:r>
-        <w:t>________________________________________________________________</w:t>
-      </w:r>
-    </w:p>
-    <w:p>
-      <w:r>
-        <w:t>________________________________________________________________</w:t>
-      </w:r>
-    </w:p>
-    <w:p>
-      <w:r>
-        <w:t>________________________________________________________________</w:t>
-      </w:r>
-    </w:p>
-    <w:p>
-      <w:pPr>
-        <w:spacing w:line="336" w:lineRule="auto" w:after="180"/>
-        <w:shd w:fill="F5F1FB"/>
-      </w:pPr>
-      <w:r>
-        <w:rPr>
-          <w:b w:val="0"/>
-        </w:rPr>
-        <w:t xml:space="preserve">What should remain under </w:t>
-      </w:r>
-      <w:r>
-        <w:rPr>
-          <w:b/>
-        </w:rPr>
-        <w:t>human control</w:t>
-      </w:r>
-      <w:r>
-        <w:rPr>
-          <w:b w:val="0"/>
-        </w:rPr>
-        <w:t>?</w:t>
-      </w:r>
-    </w:p>
-    <w:p>
-      <w:pPr>
-        <w:pStyle w:val="Heading3"/>
-      </w:pPr>
-      <w:r>
-        <w:t>Write or draw your reasoning and evidence.</w:t>
-      </w:r>
-    </w:p>
-    <w:p>
-      <w:r>
-        <w:t>________________________________________________________________</w:t>
-      </w:r>
-    </w:p>
-    <w:p>
-      <w:r>
-        <w:t>________________________________________________________________</w:t>
-      </w:r>
-    </w:p>
-    <w:p>
-      <w:r>
-        <w:t>________________________________________________________________</w:t>
-      </w:r>
-    </w:p>
-    <w:p>
-      <w:r>
-        <w:t>________________________________________________________________</w:t>
-      </w:r>
-    </w:p>
-    <w:p>
-      <w:r>
-        <w:t>________________________________________________________________</w:t>
-      </w:r>
-    </w:p>
-    <w:p>
-      <w:pPr>
-        <w:pStyle w:val="Heading3"/>
-      </w:pPr>
-      <w:r>
-        <w:t>Responsible design</w:t>
-      </w:r>
-    </w:p>
-    <w:p>
-      <w:pPr>
-        <w:spacing w:line="336" w:lineRule="auto" w:after="180"/>
-        <w:shd w:fill="FFF5E6"/>
-      </w:pPr>
-      <w:r>
-        <w:rPr>
-          <w:b w:val="0"/>
-        </w:rPr>
-        <w:t xml:space="preserve">RESPONSIBLE DESIGN  Collect only necessary information. Show uncertainty and limits. Never confuse fluent </w:t>
+        <w:t xml:space="preserve">EXPLANATION CHECK  Identify retrieval, fitted category prediction and generation, and specify evidence without inventing unavailable </w:t>
       </w:r>
       <w:r>
         <w:rPr>
@@ -4891,7 +6651,7 @@
         <w:rPr>
           <w:b w:val="0"/>
         </w:rPr>
-        <w:t xml:space="preserve"> with verified truth.</w:t>
+        <w:t>s.</w:t>
       </w:r>
     </w:p>
     <w:p>
@@ -4899,42 +6659,32 @@
         <w:pStyle w:val="Heading3"/>
       </w:pPr>
       <w:r>
-        <w:t>Evidence for your project</w:t>
-      </w:r>
-    </w:p>
-    <w:p>
-      <w:pPr>
-        <w:spacing w:line="336" w:lineRule="auto" w:after="180"/>
-      </w:pPr>
-      <w:r>
-        <w:rPr>
-          <w:b w:val="0"/>
-        </w:rPr>
-        <w:t xml:space="preserve">For the Verified Study Buddy, separate routing </w:t>
-      </w:r>
-      <w:r>
-        <w:rPr>
-          <w:b/>
-        </w:rPr>
-        <w:t>prediction</w:t>
-      </w:r>
-      <w:r>
-        <w:rPr>
-          <w:b w:val="0"/>
-        </w:rPr>
-        <w:t xml:space="preserve">s, source retrieval and generated explanations in its </w:t>
-      </w:r>
-      <w:r>
-        <w:rPr>
-          <w:b/>
-        </w:rPr>
-        <w:t>evidence</w:t>
-      </w:r>
-      <w:r>
-        <w:rPr>
-          <w:b w:val="0"/>
-        </w:rPr>
-        <w:t xml:space="preserve"> record.</w:t>
+        <w:t>Write or draw your reasoning and evidence.</w:t>
+      </w:r>
+    </w:p>
+    <w:p>
+      <w:r>
+        <w:t>________________________________________________________________</w:t>
+      </w:r>
+    </w:p>
+    <w:p>
+      <w:r>
+        <w:t>________________________________________________________________</w:t>
+      </w:r>
+    </w:p>
+    <w:p>
+      <w:r>
+        <w:t>________________________________________________________________</w:t>
+      </w:r>
+    </w:p>
+    <w:p>
+      <w:r>
+        <w:t>________________________________________________________________</w:t>
+      </w:r>
+    </w:p>
+    <w:p>
+      <w:r>
+        <w:t>________________________________________________________________</w:t>
       </w:r>
     </w:p>
     <w:p>
@@ -4942,353 +6692,20 @@
         <w:pStyle w:val="Heading1"/>
       </w:pPr>
       <w:r>
-        <w:t>12. Show what you know</w:t>
-      </w:r>
-    </w:p>
-    <w:p>
-      <w:r>
-        <w:t>Use a genuinely new case for independent evidence. Previously discussed examples remain practice; use the separately named independent case before feedback.</w:t>
-      </w:r>
-    </w:p>
-    <w:p>
-      <w:pPr>
-        <w:pStyle w:val="Heading3"/>
-      </w:pPr>
-      <w:r>
-        <w:t>Independent evidence</w:t>
-      </w:r>
-    </w:p>
-    <w:p>
-      <w:pPr>
-        <w:spacing w:line="336" w:lineRule="auto" w:after="180"/>
-        <w:shd w:fill="FFF5E6"/>
-      </w:pPr>
-      <w:r>
-        <w:rPr>
-          <w:b w:val="0"/>
-        </w:rPr>
-        <w:t>INDEPENDENT MASTERY PROOF</w:t>
-      </w:r>
-    </w:p>
-    <w:p>
-      <w:pPr>
-        <w:spacing w:line="336" w:lineRule="auto" w:after="180"/>
-      </w:pPr>
-      <w:r>
-        <w:rPr>
-          <w:b w:val="0"/>
-        </w:rPr>
-        <w:t>Explain • Transfer • Test • Defend</w:t>
-      </w:r>
-    </w:p>
-    <w:p>
-      <w:pPr>
-        <w:spacing w:line="336" w:lineRule="auto" w:after="180"/>
-      </w:pPr>
-      <w:r>
-        <w:rPr>
-          <w:b w:val="0"/>
-        </w:rPr>
-        <w:t>Complete this page without copying the worked example. Your reasoning matters more than decoration.</w:t>
-      </w:r>
-    </w:p>
-    <w:p>
-      <w:r>
-        <w:drawing>
-          <wp:inline xmlns:a="http://schemas.openxmlformats.org/drawingml/2006/main" xmlns:pic="http://schemas.openxmlformats.org/drawingml/2006/picture">
-            <wp:extent cx="5486400" cy="1901952"/>
-            <wp:docPr id="21" name="Picture 21" descr="Independent proof graphic for Predictive and Generative AI"/>
-            <wp:cNvGraphicFramePr>
-              <a:graphicFrameLocks noChangeAspect="1"/>
-            </wp:cNvGraphicFramePr>
-            <a:graphic>
-              <a:graphicData uri="http://schemas.openxmlformats.org/drawingml/2006/picture">
-                <pic:pic>
-                  <pic:nvPicPr>
-                    <pic:cNvPr id="0" name="1b7d7864e22e621dbf6ccea0868901147d7505ae9025b493a088e84cfd630fc4.png"/>
-                    <pic:cNvPicPr/>
-                  </pic:nvPicPr>
-                  <pic:blipFill>
-                    <a:blip r:embed="rId28"/>
-                    <a:stretch>
-                      <a:fillRect/>
-                    </a:stretch>
-                  </pic:blipFill>
-                  <pic:spPr>
-                    <a:xfrm>
-                      <a:off x="0" y="0"/>
-                      <a:ext cx="5486400" cy="1901952"/>
-                    </a:xfrm>
-                    <a:prstGeom prst="rect"/>
-                  </pic:spPr>
-                </pic:pic>
-              </a:graphicData>
-            </a:graphic>
-          </wp:inline>
-        </w:drawing>
-      </w:r>
-    </w:p>
-    <w:p>
-      <w:pPr>
-        <w:pStyle w:val="Heading3"/>
-      </w:pPr>
-      <w:r>
-        <w:t>Try a more demanding case</w:t>
-      </w:r>
-    </w:p>
-    <w:p>
-      <w:pPr>
-        <w:spacing w:line="336" w:lineRule="auto" w:after="180"/>
-        <w:shd w:fill="F5F1FB"/>
-      </w:pPr>
-      <w:r>
-        <w:rPr>
-          <w:b w:val="0"/>
-        </w:rPr>
-        <w:t xml:space="preserve">CHALLENGE  Classify systems and explain the </w:t>
-      </w:r>
-      <w:r>
-        <w:rPr>
-          <w:b/>
-        </w:rPr>
-        <w:t>output space</w:t>
-      </w:r>
-      <w:r>
-        <w:rPr>
-          <w:b w:val="0"/>
-        </w:rPr>
-        <w:t xml:space="preserve"> for each.</w:t>
-      </w:r>
-    </w:p>
-    <w:p>
-      <w:pPr>
-        <w:spacing w:line="336" w:lineRule="auto" w:after="180"/>
-        <w:shd w:fill="F4F9FC"/>
-      </w:pPr>
-      <w:r>
-        <w:rPr>
-          <w:b w:val="0"/>
-        </w:rPr>
-        <w:t>1. My fresh example, trace, calculation, or design:</w:t>
-      </w:r>
-    </w:p>
-    <w:p>
-      <w:pPr>
-        <w:pStyle w:val="Heading3"/>
-      </w:pPr>
-      <w:r>
-        <w:t>Write or draw your reasoning and evidence.</w:t>
-      </w:r>
-    </w:p>
-    <w:p>
-      <w:r>
-        <w:t>________________________________________________________________</w:t>
-      </w:r>
-    </w:p>
-    <w:p>
-      <w:r>
-        <w:t>________________________________________________________________</w:t>
-      </w:r>
-    </w:p>
-    <w:p>
-      <w:r>
-        <w:t>________________________________________________________________</w:t>
-      </w:r>
-    </w:p>
-    <w:p>
-      <w:r>
-        <w:t>________________________________________________________________</w:t>
-      </w:r>
-    </w:p>
-    <w:p>
-      <w:r>
-        <w:t>________________________________________________________________</w:t>
-      </w:r>
-    </w:p>
-    <w:p>
-      <w:pPr>
-        <w:spacing w:line="336" w:lineRule="auto" w:after="180"/>
-        <w:shd w:fill="F4F9FC"/>
-      </w:pPr>
-      <w:r>
-        <w:rPr>
-          <w:b w:val="0"/>
-        </w:rPr>
-        <w:t xml:space="preserve">2. My </w:t>
-      </w:r>
-      <w:r>
-        <w:rPr>
-          <w:b/>
-        </w:rPr>
-        <w:t>evidence</w:t>
-      </w:r>
-      <w:r>
-        <w:rPr>
-          <w:b w:val="0"/>
-        </w:rPr>
-        <w:t xml:space="preserve"> that it works (include a boundary or missing-data case):</w:t>
-      </w:r>
-    </w:p>
-    <w:p>
-      <w:pPr>
-        <w:pStyle w:val="Heading3"/>
-      </w:pPr>
-      <w:r>
-        <w:t>Write or draw your reasoning and evidence.</w:t>
-      </w:r>
-    </w:p>
-    <w:p>
-      <w:r>
-        <w:t>________________________________________________________________</w:t>
-      </w:r>
-    </w:p>
-    <w:p>
-      <w:r>
-        <w:t>________________________________________________________________</w:t>
-      </w:r>
-    </w:p>
-    <w:p>
-      <w:r>
-        <w:t>________________________________________________________________</w:t>
-      </w:r>
-    </w:p>
-    <w:p>
-      <w:r>
-        <w:t>________________________________________________________________</w:t>
-      </w:r>
-    </w:p>
-    <w:p>
-      <w:r>
-        <w:t>________________________________________________________________</w:t>
-      </w:r>
-    </w:p>
-    <w:p>
-      <w:pPr>
-        <w:spacing w:line="336" w:lineRule="auto" w:after="180"/>
-        <w:shd w:fill="F4F9FC"/>
-      </w:pPr>
-      <w:r>
-        <w:rPr>
-          <w:b w:val="0"/>
-        </w:rPr>
-        <w:t>3. One limitation, fairness concern, or situation needing human review:</w:t>
-      </w:r>
-    </w:p>
-    <w:p>
-      <w:pPr>
-        <w:pStyle w:val="Heading3"/>
-      </w:pPr>
-      <w:r>
-        <w:t>Write or draw your reasoning and evidence.</w:t>
-      </w:r>
-    </w:p>
-    <w:p>
-      <w:r>
-        <w:t>________________________________________________________________</w:t>
-      </w:r>
-    </w:p>
-    <w:p>
-      <w:r>
-        <w:t>________________________________________________________________</w:t>
-      </w:r>
-    </w:p>
-    <w:p>
-      <w:r>
-        <w:t>________________________________________________________________</w:t>
-      </w:r>
-    </w:p>
-    <w:p>
-      <w:r>
-        <w:t>________________________________________________________________</w:t>
-      </w:r>
-    </w:p>
-    <w:p>
-      <w:r>
-        <w:t>________________________________________________________________</w:t>
-      </w:r>
-    </w:p>
-    <w:p>
-      <w:pPr>
-        <w:pStyle w:val="Heading3"/>
-      </w:pPr>
-      <w:r>
-        <w:t>Check your explanation</w:t>
-      </w:r>
-    </w:p>
-    <w:p>
-      <w:pPr>
-        <w:spacing w:line="336" w:lineRule="auto" w:after="180"/>
-        <w:shd w:fill="F5F1FB"/>
-      </w:pPr>
-      <w:r>
-        <w:rPr>
-          <w:b w:val="0"/>
-        </w:rPr>
-        <w:t xml:space="preserve">SELF-CHECK  □ I explained the </w:t>
-      </w:r>
-      <w:r>
-        <w:rPr>
-          <w:b/>
-        </w:rPr>
-        <w:t>mechanism</w:t>
-      </w:r>
-      <w:r>
-        <w:rPr>
-          <w:b w:val="0"/>
-        </w:rPr>
-        <w:t xml:space="preserve">  □ I used </w:t>
-      </w:r>
-      <w:r>
-        <w:rPr>
-          <w:b/>
-        </w:rPr>
-        <w:t>evidence</w:t>
-      </w:r>
-      <w:r>
-        <w:rPr>
-          <w:b w:val="0"/>
-        </w:rPr>
-        <w:t xml:space="preserve">  □ I tested a fresh case  □ I named a limitation  □ I can answer ‘why?’</w:t>
-      </w:r>
-    </w:p>
-    <w:p>
-      <w:pPr>
-        <w:pStyle w:val="Heading1"/>
-      </w:pPr>
-      <w:r>
-        <w:t>13. Study a complete case</w:t>
-      </w:r>
-    </w:p>
-    <w:p>
-      <w:r>
-        <w:t>Revisit the complete Predictive and Generative AI case for supported practice. Repeated examples do not become fresh assessments.</w:t>
-      </w:r>
-    </w:p>
-    <w:p>
-      <w:pPr>
-        <w:pStyle w:val="Heading3"/>
-      </w:pPr>
-      <w:r>
-        <w:t>Week 1 Worked case</w:t>
-      </w:r>
-    </w:p>
-    <w:p>
-      <w:pPr>
-        <w:spacing w:line="336" w:lineRule="auto" w:after="180"/>
-      </w:pPr>
-      <w:r>
-        <w:rPr>
-          <w:b w:val="0"/>
-        </w:rPr>
-        <w:t>Use the supplied details to practise the weekly concept before attempting the independent question. This case extends the illustrated lesson.</w:t>
-      </w:r>
-    </w:p>
-    <w:p>
-      <w:pPr>
-        <w:pStyle w:val="Heading3"/>
-      </w:pPr>
-      <w:r>
-        <w:t>The situation</w:t>
+        <w:t>13. Extra practice: Three outputs need three different checks</w:t>
+      </w:r>
+    </w:p>
+    <w:p>
+      <w:r>
+        <w:t>Try the question before opening its worked explanation.</w:t>
+      </w:r>
+    </w:p>
+    <w:p>
+      <w:pPr>
+        <w:pStyle w:val="Heading2"/>
+      </w:pPr>
+      <w:r>
+        <w:t>Read the supplied case and question</w:t>
       </w:r>
     </w:p>
     <w:p>
@@ -5304,14 +6721,6 @@
     </w:p>
     <w:p>
       <w:pPr>
-        <w:pStyle w:val="Heading3"/>
-      </w:pPr>
-      <w:r>
-        <w:t>The question</w:t>
-      </w:r>
-    </w:p>
-    <w:p>
-      <w:pPr>
         <w:spacing w:line="336" w:lineRule="auto" w:after="180"/>
       </w:pPr>
       <w:r>
@@ -5323,10 +6732,59 @@
     </w:p>
     <w:p>
       <w:pPr>
+        <w:pStyle w:val="Heading2"/>
+      </w:pPr>
+      <w:r>
+        <w:t>Your explanation</w:t>
+      </w:r>
+    </w:p>
+    <w:p>
+      <w:pPr>
+        <w:pStyle w:val="ListBullet"/>
+      </w:pPr>
+      <w:r>
+        <w:t>Which detail supports the answer, and why does it matter?</w:t>
+      </w:r>
+    </w:p>
+    <w:p>
+      <w:pPr>
         <w:pStyle w:val="Heading3"/>
       </w:pPr>
       <w:r>
-        <w:t>Worked explanation</w:t>
+        <w:t>Write or draw your reasoning and evidence.</w:t>
+      </w:r>
+    </w:p>
+    <w:p>
+      <w:r>
+        <w:t>________________________________________________________________</w:t>
+      </w:r>
+    </w:p>
+    <w:p>
+      <w:r>
+        <w:t>________________________________________________________________</w:t>
+      </w:r>
+    </w:p>
+    <w:p>
+      <w:r>
+        <w:t>________________________________________________________________</w:t>
+      </w:r>
+    </w:p>
+    <w:p>
+      <w:r>
+        <w:t>________________________________________________________________</w:t>
+      </w:r>
+    </w:p>
+    <w:p>
+      <w:r>
+        <w:t>________________________________________________________________</w:t>
+      </w:r>
+    </w:p>
+    <w:p>
+      <w:pPr>
+        <w:pStyle w:val="Heading2"/>
+      </w:pPr>
+      <w:r>
+        <w:t>Check after trying · reference / check after trying</w:t>
       </w:r>
     </w:p>
     <w:p>
@@ -5338,75 +6796,6 @@
           <w:b w:val="0"/>
         </w:rPr>
         <w:t>Labelling selects a category; generation creates text; calculation returns 56. Generated questions need factual and instructional checks.</w:t>
-      </w:r>
-    </w:p>
-    <w:p>
-      <w:pPr>
-        <w:pStyle w:val="Heading3"/>
-      </w:pPr>
-      <w:r>
-        <w:t>Explain it in your own words</w:t>
-      </w:r>
-    </w:p>
-    <w:p>
-      <w:pPr>
-        <w:spacing w:line="336" w:lineRule="auto" w:after="180"/>
-        <w:shd w:fill="F5F1FB"/>
-      </w:pPr>
-      <w:r>
-        <w:rPr>
-          <w:b w:val="0"/>
-        </w:rPr>
-        <w:t>Which detail supports the answer, and why does it matter?</w:t>
-      </w:r>
-    </w:p>
-    <w:p>
-      <w:pPr>
-        <w:pStyle w:val="Heading3"/>
-      </w:pPr>
-      <w:r>
-        <w:t>Write or draw your reasoning and evidence.</w:t>
-      </w:r>
-    </w:p>
-    <w:p>
-      <w:r>
-        <w:t>________________________________________________________________</w:t>
-      </w:r>
-    </w:p>
-    <w:p>
-      <w:r>
-        <w:t>________________________________________________________________</w:t>
-      </w:r>
-    </w:p>
-    <w:p>
-      <w:r>
-        <w:t>________________________________________________________________</w:t>
-      </w:r>
-    </w:p>
-    <w:p>
-      <w:r>
-        <w:t>________________________________________________________________</w:t>
-      </w:r>
-    </w:p>
-    <w:p>
-      <w:r>
-        <w:t>________________________________________________________________</w:t>
-      </w:r>
-    </w:p>
-    <w:p>
-      <w:pPr>
-        <w:pStyle w:val="Heading3"/>
-      </w:pPr>
-      <w:r>
-        <w:t>Trace the supplied case visually</w:t>
-      </w:r>
-    </w:p>
-    <w:p>
-      <w:pPr>
-        <w:pStyle w:val="Heading3"/>
-      </w:pPr>
-      <w:r>
-        <w:t>Three outputs need three different checks</w:t>
       </w:r>
     </w:p>
     <w:tbl>
@@ -5513,6 +6902,81 @@
     </w:tbl>
     <w:p>
       <w:pPr>
+        <w:pStyle w:val="Heading2"/>
+      </w:pPr>
+      <w:r>
+        <w:t>Earlier wording, alternatives and picture transcripts · reference / check after trying</w:t>
+      </w:r>
+    </w:p>
+    <w:p>
+      <w:pPr>
+        <w:pStyle w:val="Heading3"/>
+      </w:pPr>
+      <w:r>
+        <w:t>Week 1 Worked case</w:t>
+      </w:r>
+    </w:p>
+    <w:p>
+      <w:pPr>
+        <w:spacing w:line="336" w:lineRule="auto" w:after="180"/>
+      </w:pPr>
+      <w:r>
+        <w:rPr>
+          <w:b w:val="0"/>
+        </w:rPr>
+        <w:t>Use the supplied details to practise the weekly concept before attempting the independent question. This case extends the illustrated lesson.</w:t>
+      </w:r>
+    </w:p>
+    <w:p>
+      <w:pPr>
+        <w:pStyle w:val="Heading3"/>
+      </w:pPr>
+      <w:r>
+        <w:t>The situation</w:t>
+      </w:r>
+    </w:p>
+    <w:p>
+      <w:pPr>
+        <w:pStyle w:val="Heading3"/>
+      </w:pPr>
+      <w:r>
+        <w:t>The question</w:t>
+      </w:r>
+    </w:p>
+    <w:p>
+      <w:pPr>
+        <w:pStyle w:val="Heading3"/>
+      </w:pPr>
+      <w:r>
+        <w:t>Worked explanation</w:t>
+      </w:r>
+    </w:p>
+    <w:p>
+      <w:pPr>
+        <w:pStyle w:val="Heading3"/>
+      </w:pPr>
+      <w:r>
+        <w:t>Explain it in your own words</w:t>
+      </w:r>
+    </w:p>
+    <w:p>
+      <w:pPr>
+        <w:pStyle w:val="Heading3"/>
+      </w:pPr>
+      <w:r>
+        <w:t>Trace the supplied case visually</w:t>
+      </w:r>
+    </w:p>
+    <w:p>
+      <w:pPr>
+        <w:pStyle w:val="Heading3"/>
+      </w:pPr>
+      <w:r>
+        <w:t>Three outputs need three different checks</w:t>
+      </w:r>
+    </w:p>
+    <w:p>
+      <w:pPr>
         <w:spacing w:line="336" w:lineRule="auto" w:after="180"/>
       </w:pPr>
       <w:r>
@@ -5549,491 +7013,20 @@
         <w:pStyle w:val="Heading1"/>
       </w:pPr>
       <w:r>
-        <w:t>14. Try a new case independently</w:t>
-      </w:r>
-    </w:p>
-    <w:p>
-      <w:r>
-        <w:t>Attempt the reserved new case before feedback. Record support; the earlier examples below remain additional practice.</w:t>
-      </w:r>
-    </w:p>
-    <w:p>
-      <w:pPr>
-        <w:pStyle w:val="Heading3"/>
-      </w:pPr>
-      <w:r>
-        <w:t>Independent case: Changed independent case</w:t>
-      </w:r>
-    </w:p>
-    <w:p>
-      <w:pPr>
-        <w:spacing w:line="336" w:lineRule="auto" w:after="180"/>
-      </w:pPr>
-      <w:r>
-        <w:rPr>
-          <w:b w:val="0"/>
-        </w:rPr>
-        <w:t xml:space="preserve">A system retrieves an approved Moon note, uses a trained classifier to predict reading difficulty, then writes a poem. Identify each </w:t>
-      </w:r>
-      <w:r>
-        <w:rPr>
-          <w:b/>
-        </w:rPr>
-        <w:t>mechanism</w:t>
-      </w:r>
-      <w:r>
-        <w:rPr>
-          <w:b w:val="0"/>
-        </w:rPr>
-        <w:t xml:space="preserve"> and the </w:t>
-      </w:r>
-      <w:r>
-        <w:rPr>
-          <w:b/>
-        </w:rPr>
-        <w:t>evidence</w:t>
-      </w:r>
-      <w:r>
-        <w:rPr>
-          <w:b w:val="0"/>
-        </w:rPr>
-        <w:t xml:space="preserve"> needed to check its </w:t>
-      </w:r>
-      <w:r>
-        <w:rPr>
-          <w:b/>
-        </w:rPr>
-        <w:t>output</w:t>
-      </w:r>
-      <w:r>
-        <w:rPr>
-          <w:b w:val="0"/>
-        </w:rPr>
-        <w:t>.</w:t>
-      </w:r>
-    </w:p>
-    <w:p>
-      <w:pPr>
-        <w:pStyle w:val="Heading3"/>
-      </w:pPr>
-      <w:r>
-        <w:t>My independent explanation, trace and limits</w:t>
-      </w:r>
-    </w:p>
-    <w:p>
-      <w:r>
-        <w:t>________________________________________________________________</w:t>
-      </w:r>
-    </w:p>
-    <w:p>
-      <w:r>
-        <w:t>________________________________________________________________</w:t>
-      </w:r>
-    </w:p>
-    <w:p>
-      <w:r>
-        <w:t>________________________________________________________________</w:t>
-      </w:r>
-    </w:p>
-    <w:p>
-      <w:r>
-        <w:t>________________________________________________________________</w:t>
-      </w:r>
-    </w:p>
-    <w:p>
-      <w:r>
-        <w:t>________________________________________________________________</w:t>
-      </w:r>
-    </w:p>
-    <w:p>
-      <w:r>
-        <w:t>________________________________________________________________</w:t>
-      </w:r>
-    </w:p>
-    <w:p>
-      <w:r>
-        <w:t>________________________________________________________________</w:t>
-      </w:r>
-    </w:p>
-    <w:p>
-      <w:pPr>
-        <w:spacing w:line="336" w:lineRule="auto" w:after="180"/>
-      </w:pPr>
-      <w:r>
-        <w:rPr>
-          <w:b w:val="0"/>
-        </w:rPr>
-        <w:t>Attempt this case before feedback. Record any help. Earlier examples below are further practice; a case already practised with feedback cannot establish fresh transfer.</w:t>
-      </w:r>
-    </w:p>
-    <w:p>
-      <w:pPr>
-        <w:pStyle w:val="Heading3"/>
-      </w:pPr>
-      <w:r>
-        <w:t>Week 1 Independent application</w:t>
-      </w:r>
-    </w:p>
-    <w:p>
-      <w:pPr>
-        <w:spacing w:line="336" w:lineRule="auto" w:after="180"/>
-      </w:pPr>
-      <w:r>
-        <w:rPr>
-          <w:b w:val="0"/>
-        </w:rPr>
-        <w:t>Close the worked explanation. Apply the idea to this different question without copying.</w:t>
-      </w:r>
-    </w:p>
-    <w:p>
-      <w:pPr>
-        <w:spacing w:line="336" w:lineRule="auto" w:after="180"/>
-        <w:shd w:fill="F5F1FB"/>
-      </w:pPr>
-      <w:r>
-        <w:rPr>
-          <w:b w:val="0"/>
-        </w:rPr>
-        <w:t>A system labels a message as spam. Another writes a new reply. Which task predicts a category and which generates content? Can the new reply contain a false fact?</w:t>
-      </w:r>
-    </w:p>
-    <w:p>
-      <w:pPr>
-        <w:spacing w:line="336" w:lineRule="auto" w:after="180"/>
-      </w:pPr>
-      <w:r>
-        <w:rPr>
-          <w:b w:val="0"/>
-        </w:rPr>
-        <w:t xml:space="preserve">My answer, with a trace, calculation or supporting </w:t>
-      </w:r>
-      <w:r>
-        <w:rPr>
-          <w:b/>
-        </w:rPr>
-        <w:t>evidence</w:t>
-      </w:r>
-    </w:p>
-    <w:p>
-      <w:pPr>
-        <w:pStyle w:val="Heading3"/>
-      </w:pPr>
-      <w:r>
-        <w:t>Write or draw your reasoning and evidence.</w:t>
-      </w:r>
-    </w:p>
-    <w:p>
-      <w:r>
-        <w:t>________________________________________________________________</w:t>
-      </w:r>
-    </w:p>
-    <w:p>
-      <w:r>
-        <w:t>________________________________________________________________</w:t>
-      </w:r>
-    </w:p>
-    <w:p>
-      <w:r>
-        <w:t>________________________________________________________________</w:t>
-      </w:r>
-    </w:p>
-    <w:p>
-      <w:r>
-        <w:t>________________________________________________________________</w:t>
-      </w:r>
-    </w:p>
-    <w:p>
-      <w:r>
-        <w:t>________________________________________________________________</w:t>
-      </w:r>
-    </w:p>
-    <w:p>
-      <w:pPr>
-        <w:pStyle w:val="Heading3"/>
-      </w:pPr>
-      <w:r>
-        <w:t>Create and test</w:t>
-      </w:r>
-    </w:p>
-    <w:p>
-      <w:pPr>
-        <w:spacing w:line="336" w:lineRule="auto" w:after="180"/>
-      </w:pPr>
-      <w:r>
-        <w:rPr>
-          <w:b w:val="0"/>
-        </w:rPr>
-        <w:t>Change one relevant detail. Predict the result before testing. Include a boundary or missing-information case when it helps reveal a limit.</w:t>
-      </w:r>
-    </w:p>
-    <w:p>
-      <w:pPr>
-        <w:spacing w:line="336" w:lineRule="auto" w:after="180"/>
-      </w:pPr>
-      <w:r>
-        <w:rPr>
-          <w:b w:val="0"/>
-        </w:rPr>
-        <w:t xml:space="preserve">My changed </w:t>
-      </w:r>
-      <w:r>
-        <w:rPr>
-          <w:b/>
-        </w:rPr>
-        <w:t>input</w:t>
-      </w:r>
-      <w:r>
-        <w:rPr>
-          <w:b w:val="0"/>
-        </w:rPr>
-        <w:t xml:space="preserve"> and expected result</w:t>
-      </w:r>
-    </w:p>
-    <w:p>
-      <w:pPr>
-        <w:pStyle w:val="Heading3"/>
-      </w:pPr>
-      <w:r>
-        <w:t>Write or draw your reasoning and evidence.</w:t>
-      </w:r>
-    </w:p>
-    <w:p>
-      <w:r>
-        <w:t>________________________________________________________________</w:t>
-      </w:r>
-    </w:p>
-    <w:p>
-      <w:r>
-        <w:t>________________________________________________________________</w:t>
-      </w:r>
-    </w:p>
-    <w:p>
-      <w:r>
-        <w:t>________________________________________________________________</w:t>
-      </w:r>
-    </w:p>
-    <w:p>
-      <w:r>
-        <w:t>________________________________________________________________</w:t>
-      </w:r>
-    </w:p>
-    <w:p>
-      <w:r>
-        <w:t>________________________________________________________________</w:t>
-      </w:r>
-    </w:p>
-    <w:p>
-      <w:pPr>
-        <w:pStyle w:val="Heading3"/>
-      </w:pPr>
-      <w:r>
-        <w:t>Connect to your project</w:t>
-      </w:r>
-    </w:p>
-    <w:p>
-      <w:pPr>
-        <w:spacing w:line="336" w:lineRule="auto" w:after="180"/>
-      </w:pPr>
-      <w:r>
-        <w:rPr>
-          <w:b w:val="0"/>
-        </w:rPr>
-        <w:t>Separate Study Buddy tasks into classify, calculate, retrieve, and generate stages.</w:t>
-      </w:r>
-    </w:p>
-    <w:p>
-      <w:pPr>
-        <w:spacing w:line="336" w:lineRule="auto" w:after="180"/>
-      </w:pPr>
-      <w:r>
-        <w:rPr>
-          <w:b w:val="0"/>
-        </w:rPr>
-        <w:t xml:space="preserve">The </w:t>
-      </w:r>
-      <w:r>
-        <w:rPr>
-          <w:b/>
-        </w:rPr>
-        <w:t>evidence</w:t>
-      </w:r>
-      <w:r>
-        <w:rPr>
-          <w:b w:val="0"/>
-        </w:rPr>
-        <w:t xml:space="preserve"> I will keep</w:t>
-      </w:r>
-    </w:p>
-    <w:p>
-      <w:pPr>
-        <w:pStyle w:val="Heading3"/>
-      </w:pPr>
-      <w:r>
-        <w:t>Write or draw your reasoning and evidence.</w:t>
-      </w:r>
-    </w:p>
-    <w:p>
-      <w:r>
-        <w:t>________________________________________________________________</w:t>
-      </w:r>
-    </w:p>
-    <w:p>
-      <w:r>
-        <w:t>________________________________________________________________</w:t>
-      </w:r>
-    </w:p>
-    <w:p>
-      <w:r>
-        <w:t>________________________________________________________________</w:t>
-      </w:r>
-    </w:p>
-    <w:p>
-      <w:r>
-        <w:t>________________________________________________________________</w:t>
-      </w:r>
-    </w:p>
-    <w:p>
-      <w:r>
-        <w:t>________________________________________________________________</w:t>
-      </w:r>
-    </w:p>
-    <w:p>
-      <w:pPr>
-        <w:spacing w:line="336" w:lineRule="auto" w:after="180"/>
-      </w:pPr>
-      <w:r>
-        <w:rPr>
-          <w:b w:val="0"/>
-        </w:rPr>
-        <w:t xml:space="preserve">Your teacher has the independent answer and scoring criteria. Complete the matching workbook week to keep your practice </w:t>
-      </w:r>
-      <w:r>
-        <w:rPr>
-          <w:b/>
-        </w:rPr>
-        <w:t>evidence</w:t>
-      </w:r>
-      <w:r>
-        <w:rPr>
-          <w:b w:val="0"/>
-        </w:rPr>
-        <w:t xml:space="preserve"> together.</w:t>
-      </w:r>
-    </w:p>
-    <w:p>
-      <w:pPr>
-        <w:pStyle w:val="Heading3"/>
-      </w:pPr>
-      <w:r>
-        <w:t>Transfer practice from the original programme</w:t>
-      </w:r>
-    </w:p>
-    <w:p>
-      <w:pPr>
-        <w:spacing w:line="336" w:lineRule="auto" w:after="180"/>
-      </w:pPr>
-      <w:r>
-        <w:rPr>
-          <w:b w:val="0"/>
-        </w:rPr>
-        <w:t>A study tool finds a paragraph, labels its difficulty and invents practice questions. Identify the three operations and one check for each.</w:t>
-      </w:r>
-    </w:p>
-    <w:p>
-      <w:pPr>
-        <w:pStyle w:val="Heading3"/>
-      </w:pPr>
-      <w:r>
-        <w:t>Explain the mechanism, evidence and one limit.</w:t>
-      </w:r>
-    </w:p>
-    <w:p>
-      <w:r>
-        <w:t>________________________________________________________________</w:t>
-      </w:r>
-    </w:p>
-    <w:p>
-      <w:r>
-        <w:t>________________________________________________________________</w:t>
-      </w:r>
-    </w:p>
-    <w:p>
-      <w:r>
-        <w:t>________________________________________________________________</w:t>
-      </w:r>
-    </w:p>
-    <w:p>
-      <w:r>
-        <w:t>________________________________________________________________</w:t>
-      </w:r>
-    </w:p>
-    <w:p>
-      <w:r>
-        <w:t>________________________________________________________________</w:t>
-      </w:r>
-    </w:p>
-    <w:p>
-      <w:r>
-        <w:t>________________________________________________________________</w:t>
-      </w:r>
-    </w:p>
-    <w:p>
-      <w:r>
-        <w:t>________________________________________________________________</w:t>
-      </w:r>
-    </w:p>
-    <w:p>
-      <w:pPr>
-        <w:pStyle w:val="Heading3"/>
-      </w:pPr>
-      <w:r>
-        <w:t>Use feedback to improve</w:t>
-      </w:r>
-    </w:p>
-    <w:p>
-      <w:pPr>
-        <w:spacing w:line="336" w:lineRule="auto" w:after="180"/>
-      </w:pPr>
-      <w:r>
-        <w:rPr>
-          <w:b w:val="0"/>
-        </w:rPr>
-        <w:t>Attempt the independent case before hints. Record whether you worked alone, used a hint or followed a model. After feedback, fix the first unsupported step and explain why it changed.</w:t>
-      </w:r>
-    </w:p>
-    <w:p>
-      <w:pPr>
-        <w:spacing w:line="336" w:lineRule="auto" w:after="180"/>
-      </w:pPr>
-      <w:r>
-        <w:rPr>
-          <w:b w:val="0"/>
-        </w:rPr>
-        <w:t>A later check uses a changed case, not a copied answer.</w:t>
-      </w:r>
-    </w:p>
-    <w:p>
-      <w:pPr>
-        <w:pStyle w:val="Heading1"/>
-      </w:pPr>
-      <w:r>
-        <w:t>15. Your lesson route</w:t>
-      </w:r>
-    </w:p>
-    <w:p>
-      <w:r>
-        <w:t>Use this map to navigate Predictive and Generative AI, connect the goals to tasks and keep one evidence record for each attempt.</w:t>
-      </w:r>
-    </w:p>
-    <w:p>
-      <w:pPr>
-        <w:spacing w:line="336" w:lineRule="auto" w:after="180"/>
-      </w:pPr>
-      <w:r>
-        <w:rPr>
-          <w:b w:val="0"/>
-        </w:rPr>
-        <w:t>Start with this question: A fictional learning tool first classifies a question, then drafts an answer from a supplied note.</w:t>
+        <w:t>15. Reference: original lesson checklist</w:t>
+      </w:r>
+    </w:p>
+    <w:p>
+      <w:r>
+        <w:t>Use an additional checklist when it helps inspect your explanation.</w:t>
+      </w:r>
+    </w:p>
+    <w:p>
+      <w:pPr>
+        <w:pStyle w:val="Heading2"/>
+      </w:pPr>
+      <w:r>
+        <w:t>Targets and evidence</w:t>
       </w:r>
     </w:p>
     <w:tbl>
@@ -6140,6 +7133,14 @@
     </w:tbl>
     <w:p>
       <w:pPr>
+        <w:pStyle w:val="Heading2"/>
+      </w:pPr>
+      <w:r>
+        <w:t>Keep your route and first prediction</w:t>
+      </w:r>
+    </w:p>
+    <w:p>
+      <w:pPr>
         <w:spacing w:line="336" w:lineRule="auto" w:after="180"/>
       </w:pPr>
       <w:r>
@@ -6198,15 +7199,10 @@
     </w:p>
     <w:p>
       <w:pPr>
-        <w:pStyle w:val="Heading1"/>
-      </w:pPr>
-      <w:r>
-        <w:t>16. Finish and return</w:t>
-      </w:r>
-    </w:p>
-    <w:p>
-      <w:r>
-        <w:t>Explain Predictive and Generative AI without notes, identify a remaining question and plan a later check with a changed case.</w:t>
+        <w:pStyle w:val="Heading2"/>
+      </w:pPr>
+      <w:r>
+        <w:t>Earlier wording, alternatives and picture transcripts · reference / check after trying</w:t>
       </w:r>
     </w:p>
     <w:p>
@@ -6217,7 +7213,274 @@
         <w:rPr>
           <w:b w:val="0"/>
         </w:rPr>
-        <w:t xml:space="preserve">Close your notes. Explain this goal in your own words: Distinguish discriminative </w:t>
+        <w:t>Start with this question: A fictional learning tool first classifies a question, then drafts an answer from a supplied note.</w:t>
+      </w:r>
+    </w:p>
+    <w:p>
+      <w:pPr>
+        <w:pStyle w:val="Heading1"/>
+      </w:pPr>
+      <w:r>
+        <w:t>17. Extra practice: pictures, repair and feedback</w:t>
+      </w:r>
+    </w:p>
+    <w:p>
+      <w:r>
+        <w:t>Attempt each question before opening its explanation. Use one browser or paper copy.</w:t>
+      </w:r>
+    </w:p>
+    <w:p>
+      <w:pPr>
+        <w:pStyle w:val="Heading2"/>
+      </w:pPr>
+      <w:r>
+        <w:t>First supported question</w:t>
+      </w:r>
+    </w:p>
+    <w:p>
+      <w:pPr>
+        <w:pStyle w:val="ListBullet"/>
+      </w:pPr>
+      <w:r>
+        <w:t>A fictional learning tool first classifies a question, then drafts an answer from a supplied note.</w:t>
+      </w:r>
+    </w:p>
+    <w:p>
+      <w:pPr>
+        <w:pStyle w:val="Heading3"/>
+      </w:pPr>
+      <w:r>
+        <w:t>Practice 1: explain the deciding evidence</w:t>
+      </w:r>
+    </w:p>
+    <w:p>
+      <w:pPr>
+        <w:pStyle w:val="ListBullet"/>
+      </w:pPr>
+      <w:r>
+        <w:t>Which labelled step matches this detail? Keep the supported change-of-state claim; remove or review the unsupported addition.</w:t>
+      </w:r>
+    </w:p>
+    <w:p>
+      <w:pPr>
+        <w:pStyle w:val="ListBullet"/>
+      </w:pPr>
+      <w:r>
+        <w:t>1. Predict category</w:t>
+      </w:r>
+    </w:p>
+    <w:p>
+      <w:pPr>
+        <w:pStyle w:val="ListBullet"/>
+      </w:pPr>
+      <w:r>
+        <w:t>2. Verify claims</w:t>
+      </w:r>
+    </w:p>
+    <w:p>
+      <w:pPr>
+        <w:pStyle w:val="ListBullet"/>
+      </w:pPr>
+      <w:r>
+        <w:t>3. Retrieve note</w:t>
+      </w:r>
+    </w:p>
+    <w:p>
+      <w:pPr>
+        <w:pStyle w:val="ListBullet"/>
+      </w:pPr>
+      <w:r>
+        <w:t>4. Generate draft</w:t>
+      </w:r>
+    </w:p>
+    <w:p>
+      <w:pPr>
+        <w:pStyle w:val="Heading3"/>
+      </w:pPr>
+      <w:r>
+        <w:t>My selected conclusion, deciding fact and explanation</w:t>
+      </w:r>
+    </w:p>
+    <w:p>
+      <w:r>
+        <w:t>________________________________________________________________</w:t>
+      </w:r>
+    </w:p>
+    <w:p>
+      <w:r>
+        <w:t>________________________________________________________________</w:t>
+      </w:r>
+    </w:p>
+    <w:p>
+      <w:r>
+        <w:t>________________________________________________________________</w:t>
+      </w:r>
+    </w:p>
+    <w:p>
+      <w:r>
+        <w:t>________________________________________________________________</w:t>
+      </w:r>
+    </w:p>
+    <w:p>
+      <w:r>
+        <w:t>________________________________________________________________</w:t>
+      </w:r>
+    </w:p>
+    <w:p>
+      <w:pPr>
+        <w:pStyle w:val="ListBullet"/>
+      </w:pPr>
+      <w:r>
+        <w:t>Hint if needed: Read the steps in the pictorial case. Match the supplied detail to the stage that performs or records it.</w:t>
+      </w:r>
+    </w:p>
+    <w:p>
+      <w:pPr>
+        <w:pStyle w:val="Heading2"/>
+      </w:pPr>
+      <w:r>
+        <w:t>Check the first explanation · reference / check after trying</w:t>
+      </w:r>
+    </w:p>
+    <w:p>
+      <w:pPr>
+        <w:spacing w:line="336" w:lineRule="auto" w:after="180"/>
+      </w:pPr>
+      <w:r>
+        <w:rPr>
+          <w:b w:val="0"/>
+        </w:rPr>
+        <w:t>After your attempt, compare with the supported explanation: Verify claims Keep the supported change-of-state claim; remove or review the unsupported addition. Classification predicts a category under a trained mapping.</w:t>
+      </w:r>
+    </w:p>
+    <w:p>
+      <w:pPr>
+        <w:spacing w:line="336" w:lineRule="auto" w:after="180"/>
+      </w:pPr>
+      <w:r>
+        <w:rPr>
+          <w:b w:val="0"/>
+        </w:rPr>
+        <w:t>Generation produces a sequence of words under a language objective. Supplying a note can support factual grounding, but the draft still requires claim-level checking.</w:t>
+      </w:r>
+    </w:p>
+    <w:p>
+      <w:pPr>
+        <w:spacing w:line="336" w:lineRule="auto" w:after="180"/>
+      </w:pPr>
+      <w:r>
+        <w:rPr>
+          <w:b w:val="0"/>
+        </w:rPr>
+        <w:t>The category being correct does not prove every sentence in the answer is correct.</w:t>
+      </w:r>
+    </w:p>
+    <w:p>
+      <w:pPr>
+        <w:pStyle w:val="Heading2"/>
+      </w:pPr>
+      <w:r>
+        <w:t>Changed-case question</w:t>
+      </w:r>
+    </w:p>
+    <w:p>
+      <w:pPr>
+        <w:pStyle w:val="Heading3"/>
+      </w:pPr>
+      <w:r>
+        <w:t>Practice 2: explain the deciding evidence</w:t>
+      </w:r>
+    </w:p>
+    <w:p>
+      <w:pPr>
+        <w:pStyle w:val="ListBullet"/>
+      </w:pPr>
+      <w:r>
+        <w:t>Changed-case practice: The classifier instead predicts history while N and the draft stay unchanged. Which conclusion is supported by the supplied facts?</w:t>
+      </w:r>
+    </w:p>
+    <w:p>
+      <w:pPr>
+        <w:pStyle w:val="ListBullet"/>
+      </w:pPr>
+      <w:r>
+        <w:t>1. We can decide the result without examining the changed input or the procedure.</w:t>
+      </w:r>
+    </w:p>
+    <w:p>
+      <w:pPr>
+        <w:pStyle w:val="ListBullet"/>
+      </w:pPr>
+      <w:r>
+        <w:t>2. This one example guarantees correct results for every future input.</w:t>
+      </w:r>
+    </w:p>
+    <w:p>
+      <w:pPr>
+        <w:pStyle w:val="ListBullet"/>
+      </w:pPr>
+      <w:r>
+        <w:t>3. The category prediction changes, but the same unsupported draft claim still needs checking.</w:t>
+      </w:r>
+    </w:p>
+    <w:p>
+      <w:pPr>
+        <w:pStyle w:val="Heading3"/>
+      </w:pPr>
+      <w:r>
+        <w:t>My selected conclusion, deciding fact and explanation</w:t>
+      </w:r>
+    </w:p>
+    <w:p>
+      <w:r>
+        <w:t>________________________________________________________________</w:t>
+      </w:r>
+    </w:p>
+    <w:p>
+      <w:r>
+        <w:t>________________________________________________________________</w:t>
+      </w:r>
+    </w:p>
+    <w:p>
+      <w:r>
+        <w:t>________________________________________________________________</w:t>
+      </w:r>
+    </w:p>
+    <w:p>
+      <w:r>
+        <w:t>________________________________________________________________</w:t>
+      </w:r>
+    </w:p>
+    <w:p>
+      <w:r>
+        <w:t>________________________________________________________________</w:t>
+      </w:r>
+    </w:p>
+    <w:p>
+      <w:pPr>
+        <w:pStyle w:val="ListBullet"/>
+      </w:pPr>
+      <w:r>
+        <w:t>Hint if needed: Use the changed condition and the deciding step in the pictorial trace. The answer must say what follows from those facts.</w:t>
+      </w:r>
+    </w:p>
+    <w:p>
+      <w:pPr>
+        <w:pStyle w:val="Heading2"/>
+      </w:pPr>
+      <w:r>
+        <w:t>Check the changed case · reference / check after trying</w:t>
+      </w:r>
+    </w:p>
+    <w:p>
+      <w:pPr>
+        <w:spacing w:line="336" w:lineRule="auto" w:after="180"/>
+      </w:pPr>
+      <w:r>
+        <w:rPr>
+          <w:b w:val="0"/>
+        </w:rPr>
+        <w:t xml:space="preserve">After your attempt, compare with the supported explanation: The category </w:t>
       </w:r>
       <w:r>
         <w:rPr>
@@ -6229,46 +7492,15 @@
         <w:rPr>
           <w:b w:val="0"/>
         </w:rPr>
-        <w:t xml:space="preserve"> from generation by inspecting the requested </w:t>
-      </w:r>
-      <w:r>
-        <w:rPr>
-          <w:b/>
-        </w:rPr>
-        <w:t>output</w:t>
-      </w:r>
-    </w:p>
-    <w:p>
-      <w:pPr>
-        <w:pStyle w:val="Heading3"/>
-      </w:pPr>
-      <w:r>
-        <w:t>My deciding step, evidence and one remaining question</w:t>
-      </w:r>
-    </w:p>
-    <w:p>
-      <w:r>
-        <w:t>________________________________________________________________</w:t>
-      </w:r>
-    </w:p>
-    <w:p>
-      <w:r>
-        <w:t>________________________________________________________________</w:t>
-      </w:r>
-    </w:p>
-    <w:p>
-      <w:r>
-        <w:t>________________________________________________________________</w:t>
-      </w:r>
-    </w:p>
-    <w:p>
-      <w:r>
-        <w:t>________________________________________________________________</w:t>
-      </w:r>
-    </w:p>
-    <w:p>
-      <w:r>
-        <w:t>________________________________________________________________</w:t>
+        <w:t xml:space="preserve"> changes, but the same unsupported draft claim still needs checking. Stages can fail independently; one result does not validate another.</w:t>
+      </w:r>
+    </w:p>
+    <w:p>
+      <w:pPr>
+        <w:pStyle w:val="Heading2"/>
+      </w:pPr>
+      <w:r>
+        <w:t>Repair and save your work</w:t>
       </w:r>
     </w:p>
     <w:p>
@@ -6279,42 +7511,7 @@
         <w:rPr>
           <w:b w:val="0"/>
         </w:rPr>
-        <w:t xml:space="preserve">If you are unsure, return to the worked picture and explain one arrow. If you are ready, change an </w:t>
-      </w:r>
-      <w:r>
-        <w:rPr>
-          <w:b/>
-        </w:rPr>
-        <w:t>input</w:t>
-      </w:r>
-      <w:r>
-        <w:rPr>
-          <w:b w:val="0"/>
-        </w:rPr>
-        <w:t xml:space="preserve"> or assumption and justify your </w:t>
-      </w:r>
-      <w:r>
-        <w:rPr>
-          <w:b/>
-        </w:rPr>
-        <w:t>prediction</w:t>
-      </w:r>
-      <w:r>
-        <w:rPr>
-          <w:b w:val="0"/>
-        </w:rPr>
-        <w:t>.</w:t>
-      </w:r>
-    </w:p>
-    <w:p>
-      <w:pPr>
-        <w:spacing w:line="336" w:lineRule="auto" w:after="180"/>
-      </w:pPr>
-      <w:r>
-        <w:rPr>
-          <w:b w:val="0"/>
-        </w:rPr>
-        <w:t xml:space="preserve">Save your workbook </w:t>
+        <w:t xml:space="preserve">Review Capstone Expo (ai-2/36). Goal: Defend an application using reproducible </w:t>
       </w:r>
       <w:r>
         <w:rPr>
@@ -6326,20 +7523,60 @@
         <w:rPr>
           <w:b w:val="0"/>
         </w:rPr>
-        <w:t>. At the next review, try a different case before opening your old answer.</w:t>
-      </w:r>
-    </w:p>
-    <w:p>
-      <w:pPr>
-        <w:pStyle w:val="Heading1"/>
-      </w:pPr>
-      <w:r>
-        <w:t>17. Supported practice, repair and portfolio</w:t>
-      </w:r>
-    </w:p>
-    <w:p>
-      <w:r>
-        <w:t>Attempt supported questions before using hints or feedback. Review a missing building block, then keep the completed work.</w:t>
+        <w:t>. Short practice: Give the original winning ID, its score, and counts of eligible, excluded and invalid rows..</w:t>
+      </w:r>
+    </w:p>
+    <w:p>
+      <w:pPr>
+        <w:spacing w:line="336" w:lineRule="auto" w:after="180"/>
+      </w:pPr>
+      <w:r>
+        <w:rPr>
+          <w:b w:val="0"/>
+        </w:rPr>
+        <w:t>Return to this week and explain what you changed.</w:t>
+      </w:r>
+    </w:p>
+    <w:p>
+      <w:pPr>
+        <w:spacing w:line="336" w:lineRule="auto" w:after="180"/>
+      </w:pPr>
+      <w:r>
+        <w:rPr>
+          <w:b w:val="0"/>
+        </w:rPr>
+        <w:t xml:space="preserve">Use Download completed work in the hosted lesson to export your answers, reflections, practice feedback and code-run </w:t>
+      </w:r>
+      <w:r>
+        <w:rPr>
+          <w:b/>
+        </w:rPr>
+        <w:t>evidence</w:t>
+      </w:r>
+      <w:r>
+        <w:rPr>
+          <w:b w:val="0"/>
+        </w:rPr>
+        <w:t>. Open the HTML copy to read or print it.</w:t>
+      </w:r>
+    </w:p>
+    <w:p>
+      <w:pPr>
+        <w:spacing w:line="336" w:lineRule="auto" w:after="180"/>
+      </w:pPr>
+      <w:r>
+        <w:rPr>
+          <w:b w:val="0"/>
+        </w:rPr>
+        <w:t>Drafts stay in this browser when storage is available; clear drafts on a shared device.</w:t>
+      </w:r>
+    </w:p>
+    <w:p>
+      <w:pPr>
+        <w:pStyle w:val="Heading2"/>
+      </w:pPr>
+      <w:r>
+        <w:t>Earlier wording, alternatives and picture transcripts · reference / check after trying</w:t>
       </w:r>
     </w:p>
     <w:p>
@@ -6355,80 +7592,10 @@
     </w:p>
     <w:p>
       <w:pPr>
-        <w:spacing w:line="336" w:lineRule="auto" w:after="180"/>
-      </w:pPr>
-      <w:r>
-        <w:rPr>
-          <w:b w:val="0"/>
-        </w:rPr>
-        <w:t>A fictional learning tool first classifies a question, then drafts an answer from a supplied note.</w:t>
-      </w:r>
-    </w:p>
-    <w:p>
-      <w:pPr>
         <w:pStyle w:val="Heading3"/>
       </w:pPr>
       <w:r>
-        <w:t>Practice 1: explain the deciding evidence</w:t>
-      </w:r>
-    </w:p>
-    <w:p>
-      <w:pPr>
-        <w:spacing w:line="336" w:lineRule="auto" w:after="180"/>
-      </w:pPr>
-      <w:r>
-        <w:rPr>
-          <w:b w:val="0"/>
-        </w:rPr>
-        <w:t>Which labelled step matches this detail? Keep the supported change-of-state claim; remove or review the unsupported addition.</w:t>
-      </w:r>
-    </w:p>
-    <w:p>
-      <w:pPr>
-        <w:spacing w:line="336" w:lineRule="auto" w:after="180"/>
-        <w:shd w:fill="F4F9FC"/>
-      </w:pPr>
-      <w:r>
-        <w:rPr>
-          <w:b w:val="0"/>
-        </w:rPr>
-        <w:t>1. Predict category</w:t>
-      </w:r>
-    </w:p>
-    <w:p>
-      <w:pPr>
-        <w:spacing w:line="336" w:lineRule="auto" w:after="180"/>
-        <w:shd w:fill="F4F9FC"/>
-      </w:pPr>
-      <w:r>
-        <w:rPr>
-          <w:b w:val="0"/>
-        </w:rPr>
-        <w:t>2. Verify claims</w:t>
-      </w:r>
-    </w:p>
-    <w:p>
-      <w:pPr>
-        <w:spacing w:line="336" w:lineRule="auto" w:after="180"/>
-        <w:shd w:fill="F4F9FC"/>
-      </w:pPr>
-      <w:r>
-        <w:rPr>
-          <w:b w:val="0"/>
-        </w:rPr>
-        <w:t>3. Retrieve note</w:t>
-      </w:r>
-    </w:p>
-    <w:p>
-      <w:pPr>
-        <w:spacing w:line="336" w:lineRule="auto" w:after="180"/>
-        <w:shd w:fill="F4F9FC"/>
-      </w:pPr>
-      <w:r>
-        <w:rPr>
-          <w:b w:val="0"/>
-        </w:rPr>
-        <w:t>4. Generate draft</w:t>
+        <w:t>Repair a missing building block</w:t>
       </w:r>
     </w:p>
     <w:p>
@@ -6436,383 +7603,25 @@
         <w:pStyle w:val="Heading3"/>
       </w:pPr>
       <w:r>
-        <w:t>My selected conclusion, deciding fact and explanation</w:t>
-      </w:r>
-    </w:p>
-    <w:p>
-      <w:r>
-        <w:t>________________________________________________________________</w:t>
-      </w:r>
-    </w:p>
-    <w:p>
-      <w:r>
-        <w:t>________________________________________________________________</w:t>
-      </w:r>
-    </w:p>
-    <w:p>
-      <w:r>
-        <w:t>________________________________________________________________</w:t>
-      </w:r>
-    </w:p>
-    <w:p>
-      <w:r>
-        <w:t>________________________________________________________________</w:t>
-      </w:r>
-    </w:p>
-    <w:p>
-      <w:r>
-        <w:t>________________________________________________________________</w:t>
-      </w:r>
-    </w:p>
-    <w:p>
-      <w:pPr>
-        <w:pStyle w:val="Heading3"/>
-      </w:pPr>
-      <w:r>
-        <w:t>Hint · try first</w:t>
-      </w:r>
-    </w:p>
-    <w:p>
-      <w:pPr>
-        <w:spacing w:line="336" w:lineRule="auto" w:after="180"/>
-        <w:shd w:fill="F1F6F8"/>
-      </w:pPr>
-      <w:r>
-        <w:rPr>
-          <w:b w:val="0"/>
-        </w:rPr>
-        <w:t>Hint if needed: Read the steps in the pictorial case. Match the supplied detail to the stage that performs or records it.</w:t>
-      </w:r>
-    </w:p>
-    <w:p>
-      <w:pPr>
-        <w:pStyle w:val="Heading3"/>
-      </w:pPr>
-      <w:r>
-        <w:t>Feedback · compare after trying</w:t>
-      </w:r>
-    </w:p>
-    <w:p>
-      <w:pPr>
-        <w:spacing w:line="336" w:lineRule="auto" w:after="180"/>
-        <w:shd w:fill="F1F6FC"/>
-      </w:pPr>
-      <w:r>
-        <w:rPr>
-          <w:b w:val="0"/>
-        </w:rPr>
-        <w:t>After your attempt, compare with the supported explanation: Verify claims Keep the supported change-of-state claim; remove or review the unsupported addition. Classification predicts a category under a trained mapping.</w:t>
-      </w:r>
-    </w:p>
-    <w:p>
-      <w:pPr>
-        <w:spacing w:line="336" w:lineRule="auto" w:after="180"/>
-        <w:shd w:fill="F1F6FC"/>
-      </w:pPr>
-      <w:r>
-        <w:rPr>
-          <w:b w:val="0"/>
-        </w:rPr>
-        <w:t>Generation produces a sequence of words under a language objective. Supplying a note can support factual grounding, but the draft still requires claim-level checking.</w:t>
-      </w:r>
-    </w:p>
-    <w:p>
-      <w:pPr>
-        <w:spacing w:line="336" w:lineRule="auto" w:after="180"/>
-        <w:shd w:fill="F1F6FC"/>
-      </w:pPr>
-      <w:r>
-        <w:rPr>
-          <w:b w:val="0"/>
-        </w:rPr>
-        <w:t>The category being correct does not prove every sentence in the answer is correct.</w:t>
-      </w:r>
-    </w:p>
-    <w:p>
-      <w:pPr>
-        <w:pStyle w:val="Heading3"/>
-      </w:pPr>
-      <w:r>
-        <w:t>Practice 2: explain the deciding evidence</w:t>
-      </w:r>
-    </w:p>
-    <w:p>
-      <w:pPr>
-        <w:pStyle w:val="Heading3"/>
-      </w:pPr>
-      <w:r>
-        <w:t>Changed case · predict first</w:t>
-      </w:r>
-    </w:p>
-    <w:p>
-      <w:pPr>
-        <w:spacing w:line="336" w:lineRule="auto" w:after="180"/>
-        <w:shd w:fill="F5F1FB"/>
-      </w:pPr>
-      <w:r>
-        <w:rPr>
-          <w:b w:val="0"/>
-        </w:rPr>
-        <w:t>Changed-case practice: The classifier instead predicts history while N and the draft stay unchanged. Which conclusion is supported by the supplied facts?</w:t>
-      </w:r>
-    </w:p>
-    <w:p>
-      <w:pPr>
-        <w:spacing w:line="336" w:lineRule="auto" w:after="180"/>
-        <w:shd w:fill="F4F9FC"/>
-      </w:pPr>
-      <w:r>
-        <w:rPr>
-          <w:b w:val="0"/>
-        </w:rPr>
-        <w:t xml:space="preserve">1. We can decide the result without examining the changed </w:t>
-      </w:r>
-      <w:r>
-        <w:rPr>
-          <w:b/>
-        </w:rPr>
-        <w:t>input</w:t>
-      </w:r>
-      <w:r>
-        <w:rPr>
-          <w:b w:val="0"/>
-        </w:rPr>
-        <w:t xml:space="preserve"> or the procedure.</w:t>
-      </w:r>
-    </w:p>
-    <w:p>
-      <w:pPr>
-        <w:spacing w:line="336" w:lineRule="auto" w:after="180"/>
-        <w:shd w:fill="F4F9FC"/>
-      </w:pPr>
-      <w:r>
-        <w:rPr>
-          <w:b w:val="0"/>
-        </w:rPr>
-        <w:t xml:space="preserve">2. This one example guarantees correct results for every future </w:t>
-      </w:r>
-      <w:r>
-        <w:rPr>
-          <w:b/>
-        </w:rPr>
-        <w:t>input</w:t>
-      </w:r>
-      <w:r>
-        <w:rPr>
-          <w:b w:val="0"/>
-        </w:rPr>
-        <w:t>.</w:t>
-      </w:r>
-    </w:p>
-    <w:p>
-      <w:pPr>
-        <w:spacing w:line="336" w:lineRule="auto" w:after="180"/>
-        <w:shd w:fill="F4F9FC"/>
-      </w:pPr>
-      <w:r>
-        <w:rPr>
-          <w:b w:val="0"/>
-        </w:rPr>
-        <w:t xml:space="preserve">3. The category </w:t>
-      </w:r>
-      <w:r>
-        <w:rPr>
-          <w:b/>
-        </w:rPr>
-        <w:t>prediction</w:t>
-      </w:r>
-      <w:r>
-        <w:rPr>
-          <w:b w:val="0"/>
-        </w:rPr>
-        <w:t xml:space="preserve"> changes, but the same unsupported draft claim still needs checking.</w:t>
-      </w:r>
-    </w:p>
-    <w:p>
-      <w:pPr>
-        <w:pStyle w:val="Heading3"/>
-      </w:pPr>
-      <w:r>
-        <w:t>My selected conclusion, deciding fact and explanation</w:t>
-      </w:r>
-    </w:p>
-    <w:p>
-      <w:r>
-        <w:t>________________________________________________________________</w:t>
-      </w:r>
-    </w:p>
-    <w:p>
-      <w:r>
-        <w:t>________________________________________________________________</w:t>
-      </w:r>
-    </w:p>
-    <w:p>
-      <w:r>
-        <w:t>________________________________________________________________</w:t>
-      </w:r>
-    </w:p>
-    <w:p>
-      <w:r>
-        <w:t>________________________________________________________________</w:t>
-      </w:r>
-    </w:p>
-    <w:p>
-      <w:r>
-        <w:t>________________________________________________________________</w:t>
-      </w:r>
-    </w:p>
-    <w:p>
-      <w:pPr>
-        <w:pStyle w:val="Heading3"/>
-      </w:pPr>
-      <w:r>
-        <w:t>Hint · try first</w:t>
-      </w:r>
-    </w:p>
-    <w:p>
-      <w:pPr>
-        <w:spacing w:line="336" w:lineRule="auto" w:after="180"/>
-        <w:shd w:fill="F1F6F8"/>
-      </w:pPr>
-      <w:r>
-        <w:rPr>
-          <w:b w:val="0"/>
-        </w:rPr>
-        <w:t>Hint if needed: Use the changed condition and the deciding step in the pictorial trace. The answer must say what follows from those facts.</w:t>
-      </w:r>
-    </w:p>
-    <w:p>
-      <w:pPr>
-        <w:pStyle w:val="Heading3"/>
-      </w:pPr>
-      <w:r>
-        <w:t>Feedback · compare after trying</w:t>
-      </w:r>
-    </w:p>
-    <w:p>
-      <w:pPr>
-        <w:spacing w:line="336" w:lineRule="auto" w:after="180"/>
-        <w:shd w:fill="F1F6FC"/>
-      </w:pPr>
-      <w:r>
-        <w:rPr>
-          <w:b w:val="0"/>
-        </w:rPr>
-        <w:t xml:space="preserve">After your attempt, compare with the supported explanation: The category </w:t>
-      </w:r>
-      <w:r>
-        <w:rPr>
-          <w:b/>
-        </w:rPr>
-        <w:t>prediction</w:t>
-      </w:r>
-      <w:r>
-        <w:rPr>
-          <w:b w:val="0"/>
-        </w:rPr>
-        <w:t xml:space="preserve"> changes, but the same unsupported draft claim still needs checking. Stages can fail independently; one result does not validate another.</w:t>
-      </w:r>
-    </w:p>
-    <w:p>
-      <w:pPr>
-        <w:pStyle w:val="Heading3"/>
-      </w:pPr>
-      <w:r>
-        <w:t>Repair a missing building block</w:t>
-      </w:r>
-    </w:p>
-    <w:p>
-      <w:pPr>
-        <w:spacing w:line="336" w:lineRule="auto" w:after="180"/>
-      </w:pPr>
-      <w:r>
-        <w:rPr>
-          <w:b w:val="0"/>
-        </w:rPr>
-        <w:t xml:space="preserve">Review Capstone Expo (ai-2/36). Goal: Defend an application using reproducible </w:t>
-      </w:r>
-      <w:r>
-        <w:rPr>
-          <w:b/>
-        </w:rPr>
-        <w:t>evidence</w:t>
-      </w:r>
-      <w:r>
-        <w:rPr>
-          <w:b w:val="0"/>
-        </w:rPr>
-        <w:t>. Short practice: Give the original winning ID, its score, and counts of eligible, excluded and invalid rows..</w:t>
-      </w:r>
-    </w:p>
-    <w:p>
-      <w:pPr>
-        <w:spacing w:line="336" w:lineRule="auto" w:after="180"/>
-      </w:pPr>
-      <w:r>
-        <w:rPr>
-          <w:b w:val="0"/>
-        </w:rPr>
-        <w:t>Return to this week and explain what you changed.</w:t>
-      </w:r>
-    </w:p>
-    <w:p>
-      <w:pPr>
-        <w:pStyle w:val="Heading3"/>
-      </w:pPr>
-      <w:r>
         <w:t>Keep your completed work</w:t>
       </w:r>
     </w:p>
     <w:p>
       <w:pPr>
-        <w:spacing w:line="336" w:lineRule="auto" w:after="180"/>
-      </w:pPr>
-      <w:r>
-        <w:rPr>
-          <w:b w:val="0"/>
-        </w:rPr>
-        <w:t xml:space="preserve">Use Download completed work in the hosted lesson to export your answers, reflections, practice feedback and code-run </w:t>
-      </w:r>
-      <w:r>
-        <w:rPr>
-          <w:b/>
-        </w:rPr>
-        <w:t>evidence</w:t>
-      </w:r>
-      <w:r>
-        <w:rPr>
-          <w:b w:val="0"/>
-        </w:rPr>
-        <w:t>. Open the HTML copy to read or print it.</w:t>
-      </w:r>
-    </w:p>
-    <w:p>
-      <w:pPr>
-        <w:spacing w:line="336" w:lineRule="auto" w:after="180"/>
-      </w:pPr>
-      <w:r>
-        <w:rPr>
-          <w:b w:val="0"/>
-        </w:rPr>
-        <w:t>Drafts stay in this browser when storage is available; clear drafts on a shared device.</w:t>
-      </w:r>
-    </w:p>
-    <w:p>
-      <w:pPr>
         <w:pStyle w:val="Heading1"/>
       </w:pPr>
       <w:r>
-        <w:t>18. Visual concept journey</w:t>
-      </w:r>
-    </w:p>
-    <w:p>
-      <w:r>
-        <w:t>Explain each Predictive and Generative AI graphic using its labels, deciding evidence and relevant limitation.</w:t>
-      </w:r>
-    </w:p>
-    <w:p>
-      <w:pPr>
-        <w:pStyle w:val="Heading3"/>
+        <w:t>18. Reference: the six-picture journey</w:t>
+      </w:r>
+    </w:p>
+    <w:p>
+      <w:r>
+        <w:t>Revisit the picture that serves the current question; key diagrams already sit beside the main explanation.</w:t>
+      </w:r>
+    </w:p>
+    <w:p>
+      <w:pPr>
+        <w:pStyle w:val="Heading2"/>
       </w:pPr>
       <w:r>
         <w:t>01. Predictive and Generative AI: the case</w:t>
@@ -6823,7 +7632,7 @@
         <w:drawing>
           <wp:inline xmlns:a="http://schemas.openxmlformats.org/drawingml/2006/main" xmlns:pic="http://schemas.openxmlformats.org/drawingml/2006/picture">
             <wp:extent cx="5486400" cy="3142488"/>
-            <wp:docPr id="22" name="Picture 22" descr="A fictional learning tool first classifies a question, then drafts an answer from a supplied note. Supplied facts: A fitted classifier labels a question science; its training used labelled questions. Approved note N: evaporation changes liquid water into water vapour. A generator drafts: “Water evaporates into vapour and always disappears forever.”"/>
+            <wp:docPr id="28" name="Picture 28" descr="A fictional learning tool first classifies a question, then drafts an answer from a supplied note. Supplied facts: A fitted classifier labels a question science; its training used labelled questions. Approved note N: evaporation changes liquid water into water vapour. A generator drafts: “Water evaporates into vapour and always disappears forever.”"/>
             <wp:cNvGraphicFramePr>
               <a:graphicFrameLocks noChangeAspect="1"/>
             </wp:cNvGraphicFramePr>
@@ -6835,7 +7644,7 @@
                     <pic:cNvPicPr/>
                   </pic:nvPicPr>
                   <pic:blipFill>
-                    <a:blip r:embed="rId29"/>
+                    <a:blip r:embed="rId31"/>
                     <a:stretch>
                       <a:fillRect/>
                     </a:stretch>
@@ -6891,7 +7700,6 @@
     <w:p>
       <w:pPr>
         <w:spacing w:line="336" w:lineRule="auto" w:after="180"/>
-        <w:shd w:fill="F5F1FB"/>
       </w:pPr>
       <w:r>
         <w:rPr>
@@ -6902,7 +7710,7 @@
     </w:p>
     <w:p>
       <w:pPr>
-        <w:pStyle w:val="Heading3"/>
+        <w:pStyle w:val="Heading2"/>
       </w:pPr>
       <w:r>
         <w:t>02. Follow the deciding steps</w:t>
@@ -6913,7 +7721,7 @@
         <w:drawing>
           <wp:inline xmlns:a="http://schemas.openxmlformats.org/drawingml/2006/main" xmlns:pic="http://schemas.openxmlformats.org/drawingml/2006/picture">
             <wp:extent cx="5486400" cy="4160520"/>
-            <wp:docPr id="23" name="Picture 23" descr="Predict category: The classifier predicts science from the new question. → Retrieve note: N supplies a specific statement about evaporation. → Generate draft: The draft adds “always disappears forever” beyond N. → Verify claims: Keep the supported change-of-state claim; remove or review the unsupported addition."/>
+            <wp:docPr id="29" name="Picture 29" descr="Predict category: The classifier predicts science from the new question. → Retrieve note: N supplies a specific statement about evaporation. → Generate draft: The draft adds “always disappears forever” beyond N. → Verify claims: Keep the supported change-of-state claim; remove or review the unsupported addition."/>
             <wp:cNvGraphicFramePr>
               <a:graphicFrameLocks noChangeAspect="1"/>
             </wp:cNvGraphicFramePr>
@@ -6925,7 +7733,7 @@
                     <pic:cNvPicPr/>
                   </pic:nvPicPr>
                   <pic:blipFill>
-                    <a:blip r:embed="rId30"/>
+                    <a:blip r:embed="rId17"/>
                     <a:stretch>
                       <a:fillRect/>
                     </a:stretch>
@@ -6958,7 +7766,6 @@
     <w:p>
       <w:pPr>
         <w:spacing w:line="336" w:lineRule="auto" w:after="180"/>
-        <w:shd w:fill="F5F1FB"/>
       </w:pPr>
       <w:r>
         <w:rPr>
@@ -6981,7 +7788,7 @@
     </w:p>
     <w:p>
       <w:pPr>
-        <w:pStyle w:val="Heading3"/>
+        <w:pStyle w:val="Heading2"/>
       </w:pPr>
       <w:r>
         <w:t>03. Keep the evidence roles separate</w:t>
@@ -6992,7 +7799,7 @@
         <w:drawing>
           <wp:inline xmlns:a="http://schemas.openxmlformats.org/drawingml/2006/main" xmlns:pic="http://schemas.openxmlformats.org/drawingml/2006/picture">
             <wp:extent cx="5486400" cy="2834640"/>
-            <wp:docPr id="24" name="Picture 24" descr="Keep the evidence roles separate. Ten corpus continuations | Count red 6, blue 3, green 1 | Distribution 0.6, 0.3, 0.1. Prefix: The marker is | Select a next token | An output, not an observation. Current marker question | Check direct evidence | Colour claim needs support"/>
+            <wp:docPr id="30" name="Picture 30" descr="Keep the evidence roles separate. Ten corpus continuations | Count red 6, blue 3, green 1 | Distribution 0.6, 0.3, 0.1. Prefix: The marker is | Select a next token | An output, not an observation. Current marker question | Check direct evidence | Colour claim needs support"/>
             <wp:cNvGraphicFramePr>
               <a:graphicFrameLocks noChangeAspect="1"/>
             </wp:cNvGraphicFramePr>
@@ -7004,7 +7811,7 @@
                     <pic:cNvPicPr/>
                   </pic:nvPicPr>
                   <pic:blipFill>
-                    <a:blip r:embed="rId31"/>
+                    <a:blip r:embed="rId32"/>
                     <a:stretch>
                       <a:fillRect/>
                     </a:stretch>
@@ -7096,7 +7903,6 @@
     <w:p>
       <w:pPr>
         <w:spacing w:line="336" w:lineRule="auto" w:after="180"/>
-        <w:shd w:fill="F5F1FB"/>
       </w:pPr>
       <w:r>
         <w:rPr>
@@ -7107,7 +7913,7 @@
     </w:p>
     <w:p>
       <w:pPr>
-        <w:pStyle w:val="Heading3"/>
+        <w:pStyle w:val="Heading2"/>
       </w:pPr>
       <w:r>
         <w:t>04. Change one thing. Trace what follows.</w:t>
@@ -7118,7 +7924,7 @@
         <w:drawing>
           <wp:inline xmlns:a="http://schemas.openxmlformats.org/drawingml/2006/main" xmlns:pic="http://schemas.openxmlformats.org/drawingml/2006/picture">
             <wp:extent cx="5486400" cy="3026664"/>
-            <wp:docPr id="25" name="Picture 25" descr="Original case: Keep the supported change-of-state claim; remove or review the unsupported addition. Changed condition: The classifier instead predicts history while N and the draft stay unchanged. Expected result: The category prediction changes, but the same unsupported draft claim still needs checking. Reason: Stages can fail independently; one result does not validate another."/>
+            <wp:docPr id="31" name="Picture 31" descr="Original case: Keep the supported change-of-state claim; remove or review the unsupported addition. Changed condition: The classifier instead predicts history while N and the draft stay unchanged. Expected result: The category prediction changes, but the same unsupported draft claim still needs checking. Reason: Stages can fail independently; one result does not validate another."/>
             <wp:cNvGraphicFramePr>
               <a:graphicFrameLocks noChangeAspect="1"/>
             </wp:cNvGraphicFramePr>
@@ -7130,7 +7936,7 @@
                     <pic:cNvPicPr/>
                   </pic:nvPicPr>
                   <pic:blipFill>
-                    <a:blip r:embed="rId32"/>
+                    <a:blip r:embed="rId18"/>
                     <a:stretch>
                       <a:fillRect/>
                     </a:stretch>
@@ -7186,7 +7992,6 @@
     <w:p>
       <w:pPr>
         <w:spacing w:line="336" w:lineRule="auto" w:after="180"/>
-        <w:shd w:fill="F5F1FB"/>
       </w:pPr>
       <w:r>
         <w:rPr>
@@ -7197,7 +8002,7 @@
     </w:p>
     <w:p>
       <w:pPr>
-        <w:pStyle w:val="Heading3"/>
+        <w:pStyle w:val="Heading2"/>
       </w:pPr>
       <w:r>
         <w:t>05. Connect the explanation to its limit</w:t>
@@ -7208,7 +8013,7 @@
         <w:drawing>
           <wp:inline xmlns:a="http://schemas.openxmlformats.org/drawingml/2006/main" xmlns:pic="http://schemas.openxmlformats.org/drawingml/2006/picture">
             <wp:extent cx="5486400" cy="2834640"/>
-            <wp:docPr id="26" name="Picture 26" descr="Classification predicts a category under a trained mapping. Generation produces a sequence of words under a language objective. Supplying a note can support factual grounding, but the draft still requires claim-level checking. The category being correct does not prove every sentence in the answer is correct. Limit: This example does not expose a real model’s architecture or prove that source-fed generation always stays grounded."/>
+            <wp:docPr id="32" name="Picture 32" descr="Classification predicts a category under a trained mapping. Generation produces a sequence of words under a language objective. Supplying a note can support factual grounding, but the draft still requires claim-level checking. The category being correct does not prove every sentence in the answer is correct. Limit: This example does not expose a real model’s architecture or prove that source-fed generation always stays grounded."/>
             <wp:cNvGraphicFramePr>
               <a:graphicFrameLocks noChangeAspect="1"/>
             </wp:cNvGraphicFramePr>
@@ -7264,7 +8069,6 @@
     <w:p>
       <w:pPr>
         <w:spacing w:line="336" w:lineRule="auto" w:after="180"/>
-        <w:shd w:fill="F5F1FB"/>
       </w:pPr>
       <w:r>
         <w:rPr>
@@ -7275,7 +8079,7 @@
     </w:p>
     <w:p>
       <w:pPr>
-        <w:pStyle w:val="Heading3"/>
+        <w:pStyle w:val="Heading2"/>
       </w:pPr>
       <w:r>
         <w:t>06. Make the idea visible in your project</w:t>
@@ -7286,7 +8090,7 @@
         <w:drawing>
           <wp:inline xmlns:a="http://schemas.openxmlformats.org/drawingml/2006/main" xmlns:pic="http://schemas.openxmlformats.org/drawingml/2006/picture">
             <wp:extent cx="5486400" cy="3380232"/>
-            <wp:docPr id="27" name="Picture 27" descr="For the Verified Study Buddy, separate routing predictions, source retrieval and generated explanations in its evidence record. Draw your input, deciding step, result and limit. Supported question: Identify the first unsupported claim and explain what source would be needed before asserting it."/>
+            <wp:docPr id="33" name="Picture 33" descr="For the Verified Study Buddy, separate routing predictions, source retrieval and generated explanations in its evidence record. Draw your input, deciding step, result and limit. Supported question: Identify the first unsupported claim and explain what source would be needed before asserting it."/>
             <wp:cNvGraphicFramePr>
               <a:graphicFrameLocks noChangeAspect="1"/>
             </wp:cNvGraphicFramePr>
@@ -7378,7 +8182,6 @@
     <w:p>
       <w:pPr>
         <w:spacing w:line="336" w:lineRule="auto" w:after="180"/>
-        <w:shd w:fill="F5F1FB"/>
       </w:pPr>
       <w:r>
         <w:rPr>
@@ -7397,6 +8200,62 @@
           <w:b w:val="0"/>
         </w:rPr>
         <w:t>.</w:t>
+      </w:r>
+    </w:p>
+    <w:p>
+      <w:pPr>
+        <w:pStyle w:val="Heading2"/>
+      </w:pPr>
+      <w:r>
+        <w:t>Earlier wording, alternatives and picture transcripts · reference / check after trying</w:t>
+      </w:r>
+    </w:p>
+    <w:p>
+      <w:pPr>
+        <w:pStyle w:val="Heading3"/>
+      </w:pPr>
+      <w:r>
+        <w:t>01. Predictive and Generative AI: the case</w:t>
+      </w:r>
+    </w:p>
+    <w:p>
+      <w:pPr>
+        <w:pStyle w:val="Heading3"/>
+      </w:pPr>
+      <w:r>
+        <w:t>02. Follow the deciding steps</w:t>
+      </w:r>
+    </w:p>
+    <w:p>
+      <w:pPr>
+        <w:pStyle w:val="Heading3"/>
+      </w:pPr>
+      <w:r>
+        <w:t>03. Keep the evidence roles separate</w:t>
+      </w:r>
+    </w:p>
+    <w:p>
+      <w:pPr>
+        <w:pStyle w:val="Heading3"/>
+      </w:pPr>
+      <w:r>
+        <w:t>04. Change one thing. Trace what follows.</w:t>
+      </w:r>
+    </w:p>
+    <w:p>
+      <w:pPr>
+        <w:pStyle w:val="Heading3"/>
+      </w:pPr>
+      <w:r>
+        <w:t>05. Connect the explanation to its limit</w:t>
+      </w:r>
+    </w:p>
+    <w:p>
+      <w:pPr>
+        <w:pStyle w:val="Heading3"/>
+      </w:pPr>
+      <w:r>
+        <w:t>06. Make the idea visible in your project</w:t>
       </w:r>
     </w:p>
     <w:sectPr>
